--- a/Notes/Git and gitHub.docx
+++ b/Notes/Git and gitHub.docx
@@ -224,65 +224,9 @@
           <w:szCs w:val="36"/>
           <w:highlight w:val="green"/>
         </w:rPr>
-        <w:t>git init</w:t>
-      </w:r>
-    </w:p>
-    <w:p>
-      <w:pPr>
-        <w:jc w:val="center"/>
-        <w:rPr>
-          <w:rFonts w:ascii="Times New Roman" w:hAnsi="Times New Roman" w:cs="Times New Roman"/>
-          <w:sz w:val="36"/>
-          <w:szCs w:val="36"/>
-        </w:rPr>
-      </w:pPr>
-    </w:p>
-    <w:p>
-      <w:pPr>
-        <w:rPr>
-          <w:rFonts w:ascii="Times New Roman" w:hAnsi="Times New Roman" w:cs="Times New Roman"/>
-          <w:sz w:val="24"/>
-          <w:szCs w:val="24"/>
-        </w:rPr>
-      </w:pPr>
-      <w:r>
-        <w:rPr>
-          <w:rFonts w:ascii="Times New Roman" w:hAnsi="Times New Roman" w:cs="Times New Roman"/>
-          <w:b/>
-          <w:bCs/>
-          <w:sz w:val="28"/>
-          <w:szCs w:val="28"/>
-        </w:rPr>
-        <w:t xml:space="preserve">Cloning an Existing </w:t>
-      </w:r>
-      <w:r>
-        <w:rPr>
-          <w:rFonts w:ascii="Times New Roman" w:hAnsi="Times New Roman" w:cs="Times New Roman"/>
-          <w:b/>
-          <w:bCs/>
-          <w:sz w:val="28"/>
-          <w:szCs w:val="28"/>
-        </w:rPr>
-        <w:t>Repository: - This</w:t>
-      </w:r>
-      <w:r>
-        <w:rPr>
-          <w:rFonts w:ascii="Times New Roman" w:hAnsi="Times New Roman" w:cs="Times New Roman"/>
-          <w:sz w:val="24"/>
-          <w:szCs w:val="24"/>
-        </w:rPr>
-        <w:t xml:space="preserve"> copies a repository from GitHub to your local machine.</w:t>
-      </w:r>
-    </w:p>
-    <w:p>
-      <w:pPr>
-        <w:jc w:val="center"/>
-        <w:rPr>
-          <w:rFonts w:ascii="Times New Roman" w:hAnsi="Times New Roman" w:cs="Times New Roman"/>
-          <w:sz w:val="36"/>
-          <w:szCs w:val="36"/>
-        </w:rPr>
-      </w:pPr>
+        <w:t xml:space="preserve">git </w:t>
+      </w:r>
+      <w:proofErr w:type="spellStart"/>
       <w:r>
         <w:rPr>
           <w:rFonts w:ascii="Times New Roman" w:hAnsi="Times New Roman" w:cs="Times New Roman"/>
@@ -290,54 +234,55 @@
           <w:szCs w:val="36"/>
           <w:highlight w:val="green"/>
         </w:rPr>
-        <w:t>git clone &lt;repo_url&gt;</w:t>
-      </w:r>
+        <w:t>init</w:t>
+      </w:r>
+      <w:proofErr w:type="spellEnd"/>
     </w:p>
     <w:p>
       <w:pPr>
         <w:jc w:val="center"/>
         <w:rPr>
           <w:rFonts w:ascii="Times New Roman" w:hAnsi="Times New Roman" w:cs="Times New Roman"/>
+          <w:sz w:val="36"/>
+          <w:szCs w:val="36"/>
+        </w:rPr>
+      </w:pPr>
+    </w:p>
+    <w:p>
+      <w:pPr>
+        <w:rPr>
+          <w:rFonts w:ascii="Times New Roman" w:hAnsi="Times New Roman" w:cs="Times New Roman"/>
+          <w:sz w:val="24"/>
+          <w:szCs w:val="24"/>
+        </w:rPr>
+      </w:pPr>
+      <w:r>
+        <w:rPr>
+          <w:rFonts w:ascii="Times New Roman" w:hAnsi="Times New Roman" w:cs="Times New Roman"/>
+          <w:b/>
+          <w:bCs/>
           <w:sz w:val="28"/>
           <w:szCs w:val="28"/>
         </w:rPr>
-      </w:pPr>
-    </w:p>
-    <w:p>
-      <w:pPr>
+        <w:t xml:space="preserve">Cloning an Existing </w:t>
+      </w:r>
+      <w:r>
+        <w:rPr>
+          <w:rFonts w:ascii="Times New Roman" w:hAnsi="Times New Roman" w:cs="Times New Roman"/>
+          <w:b/>
+          <w:bCs/>
+          <w:sz w:val="28"/>
+          <w:szCs w:val="28"/>
+        </w:rPr>
+        <w:t>Repository: - This</w:t>
+      </w:r>
+      <w:r>
         <w:rPr>
           <w:rFonts w:ascii="Times New Roman" w:hAnsi="Times New Roman" w:cs="Times New Roman"/>
           <w:sz w:val="24"/>
           <w:szCs w:val="24"/>
         </w:rPr>
-      </w:pPr>
-      <w:r>
-        <w:rPr>
-          <w:rFonts w:ascii="Times New Roman" w:hAnsi="Times New Roman" w:cs="Times New Roman"/>
-          <w:b/>
-          <w:bCs/>
-          <w:sz w:val="28"/>
-          <w:szCs w:val="28"/>
-        </w:rPr>
-        <w:t xml:space="preserve">Checking Repository </w:t>
-      </w:r>
-      <w:r>
-        <w:rPr>
-          <w:rFonts w:ascii="Times New Roman" w:hAnsi="Times New Roman" w:cs="Times New Roman"/>
-          <w:b/>
-          <w:bCs/>
-          <w:sz w:val="28"/>
-          <w:szCs w:val="28"/>
-        </w:rPr>
-        <w:t xml:space="preserve">Status: - </w:t>
-      </w:r>
-      <w:r>
-        <w:rPr>
-          <w:rFonts w:ascii="Times New Roman" w:hAnsi="Times New Roman" w:cs="Times New Roman"/>
-          <w:sz w:val="24"/>
-          <w:szCs w:val="24"/>
-        </w:rPr>
-        <w:t>Shows the current state of your repository (new, modified, staged files).</w:t>
+        <w:t xml:space="preserve"> copies a repository from GitHub to your local machine.</w:t>
       </w:r>
     </w:p>
     <w:p>
@@ -356,59 +301,9 @@
           <w:szCs w:val="36"/>
           <w:highlight w:val="green"/>
         </w:rPr>
-        <w:t>git status</w:t>
-      </w:r>
-    </w:p>
-    <w:p>
-      <w:pPr>
-        <w:jc w:val="center"/>
-        <w:rPr>
-          <w:rFonts w:ascii="Times New Roman" w:hAnsi="Times New Roman" w:cs="Times New Roman"/>
-          <w:sz w:val="36"/>
-          <w:szCs w:val="36"/>
-        </w:rPr>
-      </w:pPr>
-    </w:p>
-    <w:p>
-      <w:pPr>
-        <w:rPr>
-          <w:rFonts w:ascii="Times New Roman" w:hAnsi="Times New Roman" w:cs="Times New Roman"/>
-          <w:b/>
-          <w:bCs/>
-          <w:sz w:val="28"/>
-          <w:szCs w:val="28"/>
-        </w:rPr>
-      </w:pPr>
-      <w:r>
-        <w:rPr>
-          <w:rFonts w:ascii="Times New Roman" w:hAnsi="Times New Roman" w:cs="Times New Roman"/>
-          <w:b/>
-          <w:bCs/>
-          <w:sz w:val="28"/>
-          <w:szCs w:val="28"/>
-        </w:rPr>
-        <w:t xml:space="preserve">Adding Changes to Staging </w:t>
-      </w:r>
-      <w:r>
-        <w:rPr>
-          <w:rFonts w:ascii="Times New Roman" w:hAnsi="Times New Roman" w:cs="Times New Roman"/>
-          <w:b/>
-          <w:bCs/>
-          <w:sz w:val="28"/>
-          <w:szCs w:val="28"/>
-        </w:rPr>
-        <w:t>Area: -</w:t>
-      </w:r>
-    </w:p>
-    <w:p>
-      <w:pPr>
-        <w:jc w:val="center"/>
-        <w:rPr>
-          <w:rFonts w:ascii="Times New Roman" w:hAnsi="Times New Roman" w:cs="Times New Roman"/>
-          <w:sz w:val="36"/>
-          <w:szCs w:val="36"/>
-        </w:rPr>
-      </w:pPr>
+        <w:t>git clone &lt;</w:t>
+      </w:r>
+      <w:proofErr w:type="spellStart"/>
       <w:r>
         <w:rPr>
           <w:rFonts w:ascii="Times New Roman" w:hAnsi="Times New Roman" w:cs="Times New Roman"/>
@@ -416,25 +311,9 @@
           <w:szCs w:val="36"/>
           <w:highlight w:val="green"/>
         </w:rPr>
-        <w:t>git add &lt;filename&gt;      # Add a specific file</w:t>
-      </w:r>
-    </w:p>
-    <w:p>
-      <w:pPr>
-        <w:rPr>
-          <w:rFonts w:ascii="Times New Roman" w:hAnsi="Times New Roman" w:cs="Times New Roman"/>
-          <w:sz w:val="36"/>
-          <w:szCs w:val="36"/>
-        </w:rPr>
-      </w:pPr>
-      <w:r>
-        <w:rPr>
-          <w:rFonts w:ascii="Times New Roman" w:hAnsi="Times New Roman" w:cs="Times New Roman"/>
-          <w:sz w:val="36"/>
-          <w:szCs w:val="36"/>
-        </w:rPr>
-        <w:t xml:space="preserve">                        </w:t>
-      </w:r>
+        <w:t>repo_url</w:t>
+      </w:r>
+      <w:proofErr w:type="spellEnd"/>
       <w:r>
         <w:rPr>
           <w:rFonts w:ascii="Times New Roman" w:hAnsi="Times New Roman" w:cs="Times New Roman"/>
@@ -442,7 +321,179 @@
           <w:szCs w:val="36"/>
           <w:highlight w:val="green"/>
         </w:rPr>
-        <w:t>git add .              # Add all changes</w:t>
+        <w:t>&gt;</w:t>
+      </w:r>
+    </w:p>
+    <w:p>
+      <w:pPr>
+        <w:jc w:val="center"/>
+        <w:rPr>
+          <w:rFonts w:ascii="Times New Roman" w:hAnsi="Times New Roman" w:cs="Times New Roman"/>
+          <w:sz w:val="28"/>
+          <w:szCs w:val="28"/>
+        </w:rPr>
+      </w:pPr>
+    </w:p>
+    <w:p>
+      <w:pPr>
+        <w:rPr>
+          <w:rFonts w:ascii="Times New Roman" w:hAnsi="Times New Roman" w:cs="Times New Roman"/>
+          <w:sz w:val="24"/>
+          <w:szCs w:val="24"/>
+        </w:rPr>
+      </w:pPr>
+      <w:r>
+        <w:rPr>
+          <w:rFonts w:ascii="Times New Roman" w:hAnsi="Times New Roman" w:cs="Times New Roman"/>
+          <w:b/>
+          <w:bCs/>
+          <w:sz w:val="28"/>
+          <w:szCs w:val="28"/>
+        </w:rPr>
+        <w:t xml:space="preserve">Checking Repository </w:t>
+      </w:r>
+      <w:r>
+        <w:rPr>
+          <w:rFonts w:ascii="Times New Roman" w:hAnsi="Times New Roman" w:cs="Times New Roman"/>
+          <w:b/>
+          <w:bCs/>
+          <w:sz w:val="28"/>
+          <w:szCs w:val="28"/>
+        </w:rPr>
+        <w:t xml:space="preserve">Status: - </w:t>
+      </w:r>
+      <w:r>
+        <w:rPr>
+          <w:rFonts w:ascii="Times New Roman" w:hAnsi="Times New Roman" w:cs="Times New Roman"/>
+          <w:sz w:val="24"/>
+          <w:szCs w:val="24"/>
+        </w:rPr>
+        <w:t>Shows the current state of your repository (new, modified, staged files).</w:t>
+      </w:r>
+    </w:p>
+    <w:p>
+      <w:pPr>
+        <w:jc w:val="center"/>
+        <w:rPr>
+          <w:rFonts w:ascii="Times New Roman" w:hAnsi="Times New Roman" w:cs="Times New Roman"/>
+          <w:sz w:val="36"/>
+          <w:szCs w:val="36"/>
+        </w:rPr>
+      </w:pPr>
+      <w:r>
+        <w:rPr>
+          <w:rFonts w:ascii="Times New Roman" w:hAnsi="Times New Roman" w:cs="Times New Roman"/>
+          <w:sz w:val="36"/>
+          <w:szCs w:val="36"/>
+          <w:highlight w:val="green"/>
+        </w:rPr>
+        <w:t>git status</w:t>
+      </w:r>
+    </w:p>
+    <w:p>
+      <w:pPr>
+        <w:jc w:val="center"/>
+        <w:rPr>
+          <w:rFonts w:ascii="Times New Roman" w:hAnsi="Times New Roman" w:cs="Times New Roman"/>
+          <w:sz w:val="36"/>
+          <w:szCs w:val="36"/>
+        </w:rPr>
+      </w:pPr>
+    </w:p>
+    <w:p>
+      <w:pPr>
+        <w:rPr>
+          <w:rFonts w:ascii="Times New Roman" w:hAnsi="Times New Roman" w:cs="Times New Roman"/>
+          <w:b/>
+          <w:bCs/>
+          <w:sz w:val="28"/>
+          <w:szCs w:val="28"/>
+        </w:rPr>
+      </w:pPr>
+      <w:r>
+        <w:rPr>
+          <w:rFonts w:ascii="Times New Roman" w:hAnsi="Times New Roman" w:cs="Times New Roman"/>
+          <w:b/>
+          <w:bCs/>
+          <w:sz w:val="28"/>
+          <w:szCs w:val="28"/>
+        </w:rPr>
+        <w:t xml:space="preserve">Adding Changes to Staging </w:t>
+      </w:r>
+      <w:r>
+        <w:rPr>
+          <w:rFonts w:ascii="Times New Roman" w:hAnsi="Times New Roman" w:cs="Times New Roman"/>
+          <w:b/>
+          <w:bCs/>
+          <w:sz w:val="28"/>
+          <w:szCs w:val="28"/>
+        </w:rPr>
+        <w:t>Area: -</w:t>
+      </w:r>
+    </w:p>
+    <w:p>
+      <w:pPr>
+        <w:jc w:val="center"/>
+        <w:rPr>
+          <w:rFonts w:ascii="Times New Roman" w:hAnsi="Times New Roman" w:cs="Times New Roman"/>
+          <w:sz w:val="36"/>
+          <w:szCs w:val="36"/>
+        </w:rPr>
+      </w:pPr>
+      <w:r>
+        <w:rPr>
+          <w:rFonts w:ascii="Times New Roman" w:hAnsi="Times New Roman" w:cs="Times New Roman"/>
+          <w:sz w:val="36"/>
+          <w:szCs w:val="36"/>
+          <w:highlight w:val="green"/>
+        </w:rPr>
+        <w:t>git add &lt;filename&gt;      # Add a specific file</w:t>
+      </w:r>
+    </w:p>
+    <w:p>
+      <w:pPr>
+        <w:rPr>
+          <w:rFonts w:ascii="Times New Roman" w:hAnsi="Times New Roman" w:cs="Times New Roman"/>
+          <w:sz w:val="36"/>
+          <w:szCs w:val="36"/>
+        </w:rPr>
+      </w:pPr>
+      <w:r>
+        <w:rPr>
+          <w:rFonts w:ascii="Times New Roman" w:hAnsi="Times New Roman" w:cs="Times New Roman"/>
+          <w:sz w:val="36"/>
+          <w:szCs w:val="36"/>
+        </w:rPr>
+        <w:t xml:space="preserve">                        </w:t>
+      </w:r>
+      <w:r>
+        <w:rPr>
+          <w:rFonts w:ascii="Times New Roman" w:hAnsi="Times New Roman" w:cs="Times New Roman"/>
+          <w:sz w:val="36"/>
+          <w:szCs w:val="36"/>
+          <w:highlight w:val="green"/>
+        </w:rPr>
+        <w:t xml:space="preserve">git </w:t>
+      </w:r>
+      <w:proofErr w:type="gramStart"/>
+      <w:r>
+        <w:rPr>
+          <w:rFonts w:ascii="Times New Roman" w:hAnsi="Times New Roman" w:cs="Times New Roman"/>
+          <w:sz w:val="36"/>
+          <w:szCs w:val="36"/>
+          <w:highlight w:val="green"/>
+        </w:rPr>
+        <w:t>add .</w:t>
+      </w:r>
+      <w:proofErr w:type="gramEnd"/>
+      <w:r>
+        <w:rPr>
+          <w:rFonts w:ascii="Times New Roman" w:hAnsi="Times New Roman" w:cs="Times New Roman"/>
+          <w:sz w:val="36"/>
+          <w:szCs w:val="36"/>
+          <w:highlight w:val="green"/>
+        </w:rPr>
+        <w:t xml:space="preserve">              # Add all changes</w:t>
       </w:r>
     </w:p>
     <w:p>
@@ -933,7 +984,31 @@
           <w:szCs w:val="28"/>
           <w:highlight w:val="green"/>
         </w:rPr>
-        <w:t>git remote add origin &lt;repo_url&gt;</w:t>
+        <w:t>git remote add origin &lt;</w:t>
+      </w:r>
+      <w:proofErr w:type="spellStart"/>
+      <w:r>
+        <w:rPr>
+          <w:rFonts w:ascii="Times New Roman" w:hAnsi="Times New Roman" w:cs="Times New Roman"/>
+          <w:b/>
+          <w:bCs/>
+          <w:sz w:val="28"/>
+          <w:szCs w:val="28"/>
+          <w:highlight w:val="green"/>
+        </w:rPr>
+        <w:t>repo_url</w:t>
+      </w:r>
+      <w:proofErr w:type="spellEnd"/>
+      <w:r>
+        <w:rPr>
+          <w:rFonts w:ascii="Times New Roman" w:hAnsi="Times New Roman" w:cs="Times New Roman"/>
+          <w:b/>
+          <w:bCs/>
+          <w:sz w:val="28"/>
+          <w:szCs w:val="28"/>
+          <w:highlight w:val="green"/>
+        </w:rPr>
+        <w:t>&gt;</w:t>
       </w:r>
     </w:p>
     <w:p>
@@ -1251,7 +1326,27 @@
           <w:szCs w:val="28"/>
           <w:highlight w:val="green"/>
         </w:rPr>
-        <w:t>git add &lt;conflicted_file&gt;</w:t>
+        <w:t>git add &lt;</w:t>
+      </w:r>
+      <w:proofErr w:type="spellStart"/>
+      <w:r>
+        <w:rPr>
+          <w:rFonts w:ascii="Times New Roman" w:hAnsi="Times New Roman" w:cs="Times New Roman"/>
+          <w:sz w:val="28"/>
+          <w:szCs w:val="28"/>
+          <w:highlight w:val="green"/>
+        </w:rPr>
+        <w:t>conflicted_file</w:t>
+      </w:r>
+      <w:proofErr w:type="spellEnd"/>
+      <w:r>
+        <w:rPr>
+          <w:rFonts w:ascii="Times New Roman" w:hAnsi="Times New Roman" w:cs="Times New Roman"/>
+          <w:sz w:val="28"/>
+          <w:szCs w:val="28"/>
+          <w:highlight w:val="green"/>
+        </w:rPr>
+        <w:t>&gt;</w:t>
       </w:r>
     </w:p>
     <w:p>
@@ -1715,19 +1810,7 @@
               <w:rPr>
                 <w:rFonts w:ascii="Times New Roman" w:hAnsi="Times New Roman" w:cs="Times New Roman"/>
               </w:rPr>
-              <w:t xml:space="preserve">git </w:t>
-            </w:r>
-            <w:r>
-              <w:rPr>
-                <w:rFonts w:ascii="Times New Roman" w:hAnsi="Times New Roman" w:cs="Times New Roman"/>
-              </w:rPr>
-              <w:t>switch</w:t>
-            </w:r>
-            <w:r>
-              <w:rPr>
-                <w:rFonts w:ascii="Times New Roman" w:hAnsi="Times New Roman" w:cs="Times New Roman"/>
-              </w:rPr>
-              <w:t xml:space="preserve"> new-feature</w:t>
+              <w:t>git switch new-feature</w:t>
             </w:r>
           </w:p>
         </w:tc>
@@ -1810,8 +1893,16 @@
               <w:rPr>
                 <w:rFonts w:ascii="Times New Roman" w:hAnsi="Times New Roman" w:cs="Times New Roman"/>
               </w:rPr>
-              <w:t>git add .</w:t>
-            </w:r>
+              <w:t xml:space="preserve">git </w:t>
+            </w:r>
+            <w:proofErr w:type="gramStart"/>
+            <w:r>
+              <w:rPr>
+                <w:rFonts w:ascii="Times New Roman" w:hAnsi="Times New Roman" w:cs="Times New Roman"/>
+              </w:rPr>
+              <w:t>add .</w:t>
+            </w:r>
+            <w:proofErr w:type="gramEnd"/>
           </w:p>
           <w:p>
             <w:pPr>
@@ -2446,8 +2537,16 @@
               <w:rPr>
                 <w:rFonts w:ascii="Times New Roman" w:hAnsi="Times New Roman" w:cs="Times New Roman"/>
               </w:rPr>
-              <w:t>git add .</w:t>
-            </w:r>
+              <w:t xml:space="preserve">git </w:t>
+            </w:r>
+            <w:proofErr w:type="gramStart"/>
+            <w:r>
+              <w:rPr>
+                <w:rFonts w:ascii="Times New Roman" w:hAnsi="Times New Roman" w:cs="Times New Roman"/>
+              </w:rPr>
+              <w:t>add .</w:t>
+            </w:r>
+            <w:proofErr w:type="gramEnd"/>
           </w:p>
           <w:p>
             <w:pPr>
@@ -2509,39 +2608,2703 @@
           <w:rFonts w:ascii="Times New Roman" w:hAnsi="Times New Roman" w:cs="Times New Roman"/>
         </w:rPr>
       </w:pPr>
-      <w:r>
-        <w:rPr>
-          <w:rFonts w:ascii="Times New Roman" w:hAnsi="Times New Roman" w:cs="Times New Roman"/>
-        </w:rPr>
-        <w:t xml:space="preserve">Note:- </w:t>
-      </w:r>
-    </w:p>
-    <w:p>
-      <w:pPr>
-        <w:tabs>
-          <w:tab w:val="left" w:pos="2298"/>
-        </w:tabs>
-        <w:rPr>
-          <w:rFonts w:ascii="Times New Roman" w:hAnsi="Times New Roman" w:cs="Times New Roman"/>
-        </w:rPr>
-      </w:pPr>
-      <w:r>
-        <w:rPr>
-          <w:rFonts w:ascii="Times New Roman" w:hAnsi="Times New Roman" w:cs="Times New Roman"/>
-        </w:rPr>
-        <w:t>Pull after every merge to escape from merge conflit.</w:t>
-      </w:r>
-    </w:p>
-    <w:p>
-      <w:pPr>
-        <w:tabs>
-          <w:tab w:val="left" w:pos="2298"/>
-        </w:tabs>
-        <w:rPr>
-          <w:rFonts w:ascii="Times New Roman" w:hAnsi="Times New Roman" w:cs="Times New Roman"/>
-        </w:rPr>
-      </w:pPr>
-    </w:p>
+      <w:proofErr w:type="gramStart"/>
+      <w:r>
+        <w:rPr>
+          <w:rFonts w:ascii="Times New Roman" w:hAnsi="Times New Roman" w:cs="Times New Roman"/>
+        </w:rPr>
+        <w:t>Note:-</w:t>
+      </w:r>
+      <w:proofErr w:type="gramEnd"/>
+      <w:r>
+        <w:rPr>
+          <w:rFonts w:ascii="Times New Roman" w:hAnsi="Times New Roman" w:cs="Times New Roman"/>
+        </w:rPr>
+        <w:t xml:space="preserve"> </w:t>
+      </w:r>
+    </w:p>
+    <w:p>
+      <w:pPr>
+        <w:tabs>
+          <w:tab w:val="left" w:pos="2298"/>
+        </w:tabs>
+        <w:rPr>
+          <w:rFonts w:ascii="Times New Roman" w:hAnsi="Times New Roman" w:cs="Times New Roman"/>
+        </w:rPr>
+      </w:pPr>
+      <w:r>
+        <w:rPr>
+          <w:rFonts w:ascii="Times New Roman" w:hAnsi="Times New Roman" w:cs="Times New Roman"/>
+        </w:rPr>
+        <w:t xml:space="preserve">Pull after every merge to escape from merge </w:t>
+      </w:r>
+      <w:r>
+        <w:rPr>
+          <w:rFonts w:ascii="Times New Roman" w:hAnsi="Times New Roman" w:cs="Times New Roman"/>
+        </w:rPr>
+        <w:t>conflict</w:t>
+      </w:r>
+      <w:r>
+        <w:rPr>
+          <w:rFonts w:ascii="Times New Roman" w:hAnsi="Times New Roman" w:cs="Times New Roman"/>
+        </w:rPr>
+        <w:t>.</w:t>
+      </w:r>
+    </w:p>
+    <w:p>
+      <w:pPr>
+        <w:tabs>
+          <w:tab w:val="left" w:pos="2298"/>
+        </w:tabs>
+        <w:rPr>
+          <w:rFonts w:ascii="Times New Roman" w:hAnsi="Times New Roman" w:cs="Times New Roman"/>
+        </w:rPr>
+      </w:pPr>
+    </w:p>
+    <w:p>
+      <w:pPr>
+        <w:tabs>
+          <w:tab w:val="left" w:pos="2298"/>
+        </w:tabs>
+        <w:rPr>
+          <w:rFonts w:ascii="Times New Roman" w:hAnsi="Times New Roman" w:cs="Times New Roman"/>
+        </w:rPr>
+      </w:pPr>
+    </w:p>
+    <w:p>
+      <w:pPr>
+        <w:tabs>
+          <w:tab w:val="left" w:pos="2298"/>
+        </w:tabs>
+        <w:rPr>
+          <w:rFonts w:ascii="Times New Roman" w:hAnsi="Times New Roman" w:cs="Times New Roman"/>
+        </w:rPr>
+      </w:pPr>
+    </w:p>
+    <w:p>
+      <w:pPr>
+        <w:tabs>
+          <w:tab w:val="left" w:pos="2298"/>
+        </w:tabs>
+        <w:rPr>
+          <w:rFonts w:ascii="Times New Roman" w:hAnsi="Times New Roman" w:cs="Times New Roman"/>
+        </w:rPr>
+      </w:pPr>
+    </w:p>
+    <w:p>
+      <w:pPr>
+        <w:tabs>
+          <w:tab w:val="left" w:pos="2298"/>
+        </w:tabs>
+        <w:rPr>
+          <w:rFonts w:ascii="Times New Roman" w:hAnsi="Times New Roman" w:cs="Times New Roman"/>
+        </w:rPr>
+      </w:pPr>
+    </w:p>
+    <w:p>
+      <w:pPr>
+        <w:tabs>
+          <w:tab w:val="left" w:pos="2298"/>
+        </w:tabs>
+        <w:rPr>
+          <w:rFonts w:ascii="Times New Roman" w:hAnsi="Times New Roman" w:cs="Times New Roman"/>
+        </w:rPr>
+      </w:pPr>
+    </w:p>
+    <w:p>
+      <w:pPr>
+        <w:tabs>
+          <w:tab w:val="left" w:pos="2298"/>
+        </w:tabs>
+        <w:rPr>
+          <w:rFonts w:ascii="Times New Roman" w:hAnsi="Times New Roman" w:cs="Times New Roman"/>
+        </w:rPr>
+      </w:pPr>
+    </w:p>
+    <w:p>
+      <w:pPr>
+        <w:tabs>
+          <w:tab w:val="left" w:pos="2298"/>
+        </w:tabs>
+        <w:rPr>
+          <w:rFonts w:ascii="Times New Roman" w:hAnsi="Times New Roman" w:cs="Times New Roman"/>
+        </w:rPr>
+      </w:pPr>
+    </w:p>
+    <w:p>
+      <w:pPr>
+        <w:tabs>
+          <w:tab w:val="left" w:pos="2298"/>
+        </w:tabs>
+        <w:rPr>
+          <w:rFonts w:ascii="Times New Roman" w:hAnsi="Times New Roman" w:cs="Times New Roman"/>
+        </w:rPr>
+      </w:pPr>
+    </w:p>
+    <w:p>
+      <w:pPr>
+        <w:tabs>
+          <w:tab w:val="left" w:pos="2298"/>
+        </w:tabs>
+        <w:rPr>
+          <w:rFonts w:ascii="Times New Roman" w:hAnsi="Times New Roman" w:cs="Times New Roman"/>
+        </w:rPr>
+      </w:pPr>
+    </w:p>
+    <w:p>
+      <w:pPr>
+        <w:tabs>
+          <w:tab w:val="left" w:pos="2298"/>
+        </w:tabs>
+        <w:rPr>
+          <w:rFonts w:ascii="Times New Roman" w:hAnsi="Times New Roman" w:cs="Times New Roman"/>
+        </w:rPr>
+      </w:pPr>
+    </w:p>
+    <w:p>
+      <w:pPr>
+        <w:tabs>
+          <w:tab w:val="left" w:pos="2298"/>
+        </w:tabs>
+        <w:rPr>
+          <w:rFonts w:ascii="Times New Roman" w:hAnsi="Times New Roman" w:cs="Times New Roman"/>
+        </w:rPr>
+      </w:pPr>
+    </w:p>
+    <w:p>
+      <w:pPr>
+        <w:tabs>
+          <w:tab w:val="left" w:pos="2298"/>
+        </w:tabs>
+        <w:rPr>
+          <w:rFonts w:ascii="Times New Roman" w:hAnsi="Times New Roman" w:cs="Times New Roman"/>
+        </w:rPr>
+      </w:pPr>
+    </w:p>
+    <w:p>
+      <w:pPr>
+        <w:shd w:val="clear" w:color="auto" w:fill="ED7D31" w:themeFill="accent2"/>
+        <w:tabs>
+          <w:tab w:val="left" w:pos="2298"/>
+        </w:tabs>
+        <w:rPr>
+          <w:rFonts w:ascii="Times New Roman" w:hAnsi="Times New Roman" w:cs="Times New Roman"/>
+          <w:b/>
+          <w:bCs/>
+        </w:rPr>
+      </w:pPr>
+      <w:r>
+        <w:rPr>
+          <w:rFonts w:ascii="Times New Roman" w:hAnsi="Times New Roman" w:cs="Times New Roman"/>
+          <w:b/>
+          <w:bCs/>
+        </w:rPr>
+        <w:t>1. Setup &amp; Configuration</w:t>
+      </w:r>
+    </w:p>
+    <w:tbl>
+      <w:tblPr>
+        <w:tblStyle w:val="TableGrid"/>
+        <w:tblW w:w="0" w:type="auto"/>
+        <w:tblLook w:val="04A0" w:firstRow="1" w:lastRow="0" w:firstColumn="1" w:lastColumn="0" w:noHBand="0" w:noVBand="1"/>
+      </w:tblPr>
+      <w:tblGrid>
+        <w:gridCol w:w="10620"/>
+      </w:tblGrid>
+      <w:tr>
+        <w:tc>
+          <w:tcPr>
+            <w:tcW w:w="10620" w:type="dxa"/>
+            <w:shd w:val="clear" w:color="auto" w:fill="FFF2CC" w:themeFill="accent4" w:themeFillTint="33"/>
+          </w:tcPr>
+          <w:p>
+            <w:pPr>
+              <w:tabs>
+                <w:tab w:val="left" w:pos="2298"/>
+              </w:tabs>
+              <w:spacing w:after="160" w:line="259" w:lineRule="auto"/>
+              <w:rPr>
+                <w:rFonts w:ascii="Times New Roman" w:hAnsi="Times New Roman" w:cs="Times New Roman"/>
+              </w:rPr>
+            </w:pPr>
+            <w:r>
+              <w:rPr>
+                <w:rFonts w:ascii="Times New Roman" w:hAnsi="Times New Roman" w:cs="Times New Roman"/>
+              </w:rPr>
+              <w:t>git config --global user.name "Your Name"</w:t>
+            </w:r>
+          </w:p>
+          <w:p>
+            <w:pPr>
+              <w:tabs>
+                <w:tab w:val="left" w:pos="2298"/>
+              </w:tabs>
+              <w:spacing w:after="160" w:line="259" w:lineRule="auto"/>
+              <w:rPr>
+                <w:rFonts w:ascii="Times New Roman" w:hAnsi="Times New Roman" w:cs="Times New Roman"/>
+              </w:rPr>
+            </w:pPr>
+            <w:r>
+              <w:rPr>
+                <w:rFonts w:ascii="Times New Roman" w:hAnsi="Times New Roman" w:cs="Times New Roman"/>
+              </w:rPr>
+              <w:t xml:space="preserve">git config --global </w:t>
+            </w:r>
+            <w:proofErr w:type="spellStart"/>
+            <w:proofErr w:type="gramStart"/>
+            <w:r>
+              <w:rPr>
+                <w:rFonts w:ascii="Times New Roman" w:hAnsi="Times New Roman" w:cs="Times New Roman"/>
+              </w:rPr>
+              <w:t>user.email</w:t>
+            </w:r>
+            <w:proofErr w:type="spellEnd"/>
+            <w:proofErr w:type="gramEnd"/>
+            <w:r>
+              <w:rPr>
+                <w:rFonts w:ascii="Times New Roman" w:hAnsi="Times New Roman" w:cs="Times New Roman"/>
+              </w:rPr>
+              <w:t xml:space="preserve"> "your.email@example.com"</w:t>
+            </w:r>
+          </w:p>
+          <w:p>
+            <w:pPr>
+              <w:tabs>
+                <w:tab w:val="left" w:pos="2298"/>
+              </w:tabs>
+              <w:spacing w:after="160" w:line="259" w:lineRule="auto"/>
+              <w:rPr>
+                <w:rFonts w:ascii="Times New Roman" w:hAnsi="Times New Roman" w:cs="Times New Roman"/>
+              </w:rPr>
+            </w:pPr>
+            <w:r>
+              <w:rPr>
+                <w:rFonts w:ascii="Times New Roman" w:hAnsi="Times New Roman" w:cs="Times New Roman"/>
+              </w:rPr>
+              <w:t xml:space="preserve">git config --global </w:t>
+            </w:r>
+            <w:proofErr w:type="spellStart"/>
+            <w:proofErr w:type="gramStart"/>
+            <w:r>
+              <w:rPr>
+                <w:rFonts w:ascii="Times New Roman" w:hAnsi="Times New Roman" w:cs="Times New Roman"/>
+              </w:rPr>
+              <w:t>init.defaultBranch</w:t>
+            </w:r>
+            <w:proofErr w:type="spellEnd"/>
+            <w:proofErr w:type="gramEnd"/>
+            <w:r>
+              <w:rPr>
+                <w:rFonts w:ascii="Times New Roman" w:hAnsi="Times New Roman" w:cs="Times New Roman"/>
+              </w:rPr>
+              <w:t xml:space="preserve"> main</w:t>
+            </w:r>
+          </w:p>
+        </w:tc>
+      </w:tr>
+    </w:tbl>
+    <w:p>
+      <w:pPr>
+        <w:tabs>
+          <w:tab w:val="left" w:pos="2298"/>
+        </w:tabs>
+        <w:rPr>
+          <w:rFonts w:ascii="Times New Roman" w:hAnsi="Times New Roman" w:cs="Times New Roman"/>
+        </w:rPr>
+      </w:pPr>
+    </w:p>
+    <w:p>
+      <w:pPr>
+        <w:shd w:val="clear" w:color="auto" w:fill="ED7D31" w:themeFill="accent2"/>
+        <w:tabs>
+          <w:tab w:val="left" w:pos="2298"/>
+        </w:tabs>
+        <w:rPr>
+          <w:rFonts w:ascii="Times New Roman" w:hAnsi="Times New Roman" w:cs="Times New Roman"/>
+          <w:b/>
+          <w:bCs/>
+        </w:rPr>
+      </w:pPr>
+      <w:r>
+        <w:rPr>
+          <w:rFonts w:ascii="Times New Roman" w:hAnsi="Times New Roman" w:cs="Times New Roman"/>
+          <w:b/>
+          <w:bCs/>
+        </w:rPr>
+        <w:t>2. Initialize a Repository</w:t>
+      </w:r>
+    </w:p>
+    <w:tbl>
+      <w:tblPr>
+        <w:tblStyle w:val="TableGrid"/>
+        <w:tblW w:w="0" w:type="auto"/>
+        <w:tblLook w:val="04A0" w:firstRow="1" w:lastRow="0" w:firstColumn="1" w:lastColumn="0" w:noHBand="0" w:noVBand="1"/>
+      </w:tblPr>
+      <w:tblGrid>
+        <w:gridCol w:w="10620"/>
+      </w:tblGrid>
+      <w:tr>
+        <w:tc>
+          <w:tcPr>
+            <w:tcW w:w="10620" w:type="dxa"/>
+            <w:shd w:val="clear" w:color="auto" w:fill="FFF2CC" w:themeFill="accent4" w:themeFillTint="33"/>
+          </w:tcPr>
+          <w:p>
+            <w:pPr>
+              <w:tabs>
+                <w:tab w:val="left" w:pos="2298"/>
+              </w:tabs>
+              <w:spacing w:after="160" w:line="259" w:lineRule="auto"/>
+              <w:rPr>
+                <w:rFonts w:ascii="Times New Roman" w:hAnsi="Times New Roman" w:cs="Times New Roman"/>
+              </w:rPr>
+            </w:pPr>
+            <w:r>
+              <w:rPr>
+                <w:rFonts w:ascii="Times New Roman" w:hAnsi="Times New Roman" w:cs="Times New Roman"/>
+              </w:rPr>
+              <w:t xml:space="preserve">git </w:t>
+            </w:r>
+            <w:proofErr w:type="spellStart"/>
+            <w:r>
+              <w:rPr>
+                <w:rFonts w:ascii="Times New Roman" w:hAnsi="Times New Roman" w:cs="Times New Roman"/>
+              </w:rPr>
+              <w:t>init</w:t>
+            </w:r>
+            <w:proofErr w:type="spellEnd"/>
+          </w:p>
+        </w:tc>
+      </w:tr>
+    </w:tbl>
+    <w:p>
+      <w:pPr>
+        <w:tabs>
+          <w:tab w:val="left" w:pos="2298"/>
+        </w:tabs>
+        <w:rPr>
+          <w:rFonts w:ascii="Times New Roman" w:hAnsi="Times New Roman" w:cs="Times New Roman"/>
+          <w:i/>
+          <w:iCs/>
+        </w:rPr>
+      </w:pPr>
+    </w:p>
+    <w:p>
+      <w:pPr>
+        <w:tabs>
+          <w:tab w:val="left" w:pos="2298"/>
+        </w:tabs>
+        <w:rPr>
+          <w:rFonts w:ascii="Times New Roman" w:hAnsi="Times New Roman" w:cs="Times New Roman"/>
+        </w:rPr>
+      </w:pPr>
+      <w:r>
+        <w:rPr>
+          <w:rFonts w:ascii="Times New Roman" w:hAnsi="Times New Roman" w:cs="Times New Roman"/>
+          <w:i/>
+          <w:iCs/>
+        </w:rPr>
+        <w:t>(Run this in the project folder to initialize a new Git repository.)</w:t>
+      </w:r>
+    </w:p>
+    <w:p>
+      <w:pPr>
+        <w:shd w:val="clear" w:color="auto" w:fill="ED7D31" w:themeFill="accent2"/>
+        <w:tabs>
+          <w:tab w:val="left" w:pos="2298"/>
+        </w:tabs>
+        <w:rPr>
+          <w:rFonts w:ascii="Times New Roman" w:hAnsi="Times New Roman" w:cs="Times New Roman"/>
+          <w:b/>
+          <w:bCs/>
+        </w:rPr>
+      </w:pPr>
+      <w:r>
+        <w:rPr>
+          <w:rFonts w:ascii="Times New Roman" w:hAnsi="Times New Roman" w:cs="Times New Roman"/>
+          <w:b/>
+          <w:bCs/>
+        </w:rPr>
+        <w:t>3. Check Repository Status</w:t>
+      </w:r>
+    </w:p>
+    <w:tbl>
+      <w:tblPr>
+        <w:tblStyle w:val="TableGrid"/>
+        <w:tblW w:w="0" w:type="auto"/>
+        <w:tblLook w:val="04A0" w:firstRow="1" w:lastRow="0" w:firstColumn="1" w:lastColumn="0" w:noHBand="0" w:noVBand="1"/>
+      </w:tblPr>
+      <w:tblGrid>
+        <w:gridCol w:w="10620"/>
+      </w:tblGrid>
+      <w:tr>
+        <w:tc>
+          <w:tcPr>
+            <w:tcW w:w="10620" w:type="dxa"/>
+            <w:shd w:val="clear" w:color="auto" w:fill="FFF2CC" w:themeFill="accent4" w:themeFillTint="33"/>
+          </w:tcPr>
+          <w:p>
+            <w:pPr>
+              <w:tabs>
+                <w:tab w:val="left" w:pos="2298"/>
+              </w:tabs>
+              <w:spacing w:after="160" w:line="259" w:lineRule="auto"/>
+              <w:rPr>
+                <w:rFonts w:ascii="Times New Roman" w:hAnsi="Times New Roman" w:cs="Times New Roman"/>
+              </w:rPr>
+            </w:pPr>
+            <w:r>
+              <w:rPr>
+                <w:rFonts w:ascii="Times New Roman" w:hAnsi="Times New Roman" w:cs="Times New Roman"/>
+              </w:rPr>
+              <w:t>git status</w:t>
+            </w:r>
+          </w:p>
+        </w:tc>
+      </w:tr>
+    </w:tbl>
+    <w:p>
+      <w:pPr>
+        <w:tabs>
+          <w:tab w:val="left" w:pos="2298"/>
+        </w:tabs>
+        <w:rPr>
+          <w:rFonts w:ascii="Times New Roman" w:hAnsi="Times New Roman" w:cs="Times New Roman"/>
+        </w:rPr>
+      </w:pPr>
+      <w:r>
+        <w:rPr>
+          <w:rFonts w:ascii="Times New Roman" w:hAnsi="Times New Roman" w:cs="Times New Roman"/>
+          <w:i/>
+          <w:iCs/>
+        </w:rPr>
+        <w:t>(Shows changes, staged files, and untracked files.)</w:t>
+      </w:r>
+    </w:p>
+    <w:p>
+      <w:pPr>
+        <w:shd w:val="clear" w:color="auto" w:fill="ED7D31" w:themeFill="accent2"/>
+        <w:tabs>
+          <w:tab w:val="left" w:pos="2298"/>
+        </w:tabs>
+        <w:rPr>
+          <w:rFonts w:ascii="Times New Roman" w:hAnsi="Times New Roman" w:cs="Times New Roman"/>
+          <w:b/>
+          <w:bCs/>
+        </w:rPr>
+      </w:pPr>
+      <w:r>
+        <w:rPr>
+          <w:rFonts w:ascii="Times New Roman" w:hAnsi="Times New Roman" w:cs="Times New Roman"/>
+          <w:b/>
+          <w:bCs/>
+        </w:rPr>
+        <w:t>4. Staging &amp; Committing Changes</w:t>
+      </w:r>
+    </w:p>
+    <w:tbl>
+      <w:tblPr>
+        <w:tblStyle w:val="TableGrid"/>
+        <w:tblW w:w="0" w:type="auto"/>
+        <w:tblLook w:val="04A0" w:firstRow="1" w:lastRow="0" w:firstColumn="1" w:lastColumn="0" w:noHBand="0" w:noVBand="1"/>
+      </w:tblPr>
+      <w:tblGrid>
+        <w:gridCol w:w="10620"/>
+      </w:tblGrid>
+      <w:tr>
+        <w:tc>
+          <w:tcPr>
+            <w:tcW w:w="10620" w:type="dxa"/>
+            <w:shd w:val="clear" w:color="auto" w:fill="FFF2CC" w:themeFill="accent4" w:themeFillTint="33"/>
+          </w:tcPr>
+          <w:p>
+            <w:pPr>
+              <w:tabs>
+                <w:tab w:val="left" w:pos="2298"/>
+              </w:tabs>
+              <w:spacing w:after="160" w:line="259" w:lineRule="auto"/>
+              <w:rPr>
+                <w:rFonts w:ascii="Times New Roman" w:hAnsi="Times New Roman" w:cs="Times New Roman"/>
+              </w:rPr>
+            </w:pPr>
+            <w:r>
+              <w:rPr>
+                <w:rFonts w:ascii="Times New Roman" w:hAnsi="Times New Roman" w:cs="Times New Roman"/>
+              </w:rPr>
+              <w:t xml:space="preserve">git </w:t>
+            </w:r>
+            <w:proofErr w:type="gramStart"/>
+            <w:r>
+              <w:rPr>
+                <w:rFonts w:ascii="Times New Roman" w:hAnsi="Times New Roman" w:cs="Times New Roman"/>
+              </w:rPr>
+              <w:t>add .</w:t>
+            </w:r>
+            <w:proofErr w:type="gramEnd"/>
+            <w:r>
+              <w:rPr>
+                <w:rFonts w:ascii="Times New Roman" w:hAnsi="Times New Roman" w:cs="Times New Roman"/>
+              </w:rPr>
+              <w:t xml:space="preserve">          # Adds all modified/new files to staging</w:t>
+            </w:r>
+          </w:p>
+          <w:p>
+            <w:pPr>
+              <w:tabs>
+                <w:tab w:val="left" w:pos="2298"/>
+              </w:tabs>
+              <w:spacing w:after="160" w:line="259" w:lineRule="auto"/>
+              <w:rPr>
+                <w:rFonts w:ascii="Times New Roman" w:hAnsi="Times New Roman" w:cs="Times New Roman"/>
+              </w:rPr>
+            </w:pPr>
+            <w:r>
+              <w:rPr>
+                <w:rFonts w:ascii="Times New Roman" w:hAnsi="Times New Roman" w:cs="Times New Roman"/>
+              </w:rPr>
+              <w:t>git add filename   # Adds a specific file to staging</w:t>
+            </w:r>
+          </w:p>
+          <w:p>
+            <w:pPr>
+              <w:tabs>
+                <w:tab w:val="left" w:pos="2298"/>
+              </w:tabs>
+              <w:spacing w:after="160" w:line="259" w:lineRule="auto"/>
+              <w:rPr>
+                <w:rFonts w:ascii="Times New Roman" w:hAnsi="Times New Roman" w:cs="Times New Roman"/>
+              </w:rPr>
+            </w:pPr>
+            <w:r>
+              <w:rPr>
+                <w:rFonts w:ascii="Times New Roman" w:hAnsi="Times New Roman" w:cs="Times New Roman"/>
+              </w:rPr>
+              <w:t>git commit -m "Your commit message"</w:t>
+            </w:r>
+          </w:p>
+        </w:tc>
+      </w:tr>
+    </w:tbl>
+    <w:p>
+      <w:pPr>
+        <w:tabs>
+          <w:tab w:val="left" w:pos="2298"/>
+        </w:tabs>
+        <w:rPr>
+          <w:rFonts w:ascii="Times New Roman" w:hAnsi="Times New Roman" w:cs="Times New Roman"/>
+        </w:rPr>
+      </w:pPr>
+      <w:r>
+        <w:rPr>
+          <w:rFonts w:ascii="Times New Roman" w:hAnsi="Times New Roman" w:cs="Times New Roman"/>
+          <w:i/>
+          <w:iCs/>
+        </w:rPr>
+        <w:t>(Commits changes with a message.)</w:t>
+      </w:r>
+    </w:p>
+    <w:p>
+      <w:pPr>
+        <w:shd w:val="clear" w:color="auto" w:fill="ED7D31" w:themeFill="accent2"/>
+        <w:tabs>
+          <w:tab w:val="left" w:pos="2298"/>
+        </w:tabs>
+        <w:rPr>
+          <w:rFonts w:ascii="Times New Roman" w:hAnsi="Times New Roman" w:cs="Times New Roman"/>
+          <w:b/>
+          <w:bCs/>
+        </w:rPr>
+      </w:pPr>
+      <w:r>
+        <w:rPr>
+          <w:rFonts w:ascii="Times New Roman" w:hAnsi="Times New Roman" w:cs="Times New Roman"/>
+          <w:b/>
+          <w:bCs/>
+        </w:rPr>
+        <w:t>5. Working with Branches</w:t>
+      </w:r>
+    </w:p>
+    <w:tbl>
+      <w:tblPr>
+        <w:tblStyle w:val="TableGrid"/>
+        <w:tblW w:w="0" w:type="auto"/>
+        <w:tblLook w:val="04A0" w:firstRow="1" w:lastRow="0" w:firstColumn="1" w:lastColumn="0" w:noHBand="0" w:noVBand="1"/>
+      </w:tblPr>
+      <w:tblGrid>
+        <w:gridCol w:w="10620"/>
+      </w:tblGrid>
+      <w:tr>
+        <w:tc>
+          <w:tcPr>
+            <w:tcW w:w="10620" w:type="dxa"/>
+            <w:shd w:val="clear" w:color="auto" w:fill="FFF2CC" w:themeFill="accent4" w:themeFillTint="33"/>
+          </w:tcPr>
+          <w:p>
+            <w:pPr>
+              <w:tabs>
+                <w:tab w:val="left" w:pos="2298"/>
+              </w:tabs>
+              <w:spacing w:after="160" w:line="259" w:lineRule="auto"/>
+              <w:rPr>
+                <w:rFonts w:ascii="Times New Roman" w:hAnsi="Times New Roman" w:cs="Times New Roman"/>
+              </w:rPr>
+            </w:pPr>
+            <w:r>
+              <w:rPr>
+                <w:rFonts w:ascii="Times New Roman" w:hAnsi="Times New Roman" w:cs="Times New Roman"/>
+              </w:rPr>
+              <w:t xml:space="preserve">git branch              # Lists all branches  </w:t>
+            </w:r>
+          </w:p>
+          <w:p>
+            <w:pPr>
+              <w:tabs>
+                <w:tab w:val="left" w:pos="2298"/>
+              </w:tabs>
+              <w:spacing w:after="160" w:line="259" w:lineRule="auto"/>
+              <w:rPr>
+                <w:rFonts w:ascii="Times New Roman" w:hAnsi="Times New Roman" w:cs="Times New Roman"/>
+              </w:rPr>
+            </w:pPr>
+            <w:r>
+              <w:rPr>
+                <w:rFonts w:ascii="Times New Roman" w:hAnsi="Times New Roman" w:cs="Times New Roman"/>
+              </w:rPr>
+              <w:t xml:space="preserve">git branch new-branch   # Creates a new branch  </w:t>
+            </w:r>
+          </w:p>
+          <w:p>
+            <w:pPr>
+              <w:tabs>
+                <w:tab w:val="left" w:pos="2298"/>
+              </w:tabs>
+              <w:spacing w:after="160" w:line="259" w:lineRule="auto"/>
+              <w:rPr>
+                <w:rFonts w:ascii="Times New Roman" w:hAnsi="Times New Roman" w:cs="Times New Roman"/>
+              </w:rPr>
+            </w:pPr>
+            <w:r>
+              <w:rPr>
+                <w:rFonts w:ascii="Times New Roman" w:hAnsi="Times New Roman" w:cs="Times New Roman"/>
+              </w:rPr>
+              <w:t xml:space="preserve">git checkout new-branch # Switches to the new branch  </w:t>
+            </w:r>
+          </w:p>
+          <w:p>
+            <w:pPr>
+              <w:tabs>
+                <w:tab w:val="left" w:pos="2298"/>
+              </w:tabs>
+              <w:spacing w:after="160" w:line="259" w:lineRule="auto"/>
+              <w:rPr>
+                <w:rFonts w:ascii="Times New Roman" w:hAnsi="Times New Roman" w:cs="Times New Roman"/>
+              </w:rPr>
+            </w:pPr>
+            <w:r>
+              <w:rPr>
+                <w:rFonts w:ascii="Times New Roman" w:hAnsi="Times New Roman" w:cs="Times New Roman"/>
+              </w:rPr>
+              <w:t>git checkout -b new-</w:t>
+            </w:r>
+            <w:proofErr w:type="gramStart"/>
+            <w:r>
+              <w:rPr>
+                <w:rFonts w:ascii="Times New Roman" w:hAnsi="Times New Roman" w:cs="Times New Roman"/>
+              </w:rPr>
+              <w:t>branch  #</w:t>
+            </w:r>
+            <w:proofErr w:type="gramEnd"/>
+            <w:r>
+              <w:rPr>
+                <w:rFonts w:ascii="Times New Roman" w:hAnsi="Times New Roman" w:cs="Times New Roman"/>
+              </w:rPr>
+              <w:t xml:space="preserve"> Creates and switches to new branch  </w:t>
+            </w:r>
+          </w:p>
+          <w:p>
+            <w:pPr>
+              <w:tabs>
+                <w:tab w:val="left" w:pos="2298"/>
+              </w:tabs>
+              <w:spacing w:after="160" w:line="259" w:lineRule="auto"/>
+              <w:rPr>
+                <w:rFonts w:ascii="Times New Roman" w:hAnsi="Times New Roman" w:cs="Times New Roman"/>
+              </w:rPr>
+            </w:pPr>
+            <w:r>
+              <w:rPr>
+                <w:rFonts w:ascii="Times New Roman" w:hAnsi="Times New Roman" w:cs="Times New Roman"/>
+              </w:rPr>
+              <w:t xml:space="preserve">git branch -d new-branch    # Deletes a branch  </w:t>
+            </w:r>
+          </w:p>
+        </w:tc>
+      </w:tr>
+    </w:tbl>
+    <w:p>
+      <w:pPr>
+        <w:tabs>
+          <w:tab w:val="left" w:pos="2298"/>
+        </w:tabs>
+        <w:rPr>
+          <w:rFonts w:ascii="Times New Roman" w:hAnsi="Times New Roman" w:cs="Times New Roman"/>
+        </w:rPr>
+      </w:pPr>
+    </w:p>
+    <w:p>
+      <w:pPr>
+        <w:shd w:val="clear" w:color="auto" w:fill="ED7D31" w:themeFill="accent2"/>
+        <w:tabs>
+          <w:tab w:val="left" w:pos="2298"/>
+        </w:tabs>
+        <w:rPr>
+          <w:rFonts w:ascii="Times New Roman" w:hAnsi="Times New Roman" w:cs="Times New Roman"/>
+          <w:b/>
+          <w:bCs/>
+        </w:rPr>
+      </w:pPr>
+      <w:r>
+        <w:rPr>
+          <w:rFonts w:ascii="Times New Roman" w:hAnsi="Times New Roman" w:cs="Times New Roman"/>
+          <w:b/>
+          <w:bCs/>
+        </w:rPr>
+        <w:t>6. Pushing to GitHub</w:t>
+      </w:r>
+    </w:p>
+    <w:tbl>
+      <w:tblPr>
+        <w:tblStyle w:val="TableGrid"/>
+        <w:tblW w:w="0" w:type="auto"/>
+        <w:tblLook w:val="04A0" w:firstRow="1" w:lastRow="0" w:firstColumn="1" w:lastColumn="0" w:noHBand="0" w:noVBand="1"/>
+      </w:tblPr>
+      <w:tblGrid>
+        <w:gridCol w:w="10620"/>
+      </w:tblGrid>
+      <w:tr>
+        <w:tc>
+          <w:tcPr>
+            <w:tcW w:w="10620" w:type="dxa"/>
+            <w:shd w:val="clear" w:color="auto" w:fill="FFF2CC" w:themeFill="accent4" w:themeFillTint="33"/>
+          </w:tcPr>
+          <w:p>
+            <w:pPr>
+              <w:tabs>
+                <w:tab w:val="left" w:pos="2298"/>
+              </w:tabs>
+              <w:spacing w:after="160" w:line="259" w:lineRule="auto"/>
+              <w:rPr>
+                <w:rFonts w:ascii="Times New Roman" w:hAnsi="Times New Roman" w:cs="Times New Roman"/>
+              </w:rPr>
+            </w:pPr>
+            <w:r>
+              <w:rPr>
+                <w:rFonts w:ascii="Times New Roman" w:hAnsi="Times New Roman" w:cs="Times New Roman"/>
+              </w:rPr>
+              <w:t xml:space="preserve">git remote add origin </w:t>
+            </w:r>
+            <w:proofErr w:type="gramStart"/>
+            <w:r>
+              <w:rPr>
+                <w:rFonts w:ascii="Times New Roman" w:hAnsi="Times New Roman" w:cs="Times New Roman"/>
+              </w:rPr>
+              <w:t>https://github.com/your-username/repository-name.git  #</w:t>
+            </w:r>
+            <w:proofErr w:type="gramEnd"/>
+            <w:r>
+              <w:rPr>
+                <w:rFonts w:ascii="Times New Roman" w:hAnsi="Times New Roman" w:cs="Times New Roman"/>
+              </w:rPr>
+              <w:t xml:space="preserve"> Connect to GitHub  </w:t>
+            </w:r>
+          </w:p>
+          <w:p>
+            <w:pPr>
+              <w:tabs>
+                <w:tab w:val="left" w:pos="2298"/>
+              </w:tabs>
+              <w:spacing w:after="160" w:line="259" w:lineRule="auto"/>
+              <w:rPr>
+                <w:rFonts w:ascii="Times New Roman" w:hAnsi="Times New Roman" w:cs="Times New Roman"/>
+              </w:rPr>
+            </w:pPr>
+            <w:r>
+              <w:rPr>
+                <w:rFonts w:ascii="Times New Roman" w:hAnsi="Times New Roman" w:cs="Times New Roman"/>
+              </w:rPr>
+              <w:t xml:space="preserve">git push -u origin </w:t>
+            </w:r>
+            <w:proofErr w:type="gramStart"/>
+            <w:r>
+              <w:rPr>
+                <w:rFonts w:ascii="Times New Roman" w:hAnsi="Times New Roman" w:cs="Times New Roman"/>
+              </w:rPr>
+              <w:t>main  #</w:t>
+            </w:r>
+            <w:proofErr w:type="gramEnd"/>
+            <w:r>
+              <w:rPr>
+                <w:rFonts w:ascii="Times New Roman" w:hAnsi="Times New Roman" w:cs="Times New Roman"/>
+              </w:rPr>
+              <w:t xml:space="preserve"> Push code to GitHub  </w:t>
+            </w:r>
+          </w:p>
+        </w:tc>
+      </w:tr>
+    </w:tbl>
+    <w:p>
+      <w:pPr>
+        <w:tabs>
+          <w:tab w:val="left" w:pos="2298"/>
+        </w:tabs>
+        <w:rPr>
+          <w:rFonts w:ascii="Times New Roman" w:hAnsi="Times New Roman" w:cs="Times New Roman"/>
+        </w:rPr>
+      </w:pPr>
+      <w:r>
+        <w:rPr>
+          <w:rFonts w:ascii="Times New Roman" w:hAnsi="Times New Roman" w:cs="Times New Roman"/>
+          <w:i/>
+          <w:iCs/>
+        </w:rPr>
+        <w:t>(First-time push: -u tracks the remote branch.)</w:t>
+      </w:r>
+    </w:p>
+    <w:p>
+      <w:pPr>
+        <w:shd w:val="clear" w:color="auto" w:fill="ED7D31" w:themeFill="accent2"/>
+        <w:tabs>
+          <w:tab w:val="left" w:pos="2298"/>
+        </w:tabs>
+        <w:rPr>
+          <w:rFonts w:ascii="Times New Roman" w:hAnsi="Times New Roman" w:cs="Times New Roman"/>
+          <w:b/>
+          <w:bCs/>
+        </w:rPr>
+      </w:pPr>
+      <w:r>
+        <w:rPr>
+          <w:rFonts w:ascii="Times New Roman" w:hAnsi="Times New Roman" w:cs="Times New Roman"/>
+          <w:b/>
+          <w:bCs/>
+        </w:rPr>
+        <w:t>7. Pulling &amp; Fetching Updates</w:t>
+      </w:r>
+    </w:p>
+    <w:tbl>
+      <w:tblPr>
+        <w:tblStyle w:val="TableGrid"/>
+        <w:tblW w:w="0" w:type="auto"/>
+        <w:tblLook w:val="04A0" w:firstRow="1" w:lastRow="0" w:firstColumn="1" w:lastColumn="0" w:noHBand="0" w:noVBand="1"/>
+      </w:tblPr>
+      <w:tblGrid>
+        <w:gridCol w:w="10620"/>
+      </w:tblGrid>
+      <w:tr>
+        <w:tc>
+          <w:tcPr>
+            <w:tcW w:w="10620" w:type="dxa"/>
+            <w:shd w:val="clear" w:color="auto" w:fill="FFF2CC" w:themeFill="accent4" w:themeFillTint="33"/>
+          </w:tcPr>
+          <w:p>
+            <w:pPr>
+              <w:tabs>
+                <w:tab w:val="left" w:pos="2298"/>
+              </w:tabs>
+              <w:spacing w:after="160" w:line="259" w:lineRule="auto"/>
+              <w:rPr>
+                <w:rFonts w:ascii="Times New Roman" w:hAnsi="Times New Roman" w:cs="Times New Roman"/>
+              </w:rPr>
+            </w:pPr>
+            <w:r>
+              <w:rPr>
+                <w:rFonts w:ascii="Times New Roman" w:hAnsi="Times New Roman" w:cs="Times New Roman"/>
+              </w:rPr>
+              <w:t xml:space="preserve">git pull origin </w:t>
+            </w:r>
+            <w:proofErr w:type="gramStart"/>
+            <w:r>
+              <w:rPr>
+                <w:rFonts w:ascii="Times New Roman" w:hAnsi="Times New Roman" w:cs="Times New Roman"/>
+              </w:rPr>
+              <w:t>main  #</w:t>
+            </w:r>
+            <w:proofErr w:type="gramEnd"/>
+            <w:r>
+              <w:rPr>
+                <w:rFonts w:ascii="Times New Roman" w:hAnsi="Times New Roman" w:cs="Times New Roman"/>
+              </w:rPr>
+              <w:t xml:space="preserve"> Pulls latest changes from GitHub  </w:t>
+            </w:r>
+          </w:p>
+          <w:p>
+            <w:pPr>
+              <w:tabs>
+                <w:tab w:val="left" w:pos="2298"/>
+              </w:tabs>
+              <w:spacing w:after="160" w:line="259" w:lineRule="auto"/>
+              <w:rPr>
+                <w:rFonts w:ascii="Times New Roman" w:hAnsi="Times New Roman" w:cs="Times New Roman"/>
+              </w:rPr>
+            </w:pPr>
+            <w:r>
+              <w:rPr>
+                <w:rFonts w:ascii="Times New Roman" w:hAnsi="Times New Roman" w:cs="Times New Roman"/>
+              </w:rPr>
+              <w:t xml:space="preserve">git fetch origin      # Fetches updates without merging  </w:t>
+            </w:r>
+          </w:p>
+        </w:tc>
+      </w:tr>
+    </w:tbl>
+    <w:p>
+      <w:pPr>
+        <w:tabs>
+          <w:tab w:val="left" w:pos="2298"/>
+        </w:tabs>
+        <w:rPr>
+          <w:rFonts w:ascii="Times New Roman" w:hAnsi="Times New Roman" w:cs="Times New Roman"/>
+        </w:rPr>
+      </w:pPr>
+    </w:p>
+    <w:p>
+      <w:pPr>
+        <w:shd w:val="clear" w:color="auto" w:fill="ED7D31" w:themeFill="accent2"/>
+        <w:tabs>
+          <w:tab w:val="left" w:pos="2298"/>
+        </w:tabs>
+        <w:rPr>
+          <w:rFonts w:ascii="Times New Roman" w:hAnsi="Times New Roman" w:cs="Times New Roman"/>
+          <w:b/>
+          <w:bCs/>
+        </w:rPr>
+      </w:pPr>
+      <w:r>
+        <w:rPr>
+          <w:rFonts w:ascii="Times New Roman" w:hAnsi="Times New Roman" w:cs="Times New Roman"/>
+          <w:b/>
+          <w:bCs/>
+        </w:rPr>
+        <w:t>8. Viewing Commit History</w:t>
+      </w:r>
+    </w:p>
+    <w:tbl>
+      <w:tblPr>
+        <w:tblStyle w:val="TableGrid"/>
+        <w:tblW w:w="0" w:type="auto"/>
+        <w:tblLook w:val="04A0" w:firstRow="1" w:lastRow="0" w:firstColumn="1" w:lastColumn="0" w:noHBand="0" w:noVBand="1"/>
+      </w:tblPr>
+      <w:tblGrid>
+        <w:gridCol w:w="10620"/>
+      </w:tblGrid>
+      <w:tr>
+        <w:tc>
+          <w:tcPr>
+            <w:tcW w:w="10620" w:type="dxa"/>
+            <w:shd w:val="clear" w:color="auto" w:fill="FFF2CC" w:themeFill="accent4" w:themeFillTint="33"/>
+          </w:tcPr>
+          <w:p>
+            <w:pPr>
+              <w:tabs>
+                <w:tab w:val="left" w:pos="2298"/>
+              </w:tabs>
+              <w:spacing w:after="160" w:line="259" w:lineRule="auto"/>
+              <w:rPr>
+                <w:rFonts w:ascii="Times New Roman" w:hAnsi="Times New Roman" w:cs="Times New Roman"/>
+              </w:rPr>
+            </w:pPr>
+            <w:r>
+              <w:rPr>
+                <w:rFonts w:ascii="Times New Roman" w:hAnsi="Times New Roman" w:cs="Times New Roman"/>
+              </w:rPr>
+              <w:t xml:space="preserve">git log        # Shows commit history  </w:t>
+            </w:r>
+          </w:p>
+          <w:p>
+            <w:pPr>
+              <w:tabs>
+                <w:tab w:val="left" w:pos="2298"/>
+              </w:tabs>
+              <w:spacing w:after="160" w:line="259" w:lineRule="auto"/>
+              <w:rPr>
+                <w:rFonts w:ascii="Times New Roman" w:hAnsi="Times New Roman" w:cs="Times New Roman"/>
+              </w:rPr>
+            </w:pPr>
+            <w:r>
+              <w:rPr>
+                <w:rFonts w:ascii="Times New Roman" w:hAnsi="Times New Roman" w:cs="Times New Roman"/>
+              </w:rPr>
+              <w:t>git log --</w:t>
+            </w:r>
+            <w:proofErr w:type="spellStart"/>
+            <w:r>
+              <w:rPr>
+                <w:rFonts w:ascii="Times New Roman" w:hAnsi="Times New Roman" w:cs="Times New Roman"/>
+              </w:rPr>
+              <w:t>oneline</w:t>
+            </w:r>
+            <w:proofErr w:type="spellEnd"/>
+            <w:r>
+              <w:rPr>
+                <w:rFonts w:ascii="Times New Roman" w:hAnsi="Times New Roman" w:cs="Times New Roman"/>
+              </w:rPr>
+              <w:t xml:space="preserve"> --graph --</w:t>
+            </w:r>
+            <w:proofErr w:type="gramStart"/>
+            <w:r>
+              <w:rPr>
+                <w:rFonts w:ascii="Times New Roman" w:hAnsi="Times New Roman" w:cs="Times New Roman"/>
+              </w:rPr>
+              <w:t>all  #</w:t>
+            </w:r>
+            <w:proofErr w:type="gramEnd"/>
+            <w:r>
+              <w:rPr>
+                <w:rFonts w:ascii="Times New Roman" w:hAnsi="Times New Roman" w:cs="Times New Roman"/>
+              </w:rPr>
+              <w:t xml:space="preserve"> Compact commit history  </w:t>
+            </w:r>
+          </w:p>
+        </w:tc>
+      </w:tr>
+    </w:tbl>
+    <w:p>
+      <w:pPr>
+        <w:tabs>
+          <w:tab w:val="left" w:pos="2298"/>
+        </w:tabs>
+        <w:rPr>
+          <w:rFonts w:ascii="Times New Roman" w:hAnsi="Times New Roman" w:cs="Times New Roman"/>
+        </w:rPr>
+      </w:pPr>
+    </w:p>
+    <w:p>
+      <w:pPr>
+        <w:shd w:val="clear" w:color="auto" w:fill="ED7D31" w:themeFill="accent2"/>
+        <w:tabs>
+          <w:tab w:val="left" w:pos="2298"/>
+        </w:tabs>
+        <w:rPr>
+          <w:rFonts w:ascii="Times New Roman" w:hAnsi="Times New Roman" w:cs="Times New Roman"/>
+          <w:b/>
+          <w:bCs/>
+        </w:rPr>
+      </w:pPr>
+      <w:r>
+        <w:rPr>
+          <w:rFonts w:ascii="Times New Roman" w:hAnsi="Times New Roman" w:cs="Times New Roman"/>
+          <w:b/>
+          <w:bCs/>
+        </w:rPr>
+        <w:t>9. Undoing Changes</w:t>
+      </w:r>
+    </w:p>
+    <w:tbl>
+      <w:tblPr>
+        <w:tblStyle w:val="TableGrid"/>
+        <w:tblW w:w="0" w:type="auto"/>
+        <w:tblLook w:val="04A0" w:firstRow="1" w:lastRow="0" w:firstColumn="1" w:lastColumn="0" w:noHBand="0" w:noVBand="1"/>
+      </w:tblPr>
+      <w:tblGrid>
+        <w:gridCol w:w="10620"/>
+      </w:tblGrid>
+      <w:tr>
+        <w:tc>
+          <w:tcPr>
+            <w:tcW w:w="10620" w:type="dxa"/>
+            <w:shd w:val="clear" w:color="auto" w:fill="FFF2CC" w:themeFill="accent4" w:themeFillTint="33"/>
+          </w:tcPr>
+          <w:p>
+            <w:pPr>
+              <w:tabs>
+                <w:tab w:val="left" w:pos="2298"/>
+              </w:tabs>
+              <w:spacing w:after="160" w:line="259" w:lineRule="auto"/>
+              <w:rPr>
+                <w:rFonts w:ascii="Times New Roman" w:hAnsi="Times New Roman" w:cs="Times New Roman"/>
+              </w:rPr>
+            </w:pPr>
+            <w:r>
+              <w:rPr>
+                <w:rFonts w:ascii="Times New Roman" w:hAnsi="Times New Roman" w:cs="Times New Roman"/>
+              </w:rPr>
+              <w:t xml:space="preserve">git checkout </w:t>
+            </w:r>
+            <w:proofErr w:type="gramStart"/>
+            <w:r>
+              <w:rPr>
+                <w:rFonts w:ascii="Times New Roman" w:hAnsi="Times New Roman" w:cs="Times New Roman"/>
+              </w:rPr>
+              <w:t>filename  #</w:t>
+            </w:r>
+            <w:proofErr w:type="gramEnd"/>
+            <w:r>
+              <w:rPr>
+                <w:rFonts w:ascii="Times New Roman" w:hAnsi="Times New Roman" w:cs="Times New Roman"/>
+              </w:rPr>
+              <w:t xml:space="preserve"> Reverts </w:t>
+            </w:r>
+            <w:proofErr w:type="spellStart"/>
+            <w:r>
+              <w:rPr>
+                <w:rFonts w:ascii="Times New Roman" w:hAnsi="Times New Roman" w:cs="Times New Roman"/>
+              </w:rPr>
+              <w:t>unstaged</w:t>
+            </w:r>
+            <w:proofErr w:type="spellEnd"/>
+            <w:r>
+              <w:rPr>
+                <w:rFonts w:ascii="Times New Roman" w:hAnsi="Times New Roman" w:cs="Times New Roman"/>
+              </w:rPr>
+              <w:t xml:space="preserve"> changes  </w:t>
+            </w:r>
+          </w:p>
+          <w:p>
+            <w:pPr>
+              <w:tabs>
+                <w:tab w:val="left" w:pos="2298"/>
+              </w:tabs>
+              <w:spacing w:after="160" w:line="259" w:lineRule="auto"/>
+              <w:rPr>
+                <w:rFonts w:ascii="Times New Roman" w:hAnsi="Times New Roman" w:cs="Times New Roman"/>
+              </w:rPr>
+            </w:pPr>
+            <w:r>
+              <w:rPr>
+                <w:rFonts w:ascii="Times New Roman" w:hAnsi="Times New Roman" w:cs="Times New Roman"/>
+              </w:rPr>
+              <w:t xml:space="preserve">git reset HEAD </w:t>
+            </w:r>
+            <w:proofErr w:type="gramStart"/>
+            <w:r>
+              <w:rPr>
+                <w:rFonts w:ascii="Times New Roman" w:hAnsi="Times New Roman" w:cs="Times New Roman"/>
+              </w:rPr>
+              <w:t>filename  #</w:t>
+            </w:r>
+            <w:proofErr w:type="gramEnd"/>
+            <w:r>
+              <w:rPr>
+                <w:rFonts w:ascii="Times New Roman" w:hAnsi="Times New Roman" w:cs="Times New Roman"/>
+              </w:rPr>
+              <w:t xml:space="preserve"> </w:t>
+            </w:r>
+            <w:proofErr w:type="spellStart"/>
+            <w:r>
+              <w:rPr>
+                <w:rFonts w:ascii="Times New Roman" w:hAnsi="Times New Roman" w:cs="Times New Roman"/>
+              </w:rPr>
+              <w:t>Unstages</w:t>
+            </w:r>
+            <w:proofErr w:type="spellEnd"/>
+            <w:r>
+              <w:rPr>
+                <w:rFonts w:ascii="Times New Roman" w:hAnsi="Times New Roman" w:cs="Times New Roman"/>
+              </w:rPr>
+              <w:t xml:space="preserve"> a file  </w:t>
+            </w:r>
+          </w:p>
+          <w:p>
+            <w:pPr>
+              <w:tabs>
+                <w:tab w:val="left" w:pos="2298"/>
+              </w:tabs>
+              <w:spacing w:after="160" w:line="259" w:lineRule="auto"/>
+              <w:rPr>
+                <w:rFonts w:ascii="Times New Roman" w:hAnsi="Times New Roman" w:cs="Times New Roman"/>
+              </w:rPr>
+            </w:pPr>
+            <w:r>
+              <w:rPr>
+                <w:rFonts w:ascii="Times New Roman" w:hAnsi="Times New Roman" w:cs="Times New Roman"/>
+              </w:rPr>
+              <w:t xml:space="preserve">git reset --hard </w:t>
+            </w:r>
+            <w:proofErr w:type="gramStart"/>
+            <w:r>
+              <w:rPr>
+                <w:rFonts w:ascii="Times New Roman" w:hAnsi="Times New Roman" w:cs="Times New Roman"/>
+              </w:rPr>
+              <w:t>HEAD  #</w:t>
+            </w:r>
+            <w:proofErr w:type="gramEnd"/>
+            <w:r>
+              <w:rPr>
+                <w:rFonts w:ascii="Times New Roman" w:hAnsi="Times New Roman" w:cs="Times New Roman"/>
+              </w:rPr>
+              <w:t xml:space="preserve"> Resets all changes (Caution!)  </w:t>
+            </w:r>
+          </w:p>
+        </w:tc>
+      </w:tr>
+    </w:tbl>
+    <w:p>
+      <w:pPr>
+        <w:shd w:val="clear" w:color="auto" w:fill="ED7D31" w:themeFill="accent2"/>
+        <w:tabs>
+          <w:tab w:val="left" w:pos="2298"/>
+        </w:tabs>
+        <w:rPr>
+          <w:rFonts w:ascii="Times New Roman" w:hAnsi="Times New Roman" w:cs="Times New Roman"/>
+          <w:b/>
+          <w:bCs/>
+        </w:rPr>
+      </w:pPr>
+      <w:r>
+        <w:rPr>
+          <w:rFonts w:ascii="Times New Roman" w:hAnsi="Times New Roman" w:cs="Times New Roman"/>
+          <w:b/>
+          <w:bCs/>
+        </w:rPr>
+        <w:t>10. Cloning a Repository</w:t>
+      </w:r>
+    </w:p>
+    <w:tbl>
+      <w:tblPr>
+        <w:tblStyle w:val="TableGrid"/>
+        <w:tblW w:w="0" w:type="auto"/>
+        <w:tblLook w:val="04A0" w:firstRow="1" w:lastRow="0" w:firstColumn="1" w:lastColumn="0" w:noHBand="0" w:noVBand="1"/>
+      </w:tblPr>
+      <w:tblGrid>
+        <w:gridCol w:w="10620"/>
+      </w:tblGrid>
+      <w:tr>
+        <w:tc>
+          <w:tcPr>
+            <w:tcW w:w="10620" w:type="dxa"/>
+            <w:shd w:val="clear" w:color="auto" w:fill="FFF2CC" w:themeFill="accent4" w:themeFillTint="33"/>
+          </w:tcPr>
+          <w:p>
+            <w:pPr>
+              <w:tabs>
+                <w:tab w:val="left" w:pos="2298"/>
+              </w:tabs>
+              <w:spacing w:after="160" w:line="259" w:lineRule="auto"/>
+              <w:rPr>
+                <w:rFonts w:ascii="Times New Roman" w:hAnsi="Times New Roman" w:cs="Times New Roman"/>
+              </w:rPr>
+            </w:pPr>
+            <w:r>
+              <w:rPr>
+                <w:rFonts w:ascii="Times New Roman" w:hAnsi="Times New Roman" w:cs="Times New Roman"/>
+              </w:rPr>
+              <w:t>git clone https://github.com/your-username/repository.git</w:t>
+            </w:r>
+          </w:p>
+        </w:tc>
+      </w:tr>
+    </w:tbl>
+    <w:p>
+      <w:pPr>
+        <w:tabs>
+          <w:tab w:val="left" w:pos="2298"/>
+        </w:tabs>
+        <w:rPr>
+          <w:rFonts w:ascii="Times New Roman" w:hAnsi="Times New Roman" w:cs="Times New Roman"/>
+        </w:rPr>
+      </w:pPr>
+      <w:r>
+        <w:rPr>
+          <w:rFonts w:ascii="Times New Roman" w:hAnsi="Times New Roman" w:cs="Times New Roman"/>
+          <w:i/>
+          <w:iCs/>
+        </w:rPr>
+        <w:t>(Creates a local copy of a remote repository.)</w:t>
+      </w:r>
+    </w:p>
+    <w:p>
+      <w:pPr>
+        <w:shd w:val="clear" w:color="auto" w:fill="ED7D31" w:themeFill="accent2"/>
+        <w:tabs>
+          <w:tab w:val="left" w:pos="2298"/>
+        </w:tabs>
+        <w:rPr>
+          <w:rFonts w:ascii="Times New Roman" w:hAnsi="Times New Roman" w:cs="Times New Roman"/>
+          <w:b/>
+          <w:bCs/>
+        </w:rPr>
+      </w:pPr>
+      <w:r>
+        <w:rPr>
+          <w:rFonts w:ascii="Times New Roman" w:hAnsi="Times New Roman" w:cs="Times New Roman"/>
+          <w:b/>
+          <w:bCs/>
+        </w:rPr>
+        <w:t>11. Merging &amp; Rebasing</w:t>
+      </w:r>
+    </w:p>
+    <w:tbl>
+      <w:tblPr>
+        <w:tblStyle w:val="TableGrid"/>
+        <w:tblW w:w="0" w:type="auto"/>
+        <w:tblLook w:val="04A0" w:firstRow="1" w:lastRow="0" w:firstColumn="1" w:lastColumn="0" w:noHBand="0" w:noVBand="1"/>
+      </w:tblPr>
+      <w:tblGrid>
+        <w:gridCol w:w="10620"/>
+      </w:tblGrid>
+      <w:tr>
+        <w:tc>
+          <w:tcPr>
+            <w:tcW w:w="10620" w:type="dxa"/>
+            <w:shd w:val="clear" w:color="auto" w:fill="FFF2CC" w:themeFill="accent4" w:themeFillTint="33"/>
+          </w:tcPr>
+          <w:p>
+            <w:pPr>
+              <w:tabs>
+                <w:tab w:val="left" w:pos="2298"/>
+              </w:tabs>
+              <w:spacing w:after="160" w:line="259" w:lineRule="auto"/>
+              <w:rPr>
+                <w:rFonts w:ascii="Times New Roman" w:hAnsi="Times New Roman" w:cs="Times New Roman"/>
+              </w:rPr>
+            </w:pPr>
+            <w:r>
+              <w:rPr>
+                <w:rFonts w:ascii="Times New Roman" w:hAnsi="Times New Roman" w:cs="Times New Roman"/>
+              </w:rPr>
+              <w:t>git merge branch-</w:t>
+            </w:r>
+            <w:proofErr w:type="gramStart"/>
+            <w:r>
+              <w:rPr>
+                <w:rFonts w:ascii="Times New Roman" w:hAnsi="Times New Roman" w:cs="Times New Roman"/>
+              </w:rPr>
+              <w:t>name  #</w:t>
+            </w:r>
+            <w:proofErr w:type="gramEnd"/>
+            <w:r>
+              <w:rPr>
+                <w:rFonts w:ascii="Times New Roman" w:hAnsi="Times New Roman" w:cs="Times New Roman"/>
+              </w:rPr>
+              <w:t xml:space="preserve"> Merges another branch into current  </w:t>
+            </w:r>
+          </w:p>
+          <w:p>
+            <w:pPr>
+              <w:tabs>
+                <w:tab w:val="left" w:pos="2298"/>
+              </w:tabs>
+              <w:spacing w:after="160" w:line="259" w:lineRule="auto"/>
+              <w:rPr>
+                <w:rFonts w:ascii="Times New Roman" w:hAnsi="Times New Roman" w:cs="Times New Roman"/>
+              </w:rPr>
+            </w:pPr>
+            <w:r>
+              <w:rPr>
+                <w:rFonts w:ascii="Times New Roman" w:hAnsi="Times New Roman" w:cs="Times New Roman"/>
+              </w:rPr>
+              <w:t>git rebase branch-</w:t>
+            </w:r>
+            <w:proofErr w:type="gramStart"/>
+            <w:r>
+              <w:rPr>
+                <w:rFonts w:ascii="Times New Roman" w:hAnsi="Times New Roman" w:cs="Times New Roman"/>
+              </w:rPr>
+              <w:t>name  #</w:t>
+            </w:r>
+            <w:proofErr w:type="gramEnd"/>
+            <w:r>
+              <w:rPr>
+                <w:rFonts w:ascii="Times New Roman" w:hAnsi="Times New Roman" w:cs="Times New Roman"/>
+              </w:rPr>
+              <w:t xml:space="preserve"> Reapplies commits on top of another branch  </w:t>
+            </w:r>
+          </w:p>
+        </w:tc>
+      </w:tr>
+    </w:tbl>
+    <w:p>
+      <w:pPr>
+        <w:shd w:val="clear" w:color="auto" w:fill="ED7D31" w:themeFill="accent2"/>
+        <w:tabs>
+          <w:tab w:val="left" w:pos="2298"/>
+        </w:tabs>
+        <w:rPr>
+          <w:rFonts w:ascii="Times New Roman" w:hAnsi="Times New Roman" w:cs="Times New Roman"/>
+          <w:b/>
+          <w:bCs/>
+        </w:rPr>
+      </w:pPr>
+      <w:r>
+        <w:rPr>
+          <w:rFonts w:ascii="Times New Roman" w:hAnsi="Times New Roman" w:cs="Times New Roman"/>
+          <w:b/>
+          <w:bCs/>
+        </w:rPr>
+        <w:t>12. Deleting Files in Git</w:t>
+      </w:r>
+    </w:p>
+    <w:tbl>
+      <w:tblPr>
+        <w:tblStyle w:val="TableGrid"/>
+        <w:tblW w:w="0" w:type="auto"/>
+        <w:tblLook w:val="04A0" w:firstRow="1" w:lastRow="0" w:firstColumn="1" w:lastColumn="0" w:noHBand="0" w:noVBand="1"/>
+      </w:tblPr>
+      <w:tblGrid>
+        <w:gridCol w:w="10620"/>
+      </w:tblGrid>
+      <w:tr>
+        <w:tc>
+          <w:tcPr>
+            <w:tcW w:w="10620" w:type="dxa"/>
+            <w:shd w:val="clear" w:color="auto" w:fill="FFF2CC" w:themeFill="accent4" w:themeFillTint="33"/>
+          </w:tcPr>
+          <w:p>
+            <w:pPr>
+              <w:tabs>
+                <w:tab w:val="left" w:pos="2298"/>
+              </w:tabs>
+              <w:spacing w:after="160" w:line="259" w:lineRule="auto"/>
+              <w:rPr>
+                <w:rFonts w:ascii="Times New Roman" w:hAnsi="Times New Roman" w:cs="Times New Roman"/>
+              </w:rPr>
+            </w:pPr>
+            <w:r>
+              <w:rPr>
+                <w:rFonts w:ascii="Times New Roman" w:hAnsi="Times New Roman" w:cs="Times New Roman"/>
+              </w:rPr>
+              <w:t>git merge branch-</w:t>
+            </w:r>
+            <w:proofErr w:type="gramStart"/>
+            <w:r>
+              <w:rPr>
+                <w:rFonts w:ascii="Times New Roman" w:hAnsi="Times New Roman" w:cs="Times New Roman"/>
+              </w:rPr>
+              <w:t>name  #</w:t>
+            </w:r>
+            <w:proofErr w:type="gramEnd"/>
+            <w:r>
+              <w:rPr>
+                <w:rFonts w:ascii="Times New Roman" w:hAnsi="Times New Roman" w:cs="Times New Roman"/>
+              </w:rPr>
+              <w:t xml:space="preserve"> Merges another branch into current  </w:t>
+            </w:r>
+          </w:p>
+          <w:p>
+            <w:pPr>
+              <w:tabs>
+                <w:tab w:val="left" w:pos="2298"/>
+              </w:tabs>
+              <w:spacing w:after="160" w:line="259" w:lineRule="auto"/>
+              <w:rPr>
+                <w:rFonts w:ascii="Times New Roman" w:hAnsi="Times New Roman" w:cs="Times New Roman"/>
+              </w:rPr>
+            </w:pPr>
+            <w:r>
+              <w:rPr>
+                <w:rFonts w:ascii="Times New Roman" w:hAnsi="Times New Roman" w:cs="Times New Roman"/>
+              </w:rPr>
+              <w:t>git rebase branch-</w:t>
+            </w:r>
+            <w:proofErr w:type="gramStart"/>
+            <w:r>
+              <w:rPr>
+                <w:rFonts w:ascii="Times New Roman" w:hAnsi="Times New Roman" w:cs="Times New Roman"/>
+              </w:rPr>
+              <w:t>name  #</w:t>
+            </w:r>
+            <w:proofErr w:type="gramEnd"/>
+            <w:r>
+              <w:rPr>
+                <w:rFonts w:ascii="Times New Roman" w:hAnsi="Times New Roman" w:cs="Times New Roman"/>
+              </w:rPr>
+              <w:t xml:space="preserve"> Reapplies commits on top of another branch  </w:t>
+            </w:r>
+          </w:p>
+        </w:tc>
+      </w:tr>
+    </w:tbl>
+    <w:p>
+      <w:pPr>
+        <w:shd w:val="clear" w:color="auto" w:fill="ED7D31" w:themeFill="accent2"/>
+        <w:tabs>
+          <w:tab w:val="left" w:pos="2298"/>
+        </w:tabs>
+        <w:rPr>
+          <w:rFonts w:ascii="Times New Roman" w:hAnsi="Times New Roman" w:cs="Times New Roman"/>
+          <w:b/>
+          <w:bCs/>
+        </w:rPr>
+      </w:pPr>
+      <w:r>
+        <w:rPr>
+          <w:rFonts w:ascii="Times New Roman" w:hAnsi="Times New Roman" w:cs="Times New Roman"/>
+          <w:b/>
+          <w:bCs/>
+        </w:rPr>
+        <w:t>13. Fixing Mistakes</w:t>
+      </w:r>
+    </w:p>
+    <w:tbl>
+      <w:tblPr>
+        <w:tblStyle w:val="TableGrid"/>
+        <w:tblW w:w="0" w:type="auto"/>
+        <w:tblLook w:val="04A0" w:firstRow="1" w:lastRow="0" w:firstColumn="1" w:lastColumn="0" w:noHBand="0" w:noVBand="1"/>
+      </w:tblPr>
+      <w:tblGrid>
+        <w:gridCol w:w="10620"/>
+      </w:tblGrid>
+      <w:tr>
+        <w:tc>
+          <w:tcPr>
+            <w:tcW w:w="10620" w:type="dxa"/>
+            <w:shd w:val="clear" w:color="auto" w:fill="FFF2CC" w:themeFill="accent4" w:themeFillTint="33"/>
+          </w:tcPr>
+          <w:p>
+            <w:pPr>
+              <w:tabs>
+                <w:tab w:val="left" w:pos="2298"/>
+              </w:tabs>
+              <w:spacing w:after="160" w:line="259" w:lineRule="auto"/>
+              <w:rPr>
+                <w:rFonts w:ascii="Times New Roman" w:hAnsi="Times New Roman" w:cs="Times New Roman"/>
+              </w:rPr>
+            </w:pPr>
+            <w:r>
+              <w:rPr>
+                <w:rFonts w:ascii="Times New Roman" w:hAnsi="Times New Roman" w:cs="Times New Roman"/>
+              </w:rPr>
+              <w:t>git commit --amend -m "New commit message</w:t>
+            </w:r>
+            <w:proofErr w:type="gramStart"/>
+            <w:r>
+              <w:rPr>
+                <w:rFonts w:ascii="Times New Roman" w:hAnsi="Times New Roman" w:cs="Times New Roman"/>
+              </w:rPr>
+              <w:t>"  #</w:t>
+            </w:r>
+            <w:proofErr w:type="gramEnd"/>
+            <w:r>
+              <w:rPr>
+                <w:rFonts w:ascii="Times New Roman" w:hAnsi="Times New Roman" w:cs="Times New Roman"/>
+              </w:rPr>
+              <w:t xml:space="preserve"> Edit last commit  </w:t>
+            </w:r>
+          </w:p>
+          <w:p>
+            <w:pPr>
+              <w:tabs>
+                <w:tab w:val="left" w:pos="2298"/>
+              </w:tabs>
+              <w:spacing w:after="160" w:line="259" w:lineRule="auto"/>
+              <w:rPr>
+                <w:rFonts w:ascii="Times New Roman" w:hAnsi="Times New Roman" w:cs="Times New Roman"/>
+              </w:rPr>
+            </w:pPr>
+            <w:r>
+              <w:rPr>
+                <w:rFonts w:ascii="Times New Roman" w:hAnsi="Times New Roman" w:cs="Times New Roman"/>
+              </w:rPr>
+              <w:t>git revert commit-</w:t>
+            </w:r>
+            <w:proofErr w:type="gramStart"/>
+            <w:r>
+              <w:rPr>
+                <w:rFonts w:ascii="Times New Roman" w:hAnsi="Times New Roman" w:cs="Times New Roman"/>
+              </w:rPr>
+              <w:t>id  #</w:t>
+            </w:r>
+            <w:proofErr w:type="gramEnd"/>
+            <w:r>
+              <w:rPr>
+                <w:rFonts w:ascii="Times New Roman" w:hAnsi="Times New Roman" w:cs="Times New Roman"/>
+              </w:rPr>
+              <w:t xml:space="preserve"> Undo a specific commit  </w:t>
+            </w:r>
+          </w:p>
+          <w:p>
+            <w:pPr>
+              <w:tabs>
+                <w:tab w:val="left" w:pos="2298"/>
+              </w:tabs>
+              <w:spacing w:after="160" w:line="259" w:lineRule="auto"/>
+              <w:rPr>
+                <w:rFonts w:ascii="Times New Roman" w:hAnsi="Times New Roman" w:cs="Times New Roman"/>
+              </w:rPr>
+            </w:pPr>
+            <w:r>
+              <w:rPr>
+                <w:rFonts w:ascii="Times New Roman" w:hAnsi="Times New Roman" w:cs="Times New Roman"/>
+              </w:rPr>
+              <w:t>git reset --hard HEAD~</w:t>
+            </w:r>
+            <w:proofErr w:type="gramStart"/>
+            <w:r>
+              <w:rPr>
+                <w:rFonts w:ascii="Times New Roman" w:hAnsi="Times New Roman" w:cs="Times New Roman"/>
+              </w:rPr>
+              <w:t>1  #</w:t>
+            </w:r>
+            <w:proofErr w:type="gramEnd"/>
+            <w:r>
+              <w:rPr>
+                <w:rFonts w:ascii="Times New Roman" w:hAnsi="Times New Roman" w:cs="Times New Roman"/>
+              </w:rPr>
+              <w:t xml:space="preserve"> Remove the last commit (Caution!)  </w:t>
+            </w:r>
+          </w:p>
+        </w:tc>
+      </w:tr>
+    </w:tbl>
+    <w:p>
+      <w:pPr>
+        <w:shd w:val="clear" w:color="auto" w:fill="ED7D31" w:themeFill="accent2"/>
+        <w:tabs>
+          <w:tab w:val="left" w:pos="2298"/>
+        </w:tabs>
+        <w:rPr>
+          <w:rFonts w:ascii="Times New Roman" w:hAnsi="Times New Roman" w:cs="Times New Roman"/>
+          <w:b/>
+          <w:bCs/>
+        </w:rPr>
+      </w:pPr>
+      <w:r>
+        <w:rPr>
+          <w:rFonts w:ascii="Times New Roman" w:hAnsi="Times New Roman" w:cs="Times New Roman"/>
+          <w:b/>
+          <w:bCs/>
+        </w:rPr>
+        <w:t>14. Stashing Changes (Temporary Save)</w:t>
+      </w:r>
+    </w:p>
+    <w:tbl>
+      <w:tblPr>
+        <w:tblStyle w:val="TableGrid"/>
+        <w:tblW w:w="0" w:type="auto"/>
+        <w:tblLook w:val="04A0" w:firstRow="1" w:lastRow="0" w:firstColumn="1" w:lastColumn="0" w:noHBand="0" w:noVBand="1"/>
+      </w:tblPr>
+      <w:tblGrid>
+        <w:gridCol w:w="10620"/>
+      </w:tblGrid>
+      <w:tr>
+        <w:tc>
+          <w:tcPr>
+            <w:tcW w:w="10620" w:type="dxa"/>
+            <w:shd w:val="clear" w:color="auto" w:fill="FFF2CC" w:themeFill="accent4" w:themeFillTint="33"/>
+          </w:tcPr>
+          <w:p>
+            <w:pPr>
+              <w:tabs>
+                <w:tab w:val="left" w:pos="2298"/>
+              </w:tabs>
+              <w:spacing w:after="160" w:line="259" w:lineRule="auto"/>
+              <w:rPr>
+                <w:rFonts w:ascii="Times New Roman" w:hAnsi="Times New Roman" w:cs="Times New Roman"/>
+              </w:rPr>
+            </w:pPr>
+            <w:r>
+              <w:rPr>
+                <w:rFonts w:ascii="Times New Roman" w:hAnsi="Times New Roman" w:cs="Times New Roman"/>
+              </w:rPr>
+              <w:t xml:space="preserve">git stash          # Stashes current changes  </w:t>
+            </w:r>
+          </w:p>
+          <w:p>
+            <w:pPr>
+              <w:tabs>
+                <w:tab w:val="left" w:pos="2298"/>
+              </w:tabs>
+              <w:spacing w:after="160" w:line="259" w:lineRule="auto"/>
+              <w:rPr>
+                <w:rFonts w:ascii="Times New Roman" w:hAnsi="Times New Roman" w:cs="Times New Roman"/>
+              </w:rPr>
+            </w:pPr>
+            <w:r>
+              <w:rPr>
+                <w:rFonts w:ascii="Times New Roman" w:hAnsi="Times New Roman" w:cs="Times New Roman"/>
+              </w:rPr>
+              <w:t xml:space="preserve">git stash pop      # Restores stashed changes  </w:t>
+            </w:r>
+          </w:p>
+          <w:p>
+            <w:pPr>
+              <w:tabs>
+                <w:tab w:val="left" w:pos="2298"/>
+              </w:tabs>
+              <w:spacing w:after="160" w:line="259" w:lineRule="auto"/>
+              <w:rPr>
+                <w:rFonts w:ascii="Times New Roman" w:hAnsi="Times New Roman" w:cs="Times New Roman"/>
+              </w:rPr>
+            </w:pPr>
+            <w:r>
+              <w:rPr>
+                <w:rFonts w:ascii="Times New Roman" w:hAnsi="Times New Roman" w:cs="Times New Roman"/>
+              </w:rPr>
+              <w:t xml:space="preserve">git stash list     # Lists stashed changes  </w:t>
+            </w:r>
+          </w:p>
+          <w:p>
+            <w:pPr>
+              <w:tabs>
+                <w:tab w:val="left" w:pos="2298"/>
+              </w:tabs>
+              <w:spacing w:after="160" w:line="259" w:lineRule="auto"/>
+              <w:rPr>
+                <w:rFonts w:ascii="Times New Roman" w:hAnsi="Times New Roman" w:cs="Times New Roman"/>
+              </w:rPr>
+            </w:pPr>
+            <w:r>
+              <w:rPr>
+                <w:rFonts w:ascii="Times New Roman" w:hAnsi="Times New Roman" w:cs="Times New Roman"/>
+              </w:rPr>
+              <w:t xml:space="preserve">git stash drop     # Deletes the last stash  </w:t>
+            </w:r>
+          </w:p>
+        </w:tc>
+      </w:tr>
+    </w:tbl>
+    <w:p>
+      <w:pPr>
+        <w:tabs>
+          <w:tab w:val="left" w:pos="2298"/>
+        </w:tabs>
+        <w:rPr>
+          <w:rFonts w:ascii="Times New Roman" w:hAnsi="Times New Roman" w:cs="Times New Roman"/>
+        </w:rPr>
+      </w:pPr>
+    </w:p>
+    <w:p>
+      <w:pPr>
+        <w:shd w:val="clear" w:color="auto" w:fill="FFD966" w:themeFill="accent4" w:themeFillTint="99"/>
+        <w:tabs>
+          <w:tab w:val="left" w:pos="2298"/>
+        </w:tabs>
+        <w:rPr>
+          <w:rFonts w:ascii="Times New Roman" w:hAnsi="Times New Roman" w:cs="Times New Roman"/>
+          <w:b/>
+          <w:bCs/>
+          <w:sz w:val="32"/>
+          <w:szCs w:val="32"/>
+        </w:rPr>
+      </w:pPr>
+      <w:r>
+        <w:rPr>
+          <w:rFonts w:ascii="Times New Roman" w:hAnsi="Times New Roman" w:cs="Times New Roman"/>
+          <w:b/>
+          <w:bCs/>
+          <w:sz w:val="32"/>
+          <w:szCs w:val="32"/>
+        </w:rPr>
+        <w:t>ls Commands in Linux/Windows (PowerShell)</w:t>
+      </w:r>
+    </w:p>
+    <w:p>
+      <w:pPr>
+        <w:tabs>
+          <w:tab w:val="left" w:pos="2298"/>
+        </w:tabs>
+        <w:rPr>
+          <w:rFonts w:ascii="Times New Roman" w:hAnsi="Times New Roman" w:cs="Times New Roman"/>
+        </w:rPr>
+      </w:pPr>
+      <w:r>
+        <w:rPr>
+          <w:rFonts w:ascii="Times New Roman" w:hAnsi="Times New Roman" w:cs="Times New Roman"/>
+        </w:rPr>
+        <w:t xml:space="preserve">The ls command is used to </w:t>
+      </w:r>
+      <w:r>
+        <w:rPr>
+          <w:rFonts w:ascii="Times New Roman" w:hAnsi="Times New Roman" w:cs="Times New Roman"/>
+          <w:b/>
+          <w:bCs/>
+        </w:rPr>
+        <w:t>list files and directories</w:t>
+      </w:r>
+      <w:r>
+        <w:rPr>
+          <w:rFonts w:ascii="Times New Roman" w:hAnsi="Times New Roman" w:cs="Times New Roman"/>
+        </w:rPr>
+        <w:t xml:space="preserve"> in a directory.</w:t>
+      </w:r>
+    </w:p>
+    <w:p>
+      <w:pPr>
+        <w:shd w:val="clear" w:color="auto" w:fill="F4B083" w:themeFill="accent2" w:themeFillTint="99"/>
+        <w:tabs>
+          <w:tab w:val="left" w:pos="2298"/>
+        </w:tabs>
+        <w:rPr>
+          <w:rFonts w:ascii="Times New Roman" w:hAnsi="Times New Roman" w:cs="Times New Roman"/>
+          <w:b/>
+          <w:bCs/>
+        </w:rPr>
+      </w:pPr>
+      <w:r>
+        <w:rPr>
+          <w:rFonts w:ascii="Times New Roman" w:hAnsi="Times New Roman" w:cs="Times New Roman"/>
+          <w:b/>
+          <w:bCs/>
+        </w:rPr>
+        <w:t>1. Basic ls Commands</w:t>
+      </w:r>
+    </w:p>
+    <w:tbl>
+      <w:tblPr>
+        <w:tblStyle w:val="TableGrid"/>
+        <w:tblW w:w="0" w:type="auto"/>
+        <w:tblLook w:val="04A0" w:firstRow="1" w:lastRow="0" w:firstColumn="1" w:lastColumn="0" w:noHBand="0" w:noVBand="1"/>
+      </w:tblPr>
+      <w:tblGrid>
+        <w:gridCol w:w="10620"/>
+      </w:tblGrid>
+      <w:tr>
+        <w:tc>
+          <w:tcPr>
+            <w:tcW w:w="10620" w:type="dxa"/>
+            <w:shd w:val="clear" w:color="auto" w:fill="E2EFD9" w:themeFill="accent6" w:themeFillTint="33"/>
+          </w:tcPr>
+          <w:p>
+            <w:pPr>
+              <w:tabs>
+                <w:tab w:val="left" w:pos="2298"/>
+              </w:tabs>
+              <w:spacing w:after="160" w:line="259" w:lineRule="auto"/>
+              <w:rPr>
+                <w:rFonts w:ascii="Times New Roman" w:hAnsi="Times New Roman" w:cs="Times New Roman"/>
+              </w:rPr>
+            </w:pPr>
+            <w:r>
+              <w:rPr>
+                <w:rFonts w:ascii="Times New Roman" w:hAnsi="Times New Roman" w:cs="Times New Roman"/>
+              </w:rPr>
+              <w:t>ls                # Lists files and folders in the current directory</w:t>
+            </w:r>
+          </w:p>
+          <w:p>
+            <w:pPr>
+              <w:tabs>
+                <w:tab w:val="left" w:pos="2298"/>
+              </w:tabs>
+              <w:spacing w:after="160" w:line="259" w:lineRule="auto"/>
+              <w:rPr>
+                <w:rFonts w:ascii="Times New Roman" w:hAnsi="Times New Roman" w:cs="Times New Roman"/>
+              </w:rPr>
+            </w:pPr>
+            <w:r>
+              <w:rPr>
+                <w:rFonts w:ascii="Times New Roman" w:hAnsi="Times New Roman" w:cs="Times New Roman"/>
+              </w:rPr>
+              <w:t>ls -l             # Lists files with details (permissions, owner, size, date)</w:t>
+            </w:r>
+          </w:p>
+          <w:p>
+            <w:pPr>
+              <w:tabs>
+                <w:tab w:val="left" w:pos="2298"/>
+              </w:tabs>
+              <w:spacing w:after="160" w:line="259" w:lineRule="auto"/>
+              <w:rPr>
+                <w:rFonts w:ascii="Times New Roman" w:hAnsi="Times New Roman" w:cs="Times New Roman"/>
+              </w:rPr>
+            </w:pPr>
+            <w:r>
+              <w:rPr>
+                <w:rFonts w:ascii="Times New Roman" w:hAnsi="Times New Roman" w:cs="Times New Roman"/>
+              </w:rPr>
+              <w:t xml:space="preserve">ls -a             # Lists all files, including hidden ones (starting with </w:t>
+            </w:r>
+            <w:proofErr w:type="gramStart"/>
+            <w:r>
+              <w:rPr>
+                <w:rFonts w:ascii="Times New Roman" w:hAnsi="Times New Roman" w:cs="Times New Roman"/>
+              </w:rPr>
+              <w:t>`.`</w:t>
+            </w:r>
+            <w:proofErr w:type="gramEnd"/>
+            <w:r>
+              <w:rPr>
+                <w:rFonts w:ascii="Times New Roman" w:hAnsi="Times New Roman" w:cs="Times New Roman"/>
+              </w:rPr>
+              <w:t>)</w:t>
+            </w:r>
+          </w:p>
+          <w:p>
+            <w:pPr>
+              <w:tabs>
+                <w:tab w:val="left" w:pos="2298"/>
+              </w:tabs>
+              <w:spacing w:after="160" w:line="259" w:lineRule="auto"/>
+              <w:rPr>
+                <w:rFonts w:ascii="Times New Roman" w:hAnsi="Times New Roman" w:cs="Times New Roman"/>
+              </w:rPr>
+            </w:pPr>
+            <w:r>
+              <w:rPr>
+                <w:rFonts w:ascii="Times New Roman" w:hAnsi="Times New Roman" w:cs="Times New Roman"/>
+              </w:rPr>
+              <w:t>ls -</w:t>
+            </w:r>
+            <w:proofErr w:type="spellStart"/>
+            <w:r>
+              <w:rPr>
+                <w:rFonts w:ascii="Times New Roman" w:hAnsi="Times New Roman" w:cs="Times New Roman"/>
+              </w:rPr>
+              <w:t>lh</w:t>
+            </w:r>
+            <w:proofErr w:type="spellEnd"/>
+            <w:r>
+              <w:rPr>
+                <w:rFonts w:ascii="Times New Roman" w:hAnsi="Times New Roman" w:cs="Times New Roman"/>
+              </w:rPr>
+              <w:t xml:space="preserve">            # Lists files in human-readable format (sizes like KB, MB)</w:t>
+            </w:r>
+          </w:p>
+          <w:p>
+            <w:pPr>
+              <w:tabs>
+                <w:tab w:val="left" w:pos="2298"/>
+              </w:tabs>
+              <w:spacing w:after="160" w:line="259" w:lineRule="auto"/>
+              <w:rPr>
+                <w:rFonts w:ascii="Times New Roman" w:hAnsi="Times New Roman" w:cs="Times New Roman"/>
+              </w:rPr>
+            </w:pPr>
+            <w:r>
+              <w:rPr>
+                <w:rFonts w:ascii="Times New Roman" w:hAnsi="Times New Roman" w:cs="Times New Roman"/>
+              </w:rPr>
+              <w:t>ls -R             # Lists files recursively (including subdirectories)</w:t>
+            </w:r>
+          </w:p>
+          <w:p>
+            <w:pPr>
+              <w:tabs>
+                <w:tab w:val="left" w:pos="2298"/>
+              </w:tabs>
+              <w:spacing w:after="160" w:line="259" w:lineRule="auto"/>
+              <w:rPr>
+                <w:rFonts w:ascii="Times New Roman" w:hAnsi="Times New Roman" w:cs="Times New Roman"/>
+              </w:rPr>
+            </w:pPr>
+            <w:r>
+              <w:rPr>
+                <w:rFonts w:ascii="Times New Roman" w:hAnsi="Times New Roman" w:cs="Times New Roman"/>
+              </w:rPr>
+              <w:t>ls -F             # Adds `/` for directories, `*` for executables</w:t>
+            </w:r>
+          </w:p>
+        </w:tc>
+      </w:tr>
+    </w:tbl>
+    <w:p>
+      <w:pPr>
+        <w:shd w:val="clear" w:color="auto" w:fill="F4B083" w:themeFill="accent2" w:themeFillTint="99"/>
+        <w:tabs>
+          <w:tab w:val="left" w:pos="2298"/>
+        </w:tabs>
+        <w:rPr>
+          <w:rFonts w:ascii="Times New Roman" w:hAnsi="Times New Roman" w:cs="Times New Roman"/>
+          <w:b/>
+          <w:bCs/>
+        </w:rPr>
+      </w:pPr>
+      <w:r>
+        <w:rPr>
+          <w:rFonts w:ascii="Times New Roman" w:hAnsi="Times New Roman" w:cs="Times New Roman"/>
+          <w:b/>
+          <w:bCs/>
+        </w:rPr>
+        <w:t>2. Sorting Options</w:t>
+      </w:r>
+    </w:p>
+    <w:tbl>
+      <w:tblPr>
+        <w:tblStyle w:val="TableGrid"/>
+        <w:tblW w:w="0" w:type="auto"/>
+        <w:tblLook w:val="04A0" w:firstRow="1" w:lastRow="0" w:firstColumn="1" w:lastColumn="0" w:noHBand="0" w:noVBand="1"/>
+      </w:tblPr>
+      <w:tblGrid>
+        <w:gridCol w:w="10620"/>
+      </w:tblGrid>
+      <w:tr>
+        <w:tc>
+          <w:tcPr>
+            <w:tcW w:w="10620" w:type="dxa"/>
+            <w:shd w:val="clear" w:color="auto" w:fill="E2EFD9" w:themeFill="accent6" w:themeFillTint="33"/>
+          </w:tcPr>
+          <w:p>
+            <w:pPr>
+              <w:tabs>
+                <w:tab w:val="left" w:pos="2298"/>
+              </w:tabs>
+              <w:spacing w:after="160" w:line="259" w:lineRule="auto"/>
+              <w:rPr>
+                <w:rFonts w:ascii="Times New Roman" w:hAnsi="Times New Roman" w:cs="Times New Roman"/>
+              </w:rPr>
+            </w:pPr>
+            <w:r>
+              <w:rPr>
+                <w:rFonts w:ascii="Times New Roman" w:hAnsi="Times New Roman" w:cs="Times New Roman"/>
+              </w:rPr>
+              <w:t>ls -t             # Sorts files by modification time (newest first)</w:t>
+            </w:r>
+          </w:p>
+          <w:p>
+            <w:pPr>
+              <w:tabs>
+                <w:tab w:val="left" w:pos="2298"/>
+              </w:tabs>
+              <w:spacing w:after="160" w:line="259" w:lineRule="auto"/>
+              <w:rPr>
+                <w:rFonts w:ascii="Times New Roman" w:hAnsi="Times New Roman" w:cs="Times New Roman"/>
+              </w:rPr>
+            </w:pPr>
+            <w:r>
+              <w:rPr>
+                <w:rFonts w:ascii="Times New Roman" w:hAnsi="Times New Roman" w:cs="Times New Roman"/>
+              </w:rPr>
+              <w:t>ls -S             # Sorts by file size (largest first)</w:t>
+            </w:r>
+          </w:p>
+          <w:p>
+            <w:pPr>
+              <w:tabs>
+                <w:tab w:val="left" w:pos="2298"/>
+              </w:tabs>
+              <w:spacing w:after="160" w:line="259" w:lineRule="auto"/>
+              <w:rPr>
+                <w:rFonts w:ascii="Times New Roman" w:hAnsi="Times New Roman" w:cs="Times New Roman"/>
+              </w:rPr>
+            </w:pPr>
+            <w:r>
+              <w:rPr>
+                <w:rFonts w:ascii="Times New Roman" w:hAnsi="Times New Roman" w:cs="Times New Roman"/>
+              </w:rPr>
+              <w:t>ls -X             # Sorts by file extension</w:t>
+            </w:r>
+          </w:p>
+          <w:p>
+            <w:pPr>
+              <w:tabs>
+                <w:tab w:val="left" w:pos="2298"/>
+              </w:tabs>
+              <w:spacing w:after="160" w:line="259" w:lineRule="auto"/>
+              <w:rPr>
+                <w:rFonts w:ascii="Times New Roman" w:hAnsi="Times New Roman" w:cs="Times New Roman"/>
+              </w:rPr>
+            </w:pPr>
+            <w:r>
+              <w:rPr>
+                <w:rFonts w:ascii="Times New Roman" w:hAnsi="Times New Roman" w:cs="Times New Roman"/>
+              </w:rPr>
+              <w:t>ls -r             # Reverses sorting order</w:t>
+            </w:r>
+          </w:p>
+        </w:tc>
+      </w:tr>
+    </w:tbl>
+    <w:p>
+      <w:pPr>
+        <w:shd w:val="clear" w:color="auto" w:fill="F4B083" w:themeFill="accent2" w:themeFillTint="99"/>
+        <w:tabs>
+          <w:tab w:val="left" w:pos="2298"/>
+        </w:tabs>
+        <w:rPr>
+          <w:rFonts w:ascii="Times New Roman" w:hAnsi="Times New Roman" w:cs="Times New Roman"/>
+          <w:b/>
+          <w:bCs/>
+        </w:rPr>
+      </w:pPr>
+      <w:r>
+        <w:rPr>
+          <w:rFonts w:ascii="Times New Roman" w:hAnsi="Times New Roman" w:cs="Times New Roman"/>
+          <w:b/>
+          <w:bCs/>
+        </w:rPr>
+        <w:t>3. Combining Options</w:t>
+      </w:r>
+    </w:p>
+    <w:tbl>
+      <w:tblPr>
+        <w:tblStyle w:val="TableGrid"/>
+        <w:tblW w:w="0" w:type="auto"/>
+        <w:tblLook w:val="04A0" w:firstRow="1" w:lastRow="0" w:firstColumn="1" w:lastColumn="0" w:noHBand="0" w:noVBand="1"/>
+      </w:tblPr>
+      <w:tblGrid>
+        <w:gridCol w:w="10620"/>
+      </w:tblGrid>
+      <w:tr>
+        <w:tc>
+          <w:tcPr>
+            <w:tcW w:w="10620" w:type="dxa"/>
+            <w:shd w:val="clear" w:color="auto" w:fill="E2EFD9" w:themeFill="accent6" w:themeFillTint="33"/>
+          </w:tcPr>
+          <w:p>
+            <w:pPr>
+              <w:tabs>
+                <w:tab w:val="left" w:pos="2298"/>
+              </w:tabs>
+              <w:spacing w:after="160" w:line="259" w:lineRule="auto"/>
+              <w:rPr>
+                <w:rFonts w:ascii="Times New Roman" w:hAnsi="Times New Roman" w:cs="Times New Roman"/>
+              </w:rPr>
+            </w:pPr>
+            <w:r>
+              <w:rPr>
+                <w:rFonts w:ascii="Times New Roman" w:hAnsi="Times New Roman" w:cs="Times New Roman"/>
+              </w:rPr>
+              <w:t>ls -</w:t>
+            </w:r>
+            <w:proofErr w:type="spellStart"/>
+            <w:r>
+              <w:rPr>
+                <w:rFonts w:ascii="Times New Roman" w:hAnsi="Times New Roman" w:cs="Times New Roman"/>
+              </w:rPr>
+              <w:t>lah</w:t>
+            </w:r>
+            <w:proofErr w:type="spellEnd"/>
+            <w:r>
+              <w:rPr>
+                <w:rFonts w:ascii="Times New Roman" w:hAnsi="Times New Roman" w:cs="Times New Roman"/>
+              </w:rPr>
+              <w:t xml:space="preserve">           # Lists all files, detailed, human-readable format</w:t>
+            </w:r>
+          </w:p>
+          <w:p>
+            <w:pPr>
+              <w:tabs>
+                <w:tab w:val="left" w:pos="2298"/>
+              </w:tabs>
+              <w:spacing w:after="160" w:line="259" w:lineRule="auto"/>
+              <w:rPr>
+                <w:rFonts w:ascii="Times New Roman" w:hAnsi="Times New Roman" w:cs="Times New Roman"/>
+              </w:rPr>
+            </w:pPr>
+            <w:r>
+              <w:rPr>
+                <w:rFonts w:ascii="Times New Roman" w:hAnsi="Times New Roman" w:cs="Times New Roman"/>
+              </w:rPr>
+              <w:t>ls -</w:t>
+            </w:r>
+            <w:proofErr w:type="spellStart"/>
+            <w:r>
+              <w:rPr>
+                <w:rFonts w:ascii="Times New Roman" w:hAnsi="Times New Roman" w:cs="Times New Roman"/>
+              </w:rPr>
+              <w:t>ltr</w:t>
+            </w:r>
+            <w:proofErr w:type="spellEnd"/>
+            <w:r>
+              <w:rPr>
+                <w:rFonts w:ascii="Times New Roman" w:hAnsi="Times New Roman" w:cs="Times New Roman"/>
+              </w:rPr>
+              <w:t xml:space="preserve">           # Lists files sorted by date, oldest first</w:t>
+            </w:r>
+          </w:p>
+          <w:p>
+            <w:pPr>
+              <w:tabs>
+                <w:tab w:val="left" w:pos="2298"/>
+              </w:tabs>
+              <w:spacing w:after="160" w:line="259" w:lineRule="auto"/>
+              <w:rPr>
+                <w:rFonts w:ascii="Times New Roman" w:hAnsi="Times New Roman" w:cs="Times New Roman"/>
+              </w:rPr>
+            </w:pPr>
+            <w:r>
+              <w:rPr>
+                <w:rFonts w:ascii="Times New Roman" w:hAnsi="Times New Roman" w:cs="Times New Roman"/>
+              </w:rPr>
+              <w:t>ls -</w:t>
+            </w:r>
+            <w:proofErr w:type="spellStart"/>
+            <w:r>
+              <w:rPr>
+                <w:rFonts w:ascii="Times New Roman" w:hAnsi="Times New Roman" w:cs="Times New Roman"/>
+              </w:rPr>
+              <w:t>lhS</w:t>
+            </w:r>
+            <w:proofErr w:type="spellEnd"/>
+            <w:r>
+              <w:rPr>
+                <w:rFonts w:ascii="Times New Roman" w:hAnsi="Times New Roman" w:cs="Times New Roman"/>
+              </w:rPr>
+              <w:t xml:space="preserve">           # Lists files by size in human-readable format</w:t>
+            </w:r>
+          </w:p>
+        </w:tc>
+      </w:tr>
+    </w:tbl>
+    <w:p>
+      <w:pPr>
+        <w:shd w:val="clear" w:color="auto" w:fill="F4B083" w:themeFill="accent2" w:themeFillTint="99"/>
+        <w:tabs>
+          <w:tab w:val="left" w:pos="2298"/>
+        </w:tabs>
+        <w:rPr>
+          <w:rFonts w:ascii="Times New Roman" w:hAnsi="Times New Roman" w:cs="Times New Roman"/>
+          <w:b/>
+          <w:bCs/>
+        </w:rPr>
+      </w:pPr>
+      <w:r>
+        <w:rPr>
+          <w:rFonts w:ascii="Times New Roman" w:hAnsi="Times New Roman" w:cs="Times New Roman"/>
+          <w:b/>
+          <w:bCs/>
+        </w:rPr>
+        <w:t>4. List Files in Specific Directory</w:t>
+      </w:r>
+    </w:p>
+    <w:tbl>
+      <w:tblPr>
+        <w:tblStyle w:val="TableGrid"/>
+        <w:tblW w:w="0" w:type="auto"/>
+        <w:tblLook w:val="04A0" w:firstRow="1" w:lastRow="0" w:firstColumn="1" w:lastColumn="0" w:noHBand="0" w:noVBand="1"/>
+      </w:tblPr>
+      <w:tblGrid>
+        <w:gridCol w:w="10620"/>
+      </w:tblGrid>
+      <w:tr>
+        <w:tc>
+          <w:tcPr>
+            <w:tcW w:w="10620" w:type="dxa"/>
+            <w:shd w:val="clear" w:color="auto" w:fill="E2EFD9" w:themeFill="accent6" w:themeFillTint="33"/>
+          </w:tcPr>
+          <w:p>
+            <w:pPr>
+              <w:tabs>
+                <w:tab w:val="left" w:pos="2298"/>
+              </w:tabs>
+              <w:spacing w:after="160" w:line="259" w:lineRule="auto"/>
+              <w:rPr>
+                <w:rFonts w:ascii="Times New Roman" w:hAnsi="Times New Roman" w:cs="Times New Roman"/>
+              </w:rPr>
+            </w:pPr>
+            <w:r>
+              <w:rPr>
+                <w:rFonts w:ascii="Times New Roman" w:hAnsi="Times New Roman" w:cs="Times New Roman"/>
+              </w:rPr>
+              <w:t>ls /home/user     # Lists files in `/home/user`</w:t>
+            </w:r>
+          </w:p>
+          <w:p>
+            <w:pPr>
+              <w:tabs>
+                <w:tab w:val="left" w:pos="2298"/>
+              </w:tabs>
+              <w:spacing w:after="160" w:line="259" w:lineRule="auto"/>
+              <w:rPr>
+                <w:rFonts w:ascii="Times New Roman" w:hAnsi="Times New Roman" w:cs="Times New Roman"/>
+              </w:rPr>
+            </w:pPr>
+            <w:r>
+              <w:rPr>
+                <w:rFonts w:ascii="Times New Roman" w:hAnsi="Times New Roman" w:cs="Times New Roman"/>
+              </w:rPr>
+              <w:t>ls ~/Documents    # Lists files in `Documents` directory</w:t>
+            </w:r>
+          </w:p>
+          <w:p>
+            <w:pPr>
+              <w:tabs>
+                <w:tab w:val="left" w:pos="2298"/>
+              </w:tabs>
+              <w:spacing w:after="160" w:line="259" w:lineRule="auto"/>
+              <w:rPr>
+                <w:rFonts w:ascii="Times New Roman" w:hAnsi="Times New Roman" w:cs="Times New Roman"/>
+              </w:rPr>
+            </w:pPr>
+            <w:r>
+              <w:rPr>
+                <w:rFonts w:ascii="Times New Roman" w:hAnsi="Times New Roman" w:cs="Times New Roman"/>
+              </w:rPr>
+              <w:t>ls</w:t>
+            </w:r>
+            <w:proofErr w:type="gramStart"/>
+            <w:r>
+              <w:rPr>
+                <w:rFonts w:ascii="Times New Roman" w:hAnsi="Times New Roman" w:cs="Times New Roman"/>
+              </w:rPr>
+              <w:t xml:space="preserve"> ..</w:t>
+            </w:r>
+            <w:proofErr w:type="gramEnd"/>
+            <w:r>
+              <w:rPr>
+                <w:rFonts w:ascii="Times New Roman" w:hAnsi="Times New Roman" w:cs="Times New Roman"/>
+              </w:rPr>
+              <w:t xml:space="preserve">             # Lists files in the parent directory</w:t>
+            </w:r>
+          </w:p>
+        </w:tc>
+      </w:tr>
+    </w:tbl>
+    <w:p>
+      <w:pPr>
+        <w:shd w:val="clear" w:color="auto" w:fill="F4B083" w:themeFill="accent2" w:themeFillTint="99"/>
+        <w:tabs>
+          <w:tab w:val="left" w:pos="2298"/>
+        </w:tabs>
+        <w:rPr>
+          <w:rFonts w:ascii="Times New Roman" w:hAnsi="Times New Roman" w:cs="Times New Roman"/>
+          <w:b/>
+          <w:bCs/>
+        </w:rPr>
+      </w:pPr>
+      <w:r>
+        <w:rPr>
+          <w:rFonts w:ascii="Times New Roman" w:hAnsi="Times New Roman" w:cs="Times New Roman"/>
+          <w:b/>
+          <w:bCs/>
+        </w:rPr>
+        <w:t>5. Filtering Files</w:t>
+      </w:r>
+    </w:p>
+    <w:tbl>
+      <w:tblPr>
+        <w:tblStyle w:val="TableGrid"/>
+        <w:tblW w:w="0" w:type="auto"/>
+        <w:tblLook w:val="04A0" w:firstRow="1" w:lastRow="0" w:firstColumn="1" w:lastColumn="0" w:noHBand="0" w:noVBand="1"/>
+      </w:tblPr>
+      <w:tblGrid>
+        <w:gridCol w:w="10620"/>
+      </w:tblGrid>
+      <w:tr>
+        <w:tc>
+          <w:tcPr>
+            <w:tcW w:w="10620" w:type="dxa"/>
+            <w:shd w:val="clear" w:color="auto" w:fill="E2EFD9" w:themeFill="accent6" w:themeFillTint="33"/>
+          </w:tcPr>
+          <w:p>
+            <w:pPr>
+              <w:tabs>
+                <w:tab w:val="left" w:pos="2298"/>
+              </w:tabs>
+              <w:spacing w:after="160" w:line="259" w:lineRule="auto"/>
+              <w:rPr>
+                <w:rFonts w:ascii="Times New Roman" w:hAnsi="Times New Roman" w:cs="Times New Roman"/>
+              </w:rPr>
+            </w:pPr>
+            <w:r>
+              <w:rPr>
+                <w:rFonts w:ascii="Times New Roman" w:hAnsi="Times New Roman" w:cs="Times New Roman"/>
+              </w:rPr>
+              <w:t>ls *.txt          # Lists all `.txt` files</w:t>
+            </w:r>
+          </w:p>
+          <w:p>
+            <w:pPr>
+              <w:tabs>
+                <w:tab w:val="left" w:pos="2298"/>
+              </w:tabs>
+              <w:spacing w:after="160" w:line="259" w:lineRule="auto"/>
+              <w:rPr>
+                <w:rFonts w:ascii="Times New Roman" w:hAnsi="Times New Roman" w:cs="Times New Roman"/>
+              </w:rPr>
+            </w:pPr>
+            <w:r>
+              <w:rPr>
+                <w:rFonts w:ascii="Times New Roman" w:hAnsi="Times New Roman" w:cs="Times New Roman"/>
+              </w:rPr>
+              <w:t>ls *2024*         # Lists files containing "2024" in the name</w:t>
+            </w:r>
+          </w:p>
+          <w:p>
+            <w:pPr>
+              <w:tabs>
+                <w:tab w:val="left" w:pos="2298"/>
+              </w:tabs>
+              <w:spacing w:after="160" w:line="259" w:lineRule="auto"/>
+              <w:rPr>
+                <w:rFonts w:ascii="Times New Roman" w:hAnsi="Times New Roman" w:cs="Times New Roman"/>
+              </w:rPr>
+            </w:pPr>
+            <w:r>
+              <w:rPr>
+                <w:rFonts w:ascii="Times New Roman" w:hAnsi="Times New Roman" w:cs="Times New Roman"/>
+              </w:rPr>
+              <w:t>ls -l | grep "log" # Lists files containing "log"</w:t>
+            </w:r>
+          </w:p>
+        </w:tc>
+      </w:tr>
+    </w:tbl>
+    <w:p>
+      <w:pPr>
+        <w:shd w:val="clear" w:color="auto" w:fill="F4B083" w:themeFill="accent2" w:themeFillTint="99"/>
+        <w:tabs>
+          <w:tab w:val="left" w:pos="2298"/>
+        </w:tabs>
+        <w:rPr>
+          <w:rFonts w:ascii="Times New Roman" w:hAnsi="Times New Roman" w:cs="Times New Roman"/>
+          <w:b/>
+          <w:bCs/>
+        </w:rPr>
+      </w:pPr>
+      <w:r>
+        <w:rPr>
+          <w:rFonts w:ascii="Times New Roman" w:hAnsi="Times New Roman" w:cs="Times New Roman"/>
+          <w:b/>
+          <w:bCs/>
+        </w:rPr>
+        <w:t>6. PowerShell (ls Equivalent)</w:t>
+      </w:r>
+    </w:p>
+    <w:p>
+      <w:pPr>
+        <w:tabs>
+          <w:tab w:val="left" w:pos="2298"/>
+        </w:tabs>
+        <w:rPr>
+          <w:rFonts w:ascii="Times New Roman" w:hAnsi="Times New Roman" w:cs="Times New Roman"/>
+        </w:rPr>
+      </w:pPr>
+      <w:r>
+        <w:rPr>
+          <w:rFonts w:ascii="Times New Roman" w:hAnsi="Times New Roman" w:cs="Times New Roman"/>
+        </w:rPr>
+        <w:t xml:space="preserve">In </w:t>
+      </w:r>
+      <w:r>
+        <w:rPr>
+          <w:rFonts w:ascii="Times New Roman" w:hAnsi="Times New Roman" w:cs="Times New Roman"/>
+          <w:b/>
+          <w:bCs/>
+        </w:rPr>
+        <w:t>Windows PowerShell</w:t>
+      </w:r>
+      <w:r>
+        <w:rPr>
+          <w:rFonts w:ascii="Times New Roman" w:hAnsi="Times New Roman" w:cs="Times New Roman"/>
+        </w:rPr>
+        <w:t>, ls is an alias for Get-</w:t>
+      </w:r>
+      <w:proofErr w:type="spellStart"/>
+      <w:r>
+        <w:rPr>
+          <w:rFonts w:ascii="Times New Roman" w:hAnsi="Times New Roman" w:cs="Times New Roman"/>
+        </w:rPr>
+        <w:t>ChildItem</w:t>
+      </w:r>
+      <w:proofErr w:type="spellEnd"/>
+      <w:r>
+        <w:rPr>
+          <w:rFonts w:ascii="Times New Roman" w:hAnsi="Times New Roman" w:cs="Times New Roman"/>
+        </w:rPr>
+        <w:t>:</w:t>
+      </w:r>
+    </w:p>
+    <w:tbl>
+      <w:tblPr>
+        <w:tblStyle w:val="TableGrid"/>
+        <w:tblW w:w="0" w:type="auto"/>
+        <w:tblLook w:val="04A0" w:firstRow="1" w:lastRow="0" w:firstColumn="1" w:lastColumn="0" w:noHBand="0" w:noVBand="1"/>
+      </w:tblPr>
+      <w:tblGrid>
+        <w:gridCol w:w="10620"/>
+      </w:tblGrid>
+      <w:tr>
+        <w:tc>
+          <w:tcPr>
+            <w:tcW w:w="10620" w:type="dxa"/>
+            <w:shd w:val="clear" w:color="auto" w:fill="E2EFD9" w:themeFill="accent6" w:themeFillTint="33"/>
+          </w:tcPr>
+          <w:p>
+            <w:pPr>
+              <w:tabs>
+                <w:tab w:val="left" w:pos="2298"/>
+              </w:tabs>
+              <w:spacing w:after="160" w:line="259" w:lineRule="auto"/>
+              <w:rPr>
+                <w:rFonts w:ascii="Times New Roman" w:hAnsi="Times New Roman" w:cs="Times New Roman"/>
+              </w:rPr>
+            </w:pPr>
+            <w:r>
+              <w:rPr>
+                <w:rFonts w:ascii="Times New Roman" w:hAnsi="Times New Roman" w:cs="Times New Roman"/>
+              </w:rPr>
+              <w:t>ls                # Lists files in PowerShell</w:t>
+            </w:r>
+          </w:p>
+          <w:p>
+            <w:pPr>
+              <w:tabs>
+                <w:tab w:val="left" w:pos="2298"/>
+              </w:tabs>
+              <w:spacing w:after="160" w:line="259" w:lineRule="auto"/>
+              <w:rPr>
+                <w:rFonts w:ascii="Times New Roman" w:hAnsi="Times New Roman" w:cs="Times New Roman"/>
+              </w:rPr>
+            </w:pPr>
+            <w:r>
+              <w:rPr>
+                <w:rFonts w:ascii="Times New Roman" w:hAnsi="Times New Roman" w:cs="Times New Roman"/>
+              </w:rPr>
+              <w:t>Get-</w:t>
+            </w:r>
+            <w:proofErr w:type="spellStart"/>
+            <w:r>
+              <w:rPr>
+                <w:rFonts w:ascii="Times New Roman" w:hAnsi="Times New Roman" w:cs="Times New Roman"/>
+              </w:rPr>
+              <w:t>ChildItem</w:t>
+            </w:r>
+            <w:proofErr w:type="spellEnd"/>
+            <w:r>
+              <w:rPr>
+                <w:rFonts w:ascii="Times New Roman" w:hAnsi="Times New Roman" w:cs="Times New Roman"/>
+              </w:rPr>
+              <w:t xml:space="preserve"> -Path C:\Users -</w:t>
+            </w:r>
+            <w:proofErr w:type="gramStart"/>
+            <w:r>
+              <w:rPr>
+                <w:rFonts w:ascii="Times New Roman" w:hAnsi="Times New Roman" w:cs="Times New Roman"/>
+              </w:rPr>
+              <w:t>Force  #</w:t>
+            </w:r>
+            <w:proofErr w:type="gramEnd"/>
+            <w:r>
+              <w:rPr>
+                <w:rFonts w:ascii="Times New Roman" w:hAnsi="Times New Roman" w:cs="Times New Roman"/>
+              </w:rPr>
+              <w:t xml:space="preserve"> Lists all, including hidden files</w:t>
+            </w:r>
+          </w:p>
+          <w:p>
+            <w:pPr>
+              <w:tabs>
+                <w:tab w:val="left" w:pos="2298"/>
+              </w:tabs>
+              <w:spacing w:after="160" w:line="259" w:lineRule="auto"/>
+              <w:rPr>
+                <w:rFonts w:ascii="Times New Roman" w:hAnsi="Times New Roman" w:cs="Times New Roman"/>
+              </w:rPr>
+            </w:pPr>
+            <w:r>
+              <w:rPr>
+                <w:rFonts w:ascii="Times New Roman" w:hAnsi="Times New Roman" w:cs="Times New Roman"/>
+              </w:rPr>
+              <w:t>Get-</w:t>
+            </w:r>
+            <w:proofErr w:type="spellStart"/>
+            <w:r>
+              <w:rPr>
+                <w:rFonts w:ascii="Times New Roman" w:hAnsi="Times New Roman" w:cs="Times New Roman"/>
+              </w:rPr>
+              <w:t>ChildItem</w:t>
+            </w:r>
+            <w:proofErr w:type="spellEnd"/>
+            <w:r>
+              <w:rPr>
+                <w:rFonts w:ascii="Times New Roman" w:hAnsi="Times New Roman" w:cs="Times New Roman"/>
+              </w:rPr>
+              <w:t xml:space="preserve"> -Recurse               # Recursively lists files</w:t>
+            </w:r>
+          </w:p>
+        </w:tc>
+      </w:tr>
+    </w:tbl>
+    <w:p>
+      <w:pPr>
+        <w:shd w:val="clear" w:color="auto" w:fill="F4B083" w:themeFill="accent2" w:themeFillTint="99"/>
+        <w:tabs>
+          <w:tab w:val="left" w:pos="2298"/>
+        </w:tabs>
+        <w:rPr>
+          <w:rFonts w:ascii="Times New Roman" w:hAnsi="Times New Roman" w:cs="Times New Roman"/>
+          <w:b/>
+          <w:bCs/>
+        </w:rPr>
+      </w:pPr>
+      <w:r>
+        <w:rPr>
+          <w:rFonts w:ascii="Times New Roman" w:hAnsi="Times New Roman" w:cs="Times New Roman"/>
+          <w:b/>
+          <w:bCs/>
+        </w:rPr>
+        <w:t>7. Special ls Commands</w:t>
+      </w:r>
+    </w:p>
+    <w:tbl>
+      <w:tblPr>
+        <w:tblStyle w:val="TableGrid"/>
+        <w:tblW w:w="0" w:type="auto"/>
+        <w:tblLook w:val="04A0" w:firstRow="1" w:lastRow="0" w:firstColumn="1" w:lastColumn="0" w:noHBand="0" w:noVBand="1"/>
+      </w:tblPr>
+      <w:tblGrid>
+        <w:gridCol w:w="10620"/>
+      </w:tblGrid>
+      <w:tr>
+        <w:tc>
+          <w:tcPr>
+            <w:tcW w:w="10620" w:type="dxa"/>
+            <w:shd w:val="clear" w:color="auto" w:fill="E2EFD9" w:themeFill="accent6" w:themeFillTint="33"/>
+          </w:tcPr>
+          <w:p>
+            <w:pPr>
+              <w:tabs>
+                <w:tab w:val="left" w:pos="2298"/>
+              </w:tabs>
+              <w:spacing w:after="160" w:line="259" w:lineRule="auto"/>
+              <w:rPr>
+                <w:rFonts w:ascii="Times New Roman" w:hAnsi="Times New Roman" w:cs="Times New Roman"/>
+              </w:rPr>
+            </w:pPr>
+            <w:r>
+              <w:rPr>
+                <w:rFonts w:ascii="Times New Roman" w:hAnsi="Times New Roman" w:cs="Times New Roman"/>
+              </w:rPr>
+              <w:t>ls --</w:t>
+            </w:r>
+            <w:proofErr w:type="spellStart"/>
+            <w:r>
+              <w:rPr>
+                <w:rFonts w:ascii="Times New Roman" w:hAnsi="Times New Roman" w:cs="Times New Roman"/>
+              </w:rPr>
+              <w:t>color</w:t>
+            </w:r>
+            <w:proofErr w:type="spellEnd"/>
+            <w:r>
+              <w:rPr>
+                <w:rFonts w:ascii="Times New Roman" w:hAnsi="Times New Roman" w:cs="Times New Roman"/>
+              </w:rPr>
+              <w:t xml:space="preserve">=auto   # Enables </w:t>
+            </w:r>
+            <w:proofErr w:type="spellStart"/>
+            <w:r>
+              <w:rPr>
+                <w:rFonts w:ascii="Times New Roman" w:hAnsi="Times New Roman" w:cs="Times New Roman"/>
+              </w:rPr>
+              <w:t>colored</w:t>
+            </w:r>
+            <w:proofErr w:type="spellEnd"/>
+            <w:r>
+              <w:rPr>
+                <w:rFonts w:ascii="Times New Roman" w:hAnsi="Times New Roman" w:cs="Times New Roman"/>
+              </w:rPr>
+              <w:t xml:space="preserve"> output (Linux)</w:t>
+            </w:r>
+          </w:p>
+          <w:p>
+            <w:pPr>
+              <w:tabs>
+                <w:tab w:val="left" w:pos="2298"/>
+              </w:tabs>
+              <w:spacing w:after="160" w:line="259" w:lineRule="auto"/>
+              <w:rPr>
+                <w:rFonts w:ascii="Times New Roman" w:hAnsi="Times New Roman" w:cs="Times New Roman"/>
+              </w:rPr>
+            </w:pPr>
+            <w:r>
+              <w:rPr>
+                <w:rFonts w:ascii="Times New Roman" w:hAnsi="Times New Roman" w:cs="Times New Roman"/>
+              </w:rPr>
+              <w:t>ls --help         # Shows help for `</w:t>
+            </w:r>
+            <w:proofErr w:type="spellStart"/>
+            <w:r>
+              <w:rPr>
+                <w:rFonts w:ascii="Times New Roman" w:hAnsi="Times New Roman" w:cs="Times New Roman"/>
+              </w:rPr>
+              <w:t>ls`</w:t>
+            </w:r>
+            <w:proofErr w:type="spellEnd"/>
+          </w:p>
+        </w:tc>
+      </w:tr>
+    </w:tbl>
     <w:p>
       <w:pPr>
         <w:tabs>

--- a/Notes/Git and gitHub.docx
+++ b/Notes/Git and gitHub.docx
@@ -224,9 +224,65 @@
           <w:szCs w:val="36"/>
           <w:highlight w:val="green"/>
         </w:rPr>
-        <w:t xml:space="preserve">git </w:t>
-      </w:r>
-      <w:proofErr w:type="spellStart"/>
+        <w:t>git init</w:t>
+      </w:r>
+    </w:p>
+    <w:p>
+      <w:pPr>
+        <w:jc w:val="center"/>
+        <w:rPr>
+          <w:rFonts w:ascii="Times New Roman" w:hAnsi="Times New Roman" w:cs="Times New Roman"/>
+          <w:sz w:val="36"/>
+          <w:szCs w:val="36"/>
+        </w:rPr>
+      </w:pPr>
+    </w:p>
+    <w:p>
+      <w:pPr>
+        <w:rPr>
+          <w:rFonts w:ascii="Times New Roman" w:hAnsi="Times New Roman" w:cs="Times New Roman"/>
+          <w:sz w:val="24"/>
+          <w:szCs w:val="24"/>
+        </w:rPr>
+      </w:pPr>
+      <w:r>
+        <w:rPr>
+          <w:rFonts w:ascii="Times New Roman" w:hAnsi="Times New Roman" w:cs="Times New Roman"/>
+          <w:b/>
+          <w:bCs/>
+          <w:sz w:val="28"/>
+          <w:szCs w:val="28"/>
+        </w:rPr>
+        <w:t xml:space="preserve">Cloning an Existing </w:t>
+      </w:r>
+      <w:r>
+        <w:rPr>
+          <w:rFonts w:ascii="Times New Roman" w:hAnsi="Times New Roman" w:cs="Times New Roman"/>
+          <w:b/>
+          <w:bCs/>
+          <w:sz w:val="28"/>
+          <w:szCs w:val="28"/>
+        </w:rPr>
+        <w:t>Repository: - This</w:t>
+      </w:r>
+      <w:r>
+        <w:rPr>
+          <w:rFonts w:ascii="Times New Roman" w:hAnsi="Times New Roman" w:cs="Times New Roman"/>
+          <w:sz w:val="24"/>
+          <w:szCs w:val="24"/>
+        </w:rPr>
+        <w:t xml:space="preserve"> copies a repository from GitHub to your local machine.</w:t>
+      </w:r>
+    </w:p>
+    <w:p>
+      <w:pPr>
+        <w:jc w:val="center"/>
+        <w:rPr>
+          <w:rFonts w:ascii="Times New Roman" w:hAnsi="Times New Roman" w:cs="Times New Roman"/>
+          <w:sz w:val="36"/>
+          <w:szCs w:val="36"/>
+        </w:rPr>
+      </w:pPr>
       <w:r>
         <w:rPr>
           <w:rFonts w:ascii="Times New Roman" w:hAnsi="Times New Roman" w:cs="Times New Roman"/>
@@ -234,17 +290,16 @@
           <w:szCs w:val="36"/>
           <w:highlight w:val="green"/>
         </w:rPr>
-        <w:t>init</w:t>
-      </w:r>
-      <w:proofErr w:type="spellEnd"/>
+        <w:t>git clone &lt;repo_url&gt;</w:t>
+      </w:r>
     </w:p>
     <w:p>
       <w:pPr>
         <w:jc w:val="center"/>
         <w:rPr>
           <w:rFonts w:ascii="Times New Roman" w:hAnsi="Times New Roman" w:cs="Times New Roman"/>
-          <w:sz w:val="36"/>
-          <w:szCs w:val="36"/>
+          <w:sz w:val="28"/>
+          <w:szCs w:val="28"/>
         </w:rPr>
       </w:pPr>
     </w:p>
@@ -264,7 +319,7 @@
           <w:sz w:val="28"/>
           <w:szCs w:val="28"/>
         </w:rPr>
-        <w:t xml:space="preserve">Cloning an Existing </w:t>
+        <w:t xml:space="preserve">Checking Repository </w:t>
       </w:r>
       <w:r>
         <w:rPr>
@@ -274,7 +329,7 @@
           <w:sz w:val="28"/>
           <w:szCs w:val="28"/>
         </w:rPr>
-        <w:t>Repository: - This</w:t>
+        <w:t xml:space="preserve">Status: - </w:t>
       </w:r>
       <w:r>
         <w:rPr>
@@ -282,7 +337,7 @@
           <w:sz w:val="24"/>
           <w:szCs w:val="24"/>
         </w:rPr>
-        <w:t xml:space="preserve"> copies a repository from GitHub to your local machine.</w:t>
+        <w:t>Shows the current state of your repository (new, modified, staged files).</w:t>
       </w:r>
     </w:p>
     <w:p>
@@ -301,9 +356,59 @@
           <w:szCs w:val="36"/>
           <w:highlight w:val="green"/>
         </w:rPr>
-        <w:t>git clone &lt;</w:t>
-      </w:r>
-      <w:proofErr w:type="spellStart"/>
+        <w:t>git status</w:t>
+      </w:r>
+    </w:p>
+    <w:p>
+      <w:pPr>
+        <w:jc w:val="center"/>
+        <w:rPr>
+          <w:rFonts w:ascii="Times New Roman" w:hAnsi="Times New Roman" w:cs="Times New Roman"/>
+          <w:sz w:val="36"/>
+          <w:szCs w:val="36"/>
+        </w:rPr>
+      </w:pPr>
+    </w:p>
+    <w:p>
+      <w:pPr>
+        <w:rPr>
+          <w:rFonts w:ascii="Times New Roman" w:hAnsi="Times New Roman" w:cs="Times New Roman"/>
+          <w:b/>
+          <w:bCs/>
+          <w:sz w:val="28"/>
+          <w:szCs w:val="28"/>
+        </w:rPr>
+      </w:pPr>
+      <w:r>
+        <w:rPr>
+          <w:rFonts w:ascii="Times New Roman" w:hAnsi="Times New Roman" w:cs="Times New Roman"/>
+          <w:b/>
+          <w:bCs/>
+          <w:sz w:val="28"/>
+          <w:szCs w:val="28"/>
+        </w:rPr>
+        <w:t xml:space="preserve">Adding Changes to Staging </w:t>
+      </w:r>
+      <w:r>
+        <w:rPr>
+          <w:rFonts w:ascii="Times New Roman" w:hAnsi="Times New Roman" w:cs="Times New Roman"/>
+          <w:b/>
+          <w:bCs/>
+          <w:sz w:val="28"/>
+          <w:szCs w:val="28"/>
+        </w:rPr>
+        <w:t>Area: -</w:t>
+      </w:r>
+    </w:p>
+    <w:p>
+      <w:pPr>
+        <w:jc w:val="center"/>
+        <w:rPr>
+          <w:rFonts w:ascii="Times New Roman" w:hAnsi="Times New Roman" w:cs="Times New Roman"/>
+          <w:sz w:val="36"/>
+          <w:szCs w:val="36"/>
+        </w:rPr>
+      </w:pPr>
       <w:r>
         <w:rPr>
           <w:rFonts w:ascii="Times New Roman" w:hAnsi="Times New Roman" w:cs="Times New Roman"/>
@@ -311,9 +416,25 @@
           <w:szCs w:val="36"/>
           <w:highlight w:val="green"/>
         </w:rPr>
-        <w:t>repo_url</w:t>
-      </w:r>
-      <w:proofErr w:type="spellEnd"/>
+        <w:t>git add &lt;filename&gt;      # Add a specific file</w:t>
+      </w:r>
+    </w:p>
+    <w:p>
+      <w:pPr>
+        <w:rPr>
+          <w:rFonts w:ascii="Times New Roman" w:hAnsi="Times New Roman" w:cs="Times New Roman"/>
+          <w:sz w:val="36"/>
+          <w:szCs w:val="36"/>
+        </w:rPr>
+      </w:pPr>
+      <w:r>
+        <w:rPr>
+          <w:rFonts w:ascii="Times New Roman" w:hAnsi="Times New Roman" w:cs="Times New Roman"/>
+          <w:sz w:val="36"/>
+          <w:szCs w:val="36"/>
+        </w:rPr>
+        <w:t xml:space="preserve">                        </w:t>
+      </w:r>
       <w:r>
         <w:rPr>
           <w:rFonts w:ascii="Times New Roman" w:hAnsi="Times New Roman" w:cs="Times New Roman"/>
@@ -321,179 +442,7 @@
           <w:szCs w:val="36"/>
           <w:highlight w:val="green"/>
         </w:rPr>
-        <w:t>&gt;</w:t>
-      </w:r>
-    </w:p>
-    <w:p>
-      <w:pPr>
-        <w:jc w:val="center"/>
-        <w:rPr>
-          <w:rFonts w:ascii="Times New Roman" w:hAnsi="Times New Roman" w:cs="Times New Roman"/>
-          <w:sz w:val="28"/>
-          <w:szCs w:val="28"/>
-        </w:rPr>
-      </w:pPr>
-    </w:p>
-    <w:p>
-      <w:pPr>
-        <w:rPr>
-          <w:rFonts w:ascii="Times New Roman" w:hAnsi="Times New Roman" w:cs="Times New Roman"/>
-          <w:sz w:val="24"/>
-          <w:szCs w:val="24"/>
-        </w:rPr>
-      </w:pPr>
-      <w:r>
-        <w:rPr>
-          <w:rFonts w:ascii="Times New Roman" w:hAnsi="Times New Roman" w:cs="Times New Roman"/>
-          <w:b/>
-          <w:bCs/>
-          <w:sz w:val="28"/>
-          <w:szCs w:val="28"/>
-        </w:rPr>
-        <w:t xml:space="preserve">Checking Repository </w:t>
-      </w:r>
-      <w:r>
-        <w:rPr>
-          <w:rFonts w:ascii="Times New Roman" w:hAnsi="Times New Roman" w:cs="Times New Roman"/>
-          <w:b/>
-          <w:bCs/>
-          <w:sz w:val="28"/>
-          <w:szCs w:val="28"/>
-        </w:rPr>
-        <w:t xml:space="preserve">Status: - </w:t>
-      </w:r>
-      <w:r>
-        <w:rPr>
-          <w:rFonts w:ascii="Times New Roman" w:hAnsi="Times New Roman" w:cs="Times New Roman"/>
-          <w:sz w:val="24"/>
-          <w:szCs w:val="24"/>
-        </w:rPr>
-        <w:t>Shows the current state of your repository (new, modified, staged files).</w:t>
-      </w:r>
-    </w:p>
-    <w:p>
-      <w:pPr>
-        <w:jc w:val="center"/>
-        <w:rPr>
-          <w:rFonts w:ascii="Times New Roman" w:hAnsi="Times New Roman" w:cs="Times New Roman"/>
-          <w:sz w:val="36"/>
-          <w:szCs w:val="36"/>
-        </w:rPr>
-      </w:pPr>
-      <w:r>
-        <w:rPr>
-          <w:rFonts w:ascii="Times New Roman" w:hAnsi="Times New Roman" w:cs="Times New Roman"/>
-          <w:sz w:val="36"/>
-          <w:szCs w:val="36"/>
-          <w:highlight w:val="green"/>
-        </w:rPr>
-        <w:t>git status</w:t>
-      </w:r>
-    </w:p>
-    <w:p>
-      <w:pPr>
-        <w:jc w:val="center"/>
-        <w:rPr>
-          <w:rFonts w:ascii="Times New Roman" w:hAnsi="Times New Roman" w:cs="Times New Roman"/>
-          <w:sz w:val="36"/>
-          <w:szCs w:val="36"/>
-        </w:rPr>
-      </w:pPr>
-    </w:p>
-    <w:p>
-      <w:pPr>
-        <w:rPr>
-          <w:rFonts w:ascii="Times New Roman" w:hAnsi="Times New Roman" w:cs="Times New Roman"/>
-          <w:b/>
-          <w:bCs/>
-          <w:sz w:val="28"/>
-          <w:szCs w:val="28"/>
-        </w:rPr>
-      </w:pPr>
-      <w:r>
-        <w:rPr>
-          <w:rFonts w:ascii="Times New Roman" w:hAnsi="Times New Roman" w:cs="Times New Roman"/>
-          <w:b/>
-          <w:bCs/>
-          <w:sz w:val="28"/>
-          <w:szCs w:val="28"/>
-        </w:rPr>
-        <w:t xml:space="preserve">Adding Changes to Staging </w:t>
-      </w:r>
-      <w:r>
-        <w:rPr>
-          <w:rFonts w:ascii="Times New Roman" w:hAnsi="Times New Roman" w:cs="Times New Roman"/>
-          <w:b/>
-          <w:bCs/>
-          <w:sz w:val="28"/>
-          <w:szCs w:val="28"/>
-        </w:rPr>
-        <w:t>Area: -</w:t>
-      </w:r>
-    </w:p>
-    <w:p>
-      <w:pPr>
-        <w:jc w:val="center"/>
-        <w:rPr>
-          <w:rFonts w:ascii="Times New Roman" w:hAnsi="Times New Roman" w:cs="Times New Roman"/>
-          <w:sz w:val="36"/>
-          <w:szCs w:val="36"/>
-        </w:rPr>
-      </w:pPr>
-      <w:r>
-        <w:rPr>
-          <w:rFonts w:ascii="Times New Roman" w:hAnsi="Times New Roman" w:cs="Times New Roman"/>
-          <w:sz w:val="36"/>
-          <w:szCs w:val="36"/>
-          <w:highlight w:val="green"/>
-        </w:rPr>
-        <w:t>git add &lt;filename&gt;      # Add a specific file</w:t>
-      </w:r>
-    </w:p>
-    <w:p>
-      <w:pPr>
-        <w:rPr>
-          <w:rFonts w:ascii="Times New Roman" w:hAnsi="Times New Roman" w:cs="Times New Roman"/>
-          <w:sz w:val="36"/>
-          <w:szCs w:val="36"/>
-        </w:rPr>
-      </w:pPr>
-      <w:r>
-        <w:rPr>
-          <w:rFonts w:ascii="Times New Roman" w:hAnsi="Times New Roman" w:cs="Times New Roman"/>
-          <w:sz w:val="36"/>
-          <w:szCs w:val="36"/>
-        </w:rPr>
-        <w:t xml:space="preserve">                        </w:t>
-      </w:r>
-      <w:r>
-        <w:rPr>
-          <w:rFonts w:ascii="Times New Roman" w:hAnsi="Times New Roman" w:cs="Times New Roman"/>
-          <w:sz w:val="36"/>
-          <w:szCs w:val="36"/>
-          <w:highlight w:val="green"/>
-        </w:rPr>
-        <w:t xml:space="preserve">git </w:t>
-      </w:r>
-      <w:proofErr w:type="gramStart"/>
-      <w:r>
-        <w:rPr>
-          <w:rFonts w:ascii="Times New Roman" w:hAnsi="Times New Roman" w:cs="Times New Roman"/>
-          <w:sz w:val="36"/>
-          <w:szCs w:val="36"/>
-          <w:highlight w:val="green"/>
-        </w:rPr>
-        <w:t>add .</w:t>
-      </w:r>
-      <w:proofErr w:type="gramEnd"/>
-      <w:r>
-        <w:rPr>
-          <w:rFonts w:ascii="Times New Roman" w:hAnsi="Times New Roman" w:cs="Times New Roman"/>
-          <w:sz w:val="36"/>
-          <w:szCs w:val="36"/>
-          <w:highlight w:val="green"/>
-        </w:rPr>
-        <w:t xml:space="preserve">              # Add all changes</w:t>
+        <w:t>git add .              # Add all changes</w:t>
       </w:r>
     </w:p>
     <w:p>
@@ -984,31 +933,7 @@
           <w:szCs w:val="28"/>
           <w:highlight w:val="green"/>
         </w:rPr>
-        <w:t>git remote add origin &lt;</w:t>
-      </w:r>
-      <w:proofErr w:type="spellStart"/>
-      <w:r>
-        <w:rPr>
-          <w:rFonts w:ascii="Times New Roman" w:hAnsi="Times New Roman" w:cs="Times New Roman"/>
-          <w:b/>
-          <w:bCs/>
-          <w:sz w:val="28"/>
-          <w:szCs w:val="28"/>
-          <w:highlight w:val="green"/>
-        </w:rPr>
-        <w:t>repo_url</w:t>
-      </w:r>
-      <w:proofErr w:type="spellEnd"/>
-      <w:r>
-        <w:rPr>
-          <w:rFonts w:ascii="Times New Roman" w:hAnsi="Times New Roman" w:cs="Times New Roman"/>
-          <w:b/>
-          <w:bCs/>
-          <w:sz w:val="28"/>
-          <w:szCs w:val="28"/>
-          <w:highlight w:val="green"/>
-        </w:rPr>
-        <w:t>&gt;</w:t>
+        <w:t>git remote add origin &lt;repo_url&gt;</w:t>
       </w:r>
     </w:p>
     <w:p>
@@ -1326,27 +1251,7 @@
           <w:szCs w:val="28"/>
           <w:highlight w:val="green"/>
         </w:rPr>
-        <w:t>git add &lt;</w:t>
-      </w:r>
-      <w:proofErr w:type="spellStart"/>
-      <w:r>
-        <w:rPr>
-          <w:rFonts w:ascii="Times New Roman" w:hAnsi="Times New Roman" w:cs="Times New Roman"/>
-          <w:sz w:val="28"/>
-          <w:szCs w:val="28"/>
-          <w:highlight w:val="green"/>
-        </w:rPr>
-        <w:t>conflicted_file</w:t>
-      </w:r>
-      <w:proofErr w:type="spellEnd"/>
-      <w:r>
-        <w:rPr>
-          <w:rFonts w:ascii="Times New Roman" w:hAnsi="Times New Roman" w:cs="Times New Roman"/>
-          <w:sz w:val="28"/>
-          <w:szCs w:val="28"/>
-          <w:highlight w:val="green"/>
-        </w:rPr>
-        <w:t>&gt;</w:t>
+        <w:t>git add &lt;conflicted_file&gt;</w:t>
       </w:r>
     </w:p>
     <w:p>
@@ -1893,16 +1798,8 @@
               <w:rPr>
                 <w:rFonts w:ascii="Times New Roman" w:hAnsi="Times New Roman" w:cs="Times New Roman"/>
               </w:rPr>
-              <w:t xml:space="preserve">git </w:t>
+              <w:t>git add .</w:t>
             </w:r>
-            <w:proofErr w:type="gramStart"/>
-            <w:r>
-              <w:rPr>
-                <w:rFonts w:ascii="Times New Roman" w:hAnsi="Times New Roman" w:cs="Times New Roman"/>
-              </w:rPr>
-              <w:t>add .</w:t>
-            </w:r>
-            <w:proofErr w:type="gramEnd"/>
           </w:p>
           <w:p>
             <w:pPr>
@@ -2537,16 +2434,8 @@
               <w:rPr>
                 <w:rFonts w:ascii="Times New Roman" w:hAnsi="Times New Roman" w:cs="Times New Roman"/>
               </w:rPr>
-              <w:t xml:space="preserve">git </w:t>
+              <w:t>git add .</w:t>
             </w:r>
-            <w:proofErr w:type="gramStart"/>
-            <w:r>
-              <w:rPr>
-                <w:rFonts w:ascii="Times New Roman" w:hAnsi="Times New Roman" w:cs="Times New Roman"/>
-              </w:rPr>
-              <w:t>add .</w:t>
-            </w:r>
-            <w:proofErr w:type="gramEnd"/>
           </w:p>
           <w:p>
             <w:pPr>
@@ -2608,19 +2497,11 @@
           <w:rFonts w:ascii="Times New Roman" w:hAnsi="Times New Roman" w:cs="Times New Roman"/>
         </w:rPr>
       </w:pPr>
-      <w:proofErr w:type="gramStart"/>
-      <w:r>
-        <w:rPr>
-          <w:rFonts w:ascii="Times New Roman" w:hAnsi="Times New Roman" w:cs="Times New Roman"/>
-        </w:rPr>
-        <w:t>Note:-</w:t>
-      </w:r>
-      <w:proofErr w:type="gramEnd"/>
-      <w:r>
-        <w:rPr>
-          <w:rFonts w:ascii="Times New Roman" w:hAnsi="Times New Roman" w:cs="Times New Roman"/>
-        </w:rPr>
-        <w:t xml:space="preserve"> </w:t>
+      <w:r>
+        <w:rPr>
+          <w:rFonts w:ascii="Times New Roman" w:hAnsi="Times New Roman" w:cs="Times New Roman"/>
+        </w:rPr>
+        <w:t xml:space="preserve">Note:- </w:t>
       </w:r>
     </w:p>
     <w:p>
@@ -2848,23 +2729,7 @@
               <w:rPr>
                 <w:rFonts w:ascii="Times New Roman" w:hAnsi="Times New Roman" w:cs="Times New Roman"/>
               </w:rPr>
-              <w:t xml:space="preserve">git config --global </w:t>
-            </w:r>
-            <w:proofErr w:type="spellStart"/>
-            <w:proofErr w:type="gramStart"/>
-            <w:r>
-              <w:rPr>
-                <w:rFonts w:ascii="Times New Roman" w:hAnsi="Times New Roman" w:cs="Times New Roman"/>
-              </w:rPr>
-              <w:t>user.email</w:t>
-            </w:r>
-            <w:proofErr w:type="spellEnd"/>
-            <w:proofErr w:type="gramEnd"/>
-            <w:r>
-              <w:rPr>
-                <w:rFonts w:ascii="Times New Roman" w:hAnsi="Times New Roman" w:cs="Times New Roman"/>
-              </w:rPr>
-              <w:t xml:space="preserve"> "your.email@example.com"</w:t>
+              <w:t>git config --global user.email "your.email@example.com"</w:t>
             </w:r>
           </w:p>
           <w:p>
@@ -2881,23 +2746,7 @@
               <w:rPr>
                 <w:rFonts w:ascii="Times New Roman" w:hAnsi="Times New Roman" w:cs="Times New Roman"/>
               </w:rPr>
-              <w:t xml:space="preserve">git config --global </w:t>
-            </w:r>
-            <w:proofErr w:type="spellStart"/>
-            <w:proofErr w:type="gramStart"/>
-            <w:r>
-              <w:rPr>
-                <w:rFonts w:ascii="Times New Roman" w:hAnsi="Times New Roman" w:cs="Times New Roman"/>
-              </w:rPr>
-              <w:t>init.defaultBranch</w:t>
-            </w:r>
-            <w:proofErr w:type="spellEnd"/>
-            <w:proofErr w:type="gramEnd"/>
-            <w:r>
-              <w:rPr>
-                <w:rFonts w:ascii="Times New Roman" w:hAnsi="Times New Roman" w:cs="Times New Roman"/>
-              </w:rPr>
-              <w:t xml:space="preserve"> main</w:t>
+              <w:t>git config --global init.defaultBranch main</w:t>
             </w:r>
           </w:p>
         </w:tc>
@@ -2963,16 +2812,8 @@
               <w:rPr>
                 <w:rFonts w:ascii="Times New Roman" w:hAnsi="Times New Roman" w:cs="Times New Roman"/>
               </w:rPr>
-              <w:t xml:space="preserve">git </w:t>
+              <w:t>git init</w:t>
             </w:r>
-            <w:proofErr w:type="spellStart"/>
-            <w:r>
-              <w:rPr>
-                <w:rFonts w:ascii="Times New Roman" w:hAnsi="Times New Roman" w:cs="Times New Roman"/>
-              </w:rPr>
-              <w:t>init</w:t>
-            </w:r>
-            <w:proofErr w:type="spellEnd"/>
           </w:p>
         </w:tc>
       </w:tr>
@@ -3131,21 +2972,7 @@
               <w:rPr>
                 <w:rFonts w:ascii="Times New Roman" w:hAnsi="Times New Roman" w:cs="Times New Roman"/>
               </w:rPr>
-              <w:t xml:space="preserve">git </w:t>
-            </w:r>
-            <w:proofErr w:type="gramStart"/>
-            <w:r>
-              <w:rPr>
-                <w:rFonts w:ascii="Times New Roman" w:hAnsi="Times New Roman" w:cs="Times New Roman"/>
-              </w:rPr>
-              <w:t>add .</w:t>
-            </w:r>
-            <w:proofErr w:type="gramEnd"/>
-            <w:r>
-              <w:rPr>
-                <w:rFonts w:ascii="Times New Roman" w:hAnsi="Times New Roman" w:cs="Times New Roman"/>
-              </w:rPr>
-              <w:t xml:space="preserve">          # Adds all modified/new files to staging</w:t>
+              <w:t>git add .          # Adds all modified/new files to staging</w:t>
             </w:r>
           </w:p>
           <w:p>
@@ -3304,21 +3131,7 @@
               <w:rPr>
                 <w:rFonts w:ascii="Times New Roman" w:hAnsi="Times New Roman" w:cs="Times New Roman"/>
               </w:rPr>
-              <w:t>git checkout -b new-</w:t>
-            </w:r>
-            <w:proofErr w:type="gramStart"/>
-            <w:r>
-              <w:rPr>
-                <w:rFonts w:ascii="Times New Roman" w:hAnsi="Times New Roman" w:cs="Times New Roman"/>
-              </w:rPr>
-              <w:t>branch  #</w:t>
-            </w:r>
-            <w:proofErr w:type="gramEnd"/>
-            <w:r>
-              <w:rPr>
-                <w:rFonts w:ascii="Times New Roman" w:hAnsi="Times New Roman" w:cs="Times New Roman"/>
-              </w:rPr>
-              <w:t xml:space="preserve"> Creates and switches to new branch  </w:t>
+              <w:t xml:space="preserve">git checkout -b new-branch  # Creates and switches to new branch  </w:t>
             </w:r>
           </w:p>
           <w:p>
@@ -3401,21 +3214,7 @@
               <w:rPr>
                 <w:rFonts w:ascii="Times New Roman" w:hAnsi="Times New Roman" w:cs="Times New Roman"/>
               </w:rPr>
-              <w:t xml:space="preserve">git remote add origin </w:t>
-            </w:r>
-            <w:proofErr w:type="gramStart"/>
-            <w:r>
-              <w:rPr>
-                <w:rFonts w:ascii="Times New Roman" w:hAnsi="Times New Roman" w:cs="Times New Roman"/>
-              </w:rPr>
-              <w:t>https://github.com/your-username/repository-name.git  #</w:t>
-            </w:r>
-            <w:proofErr w:type="gramEnd"/>
-            <w:r>
-              <w:rPr>
-                <w:rFonts w:ascii="Times New Roman" w:hAnsi="Times New Roman" w:cs="Times New Roman"/>
-              </w:rPr>
-              <w:t xml:space="preserve"> Connect to GitHub  </w:t>
+              <w:t xml:space="preserve">git remote add origin https://github.com/your-username/repository-name.git  # Connect to GitHub  </w:t>
             </w:r>
           </w:p>
           <w:p>
@@ -3432,21 +3231,7 @@
               <w:rPr>
                 <w:rFonts w:ascii="Times New Roman" w:hAnsi="Times New Roman" w:cs="Times New Roman"/>
               </w:rPr>
-              <w:t xml:space="preserve">git push -u origin </w:t>
-            </w:r>
-            <w:proofErr w:type="gramStart"/>
-            <w:r>
-              <w:rPr>
-                <w:rFonts w:ascii="Times New Roman" w:hAnsi="Times New Roman" w:cs="Times New Roman"/>
-              </w:rPr>
-              <w:t>main  #</w:t>
-            </w:r>
-            <w:proofErr w:type="gramEnd"/>
-            <w:r>
-              <w:rPr>
-                <w:rFonts w:ascii="Times New Roman" w:hAnsi="Times New Roman" w:cs="Times New Roman"/>
-              </w:rPr>
-              <w:t xml:space="preserve"> Push code to GitHub  </w:t>
+              <w:t xml:space="preserve">git push -u origin main  # Push code to GitHub  </w:t>
             </w:r>
           </w:p>
         </w:tc>
@@ -3520,21 +3305,7 @@
               <w:rPr>
                 <w:rFonts w:ascii="Times New Roman" w:hAnsi="Times New Roman" w:cs="Times New Roman"/>
               </w:rPr>
-              <w:t xml:space="preserve">git pull origin </w:t>
-            </w:r>
-            <w:proofErr w:type="gramStart"/>
-            <w:r>
-              <w:rPr>
-                <w:rFonts w:ascii="Times New Roman" w:hAnsi="Times New Roman" w:cs="Times New Roman"/>
-              </w:rPr>
-              <w:t>main  #</w:t>
-            </w:r>
-            <w:proofErr w:type="gramEnd"/>
-            <w:r>
-              <w:rPr>
-                <w:rFonts w:ascii="Times New Roman" w:hAnsi="Times New Roman" w:cs="Times New Roman"/>
-              </w:rPr>
-              <w:t xml:space="preserve"> Pulls latest changes from GitHub  </w:t>
+              <w:t xml:space="preserve">git pull origin main  # Pulls latest changes from GitHub  </w:t>
             </w:r>
           </w:p>
           <w:p>
@@ -3634,35 +3405,7 @@
               <w:rPr>
                 <w:rFonts w:ascii="Times New Roman" w:hAnsi="Times New Roman" w:cs="Times New Roman"/>
               </w:rPr>
-              <w:t>git log --</w:t>
-            </w:r>
-            <w:proofErr w:type="spellStart"/>
-            <w:r>
-              <w:rPr>
-                <w:rFonts w:ascii="Times New Roman" w:hAnsi="Times New Roman" w:cs="Times New Roman"/>
-              </w:rPr>
-              <w:t>oneline</w:t>
-            </w:r>
-            <w:proofErr w:type="spellEnd"/>
-            <w:r>
-              <w:rPr>
-                <w:rFonts w:ascii="Times New Roman" w:hAnsi="Times New Roman" w:cs="Times New Roman"/>
-              </w:rPr>
-              <w:t xml:space="preserve"> --graph --</w:t>
-            </w:r>
-            <w:proofErr w:type="gramStart"/>
-            <w:r>
-              <w:rPr>
-                <w:rFonts w:ascii="Times New Roman" w:hAnsi="Times New Roman" w:cs="Times New Roman"/>
-              </w:rPr>
-              <w:t>all  #</w:t>
-            </w:r>
-            <w:proofErr w:type="gramEnd"/>
-            <w:r>
-              <w:rPr>
-                <w:rFonts w:ascii="Times New Roman" w:hAnsi="Times New Roman" w:cs="Times New Roman"/>
-              </w:rPr>
-              <w:t xml:space="preserve"> Compact commit history  </w:t>
+              <w:t xml:space="preserve">git log --oneline --graph --all  # Compact commit history  </w:t>
             </w:r>
           </w:p>
         </w:tc>
@@ -3728,35 +3471,7 @@
               <w:rPr>
                 <w:rFonts w:ascii="Times New Roman" w:hAnsi="Times New Roman" w:cs="Times New Roman"/>
               </w:rPr>
-              <w:t xml:space="preserve">git checkout </w:t>
-            </w:r>
-            <w:proofErr w:type="gramStart"/>
-            <w:r>
-              <w:rPr>
-                <w:rFonts w:ascii="Times New Roman" w:hAnsi="Times New Roman" w:cs="Times New Roman"/>
-              </w:rPr>
-              <w:t>filename  #</w:t>
-            </w:r>
-            <w:proofErr w:type="gramEnd"/>
-            <w:r>
-              <w:rPr>
-                <w:rFonts w:ascii="Times New Roman" w:hAnsi="Times New Roman" w:cs="Times New Roman"/>
-              </w:rPr>
-              <w:t xml:space="preserve"> Reverts </w:t>
-            </w:r>
-            <w:proofErr w:type="spellStart"/>
-            <w:r>
-              <w:rPr>
-                <w:rFonts w:ascii="Times New Roman" w:hAnsi="Times New Roman" w:cs="Times New Roman"/>
-              </w:rPr>
-              <w:t>unstaged</w:t>
-            </w:r>
-            <w:proofErr w:type="spellEnd"/>
-            <w:r>
-              <w:rPr>
-                <w:rFonts w:ascii="Times New Roman" w:hAnsi="Times New Roman" w:cs="Times New Roman"/>
-              </w:rPr>
-              <w:t xml:space="preserve"> changes  </w:t>
+              <w:t xml:space="preserve">git checkout filename  # Reverts unstaged changes  </w:t>
             </w:r>
           </w:p>
           <w:p>
@@ -3773,35 +3488,7 @@
               <w:rPr>
                 <w:rFonts w:ascii="Times New Roman" w:hAnsi="Times New Roman" w:cs="Times New Roman"/>
               </w:rPr>
-              <w:t xml:space="preserve">git reset HEAD </w:t>
-            </w:r>
-            <w:proofErr w:type="gramStart"/>
-            <w:r>
-              <w:rPr>
-                <w:rFonts w:ascii="Times New Roman" w:hAnsi="Times New Roman" w:cs="Times New Roman"/>
-              </w:rPr>
-              <w:t>filename  #</w:t>
-            </w:r>
-            <w:proofErr w:type="gramEnd"/>
-            <w:r>
-              <w:rPr>
-                <w:rFonts w:ascii="Times New Roman" w:hAnsi="Times New Roman" w:cs="Times New Roman"/>
-              </w:rPr>
-              <w:t xml:space="preserve"> </w:t>
-            </w:r>
-            <w:proofErr w:type="spellStart"/>
-            <w:r>
-              <w:rPr>
-                <w:rFonts w:ascii="Times New Roman" w:hAnsi="Times New Roman" w:cs="Times New Roman"/>
-              </w:rPr>
-              <w:t>Unstages</w:t>
-            </w:r>
-            <w:proofErr w:type="spellEnd"/>
-            <w:r>
-              <w:rPr>
-                <w:rFonts w:ascii="Times New Roman" w:hAnsi="Times New Roman" w:cs="Times New Roman"/>
-              </w:rPr>
-              <w:t xml:space="preserve"> a file  </w:t>
+              <w:t xml:space="preserve">git reset HEAD filename  # Unstages a file  </w:t>
             </w:r>
           </w:p>
           <w:p>
@@ -3818,21 +3505,7 @@
               <w:rPr>
                 <w:rFonts w:ascii="Times New Roman" w:hAnsi="Times New Roman" w:cs="Times New Roman"/>
               </w:rPr>
-              <w:t xml:space="preserve">git reset --hard </w:t>
-            </w:r>
-            <w:proofErr w:type="gramStart"/>
-            <w:r>
-              <w:rPr>
-                <w:rFonts w:ascii="Times New Roman" w:hAnsi="Times New Roman" w:cs="Times New Roman"/>
-              </w:rPr>
-              <w:t>HEAD  #</w:t>
-            </w:r>
-            <w:proofErr w:type="gramEnd"/>
-            <w:r>
-              <w:rPr>
-                <w:rFonts w:ascii="Times New Roman" w:hAnsi="Times New Roman" w:cs="Times New Roman"/>
-              </w:rPr>
-              <w:t xml:space="preserve"> Resets all changes (Caution!)  </w:t>
+              <w:t xml:space="preserve">git reset --hard HEAD  # Resets all changes (Caution!)  </w:t>
             </w:r>
           </w:p>
         </w:tc>
@@ -3962,21 +3635,7 @@
               <w:rPr>
                 <w:rFonts w:ascii="Times New Roman" w:hAnsi="Times New Roman" w:cs="Times New Roman"/>
               </w:rPr>
-              <w:t>git merge branch-</w:t>
-            </w:r>
-            <w:proofErr w:type="gramStart"/>
-            <w:r>
-              <w:rPr>
-                <w:rFonts w:ascii="Times New Roman" w:hAnsi="Times New Roman" w:cs="Times New Roman"/>
-              </w:rPr>
-              <w:t>name  #</w:t>
-            </w:r>
-            <w:proofErr w:type="gramEnd"/>
-            <w:r>
-              <w:rPr>
-                <w:rFonts w:ascii="Times New Roman" w:hAnsi="Times New Roman" w:cs="Times New Roman"/>
-              </w:rPr>
-              <w:t xml:space="preserve"> Merges another branch into current  </w:t>
+              <w:t xml:space="preserve">git merge branch-name  # Merges another branch into current  </w:t>
             </w:r>
           </w:p>
           <w:p>
@@ -3993,21 +3652,7 @@
               <w:rPr>
                 <w:rFonts w:ascii="Times New Roman" w:hAnsi="Times New Roman" w:cs="Times New Roman"/>
               </w:rPr>
-              <w:t>git rebase branch-</w:t>
-            </w:r>
-            <w:proofErr w:type="gramStart"/>
-            <w:r>
-              <w:rPr>
-                <w:rFonts w:ascii="Times New Roman" w:hAnsi="Times New Roman" w:cs="Times New Roman"/>
-              </w:rPr>
-              <w:t>name  #</w:t>
-            </w:r>
-            <w:proofErr w:type="gramEnd"/>
-            <w:r>
-              <w:rPr>
-                <w:rFonts w:ascii="Times New Roman" w:hAnsi="Times New Roman" w:cs="Times New Roman"/>
-              </w:rPr>
-              <w:t xml:space="preserve"> Reapplies commits on top of another branch  </w:t>
+              <w:t xml:space="preserve">git rebase branch-name  # Reapplies commits on top of another branch  </w:t>
             </w:r>
           </w:p>
         </w:tc>
@@ -4063,21 +3708,7 @@
               <w:rPr>
                 <w:rFonts w:ascii="Times New Roman" w:hAnsi="Times New Roman" w:cs="Times New Roman"/>
               </w:rPr>
-              <w:t>git merge branch-</w:t>
-            </w:r>
-            <w:proofErr w:type="gramStart"/>
-            <w:r>
-              <w:rPr>
-                <w:rFonts w:ascii="Times New Roman" w:hAnsi="Times New Roman" w:cs="Times New Roman"/>
-              </w:rPr>
-              <w:t>name  #</w:t>
-            </w:r>
-            <w:proofErr w:type="gramEnd"/>
-            <w:r>
-              <w:rPr>
-                <w:rFonts w:ascii="Times New Roman" w:hAnsi="Times New Roman" w:cs="Times New Roman"/>
-              </w:rPr>
-              <w:t xml:space="preserve"> Merges another branch into current  </w:t>
+              <w:t xml:space="preserve">git merge branch-name  # Merges another branch into current  </w:t>
             </w:r>
           </w:p>
           <w:p>
@@ -4094,21 +3725,7 @@
               <w:rPr>
                 <w:rFonts w:ascii="Times New Roman" w:hAnsi="Times New Roman" w:cs="Times New Roman"/>
               </w:rPr>
-              <w:t>git rebase branch-</w:t>
-            </w:r>
-            <w:proofErr w:type="gramStart"/>
-            <w:r>
-              <w:rPr>
-                <w:rFonts w:ascii="Times New Roman" w:hAnsi="Times New Roman" w:cs="Times New Roman"/>
-              </w:rPr>
-              <w:t>name  #</w:t>
-            </w:r>
-            <w:proofErr w:type="gramEnd"/>
-            <w:r>
-              <w:rPr>
-                <w:rFonts w:ascii="Times New Roman" w:hAnsi="Times New Roman" w:cs="Times New Roman"/>
-              </w:rPr>
-              <w:t xml:space="preserve"> Reapplies commits on top of another branch  </w:t>
+              <w:t xml:space="preserve">git rebase branch-name  # Reapplies commits on top of another branch  </w:t>
             </w:r>
           </w:p>
         </w:tc>
@@ -4164,21 +3781,7 @@
               <w:rPr>
                 <w:rFonts w:ascii="Times New Roman" w:hAnsi="Times New Roman" w:cs="Times New Roman"/>
               </w:rPr>
-              <w:t>git commit --amend -m "New commit message</w:t>
-            </w:r>
-            <w:proofErr w:type="gramStart"/>
-            <w:r>
-              <w:rPr>
-                <w:rFonts w:ascii="Times New Roman" w:hAnsi="Times New Roman" w:cs="Times New Roman"/>
-              </w:rPr>
-              <w:t>"  #</w:t>
-            </w:r>
-            <w:proofErr w:type="gramEnd"/>
-            <w:r>
-              <w:rPr>
-                <w:rFonts w:ascii="Times New Roman" w:hAnsi="Times New Roman" w:cs="Times New Roman"/>
-              </w:rPr>
-              <w:t xml:space="preserve"> Edit last commit  </w:t>
+              <w:t xml:space="preserve">git commit --amend -m "New commit message"  # Edit last commit  </w:t>
             </w:r>
           </w:p>
           <w:p>
@@ -4195,21 +3798,7 @@
               <w:rPr>
                 <w:rFonts w:ascii="Times New Roman" w:hAnsi="Times New Roman" w:cs="Times New Roman"/>
               </w:rPr>
-              <w:t>git revert commit-</w:t>
-            </w:r>
-            <w:proofErr w:type="gramStart"/>
-            <w:r>
-              <w:rPr>
-                <w:rFonts w:ascii="Times New Roman" w:hAnsi="Times New Roman" w:cs="Times New Roman"/>
-              </w:rPr>
-              <w:t>id  #</w:t>
-            </w:r>
-            <w:proofErr w:type="gramEnd"/>
-            <w:r>
-              <w:rPr>
-                <w:rFonts w:ascii="Times New Roman" w:hAnsi="Times New Roman" w:cs="Times New Roman"/>
-              </w:rPr>
-              <w:t xml:space="preserve"> Undo a specific commit  </w:t>
+              <w:t xml:space="preserve">git revert commit-id  # Undo a specific commit  </w:t>
             </w:r>
           </w:p>
           <w:p>
@@ -4226,21 +3815,7 @@
               <w:rPr>
                 <w:rFonts w:ascii="Times New Roman" w:hAnsi="Times New Roman" w:cs="Times New Roman"/>
               </w:rPr>
-              <w:t>git reset --hard HEAD~</w:t>
-            </w:r>
-            <w:proofErr w:type="gramStart"/>
-            <w:r>
-              <w:rPr>
-                <w:rFonts w:ascii="Times New Roman" w:hAnsi="Times New Roman" w:cs="Times New Roman"/>
-              </w:rPr>
-              <w:t>1  #</w:t>
-            </w:r>
-            <w:proofErr w:type="gramEnd"/>
-            <w:r>
-              <w:rPr>
-                <w:rFonts w:ascii="Times New Roman" w:hAnsi="Times New Roman" w:cs="Times New Roman"/>
-              </w:rPr>
-              <w:t xml:space="preserve"> Remove the last commit (Caution!)  </w:t>
+              <w:t xml:space="preserve">git reset --hard HEAD~1  # Remove the last commit (Caution!)  </w:t>
             </w:r>
           </w:p>
         </w:tc>
@@ -4502,21 +4077,7 @@
               <w:rPr>
                 <w:rFonts w:ascii="Times New Roman" w:hAnsi="Times New Roman" w:cs="Times New Roman"/>
               </w:rPr>
-              <w:t xml:space="preserve">ls -a             # Lists all files, including hidden ones (starting with </w:t>
-            </w:r>
-            <w:proofErr w:type="gramStart"/>
-            <w:r>
-              <w:rPr>
-                <w:rFonts w:ascii="Times New Roman" w:hAnsi="Times New Roman" w:cs="Times New Roman"/>
-              </w:rPr>
-              <w:t>`.`</w:t>
-            </w:r>
-            <w:proofErr w:type="gramEnd"/>
-            <w:r>
-              <w:rPr>
-                <w:rFonts w:ascii="Times New Roman" w:hAnsi="Times New Roman" w:cs="Times New Roman"/>
-              </w:rPr>
-              <w:t>)</w:t>
+              <w:t>ls -a             # Lists all files, including hidden ones (starting with `.`)</w:t>
             </w:r>
           </w:p>
           <w:p>
@@ -4533,21 +4094,7 @@
               <w:rPr>
                 <w:rFonts w:ascii="Times New Roman" w:hAnsi="Times New Roman" w:cs="Times New Roman"/>
               </w:rPr>
-              <w:t>ls -</w:t>
-            </w:r>
-            <w:proofErr w:type="spellStart"/>
-            <w:r>
-              <w:rPr>
-                <w:rFonts w:ascii="Times New Roman" w:hAnsi="Times New Roman" w:cs="Times New Roman"/>
-              </w:rPr>
-              <w:t>lh</w:t>
-            </w:r>
-            <w:proofErr w:type="spellEnd"/>
-            <w:r>
-              <w:rPr>
-                <w:rFonts w:ascii="Times New Roman" w:hAnsi="Times New Roman" w:cs="Times New Roman"/>
-              </w:rPr>
-              <w:t xml:space="preserve">            # Lists files in human-readable format (sizes like KB, MB)</w:t>
+              <w:t>ls -lh            # Lists files in human-readable format (sizes like KB, MB)</w:t>
             </w:r>
           </w:p>
           <w:p>
@@ -4744,21 +4291,7 @@
               <w:rPr>
                 <w:rFonts w:ascii="Times New Roman" w:hAnsi="Times New Roman" w:cs="Times New Roman"/>
               </w:rPr>
-              <w:t>ls -</w:t>
-            </w:r>
-            <w:proofErr w:type="spellStart"/>
-            <w:r>
-              <w:rPr>
-                <w:rFonts w:ascii="Times New Roman" w:hAnsi="Times New Roman" w:cs="Times New Roman"/>
-              </w:rPr>
-              <w:t>lah</w:t>
-            </w:r>
-            <w:proofErr w:type="spellEnd"/>
-            <w:r>
-              <w:rPr>
-                <w:rFonts w:ascii="Times New Roman" w:hAnsi="Times New Roman" w:cs="Times New Roman"/>
-              </w:rPr>
-              <w:t xml:space="preserve">           # Lists all files, detailed, human-readable format</w:t>
+              <w:t>ls -lah           # Lists all files, detailed, human-readable format</w:t>
             </w:r>
           </w:p>
           <w:p>
@@ -4775,21 +4308,7 @@
               <w:rPr>
                 <w:rFonts w:ascii="Times New Roman" w:hAnsi="Times New Roman" w:cs="Times New Roman"/>
               </w:rPr>
-              <w:t>ls -</w:t>
-            </w:r>
-            <w:proofErr w:type="spellStart"/>
-            <w:r>
-              <w:rPr>
-                <w:rFonts w:ascii="Times New Roman" w:hAnsi="Times New Roman" w:cs="Times New Roman"/>
-              </w:rPr>
-              <w:t>ltr</w:t>
-            </w:r>
-            <w:proofErr w:type="spellEnd"/>
-            <w:r>
-              <w:rPr>
-                <w:rFonts w:ascii="Times New Roman" w:hAnsi="Times New Roman" w:cs="Times New Roman"/>
-              </w:rPr>
-              <w:t xml:space="preserve">           # Lists files sorted by date, oldest first</w:t>
+              <w:t>ls -ltr           # Lists files sorted by date, oldest first</w:t>
             </w:r>
           </w:p>
           <w:p>
@@ -4806,21 +4325,7 @@
               <w:rPr>
                 <w:rFonts w:ascii="Times New Roman" w:hAnsi="Times New Roman" w:cs="Times New Roman"/>
               </w:rPr>
-              <w:t>ls -</w:t>
-            </w:r>
-            <w:proofErr w:type="spellStart"/>
-            <w:r>
-              <w:rPr>
-                <w:rFonts w:ascii="Times New Roman" w:hAnsi="Times New Roman" w:cs="Times New Roman"/>
-              </w:rPr>
-              <w:t>lhS</w:t>
-            </w:r>
-            <w:proofErr w:type="spellEnd"/>
-            <w:r>
-              <w:rPr>
-                <w:rFonts w:ascii="Times New Roman" w:hAnsi="Times New Roman" w:cs="Times New Roman"/>
-              </w:rPr>
-              <w:t xml:space="preserve">           # Lists files by size in human-readable format</w:t>
+              <w:t>ls -lhS           # Lists files by size in human-readable format</w:t>
             </w:r>
           </w:p>
         </w:tc>
@@ -4910,21 +4415,7 @@
               <w:rPr>
                 <w:rFonts w:ascii="Times New Roman" w:hAnsi="Times New Roman" w:cs="Times New Roman"/>
               </w:rPr>
-              <w:t>ls</w:t>
-            </w:r>
-            <w:proofErr w:type="gramStart"/>
-            <w:r>
-              <w:rPr>
-                <w:rFonts w:ascii="Times New Roman" w:hAnsi="Times New Roman" w:cs="Times New Roman"/>
-              </w:rPr>
-              <w:t xml:space="preserve"> ..</w:t>
-            </w:r>
-            <w:proofErr w:type="gramEnd"/>
-            <w:r>
-              <w:rPr>
-                <w:rFonts w:ascii="Times New Roman" w:hAnsi="Times New Roman" w:cs="Times New Roman"/>
-              </w:rPr>
-              <w:t xml:space="preserve">             # Lists files in the parent directory</w:t>
+              <w:t>ls ..             # Lists files in the parent directory</w:t>
             </w:r>
           </w:p>
         </w:tc>
@@ -5068,21 +4559,7 @@
         <w:rPr>
           <w:rFonts w:ascii="Times New Roman" w:hAnsi="Times New Roman" w:cs="Times New Roman"/>
         </w:rPr>
-        <w:t>, ls is an alias for Get-</w:t>
-      </w:r>
-      <w:proofErr w:type="spellStart"/>
-      <w:r>
-        <w:rPr>
-          <w:rFonts w:ascii="Times New Roman" w:hAnsi="Times New Roman" w:cs="Times New Roman"/>
-        </w:rPr>
-        <w:t>ChildItem</w:t>
-      </w:r>
-      <w:proofErr w:type="spellEnd"/>
-      <w:r>
-        <w:rPr>
-          <w:rFonts w:ascii="Times New Roman" w:hAnsi="Times New Roman" w:cs="Times New Roman"/>
-        </w:rPr>
-        <w:t>:</w:t>
+        <w:t>, ls is an alias for Get-ChildItem:</w:t>
       </w:r>
     </w:p>
     <w:tbl>
@@ -5131,35 +4608,7 @@
               <w:rPr>
                 <w:rFonts w:ascii="Times New Roman" w:hAnsi="Times New Roman" w:cs="Times New Roman"/>
               </w:rPr>
-              <w:t>Get-</w:t>
-            </w:r>
-            <w:proofErr w:type="spellStart"/>
-            <w:r>
-              <w:rPr>
-                <w:rFonts w:ascii="Times New Roman" w:hAnsi="Times New Roman" w:cs="Times New Roman"/>
-              </w:rPr>
-              <w:t>ChildItem</w:t>
-            </w:r>
-            <w:proofErr w:type="spellEnd"/>
-            <w:r>
-              <w:rPr>
-                <w:rFonts w:ascii="Times New Roman" w:hAnsi="Times New Roman" w:cs="Times New Roman"/>
-              </w:rPr>
-              <w:t xml:space="preserve"> -Path C:\Users -</w:t>
-            </w:r>
-            <w:proofErr w:type="gramStart"/>
-            <w:r>
-              <w:rPr>
-                <w:rFonts w:ascii="Times New Roman" w:hAnsi="Times New Roman" w:cs="Times New Roman"/>
-              </w:rPr>
-              <w:t>Force  #</w:t>
-            </w:r>
-            <w:proofErr w:type="gramEnd"/>
-            <w:r>
-              <w:rPr>
-                <w:rFonts w:ascii="Times New Roman" w:hAnsi="Times New Roman" w:cs="Times New Roman"/>
-              </w:rPr>
-              <w:t xml:space="preserve"> Lists all, including hidden files</w:t>
+              <w:t>Get-ChildItem -Path C:\Users -Force  # Lists all, including hidden files</w:t>
             </w:r>
           </w:p>
           <w:p>
@@ -5176,21 +4625,7 @@
               <w:rPr>
                 <w:rFonts w:ascii="Times New Roman" w:hAnsi="Times New Roman" w:cs="Times New Roman"/>
               </w:rPr>
-              <w:t>Get-</w:t>
-            </w:r>
-            <w:proofErr w:type="spellStart"/>
-            <w:r>
-              <w:rPr>
-                <w:rFonts w:ascii="Times New Roman" w:hAnsi="Times New Roman" w:cs="Times New Roman"/>
-              </w:rPr>
-              <w:t>ChildItem</w:t>
-            </w:r>
-            <w:proofErr w:type="spellEnd"/>
-            <w:r>
-              <w:rPr>
-                <w:rFonts w:ascii="Times New Roman" w:hAnsi="Times New Roman" w:cs="Times New Roman"/>
-              </w:rPr>
-              <w:t xml:space="preserve"> -Recurse               # Recursively lists files</w:t>
+              <w:t>Get-ChildItem -Recurse               # Recursively lists files</w:t>
             </w:r>
           </w:p>
         </w:tc>
@@ -5246,35 +4681,7 @@
               <w:rPr>
                 <w:rFonts w:ascii="Times New Roman" w:hAnsi="Times New Roman" w:cs="Times New Roman"/>
               </w:rPr>
-              <w:t>ls --</w:t>
-            </w:r>
-            <w:proofErr w:type="spellStart"/>
-            <w:r>
-              <w:rPr>
-                <w:rFonts w:ascii="Times New Roman" w:hAnsi="Times New Roman" w:cs="Times New Roman"/>
-              </w:rPr>
-              <w:t>color</w:t>
-            </w:r>
-            <w:proofErr w:type="spellEnd"/>
-            <w:r>
-              <w:rPr>
-                <w:rFonts w:ascii="Times New Roman" w:hAnsi="Times New Roman" w:cs="Times New Roman"/>
-              </w:rPr>
-              <w:t xml:space="preserve">=auto   # Enables </w:t>
-            </w:r>
-            <w:proofErr w:type="spellStart"/>
-            <w:r>
-              <w:rPr>
-                <w:rFonts w:ascii="Times New Roman" w:hAnsi="Times New Roman" w:cs="Times New Roman"/>
-              </w:rPr>
-              <w:t>colored</w:t>
-            </w:r>
-            <w:proofErr w:type="spellEnd"/>
-            <w:r>
-              <w:rPr>
-                <w:rFonts w:ascii="Times New Roman" w:hAnsi="Times New Roman" w:cs="Times New Roman"/>
-              </w:rPr>
-              <w:t xml:space="preserve"> output (Linux)</w:t>
+              <w:t>ls --color=auto   # Enables colored output (Linux)</w:t>
             </w:r>
           </w:p>
           <w:p>
@@ -5291,16 +4698,8 @@
               <w:rPr>
                 <w:rFonts w:ascii="Times New Roman" w:hAnsi="Times New Roman" w:cs="Times New Roman"/>
               </w:rPr>
-              <w:t>ls --help         # Shows help for `</w:t>
+              <w:t>ls --help         # Shows help for `ls`</w:t>
             </w:r>
-            <w:proofErr w:type="spellStart"/>
-            <w:r>
-              <w:rPr>
-                <w:rFonts w:ascii="Times New Roman" w:hAnsi="Times New Roman" w:cs="Times New Roman"/>
-              </w:rPr>
-              <w:t>ls`</w:t>
-            </w:r>
-            <w:proofErr w:type="spellEnd"/>
           </w:p>
         </w:tc>
       </w:tr>
@@ -5314,6 +4713,2534 @@
           <w:rFonts w:ascii="Times New Roman" w:hAnsi="Times New Roman" w:cs="Times New Roman"/>
         </w:rPr>
       </w:pPr>
+    </w:p>
+    <w:p>
+      <w:pPr>
+        <w:shd w:val="clear" w:color="auto" w:fill="FFE599" w:themeFill="accent4" w:themeFillTint="66"/>
+        <w:tabs>
+          <w:tab w:val="left" w:pos="2298"/>
+        </w:tabs>
+        <w:spacing w:line="240" w:lineRule="auto"/>
+        <w:rPr>
+          <w:rFonts w:ascii="Times New Roman" w:hAnsi="Times New Roman" w:cs="Times New Roman"/>
+          <w:b/>
+          <w:bCs/>
+          <w:sz w:val="28"/>
+          <w:szCs w:val="28"/>
+        </w:rPr>
+      </w:pPr>
+      <w:r>
+        <w:rPr>
+          <w:rFonts w:ascii="Times New Roman" w:hAnsi="Times New Roman" w:cs="Times New Roman"/>
+          <w:b/>
+          <w:bCs/>
+          <w:sz w:val="28"/>
+          <w:szCs w:val="28"/>
+        </w:rPr>
+        <w:t>Git Branches - In Depth Guide</w:t>
+      </w:r>
+    </w:p>
+    <w:p>
+      <w:pPr>
+        <w:tabs>
+          <w:tab w:val="left" w:pos="2298"/>
+        </w:tabs>
+        <w:rPr>
+          <w:rFonts w:ascii="Times New Roman" w:hAnsi="Times New Roman" w:cs="Times New Roman"/>
+        </w:rPr>
+      </w:pPr>
+      <w:r>
+        <w:rPr>
+          <w:rFonts w:ascii="Times New Roman" w:hAnsi="Times New Roman" w:cs="Times New Roman"/>
+        </w:rPr>
+        <w:t xml:space="preserve">In Git, </w:t>
+      </w:r>
+      <w:r>
+        <w:rPr>
+          <w:rFonts w:ascii="Times New Roman" w:hAnsi="Times New Roman" w:cs="Times New Roman"/>
+          <w:b/>
+          <w:bCs/>
+        </w:rPr>
+        <w:t>branches</w:t>
+      </w:r>
+      <w:r>
+        <w:rPr>
+          <w:rFonts w:ascii="Times New Roman" w:hAnsi="Times New Roman" w:cs="Times New Roman"/>
+        </w:rPr>
+        <w:t xml:space="preserve"> allow developers to work on different features or fixes independently without affecting the main project. Branches are essential for version control, collaboration, and managing code changes efficiently.</w:t>
+      </w:r>
+    </w:p>
+    <w:p>
+      <w:pPr>
+        <w:shd w:val="clear" w:color="auto" w:fill="E2EFD9" w:themeFill="accent6" w:themeFillTint="33"/>
+        <w:tabs>
+          <w:tab w:val="left" w:pos="2298"/>
+        </w:tabs>
+        <w:rPr>
+          <w:rFonts w:ascii="Times New Roman" w:hAnsi="Times New Roman" w:cs="Times New Roman"/>
+          <w:b/>
+          <w:bCs/>
+        </w:rPr>
+      </w:pPr>
+      <w:r>
+        <w:rPr>
+          <w:rFonts w:ascii="Times New Roman" w:hAnsi="Times New Roman" w:cs="Times New Roman"/>
+          <w:b/>
+          <w:bCs/>
+        </w:rPr>
+        <w:t>1. What is a Git Branch?</w:t>
+      </w:r>
+    </w:p>
+    <w:p>
+      <w:pPr>
+        <w:tabs>
+          <w:tab w:val="left" w:pos="2298"/>
+        </w:tabs>
+        <w:rPr>
+          <w:rFonts w:ascii="Times New Roman" w:hAnsi="Times New Roman" w:cs="Times New Roman"/>
+        </w:rPr>
+      </w:pPr>
+      <w:r>
+        <w:rPr>
+          <w:rFonts w:ascii="Times New Roman" w:hAnsi="Times New Roman" w:cs="Times New Roman"/>
+        </w:rPr>
+        <w:t xml:space="preserve">A branch is a </w:t>
+      </w:r>
+      <w:r>
+        <w:rPr>
+          <w:rFonts w:ascii="Times New Roman" w:hAnsi="Times New Roman" w:cs="Times New Roman"/>
+          <w:b/>
+          <w:bCs/>
+        </w:rPr>
+        <w:t>pointer</w:t>
+      </w:r>
+      <w:r>
+        <w:rPr>
+          <w:rFonts w:ascii="Times New Roman" w:hAnsi="Times New Roman" w:cs="Times New Roman"/>
+        </w:rPr>
+        <w:t xml:space="preserve"> to a specific commit in the Git history. The default branch in most repositories is called </w:t>
+      </w:r>
+      <w:r>
+        <w:rPr>
+          <w:rFonts w:ascii="Times New Roman" w:hAnsi="Times New Roman" w:cs="Times New Roman"/>
+          <w:b/>
+          <w:bCs/>
+        </w:rPr>
+        <w:t>main</w:t>
+      </w:r>
+      <w:r>
+        <w:rPr>
+          <w:rFonts w:ascii="Times New Roman" w:hAnsi="Times New Roman" w:cs="Times New Roman"/>
+        </w:rPr>
+        <w:t xml:space="preserve"> (or master in older versions).</w:t>
+      </w:r>
+    </w:p>
+    <w:p>
+      <w:pPr>
+        <w:tabs>
+          <w:tab w:val="left" w:pos="2298"/>
+        </w:tabs>
+        <w:rPr>
+          <w:rFonts w:ascii="Times New Roman" w:hAnsi="Times New Roman" w:cs="Times New Roman"/>
+          <w:b/>
+          <w:bCs/>
+        </w:rPr>
+      </w:pPr>
+      <w:r>
+        <w:rPr>
+          <w:rFonts w:ascii="Times New Roman" w:hAnsi="Times New Roman" w:cs="Times New Roman"/>
+          <w:b/>
+          <w:bCs/>
+        </w:rPr>
+        <w:t>Why Use Branches?</w:t>
+      </w:r>
+    </w:p>
+    <w:p>
+      <w:pPr>
+        <w:tabs>
+          <w:tab w:val="left" w:pos="2298"/>
+        </w:tabs>
+        <w:rPr>
+          <w:rFonts w:ascii="Times New Roman" w:hAnsi="Times New Roman" w:cs="Times New Roman"/>
+        </w:rPr>
+      </w:pPr>
+      <w:r>
+        <w:rPr>
+          <w:rFonts w:ascii="Segoe UI Symbol" w:hAnsi="Segoe UI Symbol" w:cs="Segoe UI Symbol"/>
+        </w:rPr>
+        <w:t>✔</w:t>
+      </w:r>
+      <w:r>
+        <w:rPr>
+          <w:rFonts w:ascii="Times New Roman" w:hAnsi="Times New Roman" w:cs="Times New Roman"/>
+        </w:rPr>
+        <w:t xml:space="preserve"> Work on features independently</w:t>
+      </w:r>
+      <w:r>
+        <w:rPr>
+          <w:rFonts w:ascii="Times New Roman" w:hAnsi="Times New Roman" w:cs="Times New Roman"/>
+        </w:rPr>
+        <w:br/>
+      </w:r>
+      <w:r>
+        <w:rPr>
+          <w:rFonts w:ascii="Segoe UI Symbol" w:hAnsi="Segoe UI Symbol" w:cs="Segoe UI Symbol"/>
+        </w:rPr>
+        <w:t>✔</w:t>
+      </w:r>
+      <w:r>
+        <w:rPr>
+          <w:rFonts w:ascii="Times New Roman" w:hAnsi="Times New Roman" w:cs="Times New Roman"/>
+        </w:rPr>
+        <w:t xml:space="preserve"> Prevent unstable code from affecting the main branch</w:t>
+      </w:r>
+      <w:r>
+        <w:rPr>
+          <w:rFonts w:ascii="Times New Roman" w:hAnsi="Times New Roman" w:cs="Times New Roman"/>
+        </w:rPr>
+        <w:br/>
+      </w:r>
+      <w:r>
+        <w:rPr>
+          <w:rFonts w:ascii="Segoe UI Symbol" w:hAnsi="Segoe UI Symbol" w:cs="Segoe UI Symbol"/>
+        </w:rPr>
+        <w:t>✔</w:t>
+      </w:r>
+      <w:r>
+        <w:rPr>
+          <w:rFonts w:ascii="Times New Roman" w:hAnsi="Times New Roman" w:cs="Times New Roman"/>
+        </w:rPr>
+        <w:t xml:space="preserve"> Facilitate team collaboration</w:t>
+      </w:r>
+      <w:r>
+        <w:rPr>
+          <w:rFonts w:ascii="Times New Roman" w:hAnsi="Times New Roman" w:cs="Times New Roman"/>
+        </w:rPr>
+        <w:br/>
+      </w:r>
+      <w:r>
+        <w:rPr>
+          <w:rFonts w:ascii="Segoe UI Symbol" w:hAnsi="Segoe UI Symbol" w:cs="Segoe UI Symbol"/>
+        </w:rPr>
+        <w:t>✔</w:t>
+      </w:r>
+      <w:r>
+        <w:rPr>
+          <w:rFonts w:ascii="Times New Roman" w:hAnsi="Times New Roman" w:cs="Times New Roman"/>
+        </w:rPr>
+        <w:t xml:space="preserve"> Allow quick bug fixes</w:t>
+      </w:r>
+    </w:p>
+    <w:p>
+      <w:pPr>
+        <w:shd w:val="clear" w:color="auto" w:fill="E2EFD9" w:themeFill="accent6" w:themeFillTint="33"/>
+        <w:tabs>
+          <w:tab w:val="left" w:pos="2298"/>
+        </w:tabs>
+        <w:rPr>
+          <w:rFonts w:ascii="Times New Roman" w:hAnsi="Times New Roman" w:cs="Times New Roman"/>
+          <w:b/>
+          <w:bCs/>
+        </w:rPr>
+      </w:pPr>
+      <w:r>
+        <w:rPr>
+          <w:rFonts w:ascii="Times New Roman" w:hAnsi="Times New Roman" w:cs="Times New Roman"/>
+          <w:b/>
+          <w:bCs/>
+        </w:rPr>
+        <w:t>2. Working with Git Branches</w:t>
+      </w:r>
+    </w:p>
+    <w:p>
+      <w:pPr>
+        <w:tabs>
+          <w:tab w:val="left" w:pos="2298"/>
+        </w:tabs>
+        <w:rPr>
+          <w:rFonts w:ascii="Times New Roman" w:hAnsi="Times New Roman" w:cs="Times New Roman"/>
+          <w:b/>
+          <w:bCs/>
+        </w:rPr>
+      </w:pPr>
+      <w:r>
+        <w:rPr>
+          <w:rFonts w:ascii="Times New Roman" w:hAnsi="Times New Roman" w:cs="Times New Roman"/>
+          <w:b/>
+          <w:bCs/>
+        </w:rPr>
+        <w:t>a) Viewing Branches</w:t>
+      </w:r>
+    </w:p>
+    <w:p>
+      <w:pPr>
+        <w:tabs>
+          <w:tab w:val="left" w:pos="2298"/>
+        </w:tabs>
+        <w:rPr>
+          <w:rFonts w:ascii="Times New Roman" w:hAnsi="Times New Roman" w:cs="Times New Roman"/>
+        </w:rPr>
+      </w:pPr>
+      <w:r>
+        <w:rPr>
+          <w:rFonts w:ascii="Times New Roman" w:hAnsi="Times New Roman" w:cs="Times New Roman"/>
+        </w:rPr>
+        <w:t>To list all branches in a repository:</w:t>
+      </w:r>
+    </w:p>
+    <w:p>
+      <w:pPr>
+        <w:pBdr>
+          <w:top w:val="single" w:sz="4" w:space="1" w:color="auto"/>
+          <w:left w:val="single" w:sz="4" w:space="4" w:color="auto"/>
+          <w:bottom w:val="single" w:sz="4" w:space="1" w:color="auto"/>
+          <w:right w:val="single" w:sz="4" w:space="4" w:color="auto"/>
+        </w:pBdr>
+        <w:shd w:val="clear" w:color="auto" w:fill="B4C6E7" w:themeFill="accent1" w:themeFillTint="66"/>
+        <w:tabs>
+          <w:tab w:val="left" w:pos="2298"/>
+        </w:tabs>
+        <w:rPr>
+          <w:rFonts w:ascii="Times New Roman" w:hAnsi="Times New Roman" w:cs="Times New Roman"/>
+        </w:rPr>
+      </w:pPr>
+      <w:r>
+        <w:rPr>
+          <w:rFonts w:ascii="Times New Roman" w:hAnsi="Times New Roman" w:cs="Times New Roman"/>
+        </w:rPr>
+        <w:t>git branch</w:t>
+      </w:r>
+    </w:p>
+    <w:p>
+      <w:pPr>
+        <w:numPr>
+          <w:ilvl w:val="0"/>
+          <w:numId w:val="5"/>
+        </w:numPr>
+        <w:tabs>
+          <w:tab w:val="left" w:pos="2298"/>
+        </w:tabs>
+        <w:rPr>
+          <w:rFonts w:ascii="Times New Roman" w:hAnsi="Times New Roman" w:cs="Times New Roman"/>
+        </w:rPr>
+      </w:pPr>
+      <w:r>
+        <w:rPr>
+          <w:rFonts w:ascii="Times New Roman" w:hAnsi="Times New Roman" w:cs="Times New Roman"/>
+          <w:b/>
+          <w:bCs/>
+        </w:rPr>
+        <w:t>Active branch</w:t>
+      </w:r>
+      <w:r>
+        <w:rPr>
+          <w:rFonts w:ascii="Times New Roman" w:hAnsi="Times New Roman" w:cs="Times New Roman"/>
+        </w:rPr>
+        <w:t xml:space="preserve"> is marked with *.</w:t>
+      </w:r>
+    </w:p>
+    <w:p>
+      <w:pPr>
+        <w:tabs>
+          <w:tab w:val="left" w:pos="2298"/>
+        </w:tabs>
+        <w:rPr>
+          <w:rFonts w:ascii="Times New Roman" w:hAnsi="Times New Roman" w:cs="Times New Roman"/>
+        </w:rPr>
+      </w:pPr>
+      <w:r>
+        <w:rPr>
+          <w:rFonts w:ascii="Times New Roman" w:hAnsi="Times New Roman" w:cs="Times New Roman"/>
+        </w:rPr>
+        <w:t xml:space="preserve">To list </w:t>
+      </w:r>
+      <w:r>
+        <w:rPr>
+          <w:rFonts w:ascii="Times New Roman" w:hAnsi="Times New Roman" w:cs="Times New Roman"/>
+          <w:b/>
+          <w:bCs/>
+        </w:rPr>
+        <w:t>remote</w:t>
+      </w:r>
+      <w:r>
+        <w:rPr>
+          <w:rFonts w:ascii="Times New Roman" w:hAnsi="Times New Roman" w:cs="Times New Roman"/>
+        </w:rPr>
+        <w:t xml:space="preserve"> branches:</w:t>
+      </w:r>
+    </w:p>
+    <w:p>
+      <w:pPr>
+        <w:pBdr>
+          <w:top w:val="single" w:sz="4" w:space="1" w:color="auto"/>
+          <w:left w:val="single" w:sz="4" w:space="4" w:color="auto"/>
+          <w:bottom w:val="single" w:sz="4" w:space="1" w:color="auto"/>
+          <w:right w:val="single" w:sz="4" w:space="4" w:color="auto"/>
+        </w:pBdr>
+        <w:shd w:val="clear" w:color="auto" w:fill="B4C6E7" w:themeFill="accent1" w:themeFillTint="66"/>
+        <w:tabs>
+          <w:tab w:val="left" w:pos="2298"/>
+        </w:tabs>
+        <w:rPr>
+          <w:rFonts w:ascii="Times New Roman" w:hAnsi="Times New Roman" w:cs="Times New Roman"/>
+        </w:rPr>
+      </w:pPr>
+      <w:r>
+        <w:rPr>
+          <w:rFonts w:ascii="Times New Roman" w:hAnsi="Times New Roman" w:cs="Times New Roman"/>
+        </w:rPr>
+        <w:t>git branch -r</w:t>
+      </w:r>
+    </w:p>
+    <w:p>
+      <w:pPr>
+        <w:tabs>
+          <w:tab w:val="left" w:pos="2298"/>
+        </w:tabs>
+        <w:rPr>
+          <w:rFonts w:ascii="Times New Roman" w:hAnsi="Times New Roman" w:cs="Times New Roman"/>
+        </w:rPr>
+      </w:pPr>
+      <w:r>
+        <w:rPr>
+          <w:rFonts w:ascii="Times New Roman" w:hAnsi="Times New Roman" w:cs="Times New Roman"/>
+        </w:rPr>
+        <w:t xml:space="preserve">To list </w:t>
+      </w:r>
+      <w:r>
+        <w:rPr>
+          <w:rFonts w:ascii="Times New Roman" w:hAnsi="Times New Roman" w:cs="Times New Roman"/>
+          <w:b/>
+          <w:bCs/>
+        </w:rPr>
+        <w:t>both local and remote</w:t>
+      </w:r>
+      <w:r>
+        <w:rPr>
+          <w:rFonts w:ascii="Times New Roman" w:hAnsi="Times New Roman" w:cs="Times New Roman"/>
+        </w:rPr>
+        <w:t xml:space="preserve"> branches:</w:t>
+      </w:r>
+    </w:p>
+    <w:p>
+      <w:pPr>
+        <w:pBdr>
+          <w:top w:val="single" w:sz="4" w:space="1" w:color="auto"/>
+          <w:left w:val="single" w:sz="4" w:space="4" w:color="auto"/>
+          <w:bottom w:val="single" w:sz="4" w:space="1" w:color="auto"/>
+          <w:right w:val="single" w:sz="4" w:space="4" w:color="auto"/>
+        </w:pBdr>
+        <w:shd w:val="clear" w:color="auto" w:fill="B4C6E7" w:themeFill="accent1" w:themeFillTint="66"/>
+        <w:tabs>
+          <w:tab w:val="left" w:pos="2298"/>
+        </w:tabs>
+        <w:rPr>
+          <w:rFonts w:ascii="Times New Roman" w:hAnsi="Times New Roman" w:cs="Times New Roman"/>
+        </w:rPr>
+      </w:pPr>
+      <w:r>
+        <w:rPr>
+          <w:rFonts w:ascii="Times New Roman" w:hAnsi="Times New Roman" w:cs="Times New Roman"/>
+        </w:rPr>
+        <w:t>git branch -a</w:t>
+      </w:r>
+    </w:p>
+    <w:p>
+      <w:pPr>
+        <w:tabs>
+          <w:tab w:val="left" w:pos="2298"/>
+        </w:tabs>
+        <w:rPr>
+          <w:rFonts w:ascii="Times New Roman" w:hAnsi="Times New Roman" w:cs="Times New Roman"/>
+          <w:b/>
+          <w:bCs/>
+        </w:rPr>
+      </w:pPr>
+      <w:r>
+        <w:rPr>
+          <w:rFonts w:ascii="Times New Roman" w:hAnsi="Times New Roman" w:cs="Times New Roman"/>
+          <w:b/>
+          <w:bCs/>
+        </w:rPr>
+        <w:t>b) Creating a New Branch</w:t>
+      </w:r>
+    </w:p>
+    <w:p>
+      <w:pPr>
+        <w:tabs>
+          <w:tab w:val="left" w:pos="2298"/>
+        </w:tabs>
+        <w:rPr>
+          <w:rFonts w:ascii="Times New Roman" w:hAnsi="Times New Roman" w:cs="Times New Roman"/>
+        </w:rPr>
+      </w:pPr>
+      <w:r>
+        <w:rPr>
+          <w:rFonts w:ascii="Times New Roman" w:hAnsi="Times New Roman" w:cs="Times New Roman"/>
+        </w:rPr>
+        <w:t>To create a new branch:</w:t>
+      </w:r>
+    </w:p>
+    <w:p>
+      <w:pPr>
+        <w:pBdr>
+          <w:top w:val="single" w:sz="4" w:space="1" w:color="auto"/>
+          <w:left w:val="single" w:sz="4" w:space="4" w:color="auto"/>
+          <w:bottom w:val="single" w:sz="4" w:space="1" w:color="auto"/>
+          <w:right w:val="single" w:sz="4" w:space="4" w:color="auto"/>
+        </w:pBdr>
+        <w:shd w:val="clear" w:color="auto" w:fill="B4C6E7" w:themeFill="accent1" w:themeFillTint="66"/>
+        <w:tabs>
+          <w:tab w:val="left" w:pos="2298"/>
+        </w:tabs>
+        <w:rPr>
+          <w:rFonts w:ascii="Times New Roman" w:hAnsi="Times New Roman" w:cs="Times New Roman"/>
+        </w:rPr>
+      </w:pPr>
+      <w:r>
+        <w:rPr>
+          <w:rFonts w:ascii="Times New Roman" w:hAnsi="Times New Roman" w:cs="Times New Roman"/>
+        </w:rPr>
+        <w:t>git branch feature-branch</w:t>
+      </w:r>
+    </w:p>
+    <w:p>
+      <w:pPr>
+        <w:tabs>
+          <w:tab w:val="left" w:pos="2298"/>
+        </w:tabs>
+        <w:rPr>
+          <w:rFonts w:ascii="Times New Roman" w:hAnsi="Times New Roman" w:cs="Times New Roman"/>
+        </w:rPr>
+      </w:pPr>
+      <w:r>
+        <w:rPr>
+          <w:rFonts w:ascii="Times New Roman" w:hAnsi="Times New Roman" w:cs="Times New Roman"/>
+        </w:rPr>
+        <w:t xml:space="preserve">But this only </w:t>
+      </w:r>
+      <w:r>
+        <w:rPr>
+          <w:rFonts w:ascii="Times New Roman" w:hAnsi="Times New Roman" w:cs="Times New Roman"/>
+          <w:b/>
+          <w:bCs/>
+        </w:rPr>
+        <w:t>creates</w:t>
+      </w:r>
+      <w:r>
+        <w:rPr>
+          <w:rFonts w:ascii="Times New Roman" w:hAnsi="Times New Roman" w:cs="Times New Roman"/>
+        </w:rPr>
+        <w:t xml:space="preserve"> the branch. To switch to it:</w:t>
+      </w:r>
+    </w:p>
+    <w:p>
+      <w:pPr>
+        <w:pBdr>
+          <w:top w:val="single" w:sz="4" w:space="1" w:color="auto"/>
+          <w:left w:val="single" w:sz="4" w:space="4" w:color="auto"/>
+          <w:bottom w:val="single" w:sz="4" w:space="1" w:color="auto"/>
+          <w:right w:val="single" w:sz="4" w:space="4" w:color="auto"/>
+        </w:pBdr>
+        <w:shd w:val="clear" w:color="auto" w:fill="B4C6E7" w:themeFill="accent1" w:themeFillTint="66"/>
+        <w:tabs>
+          <w:tab w:val="left" w:pos="2298"/>
+        </w:tabs>
+        <w:rPr>
+          <w:rFonts w:ascii="Times New Roman" w:hAnsi="Times New Roman" w:cs="Times New Roman"/>
+        </w:rPr>
+      </w:pPr>
+      <w:r>
+        <w:rPr>
+          <w:rFonts w:ascii="Times New Roman" w:hAnsi="Times New Roman" w:cs="Times New Roman"/>
+        </w:rPr>
+        <w:t>git checkout feature-branch</w:t>
+      </w:r>
+    </w:p>
+    <w:p>
+      <w:pPr>
+        <w:tabs>
+          <w:tab w:val="left" w:pos="2298"/>
+        </w:tabs>
+        <w:rPr>
+          <w:rFonts w:ascii="Times New Roman" w:hAnsi="Times New Roman" w:cs="Times New Roman"/>
+        </w:rPr>
+      </w:pPr>
+      <w:r>
+        <w:rPr>
+          <w:rFonts w:ascii="Times New Roman" w:hAnsi="Times New Roman" w:cs="Times New Roman"/>
+        </w:rPr>
+        <w:t>OR (Shortcut: Create and switch in one command)</w:t>
+      </w:r>
+    </w:p>
+    <w:p>
+      <w:pPr>
+        <w:pBdr>
+          <w:top w:val="single" w:sz="4" w:space="1" w:color="auto"/>
+          <w:left w:val="single" w:sz="4" w:space="4" w:color="auto"/>
+          <w:bottom w:val="single" w:sz="4" w:space="1" w:color="auto"/>
+          <w:right w:val="single" w:sz="4" w:space="4" w:color="auto"/>
+        </w:pBdr>
+        <w:shd w:val="clear" w:color="auto" w:fill="B4C6E7" w:themeFill="accent1" w:themeFillTint="66"/>
+        <w:tabs>
+          <w:tab w:val="left" w:pos="2298"/>
+        </w:tabs>
+        <w:rPr>
+          <w:rFonts w:ascii="Times New Roman" w:hAnsi="Times New Roman" w:cs="Times New Roman"/>
+        </w:rPr>
+      </w:pPr>
+      <w:r>
+        <w:rPr>
+          <w:rFonts w:ascii="Times New Roman" w:hAnsi="Times New Roman" w:cs="Times New Roman"/>
+        </w:rPr>
+        <w:t>git checkout -b feature-branch</w:t>
+      </w:r>
+    </w:p>
+    <w:p>
+      <w:pPr>
+        <w:tabs>
+          <w:tab w:val="left" w:pos="2298"/>
+        </w:tabs>
+        <w:rPr>
+          <w:rFonts w:ascii="Times New Roman" w:hAnsi="Times New Roman" w:cs="Times New Roman"/>
+          <w:b/>
+          <w:bCs/>
+        </w:rPr>
+      </w:pPr>
+      <w:r>
+        <w:rPr>
+          <w:rFonts w:ascii="Times New Roman" w:hAnsi="Times New Roman" w:cs="Times New Roman"/>
+          <w:b/>
+          <w:bCs/>
+        </w:rPr>
+        <w:t>c) Switching Between Branches</w:t>
+      </w:r>
+    </w:p>
+    <w:p>
+      <w:pPr>
+        <w:tabs>
+          <w:tab w:val="left" w:pos="2298"/>
+        </w:tabs>
+        <w:rPr>
+          <w:rFonts w:ascii="Times New Roman" w:hAnsi="Times New Roman" w:cs="Times New Roman"/>
+        </w:rPr>
+      </w:pPr>
+      <w:r>
+        <w:rPr>
+          <w:rFonts w:ascii="Times New Roman" w:hAnsi="Times New Roman" w:cs="Times New Roman"/>
+        </w:rPr>
+        <w:t>To move between branches:</w:t>
+      </w:r>
+    </w:p>
+    <w:p>
+      <w:pPr>
+        <w:pBdr>
+          <w:top w:val="single" w:sz="4" w:space="1" w:color="auto"/>
+          <w:left w:val="single" w:sz="4" w:space="4" w:color="auto"/>
+          <w:bottom w:val="single" w:sz="4" w:space="1" w:color="auto"/>
+          <w:right w:val="single" w:sz="4" w:space="4" w:color="auto"/>
+        </w:pBdr>
+        <w:shd w:val="clear" w:color="auto" w:fill="B4C6E7" w:themeFill="accent1" w:themeFillTint="66"/>
+        <w:tabs>
+          <w:tab w:val="left" w:pos="2298"/>
+        </w:tabs>
+        <w:rPr>
+          <w:rFonts w:ascii="Times New Roman" w:hAnsi="Times New Roman" w:cs="Times New Roman"/>
+        </w:rPr>
+      </w:pPr>
+      <w:r>
+        <w:rPr>
+          <w:rFonts w:ascii="Times New Roman" w:hAnsi="Times New Roman" w:cs="Times New Roman"/>
+        </w:rPr>
+        <w:t>git checkout branch-name</w:t>
+      </w:r>
+    </w:p>
+    <w:p>
+      <w:pPr>
+        <w:tabs>
+          <w:tab w:val="left" w:pos="2298"/>
+        </w:tabs>
+        <w:rPr>
+          <w:rFonts w:ascii="Times New Roman" w:hAnsi="Times New Roman" w:cs="Times New Roman"/>
+        </w:rPr>
+      </w:pPr>
+      <w:r>
+        <w:rPr>
+          <w:rFonts w:ascii="Times New Roman" w:hAnsi="Times New Roman" w:cs="Times New Roman"/>
+        </w:rPr>
+        <w:t>OR using Git 2.23+:</w:t>
+      </w:r>
+    </w:p>
+    <w:p>
+      <w:pPr>
+        <w:pBdr>
+          <w:top w:val="single" w:sz="4" w:space="1" w:color="auto"/>
+          <w:left w:val="single" w:sz="4" w:space="4" w:color="auto"/>
+          <w:bottom w:val="single" w:sz="4" w:space="1" w:color="auto"/>
+          <w:right w:val="single" w:sz="4" w:space="4" w:color="auto"/>
+        </w:pBdr>
+        <w:shd w:val="clear" w:color="auto" w:fill="B4C6E7" w:themeFill="accent1" w:themeFillTint="66"/>
+        <w:tabs>
+          <w:tab w:val="left" w:pos="2298"/>
+        </w:tabs>
+        <w:rPr>
+          <w:rFonts w:ascii="Times New Roman" w:hAnsi="Times New Roman" w:cs="Times New Roman"/>
+        </w:rPr>
+      </w:pPr>
+      <w:r>
+        <w:rPr>
+          <w:rFonts w:ascii="Times New Roman" w:hAnsi="Times New Roman" w:cs="Times New Roman"/>
+        </w:rPr>
+        <w:t>git switch branch-name</w:t>
+      </w:r>
+    </w:p>
+    <w:p>
+      <w:pPr>
+        <w:tabs>
+          <w:tab w:val="left" w:pos="2298"/>
+        </w:tabs>
+        <w:rPr>
+          <w:rFonts w:ascii="Times New Roman" w:hAnsi="Times New Roman" w:cs="Times New Roman"/>
+        </w:rPr>
+      </w:pPr>
+      <w:r>
+        <w:rPr>
+          <w:rFonts w:ascii="Times New Roman" w:hAnsi="Times New Roman" w:cs="Times New Roman"/>
+        </w:rPr>
+        <w:t>To switch back to main:</w:t>
+      </w:r>
+    </w:p>
+    <w:p>
+      <w:pPr>
+        <w:pBdr>
+          <w:top w:val="single" w:sz="4" w:space="1" w:color="auto"/>
+          <w:left w:val="single" w:sz="4" w:space="4" w:color="auto"/>
+          <w:bottom w:val="single" w:sz="4" w:space="1" w:color="auto"/>
+          <w:right w:val="single" w:sz="4" w:space="4" w:color="auto"/>
+        </w:pBdr>
+        <w:shd w:val="clear" w:color="auto" w:fill="B4C6E7" w:themeFill="accent1" w:themeFillTint="66"/>
+        <w:tabs>
+          <w:tab w:val="left" w:pos="2298"/>
+        </w:tabs>
+        <w:rPr>
+          <w:rFonts w:ascii="Times New Roman" w:hAnsi="Times New Roman" w:cs="Times New Roman"/>
+        </w:rPr>
+      </w:pPr>
+      <w:r>
+        <w:rPr>
+          <w:rFonts w:ascii="Times New Roman" w:hAnsi="Times New Roman" w:cs="Times New Roman"/>
+        </w:rPr>
+        <w:t>git checkout main</w:t>
+      </w:r>
+    </w:p>
+    <w:p>
+      <w:pPr>
+        <w:tabs>
+          <w:tab w:val="left" w:pos="2298"/>
+        </w:tabs>
+        <w:rPr>
+          <w:rFonts w:ascii="Times New Roman" w:hAnsi="Times New Roman" w:cs="Times New Roman"/>
+        </w:rPr>
+      </w:pPr>
+      <w:r>
+        <w:rPr>
+          <w:rFonts w:ascii="Times New Roman" w:hAnsi="Times New Roman" w:cs="Times New Roman"/>
+        </w:rPr>
+        <w:t>OR</w:t>
+      </w:r>
+    </w:p>
+    <w:p>
+      <w:pPr>
+        <w:pBdr>
+          <w:top w:val="single" w:sz="4" w:space="1" w:color="auto"/>
+          <w:left w:val="single" w:sz="4" w:space="4" w:color="auto"/>
+          <w:bottom w:val="single" w:sz="4" w:space="1" w:color="auto"/>
+          <w:right w:val="single" w:sz="4" w:space="4" w:color="auto"/>
+        </w:pBdr>
+        <w:shd w:val="clear" w:color="auto" w:fill="B4C6E7" w:themeFill="accent1" w:themeFillTint="66"/>
+        <w:tabs>
+          <w:tab w:val="left" w:pos="2298"/>
+        </w:tabs>
+        <w:rPr>
+          <w:rFonts w:ascii="Times New Roman" w:hAnsi="Times New Roman" w:cs="Times New Roman"/>
+        </w:rPr>
+      </w:pPr>
+      <w:r>
+        <w:rPr>
+          <w:rFonts w:ascii="Times New Roman" w:hAnsi="Times New Roman" w:cs="Times New Roman"/>
+        </w:rPr>
+        <w:t>git switch main</w:t>
+      </w:r>
+    </w:p>
+    <w:p>
+      <w:pPr>
+        <w:tabs>
+          <w:tab w:val="left" w:pos="2298"/>
+        </w:tabs>
+        <w:rPr>
+          <w:rFonts w:ascii="Times New Roman" w:hAnsi="Times New Roman" w:cs="Times New Roman"/>
+          <w:b/>
+          <w:bCs/>
+        </w:rPr>
+      </w:pPr>
+      <w:r>
+        <w:rPr>
+          <w:rFonts w:ascii="Times New Roman" w:hAnsi="Times New Roman" w:cs="Times New Roman"/>
+          <w:b/>
+          <w:bCs/>
+        </w:rPr>
+        <w:t>d) Merging Branches</w:t>
+      </w:r>
+    </w:p>
+    <w:p>
+      <w:pPr>
+        <w:tabs>
+          <w:tab w:val="left" w:pos="2298"/>
+        </w:tabs>
+        <w:rPr>
+          <w:rFonts w:ascii="Times New Roman" w:hAnsi="Times New Roman" w:cs="Times New Roman"/>
+        </w:rPr>
+      </w:pPr>
+      <w:r>
+        <w:rPr>
+          <w:rFonts w:ascii="Times New Roman" w:hAnsi="Times New Roman" w:cs="Times New Roman"/>
+        </w:rPr>
+        <w:t>Once you've finished working on a branch, you can merge it into main:</w:t>
+      </w:r>
+    </w:p>
+    <w:p>
+      <w:pPr>
+        <w:numPr>
+          <w:ilvl w:val="0"/>
+          <w:numId w:val="6"/>
+        </w:numPr>
+        <w:tabs>
+          <w:tab w:val="left" w:pos="2298"/>
+        </w:tabs>
+        <w:rPr>
+          <w:rFonts w:ascii="Times New Roman" w:hAnsi="Times New Roman" w:cs="Times New Roman"/>
+        </w:rPr>
+      </w:pPr>
+      <w:r>
+        <w:rPr>
+          <w:rFonts w:ascii="Times New Roman" w:hAnsi="Times New Roman" w:cs="Times New Roman"/>
+        </w:rPr>
+        <w:t xml:space="preserve">Switch to main: </w:t>
+      </w:r>
+    </w:p>
+    <w:p>
+      <w:pPr>
+        <w:pBdr>
+          <w:top w:val="single" w:sz="4" w:space="1" w:color="auto"/>
+          <w:left w:val="single" w:sz="4" w:space="4" w:color="auto"/>
+          <w:bottom w:val="single" w:sz="4" w:space="1" w:color="auto"/>
+          <w:right w:val="single" w:sz="4" w:space="4" w:color="auto"/>
+        </w:pBdr>
+        <w:shd w:val="clear" w:color="auto" w:fill="B4C6E7" w:themeFill="accent1" w:themeFillTint="66"/>
+        <w:tabs>
+          <w:tab w:val="left" w:pos="2298"/>
+        </w:tabs>
+        <w:rPr>
+          <w:rFonts w:ascii="Times New Roman" w:hAnsi="Times New Roman" w:cs="Times New Roman"/>
+        </w:rPr>
+      </w:pPr>
+      <w:r>
+        <w:rPr>
+          <w:rFonts w:ascii="Times New Roman" w:hAnsi="Times New Roman" w:cs="Times New Roman"/>
+        </w:rPr>
+        <w:t>git checkout main</w:t>
+      </w:r>
+    </w:p>
+    <w:p>
+      <w:pPr>
+        <w:numPr>
+          <w:ilvl w:val="0"/>
+          <w:numId w:val="6"/>
+        </w:numPr>
+        <w:tabs>
+          <w:tab w:val="left" w:pos="2298"/>
+        </w:tabs>
+        <w:rPr>
+          <w:rFonts w:ascii="Times New Roman" w:hAnsi="Times New Roman" w:cs="Times New Roman"/>
+        </w:rPr>
+      </w:pPr>
+      <w:r>
+        <w:rPr>
+          <w:rFonts w:ascii="Times New Roman" w:hAnsi="Times New Roman" w:cs="Times New Roman"/>
+        </w:rPr>
+        <w:t xml:space="preserve">Merge the feature branch: </w:t>
+      </w:r>
+    </w:p>
+    <w:p>
+      <w:pPr>
+        <w:pBdr>
+          <w:top w:val="single" w:sz="4" w:space="1" w:color="auto"/>
+          <w:left w:val="single" w:sz="4" w:space="4" w:color="auto"/>
+          <w:bottom w:val="single" w:sz="4" w:space="1" w:color="auto"/>
+          <w:right w:val="single" w:sz="4" w:space="4" w:color="auto"/>
+        </w:pBdr>
+        <w:shd w:val="clear" w:color="auto" w:fill="B4C6E7" w:themeFill="accent1" w:themeFillTint="66"/>
+        <w:tabs>
+          <w:tab w:val="left" w:pos="2298"/>
+        </w:tabs>
+        <w:rPr>
+          <w:rFonts w:ascii="Times New Roman" w:hAnsi="Times New Roman" w:cs="Times New Roman"/>
+        </w:rPr>
+      </w:pPr>
+      <w:r>
+        <w:rPr>
+          <w:rFonts w:ascii="Times New Roman" w:hAnsi="Times New Roman" w:cs="Times New Roman"/>
+        </w:rPr>
+        <w:t>git merge feature-branch</w:t>
+      </w:r>
+    </w:p>
+    <w:p>
+      <w:pPr>
+        <w:numPr>
+          <w:ilvl w:val="0"/>
+          <w:numId w:val="6"/>
+        </w:numPr>
+        <w:tabs>
+          <w:tab w:val="left" w:pos="2298"/>
+        </w:tabs>
+        <w:rPr>
+          <w:rFonts w:ascii="Times New Roman" w:hAnsi="Times New Roman" w:cs="Times New Roman"/>
+        </w:rPr>
+      </w:pPr>
+      <w:r>
+        <w:rPr>
+          <w:rFonts w:ascii="Times New Roman" w:hAnsi="Times New Roman" w:cs="Times New Roman"/>
+        </w:rPr>
+        <w:t>If there are no conflicts, the branch is successfully merged.</w:t>
+      </w:r>
+    </w:p>
+    <w:p>
+      <w:pPr>
+        <w:tabs>
+          <w:tab w:val="left" w:pos="2298"/>
+        </w:tabs>
+        <w:rPr>
+          <w:rFonts w:ascii="Times New Roman" w:hAnsi="Times New Roman" w:cs="Times New Roman"/>
+          <w:b/>
+          <w:bCs/>
+        </w:rPr>
+      </w:pPr>
+      <w:r>
+        <w:rPr>
+          <w:rFonts w:ascii="Times New Roman" w:hAnsi="Times New Roman" w:cs="Times New Roman"/>
+          <w:b/>
+          <w:bCs/>
+        </w:rPr>
+        <w:t>Fast-Forward Merge vs. Three-Way Merge</w:t>
+      </w:r>
+    </w:p>
+    <w:p>
+      <w:pPr>
+        <w:numPr>
+          <w:ilvl w:val="0"/>
+          <w:numId w:val="7"/>
+        </w:numPr>
+        <w:tabs>
+          <w:tab w:val="left" w:pos="2298"/>
+        </w:tabs>
+        <w:rPr>
+          <w:rFonts w:ascii="Times New Roman" w:hAnsi="Times New Roman" w:cs="Times New Roman"/>
+        </w:rPr>
+      </w:pPr>
+      <w:r>
+        <w:rPr>
+          <w:rFonts w:ascii="Times New Roman" w:hAnsi="Times New Roman" w:cs="Times New Roman"/>
+          <w:b/>
+          <w:bCs/>
+        </w:rPr>
+        <w:t>Fast-forward merge</w:t>
+      </w:r>
+      <w:r>
+        <w:rPr>
+          <w:rFonts w:ascii="Times New Roman" w:hAnsi="Times New Roman" w:cs="Times New Roman"/>
+        </w:rPr>
+        <w:t>: If main has not changed, Git simply moves the pointer.</w:t>
+      </w:r>
+    </w:p>
+    <w:p>
+      <w:pPr>
+        <w:numPr>
+          <w:ilvl w:val="0"/>
+          <w:numId w:val="7"/>
+        </w:numPr>
+        <w:tabs>
+          <w:tab w:val="left" w:pos="2298"/>
+        </w:tabs>
+        <w:rPr>
+          <w:rFonts w:ascii="Times New Roman" w:hAnsi="Times New Roman" w:cs="Times New Roman"/>
+        </w:rPr>
+      </w:pPr>
+      <w:r>
+        <w:rPr>
+          <w:rFonts w:ascii="Times New Roman" w:hAnsi="Times New Roman" w:cs="Times New Roman"/>
+          <w:b/>
+          <w:bCs/>
+        </w:rPr>
+        <w:t>Three-way merge</w:t>
+      </w:r>
+      <w:r>
+        <w:rPr>
+          <w:rFonts w:ascii="Times New Roman" w:hAnsi="Times New Roman" w:cs="Times New Roman"/>
+        </w:rPr>
+        <w:t>: If main has changed, Git combines changes from both branches.</w:t>
+      </w:r>
+    </w:p>
+    <w:p>
+      <w:pPr>
+        <w:tabs>
+          <w:tab w:val="left" w:pos="2298"/>
+        </w:tabs>
+        <w:rPr>
+          <w:rFonts w:ascii="Times New Roman" w:hAnsi="Times New Roman" w:cs="Times New Roman"/>
+          <w:b/>
+          <w:bCs/>
+        </w:rPr>
+      </w:pPr>
+      <w:r>
+        <w:rPr>
+          <w:rFonts w:ascii="Times New Roman" w:hAnsi="Times New Roman" w:cs="Times New Roman"/>
+          <w:b/>
+          <w:bCs/>
+        </w:rPr>
+        <w:t>e) Deleting Branches</w:t>
+      </w:r>
+    </w:p>
+    <w:p>
+      <w:pPr>
+        <w:tabs>
+          <w:tab w:val="left" w:pos="2298"/>
+        </w:tabs>
+        <w:rPr>
+          <w:rFonts w:ascii="Times New Roman" w:hAnsi="Times New Roman" w:cs="Times New Roman"/>
+        </w:rPr>
+      </w:pPr>
+      <w:r>
+        <w:rPr>
+          <w:rFonts w:ascii="Times New Roman" w:hAnsi="Times New Roman" w:cs="Times New Roman"/>
+        </w:rPr>
+        <w:t>Once a branch is merged, you can delete it.</w:t>
+      </w:r>
+    </w:p>
+    <w:p>
+      <w:pPr>
+        <w:tabs>
+          <w:tab w:val="left" w:pos="2298"/>
+        </w:tabs>
+        <w:rPr>
+          <w:rFonts w:ascii="Times New Roman" w:hAnsi="Times New Roman" w:cs="Times New Roman"/>
+          <w:b/>
+          <w:bCs/>
+        </w:rPr>
+      </w:pPr>
+      <w:r>
+        <w:rPr>
+          <w:rFonts w:ascii="Times New Roman" w:hAnsi="Times New Roman" w:cs="Times New Roman"/>
+          <w:b/>
+          <w:bCs/>
+        </w:rPr>
+        <w:t>Delete a Local Branch</w:t>
+      </w:r>
+    </w:p>
+    <w:p>
+      <w:pPr>
+        <w:pBdr>
+          <w:top w:val="single" w:sz="4" w:space="1" w:color="auto"/>
+          <w:left w:val="single" w:sz="4" w:space="4" w:color="auto"/>
+          <w:bottom w:val="single" w:sz="4" w:space="1" w:color="auto"/>
+          <w:right w:val="single" w:sz="4" w:space="4" w:color="auto"/>
+        </w:pBdr>
+        <w:shd w:val="clear" w:color="auto" w:fill="B4C6E7" w:themeFill="accent1" w:themeFillTint="66"/>
+        <w:tabs>
+          <w:tab w:val="left" w:pos="2298"/>
+        </w:tabs>
+        <w:rPr>
+          <w:rFonts w:ascii="Times New Roman" w:hAnsi="Times New Roman" w:cs="Times New Roman"/>
+        </w:rPr>
+      </w:pPr>
+      <w:r>
+        <w:rPr>
+          <w:rFonts w:ascii="Times New Roman" w:hAnsi="Times New Roman" w:cs="Times New Roman"/>
+        </w:rPr>
+        <w:t>git branch -d feature-branch</w:t>
+      </w:r>
+    </w:p>
+    <w:p>
+      <w:pPr>
+        <w:tabs>
+          <w:tab w:val="left" w:pos="2298"/>
+        </w:tabs>
+        <w:rPr>
+          <w:rFonts w:ascii="Times New Roman" w:hAnsi="Times New Roman" w:cs="Times New Roman"/>
+        </w:rPr>
+      </w:pPr>
+      <w:r>
+        <w:rPr>
+          <w:rFonts w:ascii="Times New Roman" w:hAnsi="Times New Roman" w:cs="Times New Roman"/>
+        </w:rPr>
+        <w:t>(Use -D instead of -d if the branch is not merged.)</w:t>
+      </w:r>
+    </w:p>
+    <w:p>
+      <w:pPr>
+        <w:tabs>
+          <w:tab w:val="left" w:pos="2298"/>
+        </w:tabs>
+        <w:rPr>
+          <w:rFonts w:ascii="Times New Roman" w:hAnsi="Times New Roman" w:cs="Times New Roman"/>
+          <w:b/>
+          <w:bCs/>
+        </w:rPr>
+      </w:pPr>
+      <w:r>
+        <w:rPr>
+          <w:rFonts w:ascii="Times New Roman" w:hAnsi="Times New Roman" w:cs="Times New Roman"/>
+          <w:b/>
+          <w:bCs/>
+        </w:rPr>
+        <w:t>Delete a Remote Branch</w:t>
+      </w:r>
+    </w:p>
+    <w:p>
+      <w:pPr>
+        <w:pBdr>
+          <w:top w:val="single" w:sz="4" w:space="1" w:color="auto"/>
+          <w:left w:val="single" w:sz="4" w:space="4" w:color="auto"/>
+          <w:bottom w:val="single" w:sz="4" w:space="1" w:color="auto"/>
+          <w:right w:val="single" w:sz="4" w:space="4" w:color="auto"/>
+        </w:pBdr>
+        <w:shd w:val="clear" w:color="auto" w:fill="B4C6E7" w:themeFill="accent1" w:themeFillTint="66"/>
+        <w:tabs>
+          <w:tab w:val="left" w:pos="2298"/>
+        </w:tabs>
+        <w:rPr>
+          <w:rFonts w:ascii="Times New Roman" w:hAnsi="Times New Roman" w:cs="Times New Roman"/>
+        </w:rPr>
+      </w:pPr>
+      <w:r>
+        <w:rPr>
+          <w:rFonts w:ascii="Times New Roman" w:hAnsi="Times New Roman" w:cs="Times New Roman"/>
+        </w:rPr>
+        <w:t>git push origin --delete feature-branch</w:t>
+      </w:r>
+    </w:p>
+    <w:p>
+      <w:pPr>
+        <w:tabs>
+          <w:tab w:val="left" w:pos="2298"/>
+        </w:tabs>
+        <w:rPr>
+          <w:rFonts w:ascii="Times New Roman" w:hAnsi="Times New Roman" w:cs="Times New Roman"/>
+          <w:b/>
+          <w:bCs/>
+        </w:rPr>
+      </w:pPr>
+      <w:r>
+        <w:rPr>
+          <w:rFonts w:ascii="Times New Roman" w:hAnsi="Times New Roman" w:cs="Times New Roman"/>
+          <w:b/>
+          <w:bCs/>
+        </w:rPr>
+        <w:t>f) Rebasing a Branch (Alternative to Merging)</w:t>
+      </w:r>
+    </w:p>
+    <w:p>
+      <w:pPr>
+        <w:tabs>
+          <w:tab w:val="left" w:pos="2298"/>
+        </w:tabs>
+        <w:rPr>
+          <w:rFonts w:ascii="Times New Roman" w:hAnsi="Times New Roman" w:cs="Times New Roman"/>
+        </w:rPr>
+      </w:pPr>
+      <w:r>
+        <w:rPr>
+          <w:rFonts w:ascii="Times New Roman" w:hAnsi="Times New Roman" w:cs="Times New Roman"/>
+        </w:rPr>
+        <w:t xml:space="preserve">Instead of merging, you can </w:t>
+      </w:r>
+      <w:r>
+        <w:rPr>
+          <w:rFonts w:ascii="Times New Roman" w:hAnsi="Times New Roman" w:cs="Times New Roman"/>
+          <w:b/>
+          <w:bCs/>
+        </w:rPr>
+        <w:t>rebase</w:t>
+      </w:r>
+      <w:r>
+        <w:rPr>
+          <w:rFonts w:ascii="Times New Roman" w:hAnsi="Times New Roman" w:cs="Times New Roman"/>
+        </w:rPr>
+        <w:t xml:space="preserve"> a branch to keep history cleaner.</w:t>
+      </w:r>
+    </w:p>
+    <w:p>
+      <w:pPr>
+        <w:numPr>
+          <w:ilvl w:val="0"/>
+          <w:numId w:val="8"/>
+        </w:numPr>
+        <w:tabs>
+          <w:tab w:val="left" w:pos="2298"/>
+        </w:tabs>
+        <w:rPr>
+          <w:rFonts w:ascii="Times New Roman" w:hAnsi="Times New Roman" w:cs="Times New Roman"/>
+        </w:rPr>
+      </w:pPr>
+      <w:r>
+        <w:rPr>
+          <w:rFonts w:ascii="Times New Roman" w:hAnsi="Times New Roman" w:cs="Times New Roman"/>
+        </w:rPr>
+        <w:t xml:space="preserve">Switch to your branch: </w:t>
+      </w:r>
+    </w:p>
+    <w:p>
+      <w:pPr>
+        <w:pBdr>
+          <w:top w:val="single" w:sz="4" w:space="1" w:color="auto"/>
+          <w:left w:val="single" w:sz="4" w:space="4" w:color="auto"/>
+          <w:bottom w:val="single" w:sz="4" w:space="1" w:color="auto"/>
+          <w:right w:val="single" w:sz="4" w:space="4" w:color="auto"/>
+        </w:pBdr>
+        <w:shd w:val="clear" w:color="auto" w:fill="B4C6E7" w:themeFill="accent1" w:themeFillTint="66"/>
+        <w:tabs>
+          <w:tab w:val="left" w:pos="2298"/>
+        </w:tabs>
+        <w:rPr>
+          <w:rFonts w:ascii="Times New Roman" w:hAnsi="Times New Roman" w:cs="Times New Roman"/>
+        </w:rPr>
+      </w:pPr>
+      <w:r>
+        <w:rPr>
+          <w:rFonts w:ascii="Times New Roman" w:hAnsi="Times New Roman" w:cs="Times New Roman"/>
+        </w:rPr>
+        <w:t>git checkout feature-branch</w:t>
+      </w:r>
+    </w:p>
+    <w:p>
+      <w:pPr>
+        <w:numPr>
+          <w:ilvl w:val="0"/>
+          <w:numId w:val="8"/>
+        </w:numPr>
+        <w:tabs>
+          <w:tab w:val="left" w:pos="2298"/>
+        </w:tabs>
+        <w:rPr>
+          <w:rFonts w:ascii="Times New Roman" w:hAnsi="Times New Roman" w:cs="Times New Roman"/>
+        </w:rPr>
+      </w:pPr>
+      <w:r>
+        <w:rPr>
+          <w:rFonts w:ascii="Times New Roman" w:hAnsi="Times New Roman" w:cs="Times New Roman"/>
+        </w:rPr>
+        <w:t xml:space="preserve">Rebase onto main: </w:t>
+      </w:r>
+    </w:p>
+    <w:p>
+      <w:pPr>
+        <w:pBdr>
+          <w:top w:val="single" w:sz="4" w:space="1" w:color="auto"/>
+          <w:left w:val="single" w:sz="4" w:space="4" w:color="auto"/>
+          <w:bottom w:val="single" w:sz="4" w:space="1" w:color="auto"/>
+          <w:right w:val="single" w:sz="4" w:space="4" w:color="auto"/>
+        </w:pBdr>
+        <w:shd w:val="clear" w:color="auto" w:fill="B4C6E7" w:themeFill="accent1" w:themeFillTint="66"/>
+        <w:tabs>
+          <w:tab w:val="left" w:pos="2298"/>
+        </w:tabs>
+        <w:rPr>
+          <w:rFonts w:ascii="Times New Roman" w:hAnsi="Times New Roman" w:cs="Times New Roman"/>
+        </w:rPr>
+      </w:pPr>
+      <w:r>
+        <w:rPr>
+          <w:rFonts w:ascii="Times New Roman" w:hAnsi="Times New Roman" w:cs="Times New Roman"/>
+        </w:rPr>
+        <w:t>git rebase main</w:t>
+      </w:r>
+    </w:p>
+    <w:p>
+      <w:pPr>
+        <w:numPr>
+          <w:ilvl w:val="0"/>
+          <w:numId w:val="8"/>
+        </w:numPr>
+        <w:tabs>
+          <w:tab w:val="left" w:pos="2298"/>
+        </w:tabs>
+        <w:rPr>
+          <w:rFonts w:ascii="Times New Roman" w:hAnsi="Times New Roman" w:cs="Times New Roman"/>
+        </w:rPr>
+      </w:pPr>
+      <w:r>
+        <w:rPr>
+          <w:rFonts w:ascii="Times New Roman" w:hAnsi="Times New Roman" w:cs="Times New Roman"/>
+        </w:rPr>
+        <w:t xml:space="preserve">If conflicts occur, resolve them, then continue: </w:t>
+      </w:r>
+    </w:p>
+    <w:p>
+      <w:pPr>
+        <w:pBdr>
+          <w:top w:val="single" w:sz="4" w:space="1" w:color="auto"/>
+          <w:left w:val="single" w:sz="4" w:space="4" w:color="auto"/>
+          <w:bottom w:val="single" w:sz="4" w:space="1" w:color="auto"/>
+          <w:right w:val="single" w:sz="4" w:space="4" w:color="auto"/>
+        </w:pBdr>
+        <w:shd w:val="clear" w:color="auto" w:fill="B4C6E7" w:themeFill="accent1" w:themeFillTint="66"/>
+        <w:tabs>
+          <w:tab w:val="left" w:pos="2298"/>
+        </w:tabs>
+        <w:rPr>
+          <w:rFonts w:ascii="Times New Roman" w:hAnsi="Times New Roman" w:cs="Times New Roman"/>
+        </w:rPr>
+      </w:pPr>
+      <w:r>
+        <w:rPr>
+          <w:rFonts w:ascii="Times New Roman" w:hAnsi="Times New Roman" w:cs="Times New Roman"/>
+        </w:rPr>
+        <w:t>git add .</w:t>
+      </w:r>
+    </w:p>
+    <w:p>
+      <w:pPr>
+        <w:pBdr>
+          <w:top w:val="single" w:sz="4" w:space="1" w:color="auto"/>
+          <w:left w:val="single" w:sz="4" w:space="4" w:color="auto"/>
+          <w:bottom w:val="single" w:sz="4" w:space="1" w:color="auto"/>
+          <w:right w:val="single" w:sz="4" w:space="4" w:color="auto"/>
+        </w:pBdr>
+        <w:shd w:val="clear" w:color="auto" w:fill="B4C6E7" w:themeFill="accent1" w:themeFillTint="66"/>
+        <w:tabs>
+          <w:tab w:val="left" w:pos="2298"/>
+        </w:tabs>
+        <w:rPr>
+          <w:rFonts w:ascii="Times New Roman" w:hAnsi="Times New Roman" w:cs="Times New Roman"/>
+        </w:rPr>
+      </w:pPr>
+      <w:r>
+        <w:rPr>
+          <w:rFonts w:ascii="Times New Roman" w:hAnsi="Times New Roman" w:cs="Times New Roman"/>
+        </w:rPr>
+        <w:t>git rebase --continue</w:t>
+      </w:r>
+    </w:p>
+    <w:p>
+      <w:pPr>
+        <w:numPr>
+          <w:ilvl w:val="0"/>
+          <w:numId w:val="8"/>
+        </w:numPr>
+        <w:tabs>
+          <w:tab w:val="left" w:pos="2298"/>
+        </w:tabs>
+        <w:rPr>
+          <w:rFonts w:ascii="Times New Roman" w:hAnsi="Times New Roman" w:cs="Times New Roman"/>
+        </w:rPr>
+      </w:pPr>
+      <w:r>
+        <w:rPr>
+          <w:rFonts w:ascii="Times New Roman" w:hAnsi="Times New Roman" w:cs="Times New Roman"/>
+        </w:rPr>
+        <w:t xml:space="preserve">Push the changes: </w:t>
+      </w:r>
+    </w:p>
+    <w:p>
+      <w:pPr>
+        <w:shd w:val="clear" w:color="auto" w:fill="B4C6E7" w:themeFill="accent1" w:themeFillTint="66"/>
+        <w:tabs>
+          <w:tab w:val="left" w:pos="2298"/>
+        </w:tabs>
+        <w:rPr>
+          <w:rFonts w:ascii="Times New Roman" w:hAnsi="Times New Roman" w:cs="Times New Roman"/>
+        </w:rPr>
+      </w:pPr>
+      <w:r>
+        <w:rPr>
+          <w:rFonts w:ascii="Times New Roman" w:hAnsi="Times New Roman" w:cs="Times New Roman"/>
+        </w:rPr>
+        <w:t>git push origin feature-branch --force</w:t>
+      </w:r>
+    </w:p>
+    <w:p>
+      <w:pPr>
+        <w:tabs>
+          <w:tab w:val="left" w:pos="2298"/>
+        </w:tabs>
+        <w:rPr>
+          <w:rFonts w:ascii="Times New Roman" w:hAnsi="Times New Roman" w:cs="Times New Roman"/>
+          <w:b/>
+          <w:bCs/>
+        </w:rPr>
+      </w:pPr>
+      <w:r>
+        <w:rPr>
+          <w:rFonts w:ascii="Times New Roman" w:hAnsi="Times New Roman" w:cs="Times New Roman"/>
+          <w:b/>
+          <w:bCs/>
+        </w:rPr>
+        <w:t>g) Stashing Changes Before Switching Branches</w:t>
+      </w:r>
+    </w:p>
+    <w:p>
+      <w:pPr>
+        <w:tabs>
+          <w:tab w:val="left" w:pos="2298"/>
+        </w:tabs>
+        <w:rPr>
+          <w:rFonts w:ascii="Times New Roman" w:hAnsi="Times New Roman" w:cs="Times New Roman"/>
+        </w:rPr>
+      </w:pPr>
+      <w:r>
+        <w:rPr>
+          <w:rFonts w:ascii="Times New Roman" w:hAnsi="Times New Roman" w:cs="Times New Roman"/>
+        </w:rPr>
+        <w:t xml:space="preserve">If you have </w:t>
+      </w:r>
+      <w:r>
+        <w:rPr>
+          <w:rFonts w:ascii="Times New Roman" w:hAnsi="Times New Roman" w:cs="Times New Roman"/>
+          <w:b/>
+          <w:bCs/>
+        </w:rPr>
+        <w:t>uncommitted changes</w:t>
+      </w:r>
+      <w:r>
+        <w:rPr>
+          <w:rFonts w:ascii="Times New Roman" w:hAnsi="Times New Roman" w:cs="Times New Roman"/>
+        </w:rPr>
+        <w:t xml:space="preserve"> and want to switch branches, you can stash them:</w:t>
+      </w:r>
+    </w:p>
+    <w:p>
+      <w:pPr>
+        <w:pBdr>
+          <w:top w:val="single" w:sz="4" w:space="1" w:color="auto"/>
+          <w:left w:val="single" w:sz="4" w:space="4" w:color="auto"/>
+          <w:bottom w:val="single" w:sz="4" w:space="1" w:color="auto"/>
+          <w:right w:val="single" w:sz="4" w:space="4" w:color="auto"/>
+        </w:pBdr>
+        <w:shd w:val="clear" w:color="auto" w:fill="B4C6E7" w:themeFill="accent1" w:themeFillTint="66"/>
+        <w:tabs>
+          <w:tab w:val="left" w:pos="2298"/>
+        </w:tabs>
+        <w:rPr>
+          <w:rFonts w:ascii="Times New Roman" w:hAnsi="Times New Roman" w:cs="Times New Roman"/>
+        </w:rPr>
+      </w:pPr>
+      <w:r>
+        <w:rPr>
+          <w:rFonts w:ascii="Times New Roman" w:hAnsi="Times New Roman" w:cs="Times New Roman"/>
+        </w:rPr>
+        <w:t>git stash</w:t>
+      </w:r>
+    </w:p>
+    <w:p>
+      <w:pPr>
+        <w:tabs>
+          <w:tab w:val="left" w:pos="2298"/>
+        </w:tabs>
+        <w:rPr>
+          <w:rFonts w:ascii="Times New Roman" w:hAnsi="Times New Roman" w:cs="Times New Roman"/>
+        </w:rPr>
+      </w:pPr>
+      <w:r>
+        <w:rPr>
+          <w:rFonts w:ascii="Times New Roman" w:hAnsi="Times New Roman" w:cs="Times New Roman"/>
+        </w:rPr>
+        <w:t>To apply stashed changes later:</w:t>
+      </w:r>
+    </w:p>
+    <w:p>
+      <w:pPr>
+        <w:pBdr>
+          <w:top w:val="single" w:sz="4" w:space="1" w:color="auto"/>
+          <w:left w:val="single" w:sz="4" w:space="4" w:color="auto"/>
+          <w:bottom w:val="single" w:sz="4" w:space="1" w:color="auto"/>
+          <w:right w:val="single" w:sz="4" w:space="4" w:color="auto"/>
+        </w:pBdr>
+        <w:shd w:val="clear" w:color="auto" w:fill="B4C6E7" w:themeFill="accent1" w:themeFillTint="66"/>
+        <w:tabs>
+          <w:tab w:val="left" w:pos="2298"/>
+        </w:tabs>
+        <w:rPr>
+          <w:rFonts w:ascii="Times New Roman" w:hAnsi="Times New Roman" w:cs="Times New Roman"/>
+        </w:rPr>
+      </w:pPr>
+      <w:r>
+        <w:rPr>
+          <w:rFonts w:ascii="Times New Roman" w:hAnsi="Times New Roman" w:cs="Times New Roman"/>
+        </w:rPr>
+        <w:t>git stash pop</w:t>
+      </w:r>
+    </w:p>
+    <w:p>
+      <w:pPr>
+        <w:tabs>
+          <w:tab w:val="left" w:pos="2298"/>
+        </w:tabs>
+        <w:rPr>
+          <w:rFonts w:ascii="Times New Roman" w:hAnsi="Times New Roman" w:cs="Times New Roman"/>
+          <w:b/>
+          <w:bCs/>
+        </w:rPr>
+      </w:pPr>
+      <w:r>
+        <w:rPr>
+          <w:rFonts w:ascii="Times New Roman" w:hAnsi="Times New Roman" w:cs="Times New Roman"/>
+          <w:b/>
+          <w:bCs/>
+        </w:rPr>
+        <w:t>h) Working with Remote Branches</w:t>
+      </w:r>
+    </w:p>
+    <w:p>
+      <w:pPr>
+        <w:tabs>
+          <w:tab w:val="left" w:pos="2298"/>
+        </w:tabs>
+        <w:rPr>
+          <w:rFonts w:ascii="Times New Roman" w:hAnsi="Times New Roman" w:cs="Times New Roman"/>
+          <w:b/>
+          <w:bCs/>
+        </w:rPr>
+      </w:pPr>
+      <w:r>
+        <w:rPr>
+          <w:rFonts w:ascii="Times New Roman" w:hAnsi="Times New Roman" w:cs="Times New Roman"/>
+          <w:b/>
+          <w:bCs/>
+        </w:rPr>
+        <w:t>Fetching Remote Branches</w:t>
+      </w:r>
+    </w:p>
+    <w:p>
+      <w:pPr>
+        <w:tabs>
+          <w:tab w:val="left" w:pos="2298"/>
+        </w:tabs>
+        <w:rPr>
+          <w:rFonts w:ascii="Times New Roman" w:hAnsi="Times New Roman" w:cs="Times New Roman"/>
+        </w:rPr>
+      </w:pPr>
+      <w:r>
+        <w:rPr>
+          <w:rFonts w:ascii="Times New Roman" w:hAnsi="Times New Roman" w:cs="Times New Roman"/>
+        </w:rPr>
+        <w:t>To get the latest changes from remote:</w:t>
+      </w:r>
+    </w:p>
+    <w:p>
+      <w:pPr>
+        <w:pBdr>
+          <w:top w:val="single" w:sz="4" w:space="1" w:color="auto"/>
+          <w:left w:val="single" w:sz="4" w:space="4" w:color="auto"/>
+          <w:bottom w:val="single" w:sz="4" w:space="1" w:color="auto"/>
+          <w:right w:val="single" w:sz="4" w:space="4" w:color="auto"/>
+        </w:pBdr>
+        <w:shd w:val="clear" w:color="auto" w:fill="B4C6E7" w:themeFill="accent1" w:themeFillTint="66"/>
+        <w:tabs>
+          <w:tab w:val="left" w:pos="2298"/>
+        </w:tabs>
+        <w:rPr>
+          <w:rFonts w:ascii="Times New Roman" w:hAnsi="Times New Roman" w:cs="Times New Roman"/>
+        </w:rPr>
+      </w:pPr>
+      <w:r>
+        <w:rPr>
+          <w:rFonts w:ascii="Times New Roman" w:hAnsi="Times New Roman" w:cs="Times New Roman"/>
+        </w:rPr>
+        <w:t>git fetch</w:t>
+      </w:r>
+    </w:p>
+    <w:p>
+      <w:pPr>
+        <w:tabs>
+          <w:tab w:val="left" w:pos="2298"/>
+        </w:tabs>
+        <w:rPr>
+          <w:rFonts w:ascii="Times New Roman" w:hAnsi="Times New Roman" w:cs="Times New Roman"/>
+          <w:b/>
+          <w:bCs/>
+        </w:rPr>
+      </w:pPr>
+      <w:r>
+        <w:rPr>
+          <w:rFonts w:ascii="Times New Roman" w:hAnsi="Times New Roman" w:cs="Times New Roman"/>
+          <w:b/>
+          <w:bCs/>
+        </w:rPr>
+        <w:t>Checking Out a Remote Branch</w:t>
+      </w:r>
+    </w:p>
+    <w:p>
+      <w:pPr>
+        <w:pBdr>
+          <w:top w:val="single" w:sz="4" w:space="1" w:color="auto"/>
+          <w:left w:val="single" w:sz="4" w:space="4" w:color="auto"/>
+          <w:bottom w:val="single" w:sz="4" w:space="1" w:color="auto"/>
+          <w:right w:val="single" w:sz="4" w:space="4" w:color="auto"/>
+        </w:pBdr>
+        <w:shd w:val="clear" w:color="auto" w:fill="B4C6E7" w:themeFill="accent1" w:themeFillTint="66"/>
+        <w:tabs>
+          <w:tab w:val="left" w:pos="2298"/>
+        </w:tabs>
+        <w:rPr>
+          <w:rFonts w:ascii="Times New Roman" w:hAnsi="Times New Roman" w:cs="Times New Roman"/>
+        </w:rPr>
+      </w:pPr>
+      <w:r>
+        <w:rPr>
+          <w:rFonts w:ascii="Times New Roman" w:hAnsi="Times New Roman" w:cs="Times New Roman"/>
+        </w:rPr>
+        <w:t>git checkout -b feature-branch origin/feature-branch</w:t>
+      </w:r>
+    </w:p>
+    <w:p>
+      <w:pPr>
+        <w:tabs>
+          <w:tab w:val="left" w:pos="2298"/>
+        </w:tabs>
+        <w:rPr>
+          <w:rFonts w:ascii="Times New Roman" w:hAnsi="Times New Roman" w:cs="Times New Roman"/>
+          <w:b/>
+          <w:bCs/>
+        </w:rPr>
+      </w:pPr>
+      <w:r>
+        <w:rPr>
+          <w:rFonts w:ascii="Times New Roman" w:hAnsi="Times New Roman" w:cs="Times New Roman"/>
+          <w:b/>
+          <w:bCs/>
+        </w:rPr>
+        <w:t>Pushing a New Branch to Remote</w:t>
+      </w:r>
+    </w:p>
+    <w:p>
+      <w:pPr>
+        <w:pBdr>
+          <w:top w:val="single" w:sz="4" w:space="1" w:color="auto"/>
+          <w:left w:val="single" w:sz="4" w:space="4" w:color="auto"/>
+          <w:bottom w:val="single" w:sz="4" w:space="1" w:color="auto"/>
+          <w:right w:val="single" w:sz="4" w:space="4" w:color="auto"/>
+        </w:pBdr>
+        <w:shd w:val="clear" w:color="auto" w:fill="B4C6E7" w:themeFill="accent1" w:themeFillTint="66"/>
+        <w:tabs>
+          <w:tab w:val="left" w:pos="2298"/>
+        </w:tabs>
+        <w:rPr>
+          <w:rFonts w:ascii="Times New Roman" w:hAnsi="Times New Roman" w:cs="Times New Roman"/>
+        </w:rPr>
+      </w:pPr>
+      <w:r>
+        <w:rPr>
+          <w:rFonts w:ascii="Times New Roman" w:hAnsi="Times New Roman" w:cs="Times New Roman"/>
+        </w:rPr>
+        <w:t>git push -u origin feature-branch</w:t>
+      </w:r>
+    </w:p>
+    <w:p>
+      <w:pPr>
+        <w:pBdr>
+          <w:top w:val="single" w:sz="4" w:space="1" w:color="auto"/>
+          <w:left w:val="single" w:sz="4" w:space="4" w:color="auto"/>
+          <w:bottom w:val="single" w:sz="4" w:space="1" w:color="auto"/>
+          <w:right w:val="single" w:sz="4" w:space="4" w:color="auto"/>
+        </w:pBdr>
+        <w:shd w:val="clear" w:color="auto" w:fill="B4C6E7" w:themeFill="accent1" w:themeFillTint="66"/>
+        <w:tabs>
+          <w:tab w:val="left" w:pos="2298"/>
+        </w:tabs>
+        <w:rPr>
+          <w:rFonts w:ascii="Times New Roman" w:hAnsi="Times New Roman" w:cs="Times New Roman"/>
+        </w:rPr>
+      </w:pPr>
+      <w:r>
+        <w:rPr>
+          <w:rFonts w:ascii="Times New Roman" w:hAnsi="Times New Roman" w:cs="Times New Roman"/>
+        </w:rPr>
+        <w:t>(-u sets upstream tracking for future pushes.)</w:t>
+      </w:r>
+    </w:p>
+    <w:p>
+      <w:pPr>
+        <w:shd w:val="clear" w:color="auto" w:fill="E2EFD9" w:themeFill="accent6" w:themeFillTint="33"/>
+        <w:tabs>
+          <w:tab w:val="left" w:pos="2298"/>
+        </w:tabs>
+        <w:rPr>
+          <w:rFonts w:ascii="Times New Roman" w:hAnsi="Times New Roman" w:cs="Times New Roman"/>
+          <w:b/>
+          <w:bCs/>
+          <w:sz w:val="24"/>
+          <w:szCs w:val="24"/>
+        </w:rPr>
+      </w:pPr>
+      <w:r>
+        <w:rPr>
+          <w:rFonts w:ascii="Times New Roman" w:hAnsi="Times New Roman" w:cs="Times New Roman"/>
+          <w:b/>
+          <w:bCs/>
+          <w:sz w:val="24"/>
+          <w:szCs w:val="24"/>
+        </w:rPr>
+        <w:t>3. Git Branching Best Practices</w:t>
+      </w:r>
+    </w:p>
+    <w:p>
+      <w:pPr>
+        <w:tabs>
+          <w:tab w:val="left" w:pos="2298"/>
+        </w:tabs>
+        <w:spacing w:line="480" w:lineRule="auto"/>
+        <w:rPr>
+          <w:rFonts w:ascii="Times New Roman" w:hAnsi="Times New Roman" w:cs="Times New Roman"/>
+        </w:rPr>
+      </w:pPr>
+      <w:r>
+        <w:rPr>
+          <w:rFonts w:ascii="Segoe UI Symbol" w:hAnsi="Segoe UI Symbol" w:cs="Segoe UI Symbol"/>
+        </w:rPr>
+        <w:t>✔</w:t>
+      </w:r>
+      <w:r>
+        <w:rPr>
+          <w:rFonts w:ascii="Times New Roman" w:hAnsi="Times New Roman" w:cs="Times New Roman"/>
+        </w:rPr>
+        <w:t xml:space="preserve"> </w:t>
+      </w:r>
+      <w:r>
+        <w:rPr>
+          <w:rFonts w:ascii="Times New Roman" w:hAnsi="Times New Roman" w:cs="Times New Roman"/>
+          <w:b/>
+          <w:bCs/>
+        </w:rPr>
+        <w:t>Use meaningful branch names</w:t>
+      </w:r>
+      <w:r>
+        <w:rPr>
+          <w:rFonts w:ascii="Times New Roman" w:hAnsi="Times New Roman" w:cs="Times New Roman"/>
+        </w:rPr>
+        <w:t xml:space="preserve"> (e.g., feature/login, bugfix/payment-error).</w:t>
+      </w:r>
+      <w:r>
+        <w:rPr>
+          <w:rFonts w:ascii="Times New Roman" w:hAnsi="Times New Roman" w:cs="Times New Roman"/>
+        </w:rPr>
+        <w:br/>
+      </w:r>
+      <w:r>
+        <w:rPr>
+          <w:rFonts w:ascii="Segoe UI Symbol" w:hAnsi="Segoe UI Symbol" w:cs="Segoe UI Symbol"/>
+        </w:rPr>
+        <w:t>✔</w:t>
+      </w:r>
+      <w:r>
+        <w:rPr>
+          <w:rFonts w:ascii="Times New Roman" w:hAnsi="Times New Roman" w:cs="Times New Roman"/>
+        </w:rPr>
+        <w:t xml:space="preserve"> </w:t>
+      </w:r>
+      <w:r>
+        <w:rPr>
+          <w:rFonts w:ascii="Times New Roman" w:hAnsi="Times New Roman" w:cs="Times New Roman"/>
+          <w:b/>
+          <w:bCs/>
+        </w:rPr>
+        <w:t>Keep branches small and focused</w:t>
+      </w:r>
+      <w:r>
+        <w:rPr>
+          <w:rFonts w:ascii="Times New Roman" w:hAnsi="Times New Roman" w:cs="Times New Roman"/>
+        </w:rPr>
+        <w:t xml:space="preserve"> (don't mix multiple changes in one branch).</w:t>
+      </w:r>
+      <w:r>
+        <w:rPr>
+          <w:rFonts w:ascii="Times New Roman" w:hAnsi="Times New Roman" w:cs="Times New Roman"/>
+        </w:rPr>
+        <w:br/>
+      </w:r>
+      <w:r>
+        <w:rPr>
+          <w:rFonts w:ascii="Segoe UI Symbol" w:hAnsi="Segoe UI Symbol" w:cs="Segoe UI Symbol"/>
+        </w:rPr>
+        <w:t>✔</w:t>
+      </w:r>
+      <w:r>
+        <w:rPr>
+          <w:rFonts w:ascii="Times New Roman" w:hAnsi="Times New Roman" w:cs="Times New Roman"/>
+        </w:rPr>
+        <w:t xml:space="preserve"> </w:t>
+      </w:r>
+      <w:r>
+        <w:rPr>
+          <w:rFonts w:ascii="Times New Roman" w:hAnsi="Times New Roman" w:cs="Times New Roman"/>
+          <w:b/>
+          <w:bCs/>
+        </w:rPr>
+        <w:t>Regularly pull updates</w:t>
+      </w:r>
+      <w:r>
+        <w:rPr>
+          <w:rFonts w:ascii="Times New Roman" w:hAnsi="Times New Roman" w:cs="Times New Roman"/>
+        </w:rPr>
+        <w:t xml:space="preserve"> from main to avoid conflicts.</w:t>
+      </w:r>
+      <w:r>
+        <w:rPr>
+          <w:rFonts w:ascii="Times New Roman" w:hAnsi="Times New Roman" w:cs="Times New Roman"/>
+        </w:rPr>
+        <w:br/>
+      </w:r>
+      <w:r>
+        <w:rPr>
+          <w:rFonts w:ascii="Segoe UI Symbol" w:hAnsi="Segoe UI Symbol" w:cs="Segoe UI Symbol"/>
+        </w:rPr>
+        <w:t>✔</w:t>
+      </w:r>
+      <w:r>
+        <w:rPr>
+          <w:rFonts w:ascii="Times New Roman" w:hAnsi="Times New Roman" w:cs="Times New Roman"/>
+        </w:rPr>
+        <w:t xml:space="preserve"> </w:t>
+      </w:r>
+      <w:r>
+        <w:rPr>
+          <w:rFonts w:ascii="Times New Roman" w:hAnsi="Times New Roman" w:cs="Times New Roman"/>
+          <w:b/>
+          <w:bCs/>
+        </w:rPr>
+        <w:t>Delete merged branches</w:t>
+      </w:r>
+      <w:r>
+        <w:rPr>
+          <w:rFonts w:ascii="Times New Roman" w:hAnsi="Times New Roman" w:cs="Times New Roman"/>
+        </w:rPr>
+        <w:t xml:space="preserve"> to keep the repository clean.</w:t>
+      </w:r>
+      <w:r>
+        <w:rPr>
+          <w:rFonts w:ascii="Times New Roman" w:hAnsi="Times New Roman" w:cs="Times New Roman"/>
+        </w:rPr>
+        <w:br/>
+      </w:r>
+      <w:r>
+        <w:rPr>
+          <w:rFonts w:ascii="Segoe UI Symbol" w:hAnsi="Segoe UI Symbol" w:cs="Segoe UI Symbol"/>
+        </w:rPr>
+        <w:t>✔</w:t>
+      </w:r>
+      <w:r>
+        <w:rPr>
+          <w:rFonts w:ascii="Times New Roman" w:hAnsi="Times New Roman" w:cs="Times New Roman"/>
+        </w:rPr>
+        <w:t xml:space="preserve"> </w:t>
+      </w:r>
+      <w:r>
+        <w:rPr>
+          <w:rFonts w:ascii="Times New Roman" w:hAnsi="Times New Roman" w:cs="Times New Roman"/>
+          <w:b/>
+          <w:bCs/>
+        </w:rPr>
+        <w:t>Use rebasing for a clean history</w:t>
+      </w:r>
+      <w:r>
+        <w:rPr>
+          <w:rFonts w:ascii="Times New Roman" w:hAnsi="Times New Roman" w:cs="Times New Roman"/>
+        </w:rPr>
+        <w:t xml:space="preserve">, but </w:t>
+      </w:r>
+      <w:r>
+        <w:rPr>
+          <w:rFonts w:ascii="Times New Roman" w:hAnsi="Times New Roman" w:cs="Times New Roman"/>
+          <w:b/>
+          <w:bCs/>
+        </w:rPr>
+        <w:t>merge</w:t>
+      </w:r>
+      <w:r>
+        <w:rPr>
+          <w:rFonts w:ascii="Times New Roman" w:hAnsi="Times New Roman" w:cs="Times New Roman"/>
+        </w:rPr>
+        <w:t xml:space="preserve"> for team-friendly workflows.</w:t>
+      </w:r>
+    </w:p>
+    <w:p>
+      <w:pPr>
+        <w:tabs>
+          <w:tab w:val="left" w:pos="2298"/>
+        </w:tabs>
+        <w:rPr>
+          <w:rFonts w:ascii="Times New Roman" w:hAnsi="Times New Roman" w:cs="Times New Roman"/>
+          <w:b/>
+          <w:bCs/>
+        </w:rPr>
+      </w:pPr>
+      <w:r>
+        <w:rPr>
+          <w:rFonts w:ascii="Times New Roman" w:hAnsi="Times New Roman" w:cs="Times New Roman"/>
+          <w:b/>
+          <w:bCs/>
+        </w:rPr>
+        <w:t>4. Summary of Important Git Branch Commands</w:t>
+      </w:r>
+    </w:p>
+    <w:tbl>
+      <w:tblPr>
+        <w:tblW w:w="8135" w:type="dxa"/>
+        <w:tblCellSpacing w:w="15" w:type="dxa"/>
+        <w:tblBorders>
+          <w:top w:val="single" w:sz="4" w:space="0" w:color="auto"/>
+          <w:left w:val="single" w:sz="4" w:space="0" w:color="auto"/>
+          <w:bottom w:val="single" w:sz="4" w:space="0" w:color="auto"/>
+          <w:right w:val="single" w:sz="4" w:space="0" w:color="auto"/>
+          <w:insideH w:val="single" w:sz="4" w:space="0" w:color="auto"/>
+          <w:insideV w:val="single" w:sz="4" w:space="0" w:color="auto"/>
+        </w:tblBorders>
+        <w:shd w:val="clear" w:color="auto" w:fill="E2EFD9" w:themeFill="accent6" w:themeFillTint="33"/>
+        <w:tblCellMar>
+          <w:top w:w="15" w:type="dxa"/>
+          <w:left w:w="15" w:type="dxa"/>
+          <w:bottom w:w="15" w:type="dxa"/>
+          <w:right w:w="15" w:type="dxa"/>
+        </w:tblCellMar>
+        <w:tblLook w:val="04A0" w:firstRow="1" w:lastRow="0" w:firstColumn="1" w:lastColumn="0" w:noHBand="0" w:noVBand="1"/>
+      </w:tblPr>
+      <w:tblGrid>
+        <w:gridCol w:w="3745"/>
+        <w:gridCol w:w="4390"/>
+      </w:tblGrid>
+      <w:tr>
+        <w:trPr>
+          <w:trHeight w:val="305"/>
+          <w:tblHeader/>
+          <w:tblCellSpacing w:w="15" w:type="dxa"/>
+        </w:trPr>
+        <w:tc>
+          <w:tcPr>
+            <w:tcW w:w="0" w:type="auto"/>
+            <w:shd w:val="clear" w:color="auto" w:fill="E2EFD9" w:themeFill="accent6" w:themeFillTint="33"/>
+            <w:vAlign w:val="center"/>
+            <w:hideMark/>
+          </w:tcPr>
+          <w:p>
+            <w:pPr>
+              <w:tabs>
+                <w:tab w:val="left" w:pos="2298"/>
+              </w:tabs>
+              <w:rPr>
+                <w:rFonts w:ascii="Times New Roman" w:hAnsi="Times New Roman" w:cs="Times New Roman"/>
+                <w:b/>
+                <w:bCs/>
+              </w:rPr>
+            </w:pPr>
+            <w:r>
+              <w:rPr>
+                <w:rFonts w:ascii="Times New Roman" w:hAnsi="Times New Roman" w:cs="Times New Roman"/>
+                <w:b/>
+                <w:bCs/>
+              </w:rPr>
+              <w:t>Command</w:t>
+            </w:r>
+          </w:p>
+        </w:tc>
+        <w:tc>
+          <w:tcPr>
+            <w:tcW w:w="0" w:type="auto"/>
+            <w:shd w:val="clear" w:color="auto" w:fill="E2EFD9" w:themeFill="accent6" w:themeFillTint="33"/>
+            <w:vAlign w:val="center"/>
+            <w:hideMark/>
+          </w:tcPr>
+          <w:p>
+            <w:pPr>
+              <w:tabs>
+                <w:tab w:val="left" w:pos="2298"/>
+              </w:tabs>
+              <w:rPr>
+                <w:rFonts w:ascii="Times New Roman" w:hAnsi="Times New Roman" w:cs="Times New Roman"/>
+                <w:b/>
+                <w:bCs/>
+              </w:rPr>
+            </w:pPr>
+            <w:r>
+              <w:rPr>
+                <w:rFonts w:ascii="Times New Roman" w:hAnsi="Times New Roman" w:cs="Times New Roman"/>
+                <w:b/>
+                <w:bCs/>
+              </w:rPr>
+              <w:t>Description</w:t>
+            </w:r>
+          </w:p>
+        </w:tc>
+      </w:tr>
+      <w:tr>
+        <w:trPr>
+          <w:trHeight w:val="305"/>
+          <w:tblCellSpacing w:w="15" w:type="dxa"/>
+        </w:trPr>
+        <w:tc>
+          <w:tcPr>
+            <w:tcW w:w="0" w:type="auto"/>
+            <w:shd w:val="clear" w:color="auto" w:fill="E2EFD9" w:themeFill="accent6" w:themeFillTint="33"/>
+            <w:vAlign w:val="center"/>
+            <w:hideMark/>
+          </w:tcPr>
+          <w:p>
+            <w:pPr>
+              <w:tabs>
+                <w:tab w:val="left" w:pos="2298"/>
+              </w:tabs>
+              <w:rPr>
+                <w:rFonts w:ascii="Times New Roman" w:hAnsi="Times New Roman" w:cs="Times New Roman"/>
+              </w:rPr>
+            </w:pPr>
+            <w:r>
+              <w:rPr>
+                <w:rFonts w:ascii="Times New Roman" w:hAnsi="Times New Roman" w:cs="Times New Roman"/>
+              </w:rPr>
+              <w:t>git branch</w:t>
+            </w:r>
+          </w:p>
+        </w:tc>
+        <w:tc>
+          <w:tcPr>
+            <w:tcW w:w="0" w:type="auto"/>
+            <w:shd w:val="clear" w:color="auto" w:fill="E2EFD9" w:themeFill="accent6" w:themeFillTint="33"/>
+            <w:vAlign w:val="center"/>
+            <w:hideMark/>
+          </w:tcPr>
+          <w:p>
+            <w:pPr>
+              <w:tabs>
+                <w:tab w:val="left" w:pos="2298"/>
+              </w:tabs>
+              <w:rPr>
+                <w:rFonts w:ascii="Times New Roman" w:hAnsi="Times New Roman" w:cs="Times New Roman"/>
+              </w:rPr>
+            </w:pPr>
+            <w:r>
+              <w:rPr>
+                <w:rFonts w:ascii="Times New Roman" w:hAnsi="Times New Roman" w:cs="Times New Roman"/>
+              </w:rPr>
+              <w:t>List all branches</w:t>
+            </w:r>
+          </w:p>
+        </w:tc>
+      </w:tr>
+      <w:tr>
+        <w:trPr>
+          <w:trHeight w:val="305"/>
+          <w:tblCellSpacing w:w="15" w:type="dxa"/>
+        </w:trPr>
+        <w:tc>
+          <w:tcPr>
+            <w:tcW w:w="0" w:type="auto"/>
+            <w:shd w:val="clear" w:color="auto" w:fill="E2EFD9" w:themeFill="accent6" w:themeFillTint="33"/>
+            <w:vAlign w:val="center"/>
+            <w:hideMark/>
+          </w:tcPr>
+          <w:p>
+            <w:pPr>
+              <w:tabs>
+                <w:tab w:val="left" w:pos="2298"/>
+              </w:tabs>
+              <w:rPr>
+                <w:rFonts w:ascii="Times New Roman" w:hAnsi="Times New Roman" w:cs="Times New Roman"/>
+              </w:rPr>
+            </w:pPr>
+            <w:r>
+              <w:rPr>
+                <w:rFonts w:ascii="Times New Roman" w:hAnsi="Times New Roman" w:cs="Times New Roman"/>
+              </w:rPr>
+              <w:t>git branch &lt;branch&gt;</w:t>
+            </w:r>
+          </w:p>
+        </w:tc>
+        <w:tc>
+          <w:tcPr>
+            <w:tcW w:w="0" w:type="auto"/>
+            <w:shd w:val="clear" w:color="auto" w:fill="E2EFD9" w:themeFill="accent6" w:themeFillTint="33"/>
+            <w:vAlign w:val="center"/>
+            <w:hideMark/>
+          </w:tcPr>
+          <w:p>
+            <w:pPr>
+              <w:tabs>
+                <w:tab w:val="left" w:pos="2298"/>
+              </w:tabs>
+              <w:rPr>
+                <w:rFonts w:ascii="Times New Roman" w:hAnsi="Times New Roman" w:cs="Times New Roman"/>
+              </w:rPr>
+            </w:pPr>
+            <w:r>
+              <w:rPr>
+                <w:rFonts w:ascii="Times New Roman" w:hAnsi="Times New Roman" w:cs="Times New Roman"/>
+              </w:rPr>
+              <w:t>Create a new branch</w:t>
+            </w:r>
+          </w:p>
+        </w:tc>
+      </w:tr>
+      <w:tr>
+        <w:trPr>
+          <w:trHeight w:val="312"/>
+          <w:tblCellSpacing w:w="15" w:type="dxa"/>
+        </w:trPr>
+        <w:tc>
+          <w:tcPr>
+            <w:tcW w:w="0" w:type="auto"/>
+            <w:shd w:val="clear" w:color="auto" w:fill="E2EFD9" w:themeFill="accent6" w:themeFillTint="33"/>
+            <w:vAlign w:val="center"/>
+            <w:hideMark/>
+          </w:tcPr>
+          <w:p>
+            <w:pPr>
+              <w:tabs>
+                <w:tab w:val="left" w:pos="2298"/>
+              </w:tabs>
+              <w:rPr>
+                <w:rFonts w:ascii="Times New Roman" w:hAnsi="Times New Roman" w:cs="Times New Roman"/>
+              </w:rPr>
+            </w:pPr>
+            <w:r>
+              <w:rPr>
+                <w:rFonts w:ascii="Times New Roman" w:hAnsi="Times New Roman" w:cs="Times New Roman"/>
+              </w:rPr>
+              <w:t>git checkout &lt;branch&gt;</w:t>
+            </w:r>
+          </w:p>
+        </w:tc>
+        <w:tc>
+          <w:tcPr>
+            <w:tcW w:w="0" w:type="auto"/>
+            <w:shd w:val="clear" w:color="auto" w:fill="E2EFD9" w:themeFill="accent6" w:themeFillTint="33"/>
+            <w:vAlign w:val="center"/>
+            <w:hideMark/>
+          </w:tcPr>
+          <w:p>
+            <w:pPr>
+              <w:tabs>
+                <w:tab w:val="left" w:pos="2298"/>
+              </w:tabs>
+              <w:rPr>
+                <w:rFonts w:ascii="Times New Roman" w:hAnsi="Times New Roman" w:cs="Times New Roman"/>
+              </w:rPr>
+            </w:pPr>
+            <w:r>
+              <w:rPr>
+                <w:rFonts w:ascii="Times New Roman" w:hAnsi="Times New Roman" w:cs="Times New Roman"/>
+              </w:rPr>
+              <w:t>Switch to a branch</w:t>
+            </w:r>
+          </w:p>
+        </w:tc>
+      </w:tr>
+      <w:tr>
+        <w:trPr>
+          <w:trHeight w:val="305"/>
+          <w:tblCellSpacing w:w="15" w:type="dxa"/>
+        </w:trPr>
+        <w:tc>
+          <w:tcPr>
+            <w:tcW w:w="0" w:type="auto"/>
+            <w:shd w:val="clear" w:color="auto" w:fill="E2EFD9" w:themeFill="accent6" w:themeFillTint="33"/>
+            <w:vAlign w:val="center"/>
+            <w:hideMark/>
+          </w:tcPr>
+          <w:p>
+            <w:pPr>
+              <w:tabs>
+                <w:tab w:val="left" w:pos="2298"/>
+              </w:tabs>
+              <w:rPr>
+                <w:rFonts w:ascii="Times New Roman" w:hAnsi="Times New Roman" w:cs="Times New Roman"/>
+              </w:rPr>
+            </w:pPr>
+            <w:r>
+              <w:rPr>
+                <w:rFonts w:ascii="Times New Roman" w:hAnsi="Times New Roman" w:cs="Times New Roman"/>
+              </w:rPr>
+              <w:t>git checkout -b &lt;branch&gt;</w:t>
+            </w:r>
+          </w:p>
+        </w:tc>
+        <w:tc>
+          <w:tcPr>
+            <w:tcW w:w="0" w:type="auto"/>
+            <w:shd w:val="clear" w:color="auto" w:fill="E2EFD9" w:themeFill="accent6" w:themeFillTint="33"/>
+            <w:vAlign w:val="center"/>
+            <w:hideMark/>
+          </w:tcPr>
+          <w:p>
+            <w:pPr>
+              <w:tabs>
+                <w:tab w:val="left" w:pos="2298"/>
+              </w:tabs>
+              <w:rPr>
+                <w:rFonts w:ascii="Times New Roman" w:hAnsi="Times New Roman" w:cs="Times New Roman"/>
+              </w:rPr>
+            </w:pPr>
+            <w:r>
+              <w:rPr>
+                <w:rFonts w:ascii="Times New Roman" w:hAnsi="Times New Roman" w:cs="Times New Roman"/>
+              </w:rPr>
+              <w:t>Create and switch to a branch</w:t>
+            </w:r>
+          </w:p>
+        </w:tc>
+      </w:tr>
+      <w:tr>
+        <w:trPr>
+          <w:trHeight w:val="305"/>
+          <w:tblCellSpacing w:w="15" w:type="dxa"/>
+        </w:trPr>
+        <w:tc>
+          <w:tcPr>
+            <w:tcW w:w="0" w:type="auto"/>
+            <w:shd w:val="clear" w:color="auto" w:fill="E2EFD9" w:themeFill="accent6" w:themeFillTint="33"/>
+            <w:vAlign w:val="center"/>
+            <w:hideMark/>
+          </w:tcPr>
+          <w:p>
+            <w:pPr>
+              <w:tabs>
+                <w:tab w:val="left" w:pos="2298"/>
+              </w:tabs>
+              <w:rPr>
+                <w:rFonts w:ascii="Times New Roman" w:hAnsi="Times New Roman" w:cs="Times New Roman"/>
+              </w:rPr>
+            </w:pPr>
+            <w:r>
+              <w:rPr>
+                <w:rFonts w:ascii="Times New Roman" w:hAnsi="Times New Roman" w:cs="Times New Roman"/>
+              </w:rPr>
+              <w:t>git merge &lt;branch&gt;</w:t>
+            </w:r>
+          </w:p>
+        </w:tc>
+        <w:tc>
+          <w:tcPr>
+            <w:tcW w:w="0" w:type="auto"/>
+            <w:shd w:val="clear" w:color="auto" w:fill="E2EFD9" w:themeFill="accent6" w:themeFillTint="33"/>
+            <w:vAlign w:val="center"/>
+            <w:hideMark/>
+          </w:tcPr>
+          <w:p>
+            <w:pPr>
+              <w:tabs>
+                <w:tab w:val="left" w:pos="2298"/>
+              </w:tabs>
+              <w:rPr>
+                <w:rFonts w:ascii="Times New Roman" w:hAnsi="Times New Roman" w:cs="Times New Roman"/>
+              </w:rPr>
+            </w:pPr>
+            <w:r>
+              <w:rPr>
+                <w:rFonts w:ascii="Times New Roman" w:hAnsi="Times New Roman" w:cs="Times New Roman"/>
+              </w:rPr>
+              <w:t>Merge a branch into the current branch</w:t>
+            </w:r>
+          </w:p>
+        </w:tc>
+      </w:tr>
+      <w:tr>
+        <w:trPr>
+          <w:trHeight w:val="312"/>
+          <w:tblCellSpacing w:w="15" w:type="dxa"/>
+        </w:trPr>
+        <w:tc>
+          <w:tcPr>
+            <w:tcW w:w="0" w:type="auto"/>
+            <w:shd w:val="clear" w:color="auto" w:fill="E2EFD9" w:themeFill="accent6" w:themeFillTint="33"/>
+            <w:vAlign w:val="center"/>
+            <w:hideMark/>
+          </w:tcPr>
+          <w:p>
+            <w:pPr>
+              <w:tabs>
+                <w:tab w:val="left" w:pos="2298"/>
+              </w:tabs>
+              <w:rPr>
+                <w:rFonts w:ascii="Times New Roman" w:hAnsi="Times New Roman" w:cs="Times New Roman"/>
+              </w:rPr>
+            </w:pPr>
+            <w:r>
+              <w:rPr>
+                <w:rFonts w:ascii="Times New Roman" w:hAnsi="Times New Roman" w:cs="Times New Roman"/>
+              </w:rPr>
+              <w:t>git branch -d &lt;branch&gt;</w:t>
+            </w:r>
+          </w:p>
+        </w:tc>
+        <w:tc>
+          <w:tcPr>
+            <w:tcW w:w="0" w:type="auto"/>
+            <w:shd w:val="clear" w:color="auto" w:fill="E2EFD9" w:themeFill="accent6" w:themeFillTint="33"/>
+            <w:vAlign w:val="center"/>
+            <w:hideMark/>
+          </w:tcPr>
+          <w:p>
+            <w:pPr>
+              <w:tabs>
+                <w:tab w:val="left" w:pos="2298"/>
+              </w:tabs>
+              <w:rPr>
+                <w:rFonts w:ascii="Times New Roman" w:hAnsi="Times New Roman" w:cs="Times New Roman"/>
+              </w:rPr>
+            </w:pPr>
+            <w:r>
+              <w:rPr>
+                <w:rFonts w:ascii="Times New Roman" w:hAnsi="Times New Roman" w:cs="Times New Roman"/>
+              </w:rPr>
+              <w:t>Delete a local branch</w:t>
+            </w:r>
+          </w:p>
+        </w:tc>
+      </w:tr>
+      <w:tr>
+        <w:trPr>
+          <w:trHeight w:val="305"/>
+          <w:tblCellSpacing w:w="15" w:type="dxa"/>
+        </w:trPr>
+        <w:tc>
+          <w:tcPr>
+            <w:tcW w:w="0" w:type="auto"/>
+            <w:shd w:val="clear" w:color="auto" w:fill="E2EFD9" w:themeFill="accent6" w:themeFillTint="33"/>
+            <w:vAlign w:val="center"/>
+            <w:hideMark/>
+          </w:tcPr>
+          <w:p>
+            <w:pPr>
+              <w:tabs>
+                <w:tab w:val="left" w:pos="2298"/>
+              </w:tabs>
+              <w:rPr>
+                <w:rFonts w:ascii="Times New Roman" w:hAnsi="Times New Roman" w:cs="Times New Roman"/>
+              </w:rPr>
+            </w:pPr>
+            <w:r>
+              <w:rPr>
+                <w:rFonts w:ascii="Times New Roman" w:hAnsi="Times New Roman" w:cs="Times New Roman"/>
+              </w:rPr>
+              <w:t>git push origin --delete &lt;branch&gt;</w:t>
+            </w:r>
+          </w:p>
+        </w:tc>
+        <w:tc>
+          <w:tcPr>
+            <w:tcW w:w="0" w:type="auto"/>
+            <w:shd w:val="clear" w:color="auto" w:fill="E2EFD9" w:themeFill="accent6" w:themeFillTint="33"/>
+            <w:vAlign w:val="center"/>
+            <w:hideMark/>
+          </w:tcPr>
+          <w:p>
+            <w:pPr>
+              <w:tabs>
+                <w:tab w:val="left" w:pos="2298"/>
+              </w:tabs>
+              <w:rPr>
+                <w:rFonts w:ascii="Times New Roman" w:hAnsi="Times New Roman" w:cs="Times New Roman"/>
+              </w:rPr>
+            </w:pPr>
+            <w:r>
+              <w:rPr>
+                <w:rFonts w:ascii="Times New Roman" w:hAnsi="Times New Roman" w:cs="Times New Roman"/>
+              </w:rPr>
+              <w:t>Delete a remote branch</w:t>
+            </w:r>
+          </w:p>
+        </w:tc>
+      </w:tr>
+      <w:tr>
+        <w:trPr>
+          <w:trHeight w:val="305"/>
+          <w:tblCellSpacing w:w="15" w:type="dxa"/>
+        </w:trPr>
+        <w:tc>
+          <w:tcPr>
+            <w:tcW w:w="0" w:type="auto"/>
+            <w:shd w:val="clear" w:color="auto" w:fill="E2EFD9" w:themeFill="accent6" w:themeFillTint="33"/>
+            <w:vAlign w:val="center"/>
+            <w:hideMark/>
+          </w:tcPr>
+          <w:p>
+            <w:pPr>
+              <w:tabs>
+                <w:tab w:val="left" w:pos="2298"/>
+              </w:tabs>
+              <w:rPr>
+                <w:rFonts w:ascii="Times New Roman" w:hAnsi="Times New Roman" w:cs="Times New Roman"/>
+              </w:rPr>
+            </w:pPr>
+            <w:r>
+              <w:rPr>
+                <w:rFonts w:ascii="Times New Roman" w:hAnsi="Times New Roman" w:cs="Times New Roman"/>
+              </w:rPr>
+              <w:t>git rebase &lt;branch&gt;</w:t>
+            </w:r>
+          </w:p>
+        </w:tc>
+        <w:tc>
+          <w:tcPr>
+            <w:tcW w:w="0" w:type="auto"/>
+            <w:shd w:val="clear" w:color="auto" w:fill="E2EFD9" w:themeFill="accent6" w:themeFillTint="33"/>
+            <w:vAlign w:val="center"/>
+            <w:hideMark/>
+          </w:tcPr>
+          <w:p>
+            <w:pPr>
+              <w:tabs>
+                <w:tab w:val="left" w:pos="2298"/>
+              </w:tabs>
+              <w:rPr>
+                <w:rFonts w:ascii="Times New Roman" w:hAnsi="Times New Roman" w:cs="Times New Roman"/>
+              </w:rPr>
+            </w:pPr>
+            <w:r>
+              <w:rPr>
+                <w:rFonts w:ascii="Times New Roman" w:hAnsi="Times New Roman" w:cs="Times New Roman"/>
+              </w:rPr>
+              <w:t>Rebase changes onto another branch</w:t>
+            </w:r>
+          </w:p>
+        </w:tc>
+      </w:tr>
+    </w:tbl>
+    <w:p>
+      <w:pPr>
+        <w:tabs>
+          <w:tab w:val="left" w:pos="2298"/>
+        </w:tabs>
+        <w:rPr>
+          <w:rFonts w:ascii="Times New Roman" w:hAnsi="Times New Roman" w:cs="Times New Roman"/>
+        </w:rPr>
+      </w:pPr>
+    </w:p>
+    <w:p>
+      <w:pPr>
+        <w:tabs>
+          <w:tab w:val="left" w:pos="2298"/>
+        </w:tabs>
+        <w:rPr>
+          <w:rFonts w:ascii="Times New Roman" w:hAnsi="Times New Roman" w:cs="Times New Roman"/>
+        </w:rPr>
+      </w:pPr>
+      <w:r>
+        <w:rPr>
+          <w:rFonts w:ascii="Times New Roman" w:hAnsi="Times New Roman" w:cs="Times New Roman"/>
+        </w:rPr>
+        <w:drawing>
+          <wp:inline distT="0" distB="0" distL="0" distR="0" wp14:anchorId="33D3F0A1" wp14:editId="218689B8">
+            <wp:extent cx="6571951" cy="5848350"/>
+            <wp:effectExtent l="0" t="0" r="635" b="0"/>
+            <wp:docPr id="1265362153" name="Picture 1"/>
+            <wp:cNvGraphicFramePr>
+              <a:graphicFrameLocks xmlns:a="http://schemas.openxmlformats.org/drawingml/2006/main" noChangeAspect="1"/>
+            </wp:cNvGraphicFramePr>
+            <a:graphic xmlns:a="http://schemas.openxmlformats.org/drawingml/2006/main">
+              <a:graphicData uri="http://schemas.openxmlformats.org/drawingml/2006/picture">
+                <pic:pic xmlns:pic="http://schemas.openxmlformats.org/drawingml/2006/picture">
+                  <pic:nvPicPr>
+                    <pic:cNvPr id="1265362153" name=""/>
+                    <pic:cNvPicPr/>
+                  </pic:nvPicPr>
+                  <pic:blipFill>
+                    <a:blip r:embed="rId8"/>
+                    <a:stretch>
+                      <a:fillRect/>
+                    </a:stretch>
+                  </pic:blipFill>
+                  <pic:spPr>
+                    <a:xfrm>
+                      <a:off x="0" y="0"/>
+                      <a:ext cx="6589373" cy="5863854"/>
+                    </a:xfrm>
+                    <a:prstGeom prst="rect">
+                      <a:avLst/>
+                    </a:prstGeom>
+                  </pic:spPr>
+                </pic:pic>
+              </a:graphicData>
+            </a:graphic>
+          </wp:inline>
+        </w:drawing>
+      </w:r>
+    </w:p>
+    <w:p>
+      <w:pPr>
+        <w:tabs>
+          <w:tab w:val="left" w:pos="2298"/>
+        </w:tabs>
+        <w:rPr>
+          <w:rFonts w:ascii="Times New Roman" w:hAnsi="Times New Roman" w:cs="Times New Roman"/>
+        </w:rPr>
+      </w:pPr>
+    </w:p>
+    <w:p>
+      <w:pPr>
+        <w:tabs>
+          <w:tab w:val="left" w:pos="2298"/>
+        </w:tabs>
+        <w:rPr>
+          <w:rFonts w:ascii="Times New Roman" w:hAnsi="Times New Roman" w:cs="Times New Roman"/>
+        </w:rPr>
+      </w:pPr>
+    </w:p>
+    <w:p>
+      <w:pPr>
+        <w:tabs>
+          <w:tab w:val="left" w:pos="2298"/>
+        </w:tabs>
+        <w:rPr>
+          <w:rFonts w:ascii="Times New Roman" w:hAnsi="Times New Roman" w:cs="Times New Roman"/>
+        </w:rPr>
+      </w:pPr>
+      <w:r>
+        <w:rPr>
+          <w:rFonts w:ascii="Times New Roman" w:hAnsi="Times New Roman" w:cs="Times New Roman"/>
+        </w:rPr>
+        <w:drawing>
+          <wp:inline distT="0" distB="0" distL="0" distR="0" wp14:anchorId="49B31864" wp14:editId="4CEDCE26">
+            <wp:extent cx="6750050" cy="6742430"/>
+            <wp:effectExtent l="0" t="0" r="0" b="1270"/>
+            <wp:docPr id="1256181517" name="Picture 1"/>
+            <wp:cNvGraphicFramePr>
+              <a:graphicFrameLocks xmlns:a="http://schemas.openxmlformats.org/drawingml/2006/main" noChangeAspect="1"/>
+            </wp:cNvGraphicFramePr>
+            <a:graphic xmlns:a="http://schemas.openxmlformats.org/drawingml/2006/main">
+              <a:graphicData uri="http://schemas.openxmlformats.org/drawingml/2006/picture">
+                <pic:pic xmlns:pic="http://schemas.openxmlformats.org/drawingml/2006/picture">
+                  <pic:nvPicPr>
+                    <pic:cNvPr id="1256181517" name=""/>
+                    <pic:cNvPicPr/>
+                  </pic:nvPicPr>
+                  <pic:blipFill>
+                    <a:blip r:embed="rId9"/>
+                    <a:stretch>
+                      <a:fillRect/>
+                    </a:stretch>
+                  </pic:blipFill>
+                  <pic:spPr>
+                    <a:xfrm>
+                      <a:off x="0" y="0"/>
+                      <a:ext cx="6750050" cy="6742430"/>
+                    </a:xfrm>
+                    <a:prstGeom prst="rect">
+                      <a:avLst/>
+                    </a:prstGeom>
+                  </pic:spPr>
+                </pic:pic>
+              </a:graphicData>
+            </a:graphic>
+          </wp:inline>
+        </w:drawing>
+      </w:r>
     </w:p>
     <w:sectPr>
       <w:pgSz w:w="11906" w:h="16838"/>
@@ -5378,9 +7305,9 @@
 <file path=word/numbering.xml><?xml version="1.0" encoding="utf-8"?>
 <w:numbering xmlns:wpc="http://schemas.microsoft.com/office/word/2010/wordprocessingCanvas" xmlns:cx="http://schemas.microsoft.com/office/drawing/2014/chartex" xmlns:cx1="http://schemas.microsoft.com/office/drawing/2015/9/8/chartex" xmlns:cx2="http://schemas.microsoft.com/office/drawing/2015/10/21/chartex" xmlns:cx3="http://schemas.microsoft.com/office/drawing/2016/5/9/chartex" xmlns:cx4="http://schemas.microsoft.com/office/drawing/2016/5/10/chartex" xmlns:cx5="http://schemas.microsoft.com/office/drawing/2016/5/11/chartex" xmlns:cx6="http://schemas.microsoft.com/office/drawing/2016/5/12/chartex" xmlns:cx7="http://schemas.microsoft.com/office/drawing/2016/5/13/chartex" xmlns:cx8="http://schemas.microsoft.com/office/drawing/2016/5/14/chartex" xmlns:mc="http://schemas.openxmlformats.org/markup-compatibility/2006" xmlns:aink="http://schemas.microsoft.com/office/drawing/2016/ink" xmlns:am3d="http://schemas.microsoft.com/office/drawing/2017/model3d" xmlns:o="urn:schemas-microsoft-com:office:office" xmlns:oel="http://schemas.microsoft.com/office/2019/extlst" xmlns:r="http://schemas.openxmlformats.org/officeDocument/2006/relationships" xmlns:m="http://schemas.openxmlformats.org/officeDocument/2006/math" xmlns:v="urn:schemas-microsoft-com:vml" xmlns:wp14="http://schemas.microsoft.com/office/word/2010/wordprocessingDrawing" xmlns:wp="http://schemas.openxmlformats.org/drawingml/2006/wordprocessingDrawing" xmlns:w10="urn:schemas-microsoft-com:office:word" xmlns:w="http://schemas.openxmlformats.org/wordprocessingml/2006/main" xmlns:w14="http://schemas.microsoft.com/office/word/2010/wordml" xmlns:w15="http://schemas.microsoft.com/office/word/2012/wordml" xmlns:w16cex="http://schemas.microsoft.com/office/word/2018/wordml/cex" xmlns:w16cid="http://schemas.microsoft.com/office/word/2016/wordml/cid" xmlns:w16="http://schemas.microsoft.com/office/word/2018/wordml" xmlns:w16du="http://schemas.microsoft.com/office/word/2023/wordml/word16du" xmlns:w16sdtdh="http://schemas.microsoft.com/office/word/2020/wordml/sdtdatahash" xmlns:w16sdtfl="http://schemas.microsoft.com/office/word/2024/wordml/sdtformatlock" xmlns:w16se="http://schemas.microsoft.com/office/word/2015/wordml/symex" xmlns:wpg="http://schemas.microsoft.com/office/word/2010/wordprocessingGroup" xmlns:wpi="http://schemas.microsoft.com/office/word/2010/wordprocessingInk" xmlns:wne="http://schemas.microsoft.com/office/word/2006/wordml" xmlns:wps="http://schemas.microsoft.com/office/word/2010/wordprocessingShape" mc:Ignorable="w14 w15 w16se w16cid w16 w16cex w16sdtdh w16sdtfl w16du wp14">
   <w:abstractNum w:abstractNumId="0" w15:restartNumberingAfterBreak="0">
-    <w:nsid w:val="2BC851EF"/>
+    <w:nsid w:val="17D9251C"/>
     <w:multiLevelType w:val="multilevel"/>
-    <w:tmpl w:val="F26CE31E"/>
+    <w:tmpl w:val="D85A7A44"/>
     <w:lvl w:ilvl="0">
       <w:start w:val="1"/>
       <w:numFmt w:val="bullet"/>
@@ -5527,6 +7454,268 @@
     </w:lvl>
   </w:abstractNum>
   <w:abstractNum w:abstractNumId="1" w15:restartNumberingAfterBreak="0">
+    <w:nsid w:val="296248EC"/>
+    <w:multiLevelType w:val="multilevel"/>
+    <w:tmpl w:val="B2FE4494"/>
+    <w:lvl w:ilvl="0">
+      <w:start w:val="1"/>
+      <w:numFmt w:val="decimal"/>
+      <w:lvlText w:val="%1."/>
+      <w:lvlJc w:val="left"/>
+      <w:pPr>
+        <w:tabs>
+          <w:tab w:val="num" w:pos="720"/>
+        </w:tabs>
+        <w:ind w:left="720" w:hanging="360"/>
+      </w:pPr>
+    </w:lvl>
+    <w:lvl w:ilvl="1" w:tentative="1">
+      <w:start w:val="1"/>
+      <w:numFmt w:val="decimal"/>
+      <w:lvlText w:val="%2."/>
+      <w:lvlJc w:val="left"/>
+      <w:pPr>
+        <w:tabs>
+          <w:tab w:val="num" w:pos="1440"/>
+        </w:tabs>
+        <w:ind w:left="1440" w:hanging="360"/>
+      </w:pPr>
+    </w:lvl>
+    <w:lvl w:ilvl="2" w:tentative="1">
+      <w:start w:val="1"/>
+      <w:numFmt w:val="decimal"/>
+      <w:lvlText w:val="%3."/>
+      <w:lvlJc w:val="left"/>
+      <w:pPr>
+        <w:tabs>
+          <w:tab w:val="num" w:pos="2160"/>
+        </w:tabs>
+        <w:ind w:left="2160" w:hanging="360"/>
+      </w:pPr>
+    </w:lvl>
+    <w:lvl w:ilvl="3" w:tentative="1">
+      <w:start w:val="1"/>
+      <w:numFmt w:val="decimal"/>
+      <w:lvlText w:val="%4."/>
+      <w:lvlJc w:val="left"/>
+      <w:pPr>
+        <w:tabs>
+          <w:tab w:val="num" w:pos="2880"/>
+        </w:tabs>
+        <w:ind w:left="2880" w:hanging="360"/>
+      </w:pPr>
+    </w:lvl>
+    <w:lvl w:ilvl="4" w:tentative="1">
+      <w:start w:val="1"/>
+      <w:numFmt w:val="decimal"/>
+      <w:lvlText w:val="%5."/>
+      <w:lvlJc w:val="left"/>
+      <w:pPr>
+        <w:tabs>
+          <w:tab w:val="num" w:pos="3600"/>
+        </w:tabs>
+        <w:ind w:left="3600" w:hanging="360"/>
+      </w:pPr>
+    </w:lvl>
+    <w:lvl w:ilvl="5" w:tentative="1">
+      <w:start w:val="1"/>
+      <w:numFmt w:val="decimal"/>
+      <w:lvlText w:val="%6."/>
+      <w:lvlJc w:val="left"/>
+      <w:pPr>
+        <w:tabs>
+          <w:tab w:val="num" w:pos="4320"/>
+        </w:tabs>
+        <w:ind w:left="4320" w:hanging="360"/>
+      </w:pPr>
+    </w:lvl>
+    <w:lvl w:ilvl="6" w:tentative="1">
+      <w:start w:val="1"/>
+      <w:numFmt w:val="decimal"/>
+      <w:lvlText w:val="%7."/>
+      <w:lvlJc w:val="left"/>
+      <w:pPr>
+        <w:tabs>
+          <w:tab w:val="num" w:pos="5040"/>
+        </w:tabs>
+        <w:ind w:left="5040" w:hanging="360"/>
+      </w:pPr>
+    </w:lvl>
+    <w:lvl w:ilvl="7" w:tentative="1">
+      <w:start w:val="1"/>
+      <w:numFmt w:val="decimal"/>
+      <w:lvlText w:val="%8."/>
+      <w:lvlJc w:val="left"/>
+      <w:pPr>
+        <w:tabs>
+          <w:tab w:val="num" w:pos="5760"/>
+        </w:tabs>
+        <w:ind w:left="5760" w:hanging="360"/>
+      </w:pPr>
+    </w:lvl>
+    <w:lvl w:ilvl="8" w:tentative="1">
+      <w:start w:val="1"/>
+      <w:numFmt w:val="decimal"/>
+      <w:lvlText w:val="%9."/>
+      <w:lvlJc w:val="left"/>
+      <w:pPr>
+        <w:tabs>
+          <w:tab w:val="num" w:pos="6480"/>
+        </w:tabs>
+        <w:ind w:left="6480" w:hanging="360"/>
+      </w:pPr>
+    </w:lvl>
+  </w:abstractNum>
+  <w:abstractNum w:abstractNumId="2" w15:restartNumberingAfterBreak="0">
+    <w:nsid w:val="2BC851EF"/>
+    <w:multiLevelType w:val="multilevel"/>
+    <w:tmpl w:val="F26CE31E"/>
+    <w:lvl w:ilvl="0">
+      <w:start w:val="1"/>
+      <w:numFmt w:val="bullet"/>
+      <w:lvlText w:val=""/>
+      <w:lvlJc w:val="left"/>
+      <w:pPr>
+        <w:tabs>
+          <w:tab w:val="num" w:pos="720"/>
+        </w:tabs>
+        <w:ind w:left="720" w:hanging="360"/>
+      </w:pPr>
+      <w:rPr>
+        <w:rFonts w:ascii="Symbol" w:hAnsi="Symbol" w:hint="default"/>
+        <w:sz w:val="20"/>
+      </w:rPr>
+    </w:lvl>
+    <w:lvl w:ilvl="1" w:tentative="1">
+      <w:start w:val="1"/>
+      <w:numFmt w:val="bullet"/>
+      <w:lvlText w:val="o"/>
+      <w:lvlJc w:val="left"/>
+      <w:pPr>
+        <w:tabs>
+          <w:tab w:val="num" w:pos="1440"/>
+        </w:tabs>
+        <w:ind w:left="1440" w:hanging="360"/>
+      </w:pPr>
+      <w:rPr>
+        <w:rFonts w:ascii="Courier New" w:hAnsi="Courier New" w:hint="default"/>
+        <w:sz w:val="20"/>
+      </w:rPr>
+    </w:lvl>
+    <w:lvl w:ilvl="2" w:tentative="1">
+      <w:start w:val="1"/>
+      <w:numFmt w:val="bullet"/>
+      <w:lvlText w:val=""/>
+      <w:lvlJc w:val="left"/>
+      <w:pPr>
+        <w:tabs>
+          <w:tab w:val="num" w:pos="2160"/>
+        </w:tabs>
+        <w:ind w:left="2160" w:hanging="360"/>
+      </w:pPr>
+      <w:rPr>
+        <w:rFonts w:ascii="Wingdings" w:hAnsi="Wingdings" w:hint="default"/>
+        <w:sz w:val="20"/>
+      </w:rPr>
+    </w:lvl>
+    <w:lvl w:ilvl="3" w:tentative="1">
+      <w:start w:val="1"/>
+      <w:numFmt w:val="bullet"/>
+      <w:lvlText w:val=""/>
+      <w:lvlJc w:val="left"/>
+      <w:pPr>
+        <w:tabs>
+          <w:tab w:val="num" w:pos="2880"/>
+        </w:tabs>
+        <w:ind w:left="2880" w:hanging="360"/>
+      </w:pPr>
+      <w:rPr>
+        <w:rFonts w:ascii="Wingdings" w:hAnsi="Wingdings" w:hint="default"/>
+        <w:sz w:val="20"/>
+      </w:rPr>
+    </w:lvl>
+    <w:lvl w:ilvl="4" w:tentative="1">
+      <w:start w:val="1"/>
+      <w:numFmt w:val="bullet"/>
+      <w:lvlText w:val=""/>
+      <w:lvlJc w:val="left"/>
+      <w:pPr>
+        <w:tabs>
+          <w:tab w:val="num" w:pos="3600"/>
+        </w:tabs>
+        <w:ind w:left="3600" w:hanging="360"/>
+      </w:pPr>
+      <w:rPr>
+        <w:rFonts w:ascii="Wingdings" w:hAnsi="Wingdings" w:hint="default"/>
+        <w:sz w:val="20"/>
+      </w:rPr>
+    </w:lvl>
+    <w:lvl w:ilvl="5" w:tentative="1">
+      <w:start w:val="1"/>
+      <w:numFmt w:val="bullet"/>
+      <w:lvlText w:val=""/>
+      <w:lvlJc w:val="left"/>
+      <w:pPr>
+        <w:tabs>
+          <w:tab w:val="num" w:pos="4320"/>
+        </w:tabs>
+        <w:ind w:left="4320" w:hanging="360"/>
+      </w:pPr>
+      <w:rPr>
+        <w:rFonts w:ascii="Wingdings" w:hAnsi="Wingdings" w:hint="default"/>
+        <w:sz w:val="20"/>
+      </w:rPr>
+    </w:lvl>
+    <w:lvl w:ilvl="6" w:tentative="1">
+      <w:start w:val="1"/>
+      <w:numFmt w:val="bullet"/>
+      <w:lvlText w:val=""/>
+      <w:lvlJc w:val="left"/>
+      <w:pPr>
+        <w:tabs>
+          <w:tab w:val="num" w:pos="5040"/>
+        </w:tabs>
+        <w:ind w:left="5040" w:hanging="360"/>
+      </w:pPr>
+      <w:rPr>
+        <w:rFonts w:ascii="Wingdings" w:hAnsi="Wingdings" w:hint="default"/>
+        <w:sz w:val="20"/>
+      </w:rPr>
+    </w:lvl>
+    <w:lvl w:ilvl="7" w:tentative="1">
+      <w:start w:val="1"/>
+      <w:numFmt w:val="bullet"/>
+      <w:lvlText w:val=""/>
+      <w:lvlJc w:val="left"/>
+      <w:pPr>
+        <w:tabs>
+          <w:tab w:val="num" w:pos="5760"/>
+        </w:tabs>
+        <w:ind w:left="5760" w:hanging="360"/>
+      </w:pPr>
+      <w:rPr>
+        <w:rFonts w:ascii="Wingdings" w:hAnsi="Wingdings" w:hint="default"/>
+        <w:sz w:val="20"/>
+      </w:rPr>
+    </w:lvl>
+    <w:lvl w:ilvl="8" w:tentative="1">
+      <w:start w:val="1"/>
+      <w:numFmt w:val="bullet"/>
+      <w:lvlText w:val=""/>
+      <w:lvlJc w:val="left"/>
+      <w:pPr>
+        <w:tabs>
+          <w:tab w:val="num" w:pos="6480"/>
+        </w:tabs>
+        <w:ind w:left="6480" w:hanging="360"/>
+      </w:pPr>
+      <w:rPr>
+        <w:rFonts w:ascii="Wingdings" w:hAnsi="Wingdings" w:hint="default"/>
+        <w:sz w:val="20"/>
+      </w:rPr>
+    </w:lvl>
+  </w:abstractNum>
+  <w:abstractNum w:abstractNumId="3" w15:restartNumberingAfterBreak="0">
     <w:nsid w:val="31181C74"/>
     <w:multiLevelType w:val="multilevel"/>
     <w:tmpl w:val="6E8A0850"/>
@@ -5639,7 +7828,7 @@
       </w:pPr>
     </w:lvl>
   </w:abstractNum>
-  <w:abstractNum w:abstractNumId="2" w15:restartNumberingAfterBreak="0">
+  <w:abstractNum w:abstractNumId="4" w15:restartNumberingAfterBreak="0">
     <w:nsid w:val="3CB22DA4"/>
     <w:multiLevelType w:val="multilevel"/>
     <w:tmpl w:val="4DC629B6"/>
@@ -5752,7 +7941,269 @@
       </w:pPr>
     </w:lvl>
   </w:abstractNum>
-  <w:abstractNum w:abstractNumId="3" w15:restartNumberingAfterBreak="0">
+  <w:abstractNum w:abstractNumId="5" w15:restartNumberingAfterBreak="0">
+    <w:nsid w:val="3E1E5204"/>
+    <w:multiLevelType w:val="multilevel"/>
+    <w:tmpl w:val="5CEAFFB2"/>
+    <w:lvl w:ilvl="0">
+      <w:start w:val="1"/>
+      <w:numFmt w:val="bullet"/>
+      <w:lvlText w:val=""/>
+      <w:lvlJc w:val="left"/>
+      <w:pPr>
+        <w:tabs>
+          <w:tab w:val="num" w:pos="720"/>
+        </w:tabs>
+        <w:ind w:left="720" w:hanging="360"/>
+      </w:pPr>
+      <w:rPr>
+        <w:rFonts w:ascii="Symbol" w:hAnsi="Symbol" w:hint="default"/>
+        <w:sz w:val="20"/>
+      </w:rPr>
+    </w:lvl>
+    <w:lvl w:ilvl="1" w:tentative="1">
+      <w:start w:val="1"/>
+      <w:numFmt w:val="bullet"/>
+      <w:lvlText w:val="o"/>
+      <w:lvlJc w:val="left"/>
+      <w:pPr>
+        <w:tabs>
+          <w:tab w:val="num" w:pos="1440"/>
+        </w:tabs>
+        <w:ind w:left="1440" w:hanging="360"/>
+      </w:pPr>
+      <w:rPr>
+        <w:rFonts w:ascii="Courier New" w:hAnsi="Courier New" w:hint="default"/>
+        <w:sz w:val="20"/>
+      </w:rPr>
+    </w:lvl>
+    <w:lvl w:ilvl="2" w:tentative="1">
+      <w:start w:val="1"/>
+      <w:numFmt w:val="bullet"/>
+      <w:lvlText w:val=""/>
+      <w:lvlJc w:val="left"/>
+      <w:pPr>
+        <w:tabs>
+          <w:tab w:val="num" w:pos="2160"/>
+        </w:tabs>
+        <w:ind w:left="2160" w:hanging="360"/>
+      </w:pPr>
+      <w:rPr>
+        <w:rFonts w:ascii="Wingdings" w:hAnsi="Wingdings" w:hint="default"/>
+        <w:sz w:val="20"/>
+      </w:rPr>
+    </w:lvl>
+    <w:lvl w:ilvl="3" w:tentative="1">
+      <w:start w:val="1"/>
+      <w:numFmt w:val="bullet"/>
+      <w:lvlText w:val=""/>
+      <w:lvlJc w:val="left"/>
+      <w:pPr>
+        <w:tabs>
+          <w:tab w:val="num" w:pos="2880"/>
+        </w:tabs>
+        <w:ind w:left="2880" w:hanging="360"/>
+      </w:pPr>
+      <w:rPr>
+        <w:rFonts w:ascii="Wingdings" w:hAnsi="Wingdings" w:hint="default"/>
+        <w:sz w:val="20"/>
+      </w:rPr>
+    </w:lvl>
+    <w:lvl w:ilvl="4" w:tentative="1">
+      <w:start w:val="1"/>
+      <w:numFmt w:val="bullet"/>
+      <w:lvlText w:val=""/>
+      <w:lvlJc w:val="left"/>
+      <w:pPr>
+        <w:tabs>
+          <w:tab w:val="num" w:pos="3600"/>
+        </w:tabs>
+        <w:ind w:left="3600" w:hanging="360"/>
+      </w:pPr>
+      <w:rPr>
+        <w:rFonts w:ascii="Wingdings" w:hAnsi="Wingdings" w:hint="default"/>
+        <w:sz w:val="20"/>
+      </w:rPr>
+    </w:lvl>
+    <w:lvl w:ilvl="5" w:tentative="1">
+      <w:start w:val="1"/>
+      <w:numFmt w:val="bullet"/>
+      <w:lvlText w:val=""/>
+      <w:lvlJc w:val="left"/>
+      <w:pPr>
+        <w:tabs>
+          <w:tab w:val="num" w:pos="4320"/>
+        </w:tabs>
+        <w:ind w:left="4320" w:hanging="360"/>
+      </w:pPr>
+      <w:rPr>
+        <w:rFonts w:ascii="Wingdings" w:hAnsi="Wingdings" w:hint="default"/>
+        <w:sz w:val="20"/>
+      </w:rPr>
+    </w:lvl>
+    <w:lvl w:ilvl="6" w:tentative="1">
+      <w:start w:val="1"/>
+      <w:numFmt w:val="bullet"/>
+      <w:lvlText w:val=""/>
+      <w:lvlJc w:val="left"/>
+      <w:pPr>
+        <w:tabs>
+          <w:tab w:val="num" w:pos="5040"/>
+        </w:tabs>
+        <w:ind w:left="5040" w:hanging="360"/>
+      </w:pPr>
+      <w:rPr>
+        <w:rFonts w:ascii="Wingdings" w:hAnsi="Wingdings" w:hint="default"/>
+        <w:sz w:val="20"/>
+      </w:rPr>
+    </w:lvl>
+    <w:lvl w:ilvl="7" w:tentative="1">
+      <w:start w:val="1"/>
+      <w:numFmt w:val="bullet"/>
+      <w:lvlText w:val=""/>
+      <w:lvlJc w:val="left"/>
+      <w:pPr>
+        <w:tabs>
+          <w:tab w:val="num" w:pos="5760"/>
+        </w:tabs>
+        <w:ind w:left="5760" w:hanging="360"/>
+      </w:pPr>
+      <w:rPr>
+        <w:rFonts w:ascii="Wingdings" w:hAnsi="Wingdings" w:hint="default"/>
+        <w:sz w:val="20"/>
+      </w:rPr>
+    </w:lvl>
+    <w:lvl w:ilvl="8" w:tentative="1">
+      <w:start w:val="1"/>
+      <w:numFmt w:val="bullet"/>
+      <w:lvlText w:val=""/>
+      <w:lvlJc w:val="left"/>
+      <w:pPr>
+        <w:tabs>
+          <w:tab w:val="num" w:pos="6480"/>
+        </w:tabs>
+        <w:ind w:left="6480" w:hanging="360"/>
+      </w:pPr>
+      <w:rPr>
+        <w:rFonts w:ascii="Wingdings" w:hAnsi="Wingdings" w:hint="default"/>
+        <w:sz w:val="20"/>
+      </w:rPr>
+    </w:lvl>
+  </w:abstractNum>
+  <w:abstractNum w:abstractNumId="6" w15:restartNumberingAfterBreak="0">
+    <w:nsid w:val="48C61717"/>
+    <w:multiLevelType w:val="multilevel"/>
+    <w:tmpl w:val="F198057C"/>
+    <w:lvl w:ilvl="0">
+      <w:start w:val="1"/>
+      <w:numFmt w:val="decimal"/>
+      <w:lvlText w:val="%1."/>
+      <w:lvlJc w:val="left"/>
+      <w:pPr>
+        <w:tabs>
+          <w:tab w:val="num" w:pos="720"/>
+        </w:tabs>
+        <w:ind w:left="720" w:hanging="360"/>
+      </w:pPr>
+    </w:lvl>
+    <w:lvl w:ilvl="1" w:tentative="1">
+      <w:start w:val="1"/>
+      <w:numFmt w:val="decimal"/>
+      <w:lvlText w:val="%2."/>
+      <w:lvlJc w:val="left"/>
+      <w:pPr>
+        <w:tabs>
+          <w:tab w:val="num" w:pos="1440"/>
+        </w:tabs>
+        <w:ind w:left="1440" w:hanging="360"/>
+      </w:pPr>
+    </w:lvl>
+    <w:lvl w:ilvl="2" w:tentative="1">
+      <w:start w:val="1"/>
+      <w:numFmt w:val="decimal"/>
+      <w:lvlText w:val="%3."/>
+      <w:lvlJc w:val="left"/>
+      <w:pPr>
+        <w:tabs>
+          <w:tab w:val="num" w:pos="2160"/>
+        </w:tabs>
+        <w:ind w:left="2160" w:hanging="360"/>
+      </w:pPr>
+    </w:lvl>
+    <w:lvl w:ilvl="3" w:tentative="1">
+      <w:start w:val="1"/>
+      <w:numFmt w:val="decimal"/>
+      <w:lvlText w:val="%4."/>
+      <w:lvlJc w:val="left"/>
+      <w:pPr>
+        <w:tabs>
+          <w:tab w:val="num" w:pos="2880"/>
+        </w:tabs>
+        <w:ind w:left="2880" w:hanging="360"/>
+      </w:pPr>
+    </w:lvl>
+    <w:lvl w:ilvl="4" w:tentative="1">
+      <w:start w:val="1"/>
+      <w:numFmt w:val="decimal"/>
+      <w:lvlText w:val="%5."/>
+      <w:lvlJc w:val="left"/>
+      <w:pPr>
+        <w:tabs>
+          <w:tab w:val="num" w:pos="3600"/>
+        </w:tabs>
+        <w:ind w:left="3600" w:hanging="360"/>
+      </w:pPr>
+    </w:lvl>
+    <w:lvl w:ilvl="5" w:tentative="1">
+      <w:start w:val="1"/>
+      <w:numFmt w:val="decimal"/>
+      <w:lvlText w:val="%6."/>
+      <w:lvlJc w:val="left"/>
+      <w:pPr>
+        <w:tabs>
+          <w:tab w:val="num" w:pos="4320"/>
+        </w:tabs>
+        <w:ind w:left="4320" w:hanging="360"/>
+      </w:pPr>
+    </w:lvl>
+    <w:lvl w:ilvl="6" w:tentative="1">
+      <w:start w:val="1"/>
+      <w:numFmt w:val="decimal"/>
+      <w:lvlText w:val="%7."/>
+      <w:lvlJc w:val="left"/>
+      <w:pPr>
+        <w:tabs>
+          <w:tab w:val="num" w:pos="5040"/>
+        </w:tabs>
+        <w:ind w:left="5040" w:hanging="360"/>
+      </w:pPr>
+    </w:lvl>
+    <w:lvl w:ilvl="7" w:tentative="1">
+      <w:start w:val="1"/>
+      <w:numFmt w:val="decimal"/>
+      <w:lvlText w:val="%8."/>
+      <w:lvlJc w:val="left"/>
+      <w:pPr>
+        <w:tabs>
+          <w:tab w:val="num" w:pos="5760"/>
+        </w:tabs>
+        <w:ind w:left="5760" w:hanging="360"/>
+      </w:pPr>
+    </w:lvl>
+    <w:lvl w:ilvl="8" w:tentative="1">
+      <w:start w:val="1"/>
+      <w:numFmt w:val="decimal"/>
+      <w:lvlText w:val="%9."/>
+      <w:lvlJc w:val="left"/>
+      <w:pPr>
+        <w:tabs>
+          <w:tab w:val="num" w:pos="6480"/>
+        </w:tabs>
+        <w:ind w:left="6480" w:hanging="360"/>
+      </w:pPr>
+    </w:lvl>
+  </w:abstractNum>
+  <w:abstractNum w:abstractNumId="7" w15:restartNumberingAfterBreak="0">
     <w:nsid w:val="7FA93B0F"/>
     <w:multiLevelType w:val="multilevel"/>
     <w:tmpl w:val="C8667490"/>
@@ -5866,16 +8317,28 @@
     </w:lvl>
   </w:abstractNum>
   <w:num w:numId="1" w16cid:durableId="1010790037">
+    <w:abstractNumId w:val="4"/>
+  </w:num>
+  <w:num w:numId="2" w16cid:durableId="526598919">
+    <w:abstractNumId w:val="3"/>
+  </w:num>
+  <w:num w:numId="3" w16cid:durableId="620571845">
+    <w:abstractNumId w:val="7"/>
+  </w:num>
+  <w:num w:numId="4" w16cid:durableId="1012072675">
     <w:abstractNumId w:val="2"/>
   </w:num>
-  <w:num w:numId="2" w16cid:durableId="526598919">
+  <w:num w:numId="5" w16cid:durableId="265891497">
+    <w:abstractNumId w:val="0"/>
+  </w:num>
+  <w:num w:numId="6" w16cid:durableId="743140464">
     <w:abstractNumId w:val="1"/>
   </w:num>
-  <w:num w:numId="3" w16cid:durableId="620571845">
-    <w:abstractNumId w:val="3"/>
+  <w:num w:numId="7" w16cid:durableId="1972443860">
+    <w:abstractNumId w:val="5"/>
   </w:num>
-  <w:num w:numId="4" w16cid:durableId="1012072675">
-    <w:abstractNumId w:val="0"/>
+  <w:num w:numId="8" w16cid:durableId="1593514282">
+    <w:abstractNumId w:val="6"/>
   </w:num>
 </w:numbering>
 </file>

--- a/Notes/Git and gitHub.docx
+++ b/Notes/Git and gitHub.docx
@@ -224,65 +224,9 @@
           <w:szCs w:val="36"/>
           <w:highlight w:val="green"/>
         </w:rPr>
-        <w:t>git init</w:t>
-      </w:r>
-    </w:p>
-    <w:p>
-      <w:pPr>
-        <w:jc w:val="center"/>
-        <w:rPr>
-          <w:rFonts w:ascii="Times New Roman" w:hAnsi="Times New Roman" w:cs="Times New Roman"/>
-          <w:sz w:val="36"/>
-          <w:szCs w:val="36"/>
-        </w:rPr>
-      </w:pPr>
-    </w:p>
-    <w:p>
-      <w:pPr>
-        <w:rPr>
-          <w:rFonts w:ascii="Times New Roman" w:hAnsi="Times New Roman" w:cs="Times New Roman"/>
-          <w:sz w:val="24"/>
-          <w:szCs w:val="24"/>
-        </w:rPr>
-      </w:pPr>
-      <w:r>
-        <w:rPr>
-          <w:rFonts w:ascii="Times New Roman" w:hAnsi="Times New Roman" w:cs="Times New Roman"/>
-          <w:b/>
-          <w:bCs/>
-          <w:sz w:val="28"/>
-          <w:szCs w:val="28"/>
-        </w:rPr>
-        <w:t xml:space="preserve">Cloning an Existing </w:t>
-      </w:r>
-      <w:r>
-        <w:rPr>
-          <w:rFonts w:ascii="Times New Roman" w:hAnsi="Times New Roman" w:cs="Times New Roman"/>
-          <w:b/>
-          <w:bCs/>
-          <w:sz w:val="28"/>
-          <w:szCs w:val="28"/>
-        </w:rPr>
-        <w:t>Repository: - This</w:t>
-      </w:r>
-      <w:r>
-        <w:rPr>
-          <w:rFonts w:ascii="Times New Roman" w:hAnsi="Times New Roman" w:cs="Times New Roman"/>
-          <w:sz w:val="24"/>
-          <w:szCs w:val="24"/>
-        </w:rPr>
-        <w:t xml:space="preserve"> copies a repository from GitHub to your local machine.</w:t>
-      </w:r>
-    </w:p>
-    <w:p>
-      <w:pPr>
-        <w:jc w:val="center"/>
-        <w:rPr>
-          <w:rFonts w:ascii="Times New Roman" w:hAnsi="Times New Roman" w:cs="Times New Roman"/>
-          <w:sz w:val="36"/>
-          <w:szCs w:val="36"/>
-        </w:rPr>
-      </w:pPr>
+        <w:t xml:space="preserve">git </w:t>
+      </w:r>
+      <w:proofErr w:type="spellStart"/>
       <w:r>
         <w:rPr>
           <w:rFonts w:ascii="Times New Roman" w:hAnsi="Times New Roman" w:cs="Times New Roman"/>
@@ -290,27 +234,38 @@
           <w:szCs w:val="36"/>
           <w:highlight w:val="green"/>
         </w:rPr>
-        <w:t>git clone &lt;repo_url&gt;</w:t>
-      </w:r>
+        <w:t>init</w:t>
+      </w:r>
+      <w:proofErr w:type="spellEnd"/>
     </w:p>
     <w:p>
       <w:pPr>
         <w:jc w:val="center"/>
         <w:rPr>
           <w:rFonts w:ascii="Times New Roman" w:hAnsi="Times New Roman" w:cs="Times New Roman"/>
+          <w:sz w:val="36"/>
+          <w:szCs w:val="36"/>
+        </w:rPr>
+      </w:pPr>
+    </w:p>
+    <w:p>
+      <w:pPr>
+        <w:rPr>
+          <w:rFonts w:ascii="Times New Roman" w:hAnsi="Times New Roman" w:cs="Times New Roman"/>
+          <w:sz w:val="24"/>
+          <w:szCs w:val="24"/>
+        </w:rPr>
+      </w:pPr>
+      <w:r>
+        <w:rPr>
+          <w:rFonts w:ascii="Times New Roman" w:hAnsi="Times New Roman" w:cs="Times New Roman"/>
+          <w:b/>
+          <w:bCs/>
           <w:sz w:val="28"/>
           <w:szCs w:val="28"/>
         </w:rPr>
-      </w:pPr>
-    </w:p>
-    <w:p>
-      <w:pPr>
-        <w:rPr>
-          <w:rFonts w:ascii="Times New Roman" w:hAnsi="Times New Roman" w:cs="Times New Roman"/>
-          <w:sz w:val="24"/>
-          <w:szCs w:val="24"/>
-        </w:rPr>
-      </w:pPr>
+        <w:t xml:space="preserve">Cloning an Existing </w:t>
+      </w:r>
       <w:r>
         <w:rPr>
           <w:rFonts w:ascii="Times New Roman" w:hAnsi="Times New Roman" w:cs="Times New Roman"/>
@@ -319,25 +274,15 @@
           <w:sz w:val="28"/>
           <w:szCs w:val="28"/>
         </w:rPr>
-        <w:t xml:space="preserve">Checking Repository </w:t>
-      </w:r>
-      <w:r>
-        <w:rPr>
-          <w:rFonts w:ascii="Times New Roman" w:hAnsi="Times New Roman" w:cs="Times New Roman"/>
-          <w:b/>
-          <w:bCs/>
-          <w:sz w:val="28"/>
-          <w:szCs w:val="28"/>
-        </w:rPr>
-        <w:t xml:space="preserve">Status: - </w:t>
-      </w:r>
-      <w:r>
-        <w:rPr>
-          <w:rFonts w:ascii="Times New Roman" w:hAnsi="Times New Roman" w:cs="Times New Roman"/>
-          <w:sz w:val="24"/>
-          <w:szCs w:val="24"/>
-        </w:rPr>
-        <w:t>Shows the current state of your repository (new, modified, staged files).</w:t>
+        <w:t>Repository: - This</w:t>
+      </w:r>
+      <w:r>
+        <w:rPr>
+          <w:rFonts w:ascii="Times New Roman" w:hAnsi="Times New Roman" w:cs="Times New Roman"/>
+          <w:sz w:val="24"/>
+          <w:szCs w:val="24"/>
+        </w:rPr>
+        <w:t xml:space="preserve"> copies a repository from GitHub to your local machine.</w:t>
       </w:r>
     </w:p>
     <w:p>
@@ -356,59 +301,9 @@
           <w:szCs w:val="36"/>
           <w:highlight w:val="green"/>
         </w:rPr>
-        <w:t>git status</w:t>
-      </w:r>
-    </w:p>
-    <w:p>
-      <w:pPr>
-        <w:jc w:val="center"/>
-        <w:rPr>
-          <w:rFonts w:ascii="Times New Roman" w:hAnsi="Times New Roman" w:cs="Times New Roman"/>
-          <w:sz w:val="36"/>
-          <w:szCs w:val="36"/>
-        </w:rPr>
-      </w:pPr>
-    </w:p>
-    <w:p>
-      <w:pPr>
-        <w:rPr>
-          <w:rFonts w:ascii="Times New Roman" w:hAnsi="Times New Roman" w:cs="Times New Roman"/>
-          <w:b/>
-          <w:bCs/>
-          <w:sz w:val="28"/>
-          <w:szCs w:val="28"/>
-        </w:rPr>
-      </w:pPr>
-      <w:r>
-        <w:rPr>
-          <w:rFonts w:ascii="Times New Roman" w:hAnsi="Times New Roman" w:cs="Times New Roman"/>
-          <w:b/>
-          <w:bCs/>
-          <w:sz w:val="28"/>
-          <w:szCs w:val="28"/>
-        </w:rPr>
-        <w:t xml:space="preserve">Adding Changes to Staging </w:t>
-      </w:r>
-      <w:r>
-        <w:rPr>
-          <w:rFonts w:ascii="Times New Roman" w:hAnsi="Times New Roman" w:cs="Times New Roman"/>
-          <w:b/>
-          <w:bCs/>
-          <w:sz w:val="28"/>
-          <w:szCs w:val="28"/>
-        </w:rPr>
-        <w:t>Area: -</w:t>
-      </w:r>
-    </w:p>
-    <w:p>
-      <w:pPr>
-        <w:jc w:val="center"/>
-        <w:rPr>
-          <w:rFonts w:ascii="Times New Roman" w:hAnsi="Times New Roman" w:cs="Times New Roman"/>
-          <w:sz w:val="36"/>
-          <w:szCs w:val="36"/>
-        </w:rPr>
-      </w:pPr>
+        <w:t>git clone &lt;</w:t>
+      </w:r>
+      <w:proofErr w:type="spellStart"/>
       <w:r>
         <w:rPr>
           <w:rFonts w:ascii="Times New Roman" w:hAnsi="Times New Roman" w:cs="Times New Roman"/>
@@ -416,25 +311,9 @@
           <w:szCs w:val="36"/>
           <w:highlight w:val="green"/>
         </w:rPr>
-        <w:t>git add &lt;filename&gt;      # Add a specific file</w:t>
-      </w:r>
-    </w:p>
-    <w:p>
-      <w:pPr>
-        <w:rPr>
-          <w:rFonts w:ascii="Times New Roman" w:hAnsi="Times New Roman" w:cs="Times New Roman"/>
-          <w:sz w:val="36"/>
-          <w:szCs w:val="36"/>
-        </w:rPr>
-      </w:pPr>
-      <w:r>
-        <w:rPr>
-          <w:rFonts w:ascii="Times New Roman" w:hAnsi="Times New Roman" w:cs="Times New Roman"/>
-          <w:sz w:val="36"/>
-          <w:szCs w:val="36"/>
-        </w:rPr>
-        <w:t xml:space="preserve">                        </w:t>
-      </w:r>
+        <w:t>repo_url</w:t>
+      </w:r>
+      <w:proofErr w:type="spellEnd"/>
       <w:r>
         <w:rPr>
           <w:rFonts w:ascii="Times New Roman" w:hAnsi="Times New Roman" w:cs="Times New Roman"/>
@@ -442,7 +321,179 @@
           <w:szCs w:val="36"/>
           <w:highlight w:val="green"/>
         </w:rPr>
-        <w:t>git add .              # Add all changes</w:t>
+        <w:t>&gt;</w:t>
+      </w:r>
+    </w:p>
+    <w:p>
+      <w:pPr>
+        <w:jc w:val="center"/>
+        <w:rPr>
+          <w:rFonts w:ascii="Times New Roman" w:hAnsi="Times New Roman" w:cs="Times New Roman"/>
+          <w:sz w:val="28"/>
+          <w:szCs w:val="28"/>
+        </w:rPr>
+      </w:pPr>
+    </w:p>
+    <w:p>
+      <w:pPr>
+        <w:rPr>
+          <w:rFonts w:ascii="Times New Roman" w:hAnsi="Times New Roman" w:cs="Times New Roman"/>
+          <w:sz w:val="24"/>
+          <w:szCs w:val="24"/>
+        </w:rPr>
+      </w:pPr>
+      <w:r>
+        <w:rPr>
+          <w:rFonts w:ascii="Times New Roman" w:hAnsi="Times New Roman" w:cs="Times New Roman"/>
+          <w:b/>
+          <w:bCs/>
+          <w:sz w:val="28"/>
+          <w:szCs w:val="28"/>
+        </w:rPr>
+        <w:t xml:space="preserve">Checking Repository </w:t>
+      </w:r>
+      <w:r>
+        <w:rPr>
+          <w:rFonts w:ascii="Times New Roman" w:hAnsi="Times New Roman" w:cs="Times New Roman"/>
+          <w:b/>
+          <w:bCs/>
+          <w:sz w:val="28"/>
+          <w:szCs w:val="28"/>
+        </w:rPr>
+        <w:t xml:space="preserve">Status: - </w:t>
+      </w:r>
+      <w:r>
+        <w:rPr>
+          <w:rFonts w:ascii="Times New Roman" w:hAnsi="Times New Roman" w:cs="Times New Roman"/>
+          <w:sz w:val="24"/>
+          <w:szCs w:val="24"/>
+        </w:rPr>
+        <w:t>Shows the current state of your repository (new, modified, staged files).</w:t>
+      </w:r>
+    </w:p>
+    <w:p>
+      <w:pPr>
+        <w:jc w:val="center"/>
+        <w:rPr>
+          <w:rFonts w:ascii="Times New Roman" w:hAnsi="Times New Roman" w:cs="Times New Roman"/>
+          <w:sz w:val="36"/>
+          <w:szCs w:val="36"/>
+        </w:rPr>
+      </w:pPr>
+      <w:r>
+        <w:rPr>
+          <w:rFonts w:ascii="Times New Roman" w:hAnsi="Times New Roman" w:cs="Times New Roman"/>
+          <w:sz w:val="36"/>
+          <w:szCs w:val="36"/>
+          <w:highlight w:val="green"/>
+        </w:rPr>
+        <w:t>git status</w:t>
+      </w:r>
+    </w:p>
+    <w:p>
+      <w:pPr>
+        <w:jc w:val="center"/>
+        <w:rPr>
+          <w:rFonts w:ascii="Times New Roman" w:hAnsi="Times New Roman" w:cs="Times New Roman"/>
+          <w:sz w:val="36"/>
+          <w:szCs w:val="36"/>
+        </w:rPr>
+      </w:pPr>
+    </w:p>
+    <w:p>
+      <w:pPr>
+        <w:rPr>
+          <w:rFonts w:ascii="Times New Roman" w:hAnsi="Times New Roman" w:cs="Times New Roman"/>
+          <w:b/>
+          <w:bCs/>
+          <w:sz w:val="28"/>
+          <w:szCs w:val="28"/>
+        </w:rPr>
+      </w:pPr>
+      <w:r>
+        <w:rPr>
+          <w:rFonts w:ascii="Times New Roman" w:hAnsi="Times New Roman" w:cs="Times New Roman"/>
+          <w:b/>
+          <w:bCs/>
+          <w:sz w:val="28"/>
+          <w:szCs w:val="28"/>
+        </w:rPr>
+        <w:t xml:space="preserve">Adding Changes to Staging </w:t>
+      </w:r>
+      <w:r>
+        <w:rPr>
+          <w:rFonts w:ascii="Times New Roman" w:hAnsi="Times New Roman" w:cs="Times New Roman"/>
+          <w:b/>
+          <w:bCs/>
+          <w:sz w:val="28"/>
+          <w:szCs w:val="28"/>
+        </w:rPr>
+        <w:t>Area: -</w:t>
+      </w:r>
+    </w:p>
+    <w:p>
+      <w:pPr>
+        <w:jc w:val="center"/>
+        <w:rPr>
+          <w:rFonts w:ascii="Times New Roman" w:hAnsi="Times New Roman" w:cs="Times New Roman"/>
+          <w:sz w:val="36"/>
+          <w:szCs w:val="36"/>
+        </w:rPr>
+      </w:pPr>
+      <w:r>
+        <w:rPr>
+          <w:rFonts w:ascii="Times New Roman" w:hAnsi="Times New Roman" w:cs="Times New Roman"/>
+          <w:sz w:val="36"/>
+          <w:szCs w:val="36"/>
+          <w:highlight w:val="green"/>
+        </w:rPr>
+        <w:t>git add &lt;filename&gt;      # Add a specific file</w:t>
+      </w:r>
+    </w:p>
+    <w:p>
+      <w:pPr>
+        <w:rPr>
+          <w:rFonts w:ascii="Times New Roman" w:hAnsi="Times New Roman" w:cs="Times New Roman"/>
+          <w:sz w:val="36"/>
+          <w:szCs w:val="36"/>
+        </w:rPr>
+      </w:pPr>
+      <w:r>
+        <w:rPr>
+          <w:rFonts w:ascii="Times New Roman" w:hAnsi="Times New Roman" w:cs="Times New Roman"/>
+          <w:sz w:val="36"/>
+          <w:szCs w:val="36"/>
+        </w:rPr>
+        <w:t xml:space="preserve">                        </w:t>
+      </w:r>
+      <w:r>
+        <w:rPr>
+          <w:rFonts w:ascii="Times New Roman" w:hAnsi="Times New Roman" w:cs="Times New Roman"/>
+          <w:sz w:val="36"/>
+          <w:szCs w:val="36"/>
+          <w:highlight w:val="green"/>
+        </w:rPr>
+        <w:t xml:space="preserve">git </w:t>
+      </w:r>
+      <w:proofErr w:type="gramStart"/>
+      <w:r>
+        <w:rPr>
+          <w:rFonts w:ascii="Times New Roman" w:hAnsi="Times New Roman" w:cs="Times New Roman"/>
+          <w:sz w:val="36"/>
+          <w:szCs w:val="36"/>
+          <w:highlight w:val="green"/>
+        </w:rPr>
+        <w:t>add .</w:t>
+      </w:r>
+      <w:proofErr w:type="gramEnd"/>
+      <w:r>
+        <w:rPr>
+          <w:rFonts w:ascii="Times New Roman" w:hAnsi="Times New Roman" w:cs="Times New Roman"/>
+          <w:sz w:val="36"/>
+          <w:szCs w:val="36"/>
+          <w:highlight w:val="green"/>
+        </w:rPr>
+        <w:t xml:space="preserve">              # Add all changes</w:t>
       </w:r>
     </w:p>
     <w:p>
@@ -933,7 +984,31 @@
           <w:szCs w:val="28"/>
           <w:highlight w:val="green"/>
         </w:rPr>
-        <w:t>git remote add origin &lt;repo_url&gt;</w:t>
+        <w:t>git remote add origin &lt;</w:t>
+      </w:r>
+      <w:proofErr w:type="spellStart"/>
+      <w:r>
+        <w:rPr>
+          <w:rFonts w:ascii="Times New Roman" w:hAnsi="Times New Roman" w:cs="Times New Roman"/>
+          <w:b/>
+          <w:bCs/>
+          <w:sz w:val="28"/>
+          <w:szCs w:val="28"/>
+          <w:highlight w:val="green"/>
+        </w:rPr>
+        <w:t>repo_url</w:t>
+      </w:r>
+      <w:proofErr w:type="spellEnd"/>
+      <w:r>
+        <w:rPr>
+          <w:rFonts w:ascii="Times New Roman" w:hAnsi="Times New Roman" w:cs="Times New Roman"/>
+          <w:b/>
+          <w:bCs/>
+          <w:sz w:val="28"/>
+          <w:szCs w:val="28"/>
+          <w:highlight w:val="green"/>
+        </w:rPr>
+        <w:t>&gt;</w:t>
       </w:r>
     </w:p>
     <w:p>
@@ -1251,7 +1326,27 @@
           <w:szCs w:val="28"/>
           <w:highlight w:val="green"/>
         </w:rPr>
-        <w:t>git add &lt;conflicted_file&gt;</w:t>
+        <w:t>git add &lt;</w:t>
+      </w:r>
+      <w:proofErr w:type="spellStart"/>
+      <w:r>
+        <w:rPr>
+          <w:rFonts w:ascii="Times New Roman" w:hAnsi="Times New Roman" w:cs="Times New Roman"/>
+          <w:sz w:val="28"/>
+          <w:szCs w:val="28"/>
+          <w:highlight w:val="green"/>
+        </w:rPr>
+        <w:t>conflicted_file</w:t>
+      </w:r>
+      <w:proofErr w:type="spellEnd"/>
+      <w:r>
+        <w:rPr>
+          <w:rFonts w:ascii="Times New Roman" w:hAnsi="Times New Roman" w:cs="Times New Roman"/>
+          <w:sz w:val="28"/>
+          <w:szCs w:val="28"/>
+          <w:highlight w:val="green"/>
+        </w:rPr>
+        <w:t>&gt;</w:t>
       </w:r>
     </w:p>
     <w:p>
@@ -1798,8 +1893,16 @@
               <w:rPr>
                 <w:rFonts w:ascii="Times New Roman" w:hAnsi="Times New Roman" w:cs="Times New Roman"/>
               </w:rPr>
-              <w:t>git add .</w:t>
-            </w:r>
+              <w:t xml:space="preserve">git </w:t>
+            </w:r>
+            <w:proofErr w:type="gramStart"/>
+            <w:r>
+              <w:rPr>
+                <w:rFonts w:ascii="Times New Roman" w:hAnsi="Times New Roman" w:cs="Times New Roman"/>
+              </w:rPr>
+              <w:t>add .</w:t>
+            </w:r>
+            <w:proofErr w:type="gramEnd"/>
           </w:p>
           <w:p>
             <w:pPr>
@@ -2434,8 +2537,16 @@
               <w:rPr>
                 <w:rFonts w:ascii="Times New Roman" w:hAnsi="Times New Roman" w:cs="Times New Roman"/>
               </w:rPr>
-              <w:t>git add .</w:t>
-            </w:r>
+              <w:t xml:space="preserve">git </w:t>
+            </w:r>
+            <w:proofErr w:type="gramStart"/>
+            <w:r>
+              <w:rPr>
+                <w:rFonts w:ascii="Times New Roman" w:hAnsi="Times New Roman" w:cs="Times New Roman"/>
+              </w:rPr>
+              <w:t>add .</w:t>
+            </w:r>
+            <w:proofErr w:type="gramEnd"/>
           </w:p>
           <w:p>
             <w:pPr>
@@ -2497,11 +2608,19 @@
           <w:rFonts w:ascii="Times New Roman" w:hAnsi="Times New Roman" w:cs="Times New Roman"/>
         </w:rPr>
       </w:pPr>
-      <w:r>
-        <w:rPr>
-          <w:rFonts w:ascii="Times New Roman" w:hAnsi="Times New Roman" w:cs="Times New Roman"/>
-        </w:rPr>
-        <w:t xml:space="preserve">Note:- </w:t>
+      <w:proofErr w:type="gramStart"/>
+      <w:r>
+        <w:rPr>
+          <w:rFonts w:ascii="Times New Roman" w:hAnsi="Times New Roman" w:cs="Times New Roman"/>
+        </w:rPr>
+        <w:t>Note:-</w:t>
+      </w:r>
+      <w:proofErr w:type="gramEnd"/>
+      <w:r>
+        <w:rPr>
+          <w:rFonts w:ascii="Times New Roman" w:hAnsi="Times New Roman" w:cs="Times New Roman"/>
+        </w:rPr>
+        <w:t xml:space="preserve"> </w:t>
       </w:r>
     </w:p>
     <w:p>
@@ -2729,7 +2848,23 @@
               <w:rPr>
                 <w:rFonts w:ascii="Times New Roman" w:hAnsi="Times New Roman" w:cs="Times New Roman"/>
               </w:rPr>
-              <w:t>git config --global user.email "your.email@example.com"</w:t>
+              <w:t xml:space="preserve">git config --global </w:t>
+            </w:r>
+            <w:proofErr w:type="spellStart"/>
+            <w:proofErr w:type="gramStart"/>
+            <w:r>
+              <w:rPr>
+                <w:rFonts w:ascii="Times New Roman" w:hAnsi="Times New Roman" w:cs="Times New Roman"/>
+              </w:rPr>
+              <w:t>user.email</w:t>
+            </w:r>
+            <w:proofErr w:type="spellEnd"/>
+            <w:proofErr w:type="gramEnd"/>
+            <w:r>
+              <w:rPr>
+                <w:rFonts w:ascii="Times New Roman" w:hAnsi="Times New Roman" w:cs="Times New Roman"/>
+              </w:rPr>
+              <w:t xml:space="preserve"> "your.email@example.com"</w:t>
             </w:r>
           </w:p>
           <w:p>
@@ -2746,7 +2881,23 @@
               <w:rPr>
                 <w:rFonts w:ascii="Times New Roman" w:hAnsi="Times New Roman" w:cs="Times New Roman"/>
               </w:rPr>
-              <w:t>git config --global init.defaultBranch main</w:t>
+              <w:t xml:space="preserve">git config --global </w:t>
+            </w:r>
+            <w:proofErr w:type="spellStart"/>
+            <w:proofErr w:type="gramStart"/>
+            <w:r>
+              <w:rPr>
+                <w:rFonts w:ascii="Times New Roman" w:hAnsi="Times New Roman" w:cs="Times New Roman"/>
+              </w:rPr>
+              <w:t>init.defaultBranch</w:t>
+            </w:r>
+            <w:proofErr w:type="spellEnd"/>
+            <w:proofErr w:type="gramEnd"/>
+            <w:r>
+              <w:rPr>
+                <w:rFonts w:ascii="Times New Roman" w:hAnsi="Times New Roman" w:cs="Times New Roman"/>
+              </w:rPr>
+              <w:t xml:space="preserve"> main</w:t>
             </w:r>
           </w:p>
         </w:tc>
@@ -2812,8 +2963,16 @@
               <w:rPr>
                 <w:rFonts w:ascii="Times New Roman" w:hAnsi="Times New Roman" w:cs="Times New Roman"/>
               </w:rPr>
-              <w:t>git init</w:t>
-            </w:r>
+              <w:t xml:space="preserve">git </w:t>
+            </w:r>
+            <w:proofErr w:type="spellStart"/>
+            <w:r>
+              <w:rPr>
+                <w:rFonts w:ascii="Times New Roman" w:hAnsi="Times New Roman" w:cs="Times New Roman"/>
+              </w:rPr>
+              <w:t>init</w:t>
+            </w:r>
+            <w:proofErr w:type="spellEnd"/>
           </w:p>
         </w:tc>
       </w:tr>
@@ -2972,7 +3131,21 @@
               <w:rPr>
                 <w:rFonts w:ascii="Times New Roman" w:hAnsi="Times New Roman" w:cs="Times New Roman"/>
               </w:rPr>
-              <w:t>git add .          # Adds all modified/new files to staging</w:t>
+              <w:t xml:space="preserve">git </w:t>
+            </w:r>
+            <w:proofErr w:type="gramStart"/>
+            <w:r>
+              <w:rPr>
+                <w:rFonts w:ascii="Times New Roman" w:hAnsi="Times New Roman" w:cs="Times New Roman"/>
+              </w:rPr>
+              <w:t>add .</w:t>
+            </w:r>
+            <w:proofErr w:type="gramEnd"/>
+            <w:r>
+              <w:rPr>
+                <w:rFonts w:ascii="Times New Roman" w:hAnsi="Times New Roman" w:cs="Times New Roman"/>
+              </w:rPr>
+              <w:t xml:space="preserve">          # Adds all modified/new files to staging</w:t>
             </w:r>
           </w:p>
           <w:p>
@@ -3131,7 +3304,21 @@
               <w:rPr>
                 <w:rFonts w:ascii="Times New Roman" w:hAnsi="Times New Roman" w:cs="Times New Roman"/>
               </w:rPr>
-              <w:t xml:space="preserve">git checkout -b new-branch  # Creates and switches to new branch  </w:t>
+              <w:t>git checkout -b new-</w:t>
+            </w:r>
+            <w:proofErr w:type="gramStart"/>
+            <w:r>
+              <w:rPr>
+                <w:rFonts w:ascii="Times New Roman" w:hAnsi="Times New Roman" w:cs="Times New Roman"/>
+              </w:rPr>
+              <w:t>branch  #</w:t>
+            </w:r>
+            <w:proofErr w:type="gramEnd"/>
+            <w:r>
+              <w:rPr>
+                <w:rFonts w:ascii="Times New Roman" w:hAnsi="Times New Roman" w:cs="Times New Roman"/>
+              </w:rPr>
+              <w:t xml:space="preserve"> Creates and switches to new branch  </w:t>
             </w:r>
           </w:p>
           <w:p>
@@ -3214,7 +3401,21 @@
               <w:rPr>
                 <w:rFonts w:ascii="Times New Roman" w:hAnsi="Times New Roman" w:cs="Times New Roman"/>
               </w:rPr>
-              <w:t xml:space="preserve">git remote add origin https://github.com/your-username/repository-name.git  # Connect to GitHub  </w:t>
+              <w:t xml:space="preserve">git remote add origin </w:t>
+            </w:r>
+            <w:proofErr w:type="gramStart"/>
+            <w:r>
+              <w:rPr>
+                <w:rFonts w:ascii="Times New Roman" w:hAnsi="Times New Roman" w:cs="Times New Roman"/>
+              </w:rPr>
+              <w:t>https://github.com/your-username/repository-name.git  #</w:t>
+            </w:r>
+            <w:proofErr w:type="gramEnd"/>
+            <w:r>
+              <w:rPr>
+                <w:rFonts w:ascii="Times New Roman" w:hAnsi="Times New Roman" w:cs="Times New Roman"/>
+              </w:rPr>
+              <w:t xml:space="preserve"> Connect to GitHub  </w:t>
             </w:r>
           </w:p>
           <w:p>
@@ -3231,7 +3432,21 @@
               <w:rPr>
                 <w:rFonts w:ascii="Times New Roman" w:hAnsi="Times New Roman" w:cs="Times New Roman"/>
               </w:rPr>
-              <w:t xml:space="preserve">git push -u origin main  # Push code to GitHub  </w:t>
+              <w:t xml:space="preserve">git push -u origin </w:t>
+            </w:r>
+            <w:proofErr w:type="gramStart"/>
+            <w:r>
+              <w:rPr>
+                <w:rFonts w:ascii="Times New Roman" w:hAnsi="Times New Roman" w:cs="Times New Roman"/>
+              </w:rPr>
+              <w:t>main  #</w:t>
+            </w:r>
+            <w:proofErr w:type="gramEnd"/>
+            <w:r>
+              <w:rPr>
+                <w:rFonts w:ascii="Times New Roman" w:hAnsi="Times New Roman" w:cs="Times New Roman"/>
+              </w:rPr>
+              <w:t xml:space="preserve"> Push code to GitHub  </w:t>
             </w:r>
           </w:p>
         </w:tc>
@@ -3305,7 +3520,21 @@
               <w:rPr>
                 <w:rFonts w:ascii="Times New Roman" w:hAnsi="Times New Roman" w:cs="Times New Roman"/>
               </w:rPr>
-              <w:t xml:space="preserve">git pull origin main  # Pulls latest changes from GitHub  </w:t>
+              <w:t xml:space="preserve">git pull origin </w:t>
+            </w:r>
+            <w:proofErr w:type="gramStart"/>
+            <w:r>
+              <w:rPr>
+                <w:rFonts w:ascii="Times New Roman" w:hAnsi="Times New Roman" w:cs="Times New Roman"/>
+              </w:rPr>
+              <w:t>main  #</w:t>
+            </w:r>
+            <w:proofErr w:type="gramEnd"/>
+            <w:r>
+              <w:rPr>
+                <w:rFonts w:ascii="Times New Roman" w:hAnsi="Times New Roman" w:cs="Times New Roman"/>
+              </w:rPr>
+              <w:t xml:space="preserve"> Pulls latest changes from GitHub  </w:t>
             </w:r>
           </w:p>
           <w:p>
@@ -3405,7 +3634,35 @@
               <w:rPr>
                 <w:rFonts w:ascii="Times New Roman" w:hAnsi="Times New Roman" w:cs="Times New Roman"/>
               </w:rPr>
-              <w:t xml:space="preserve">git log --oneline --graph --all  # Compact commit history  </w:t>
+              <w:t>git log --</w:t>
+            </w:r>
+            <w:proofErr w:type="spellStart"/>
+            <w:r>
+              <w:rPr>
+                <w:rFonts w:ascii="Times New Roman" w:hAnsi="Times New Roman" w:cs="Times New Roman"/>
+              </w:rPr>
+              <w:t>oneline</w:t>
+            </w:r>
+            <w:proofErr w:type="spellEnd"/>
+            <w:r>
+              <w:rPr>
+                <w:rFonts w:ascii="Times New Roman" w:hAnsi="Times New Roman" w:cs="Times New Roman"/>
+              </w:rPr>
+              <w:t xml:space="preserve"> --graph --</w:t>
+            </w:r>
+            <w:proofErr w:type="gramStart"/>
+            <w:r>
+              <w:rPr>
+                <w:rFonts w:ascii="Times New Roman" w:hAnsi="Times New Roman" w:cs="Times New Roman"/>
+              </w:rPr>
+              <w:t>all  #</w:t>
+            </w:r>
+            <w:proofErr w:type="gramEnd"/>
+            <w:r>
+              <w:rPr>
+                <w:rFonts w:ascii="Times New Roman" w:hAnsi="Times New Roman" w:cs="Times New Roman"/>
+              </w:rPr>
+              <w:t xml:space="preserve"> Compact commit history  </w:t>
             </w:r>
           </w:p>
         </w:tc>
@@ -3471,7 +3728,35 @@
               <w:rPr>
                 <w:rFonts w:ascii="Times New Roman" w:hAnsi="Times New Roman" w:cs="Times New Roman"/>
               </w:rPr>
-              <w:t xml:space="preserve">git checkout filename  # Reverts unstaged changes  </w:t>
+              <w:t xml:space="preserve">git checkout </w:t>
+            </w:r>
+            <w:proofErr w:type="gramStart"/>
+            <w:r>
+              <w:rPr>
+                <w:rFonts w:ascii="Times New Roman" w:hAnsi="Times New Roman" w:cs="Times New Roman"/>
+              </w:rPr>
+              <w:t>filename  #</w:t>
+            </w:r>
+            <w:proofErr w:type="gramEnd"/>
+            <w:r>
+              <w:rPr>
+                <w:rFonts w:ascii="Times New Roman" w:hAnsi="Times New Roman" w:cs="Times New Roman"/>
+              </w:rPr>
+              <w:t xml:space="preserve"> Reverts </w:t>
+            </w:r>
+            <w:proofErr w:type="spellStart"/>
+            <w:r>
+              <w:rPr>
+                <w:rFonts w:ascii="Times New Roman" w:hAnsi="Times New Roman" w:cs="Times New Roman"/>
+              </w:rPr>
+              <w:t>unstaged</w:t>
+            </w:r>
+            <w:proofErr w:type="spellEnd"/>
+            <w:r>
+              <w:rPr>
+                <w:rFonts w:ascii="Times New Roman" w:hAnsi="Times New Roman" w:cs="Times New Roman"/>
+              </w:rPr>
+              <w:t xml:space="preserve"> changes  </w:t>
             </w:r>
           </w:p>
           <w:p>
@@ -3488,7 +3773,35 @@
               <w:rPr>
                 <w:rFonts w:ascii="Times New Roman" w:hAnsi="Times New Roman" w:cs="Times New Roman"/>
               </w:rPr>
-              <w:t xml:space="preserve">git reset HEAD filename  # Unstages a file  </w:t>
+              <w:t xml:space="preserve">git reset HEAD </w:t>
+            </w:r>
+            <w:proofErr w:type="gramStart"/>
+            <w:r>
+              <w:rPr>
+                <w:rFonts w:ascii="Times New Roman" w:hAnsi="Times New Roman" w:cs="Times New Roman"/>
+              </w:rPr>
+              <w:t>filename  #</w:t>
+            </w:r>
+            <w:proofErr w:type="gramEnd"/>
+            <w:r>
+              <w:rPr>
+                <w:rFonts w:ascii="Times New Roman" w:hAnsi="Times New Roman" w:cs="Times New Roman"/>
+              </w:rPr>
+              <w:t xml:space="preserve"> </w:t>
+            </w:r>
+            <w:proofErr w:type="spellStart"/>
+            <w:r>
+              <w:rPr>
+                <w:rFonts w:ascii="Times New Roman" w:hAnsi="Times New Roman" w:cs="Times New Roman"/>
+              </w:rPr>
+              <w:t>Unstages</w:t>
+            </w:r>
+            <w:proofErr w:type="spellEnd"/>
+            <w:r>
+              <w:rPr>
+                <w:rFonts w:ascii="Times New Roman" w:hAnsi="Times New Roman" w:cs="Times New Roman"/>
+              </w:rPr>
+              <w:t xml:space="preserve"> a file  </w:t>
             </w:r>
           </w:p>
           <w:p>
@@ -3505,7 +3818,21 @@
               <w:rPr>
                 <w:rFonts w:ascii="Times New Roman" w:hAnsi="Times New Roman" w:cs="Times New Roman"/>
               </w:rPr>
-              <w:t xml:space="preserve">git reset --hard HEAD  # Resets all changes (Caution!)  </w:t>
+              <w:t xml:space="preserve">git reset --hard </w:t>
+            </w:r>
+            <w:proofErr w:type="gramStart"/>
+            <w:r>
+              <w:rPr>
+                <w:rFonts w:ascii="Times New Roman" w:hAnsi="Times New Roman" w:cs="Times New Roman"/>
+              </w:rPr>
+              <w:t>HEAD  #</w:t>
+            </w:r>
+            <w:proofErr w:type="gramEnd"/>
+            <w:r>
+              <w:rPr>
+                <w:rFonts w:ascii="Times New Roman" w:hAnsi="Times New Roman" w:cs="Times New Roman"/>
+              </w:rPr>
+              <w:t xml:space="preserve"> Resets all changes (Caution!)  </w:t>
             </w:r>
           </w:p>
         </w:tc>
@@ -3635,7 +3962,21 @@
               <w:rPr>
                 <w:rFonts w:ascii="Times New Roman" w:hAnsi="Times New Roman" w:cs="Times New Roman"/>
               </w:rPr>
-              <w:t xml:space="preserve">git merge branch-name  # Merges another branch into current  </w:t>
+              <w:t>git merge branch-</w:t>
+            </w:r>
+            <w:proofErr w:type="gramStart"/>
+            <w:r>
+              <w:rPr>
+                <w:rFonts w:ascii="Times New Roman" w:hAnsi="Times New Roman" w:cs="Times New Roman"/>
+              </w:rPr>
+              <w:t>name  #</w:t>
+            </w:r>
+            <w:proofErr w:type="gramEnd"/>
+            <w:r>
+              <w:rPr>
+                <w:rFonts w:ascii="Times New Roman" w:hAnsi="Times New Roman" w:cs="Times New Roman"/>
+              </w:rPr>
+              <w:t xml:space="preserve"> Merges another branch into current  </w:t>
             </w:r>
           </w:p>
           <w:p>
@@ -3652,7 +3993,21 @@
               <w:rPr>
                 <w:rFonts w:ascii="Times New Roman" w:hAnsi="Times New Roman" w:cs="Times New Roman"/>
               </w:rPr>
-              <w:t xml:space="preserve">git rebase branch-name  # Reapplies commits on top of another branch  </w:t>
+              <w:t>git rebase branch-</w:t>
+            </w:r>
+            <w:proofErr w:type="gramStart"/>
+            <w:r>
+              <w:rPr>
+                <w:rFonts w:ascii="Times New Roman" w:hAnsi="Times New Roman" w:cs="Times New Roman"/>
+              </w:rPr>
+              <w:t>name  #</w:t>
+            </w:r>
+            <w:proofErr w:type="gramEnd"/>
+            <w:r>
+              <w:rPr>
+                <w:rFonts w:ascii="Times New Roman" w:hAnsi="Times New Roman" w:cs="Times New Roman"/>
+              </w:rPr>
+              <w:t xml:space="preserve"> Reapplies commits on top of another branch  </w:t>
             </w:r>
           </w:p>
         </w:tc>
@@ -3708,7 +4063,21 @@
               <w:rPr>
                 <w:rFonts w:ascii="Times New Roman" w:hAnsi="Times New Roman" w:cs="Times New Roman"/>
               </w:rPr>
-              <w:t xml:space="preserve">git merge branch-name  # Merges another branch into current  </w:t>
+              <w:t>git merge branch-</w:t>
+            </w:r>
+            <w:proofErr w:type="gramStart"/>
+            <w:r>
+              <w:rPr>
+                <w:rFonts w:ascii="Times New Roman" w:hAnsi="Times New Roman" w:cs="Times New Roman"/>
+              </w:rPr>
+              <w:t>name  #</w:t>
+            </w:r>
+            <w:proofErr w:type="gramEnd"/>
+            <w:r>
+              <w:rPr>
+                <w:rFonts w:ascii="Times New Roman" w:hAnsi="Times New Roman" w:cs="Times New Roman"/>
+              </w:rPr>
+              <w:t xml:space="preserve"> Merges another branch into current  </w:t>
             </w:r>
           </w:p>
           <w:p>
@@ -3725,7 +4094,21 @@
               <w:rPr>
                 <w:rFonts w:ascii="Times New Roman" w:hAnsi="Times New Roman" w:cs="Times New Roman"/>
               </w:rPr>
-              <w:t xml:space="preserve">git rebase branch-name  # Reapplies commits on top of another branch  </w:t>
+              <w:t>git rebase branch-</w:t>
+            </w:r>
+            <w:proofErr w:type="gramStart"/>
+            <w:r>
+              <w:rPr>
+                <w:rFonts w:ascii="Times New Roman" w:hAnsi="Times New Roman" w:cs="Times New Roman"/>
+              </w:rPr>
+              <w:t>name  #</w:t>
+            </w:r>
+            <w:proofErr w:type="gramEnd"/>
+            <w:r>
+              <w:rPr>
+                <w:rFonts w:ascii="Times New Roman" w:hAnsi="Times New Roman" w:cs="Times New Roman"/>
+              </w:rPr>
+              <w:t xml:space="preserve"> Reapplies commits on top of another branch  </w:t>
             </w:r>
           </w:p>
         </w:tc>
@@ -3781,7 +4164,21 @@
               <w:rPr>
                 <w:rFonts w:ascii="Times New Roman" w:hAnsi="Times New Roman" w:cs="Times New Roman"/>
               </w:rPr>
-              <w:t xml:space="preserve">git commit --amend -m "New commit message"  # Edit last commit  </w:t>
+              <w:t>git commit --amend -m "New commit message</w:t>
+            </w:r>
+            <w:proofErr w:type="gramStart"/>
+            <w:r>
+              <w:rPr>
+                <w:rFonts w:ascii="Times New Roman" w:hAnsi="Times New Roman" w:cs="Times New Roman"/>
+              </w:rPr>
+              <w:t>"  #</w:t>
+            </w:r>
+            <w:proofErr w:type="gramEnd"/>
+            <w:r>
+              <w:rPr>
+                <w:rFonts w:ascii="Times New Roman" w:hAnsi="Times New Roman" w:cs="Times New Roman"/>
+              </w:rPr>
+              <w:t xml:space="preserve"> Edit last commit  </w:t>
             </w:r>
           </w:p>
           <w:p>
@@ -3798,7 +4195,21 @@
               <w:rPr>
                 <w:rFonts w:ascii="Times New Roman" w:hAnsi="Times New Roman" w:cs="Times New Roman"/>
               </w:rPr>
-              <w:t xml:space="preserve">git revert commit-id  # Undo a specific commit  </w:t>
+              <w:t>git revert commit-</w:t>
+            </w:r>
+            <w:proofErr w:type="gramStart"/>
+            <w:r>
+              <w:rPr>
+                <w:rFonts w:ascii="Times New Roman" w:hAnsi="Times New Roman" w:cs="Times New Roman"/>
+              </w:rPr>
+              <w:t>id  #</w:t>
+            </w:r>
+            <w:proofErr w:type="gramEnd"/>
+            <w:r>
+              <w:rPr>
+                <w:rFonts w:ascii="Times New Roman" w:hAnsi="Times New Roman" w:cs="Times New Roman"/>
+              </w:rPr>
+              <w:t xml:space="preserve"> Undo a specific commit  </w:t>
             </w:r>
           </w:p>
           <w:p>
@@ -3815,7 +4226,21 @@
               <w:rPr>
                 <w:rFonts w:ascii="Times New Roman" w:hAnsi="Times New Roman" w:cs="Times New Roman"/>
               </w:rPr>
-              <w:t xml:space="preserve">git reset --hard HEAD~1  # Remove the last commit (Caution!)  </w:t>
+              <w:t>git reset --hard HEAD~</w:t>
+            </w:r>
+            <w:proofErr w:type="gramStart"/>
+            <w:r>
+              <w:rPr>
+                <w:rFonts w:ascii="Times New Roman" w:hAnsi="Times New Roman" w:cs="Times New Roman"/>
+              </w:rPr>
+              <w:t>1  #</w:t>
+            </w:r>
+            <w:proofErr w:type="gramEnd"/>
+            <w:r>
+              <w:rPr>
+                <w:rFonts w:ascii="Times New Roman" w:hAnsi="Times New Roman" w:cs="Times New Roman"/>
+              </w:rPr>
+              <w:t xml:space="preserve"> Remove the last commit (Caution!)  </w:t>
             </w:r>
           </w:p>
         </w:tc>
@@ -4077,7 +4502,21 @@
               <w:rPr>
                 <w:rFonts w:ascii="Times New Roman" w:hAnsi="Times New Roman" w:cs="Times New Roman"/>
               </w:rPr>
-              <w:t>ls -a             # Lists all files, including hidden ones (starting with `.`)</w:t>
+              <w:t xml:space="preserve">ls -a             # Lists all files, including hidden ones (starting with </w:t>
+            </w:r>
+            <w:proofErr w:type="gramStart"/>
+            <w:r>
+              <w:rPr>
+                <w:rFonts w:ascii="Times New Roman" w:hAnsi="Times New Roman" w:cs="Times New Roman"/>
+              </w:rPr>
+              <w:t>`.`</w:t>
+            </w:r>
+            <w:proofErr w:type="gramEnd"/>
+            <w:r>
+              <w:rPr>
+                <w:rFonts w:ascii="Times New Roman" w:hAnsi="Times New Roman" w:cs="Times New Roman"/>
+              </w:rPr>
+              <w:t>)</w:t>
             </w:r>
           </w:p>
           <w:p>
@@ -4094,7 +4533,21 @@
               <w:rPr>
                 <w:rFonts w:ascii="Times New Roman" w:hAnsi="Times New Roman" w:cs="Times New Roman"/>
               </w:rPr>
-              <w:t>ls -lh            # Lists files in human-readable format (sizes like KB, MB)</w:t>
+              <w:t>ls -</w:t>
+            </w:r>
+            <w:proofErr w:type="spellStart"/>
+            <w:r>
+              <w:rPr>
+                <w:rFonts w:ascii="Times New Roman" w:hAnsi="Times New Roman" w:cs="Times New Roman"/>
+              </w:rPr>
+              <w:t>lh</w:t>
+            </w:r>
+            <w:proofErr w:type="spellEnd"/>
+            <w:r>
+              <w:rPr>
+                <w:rFonts w:ascii="Times New Roman" w:hAnsi="Times New Roman" w:cs="Times New Roman"/>
+              </w:rPr>
+              <w:t xml:space="preserve">            # Lists files in human-readable format (sizes like KB, MB)</w:t>
             </w:r>
           </w:p>
           <w:p>
@@ -4291,7 +4744,21 @@
               <w:rPr>
                 <w:rFonts w:ascii="Times New Roman" w:hAnsi="Times New Roman" w:cs="Times New Roman"/>
               </w:rPr>
-              <w:t>ls -lah           # Lists all files, detailed, human-readable format</w:t>
+              <w:t>ls -</w:t>
+            </w:r>
+            <w:proofErr w:type="spellStart"/>
+            <w:r>
+              <w:rPr>
+                <w:rFonts w:ascii="Times New Roman" w:hAnsi="Times New Roman" w:cs="Times New Roman"/>
+              </w:rPr>
+              <w:t>lah</w:t>
+            </w:r>
+            <w:proofErr w:type="spellEnd"/>
+            <w:r>
+              <w:rPr>
+                <w:rFonts w:ascii="Times New Roman" w:hAnsi="Times New Roman" w:cs="Times New Roman"/>
+              </w:rPr>
+              <w:t xml:space="preserve">           # Lists all files, detailed, human-readable format</w:t>
             </w:r>
           </w:p>
           <w:p>
@@ -4308,7 +4775,21 @@
               <w:rPr>
                 <w:rFonts w:ascii="Times New Roman" w:hAnsi="Times New Roman" w:cs="Times New Roman"/>
               </w:rPr>
-              <w:t>ls -ltr           # Lists files sorted by date, oldest first</w:t>
+              <w:t>ls -</w:t>
+            </w:r>
+            <w:proofErr w:type="spellStart"/>
+            <w:r>
+              <w:rPr>
+                <w:rFonts w:ascii="Times New Roman" w:hAnsi="Times New Roman" w:cs="Times New Roman"/>
+              </w:rPr>
+              <w:t>ltr</w:t>
+            </w:r>
+            <w:proofErr w:type="spellEnd"/>
+            <w:r>
+              <w:rPr>
+                <w:rFonts w:ascii="Times New Roman" w:hAnsi="Times New Roman" w:cs="Times New Roman"/>
+              </w:rPr>
+              <w:t xml:space="preserve">           # Lists files sorted by date, oldest first</w:t>
             </w:r>
           </w:p>
           <w:p>
@@ -4325,7 +4806,21 @@
               <w:rPr>
                 <w:rFonts w:ascii="Times New Roman" w:hAnsi="Times New Roman" w:cs="Times New Roman"/>
               </w:rPr>
-              <w:t>ls -lhS           # Lists files by size in human-readable format</w:t>
+              <w:t>ls -</w:t>
+            </w:r>
+            <w:proofErr w:type="spellStart"/>
+            <w:r>
+              <w:rPr>
+                <w:rFonts w:ascii="Times New Roman" w:hAnsi="Times New Roman" w:cs="Times New Roman"/>
+              </w:rPr>
+              <w:t>lhS</w:t>
+            </w:r>
+            <w:proofErr w:type="spellEnd"/>
+            <w:r>
+              <w:rPr>
+                <w:rFonts w:ascii="Times New Roman" w:hAnsi="Times New Roman" w:cs="Times New Roman"/>
+              </w:rPr>
+              <w:t xml:space="preserve">           # Lists files by size in human-readable format</w:t>
             </w:r>
           </w:p>
         </w:tc>
@@ -4415,7 +4910,21 @@
               <w:rPr>
                 <w:rFonts w:ascii="Times New Roman" w:hAnsi="Times New Roman" w:cs="Times New Roman"/>
               </w:rPr>
-              <w:t>ls ..             # Lists files in the parent directory</w:t>
+              <w:t>ls</w:t>
+            </w:r>
+            <w:proofErr w:type="gramStart"/>
+            <w:r>
+              <w:rPr>
+                <w:rFonts w:ascii="Times New Roman" w:hAnsi="Times New Roman" w:cs="Times New Roman"/>
+              </w:rPr>
+              <w:t xml:space="preserve"> ..</w:t>
+            </w:r>
+            <w:proofErr w:type="gramEnd"/>
+            <w:r>
+              <w:rPr>
+                <w:rFonts w:ascii="Times New Roman" w:hAnsi="Times New Roman" w:cs="Times New Roman"/>
+              </w:rPr>
+              <w:t xml:space="preserve">             # Lists files in the parent directory</w:t>
             </w:r>
           </w:p>
         </w:tc>
@@ -4559,7 +5068,21 @@
         <w:rPr>
           <w:rFonts w:ascii="Times New Roman" w:hAnsi="Times New Roman" w:cs="Times New Roman"/>
         </w:rPr>
-        <w:t>, ls is an alias for Get-ChildItem:</w:t>
+        <w:t>, ls is an alias for Get-</w:t>
+      </w:r>
+      <w:proofErr w:type="spellStart"/>
+      <w:r>
+        <w:rPr>
+          <w:rFonts w:ascii="Times New Roman" w:hAnsi="Times New Roman" w:cs="Times New Roman"/>
+        </w:rPr>
+        <w:t>ChildItem</w:t>
+      </w:r>
+      <w:proofErr w:type="spellEnd"/>
+      <w:r>
+        <w:rPr>
+          <w:rFonts w:ascii="Times New Roman" w:hAnsi="Times New Roman" w:cs="Times New Roman"/>
+        </w:rPr>
+        <w:t>:</w:t>
       </w:r>
     </w:p>
     <w:tbl>
@@ -4608,7 +5131,35 @@
               <w:rPr>
                 <w:rFonts w:ascii="Times New Roman" w:hAnsi="Times New Roman" w:cs="Times New Roman"/>
               </w:rPr>
-              <w:t>Get-ChildItem -Path C:\Users -Force  # Lists all, including hidden files</w:t>
+              <w:t>Get-</w:t>
+            </w:r>
+            <w:proofErr w:type="spellStart"/>
+            <w:r>
+              <w:rPr>
+                <w:rFonts w:ascii="Times New Roman" w:hAnsi="Times New Roman" w:cs="Times New Roman"/>
+              </w:rPr>
+              <w:t>ChildItem</w:t>
+            </w:r>
+            <w:proofErr w:type="spellEnd"/>
+            <w:r>
+              <w:rPr>
+                <w:rFonts w:ascii="Times New Roman" w:hAnsi="Times New Roman" w:cs="Times New Roman"/>
+              </w:rPr>
+              <w:t xml:space="preserve"> -Path C:\Users -</w:t>
+            </w:r>
+            <w:proofErr w:type="gramStart"/>
+            <w:r>
+              <w:rPr>
+                <w:rFonts w:ascii="Times New Roman" w:hAnsi="Times New Roman" w:cs="Times New Roman"/>
+              </w:rPr>
+              <w:t>Force  #</w:t>
+            </w:r>
+            <w:proofErr w:type="gramEnd"/>
+            <w:r>
+              <w:rPr>
+                <w:rFonts w:ascii="Times New Roman" w:hAnsi="Times New Roman" w:cs="Times New Roman"/>
+              </w:rPr>
+              <w:t xml:space="preserve"> Lists all, including hidden files</w:t>
             </w:r>
           </w:p>
           <w:p>
@@ -4625,7 +5176,21 @@
               <w:rPr>
                 <w:rFonts w:ascii="Times New Roman" w:hAnsi="Times New Roman" w:cs="Times New Roman"/>
               </w:rPr>
-              <w:t>Get-ChildItem -Recurse               # Recursively lists files</w:t>
+              <w:t>Get-</w:t>
+            </w:r>
+            <w:proofErr w:type="spellStart"/>
+            <w:r>
+              <w:rPr>
+                <w:rFonts w:ascii="Times New Roman" w:hAnsi="Times New Roman" w:cs="Times New Roman"/>
+              </w:rPr>
+              <w:t>ChildItem</w:t>
+            </w:r>
+            <w:proofErr w:type="spellEnd"/>
+            <w:r>
+              <w:rPr>
+                <w:rFonts w:ascii="Times New Roman" w:hAnsi="Times New Roman" w:cs="Times New Roman"/>
+              </w:rPr>
+              <w:t xml:space="preserve"> -Recurse               # Recursively lists files</w:t>
             </w:r>
           </w:p>
         </w:tc>
@@ -4681,7 +5246,35 @@
               <w:rPr>
                 <w:rFonts w:ascii="Times New Roman" w:hAnsi="Times New Roman" w:cs="Times New Roman"/>
               </w:rPr>
-              <w:t>ls --color=auto   # Enables colored output (Linux)</w:t>
+              <w:t>ls --</w:t>
+            </w:r>
+            <w:proofErr w:type="spellStart"/>
+            <w:r>
+              <w:rPr>
+                <w:rFonts w:ascii="Times New Roman" w:hAnsi="Times New Roman" w:cs="Times New Roman"/>
+              </w:rPr>
+              <w:t>color</w:t>
+            </w:r>
+            <w:proofErr w:type="spellEnd"/>
+            <w:r>
+              <w:rPr>
+                <w:rFonts w:ascii="Times New Roman" w:hAnsi="Times New Roman" w:cs="Times New Roman"/>
+              </w:rPr>
+              <w:t xml:space="preserve">=auto   # Enables </w:t>
+            </w:r>
+            <w:proofErr w:type="spellStart"/>
+            <w:r>
+              <w:rPr>
+                <w:rFonts w:ascii="Times New Roman" w:hAnsi="Times New Roman" w:cs="Times New Roman"/>
+              </w:rPr>
+              <w:t>colored</w:t>
+            </w:r>
+            <w:proofErr w:type="spellEnd"/>
+            <w:r>
+              <w:rPr>
+                <w:rFonts w:ascii="Times New Roman" w:hAnsi="Times New Roman" w:cs="Times New Roman"/>
+              </w:rPr>
+              <w:t xml:space="preserve"> output (Linux)</w:t>
             </w:r>
           </w:p>
           <w:p>
@@ -4698,8 +5291,16 @@
               <w:rPr>
                 <w:rFonts w:ascii="Times New Roman" w:hAnsi="Times New Roman" w:cs="Times New Roman"/>
               </w:rPr>
-              <w:t>ls --help         # Shows help for `ls`</w:t>
-            </w:r>
+              <w:t>ls --help         # Shows help for `</w:t>
+            </w:r>
+            <w:proofErr w:type="spellStart"/>
+            <w:r>
+              <w:rPr>
+                <w:rFonts w:ascii="Times New Roman" w:hAnsi="Times New Roman" w:cs="Times New Roman"/>
+              </w:rPr>
+              <w:t>ls`</w:t>
+            </w:r>
+            <w:proofErr w:type="spellEnd"/>
           </w:p>
         </w:tc>
       </w:tr>
@@ -5469,7 +6070,21 @@
         <w:rPr>
           <w:rFonts w:ascii="Times New Roman" w:hAnsi="Times New Roman" w:cs="Times New Roman"/>
         </w:rPr>
-        <w:t>git switch main</w:t>
+        <w:t xml:space="preserve">git </w:t>
+      </w:r>
+      <w:proofErr w:type="gramStart"/>
+      <w:r>
+        <w:rPr>
+          <w:rFonts w:ascii="Times New Roman" w:hAnsi="Times New Roman" w:cs="Times New Roman"/>
+        </w:rPr>
+        <w:t>switch</w:t>
+      </w:r>
+      <w:proofErr w:type="gramEnd"/>
+      <w:r>
+        <w:rPr>
+          <w:rFonts w:ascii="Times New Roman" w:hAnsi="Times New Roman" w:cs="Times New Roman"/>
+        </w:rPr>
+        <w:t xml:space="preserve"> main</w:t>
       </w:r>
     </w:p>
     <w:p>
@@ -5961,7 +6576,21 @@
         <w:rPr>
           <w:rFonts w:ascii="Times New Roman" w:hAnsi="Times New Roman" w:cs="Times New Roman"/>
         </w:rPr>
-        <w:t>git rebase main</w:t>
+        <w:t xml:space="preserve">git </w:t>
+      </w:r>
+      <w:proofErr w:type="gramStart"/>
+      <w:r>
+        <w:rPr>
+          <w:rFonts w:ascii="Times New Roman" w:hAnsi="Times New Roman" w:cs="Times New Roman"/>
+        </w:rPr>
+        <w:t>rebase</w:t>
+      </w:r>
+      <w:proofErr w:type="gramEnd"/>
+      <w:r>
+        <w:rPr>
+          <w:rFonts w:ascii="Times New Roman" w:hAnsi="Times New Roman" w:cs="Times New Roman"/>
+        </w:rPr>
+        <w:t xml:space="preserve"> main</w:t>
       </w:r>
     </w:p>
     <w:p>
@@ -6004,8 +6633,16 @@
         <w:rPr>
           <w:rFonts w:ascii="Times New Roman" w:hAnsi="Times New Roman" w:cs="Times New Roman"/>
         </w:rPr>
-        <w:t>git add .</w:t>
-      </w:r>
+        <w:t xml:space="preserve">git </w:t>
+      </w:r>
+      <w:proofErr w:type="gramStart"/>
+      <w:r>
+        <w:rPr>
+          <w:rFonts w:ascii="Times New Roman" w:hAnsi="Times New Roman" w:cs="Times New Roman"/>
+        </w:rPr>
+        <w:t>add .</w:t>
+      </w:r>
+      <w:proofErr w:type="gramEnd"/>
     </w:p>
     <w:p>
       <w:pPr>
@@ -7134,6 +7771,7 @@
       <w:r>
         <w:rPr>
           <w:rFonts w:ascii="Times New Roman" w:hAnsi="Times New Roman" w:cs="Times New Roman"/>
+          <w:noProof/>
         </w:rPr>
         <w:drawing>
           <wp:inline distT="0" distB="0" distL="0" distR="0" wp14:anchorId="33D3F0A1" wp14:editId="218689B8">
@@ -7204,6 +7842,7 @@
       <w:r>
         <w:rPr>
           <w:rFonts w:ascii="Times New Roman" w:hAnsi="Times New Roman" w:cs="Times New Roman"/>
+          <w:noProof/>
         </w:rPr>
         <w:drawing>
           <wp:inline distT="0" distB="0" distL="0" distR="0" wp14:anchorId="49B31864" wp14:editId="4CEDCE26">
@@ -7242,6 +7881,2973 @@
         </w:drawing>
       </w:r>
     </w:p>
+    <w:p>
+      <w:pPr>
+        <w:tabs>
+          <w:tab w:val="left" w:pos="2298"/>
+        </w:tabs>
+        <w:rPr>
+          <w:rFonts w:ascii="Times New Roman" w:hAnsi="Times New Roman" w:cs="Times New Roman"/>
+        </w:rPr>
+      </w:pPr>
+    </w:p>
+    <w:p>
+      <w:pPr>
+        <w:tabs>
+          <w:tab w:val="left" w:pos="2298"/>
+        </w:tabs>
+        <w:rPr>
+          <w:rFonts w:ascii="Times New Roman" w:hAnsi="Times New Roman" w:cs="Times New Roman"/>
+        </w:rPr>
+      </w:pPr>
+    </w:p>
+    <w:p>
+      <w:pPr>
+        <w:tabs>
+          <w:tab w:val="left" w:pos="2298"/>
+        </w:tabs>
+        <w:rPr>
+          <w:rFonts w:ascii="Times New Roman" w:hAnsi="Times New Roman" w:cs="Times New Roman"/>
+        </w:rPr>
+      </w:pPr>
+    </w:p>
+    <w:p>
+      <w:pPr>
+        <w:tabs>
+          <w:tab w:val="left" w:pos="2298"/>
+        </w:tabs>
+        <w:rPr>
+          <w:rFonts w:ascii="Times New Roman" w:hAnsi="Times New Roman" w:cs="Times New Roman"/>
+        </w:rPr>
+      </w:pPr>
+    </w:p>
+    <w:p>
+      <w:pPr>
+        <w:tabs>
+          <w:tab w:val="left" w:pos="2298"/>
+        </w:tabs>
+        <w:rPr>
+          <w:rFonts w:ascii="Times New Roman" w:hAnsi="Times New Roman" w:cs="Times New Roman"/>
+        </w:rPr>
+      </w:pPr>
+    </w:p>
+    <w:p>
+      <w:pPr>
+        <w:tabs>
+          <w:tab w:val="left" w:pos="2298"/>
+        </w:tabs>
+        <w:rPr>
+          <w:rFonts w:ascii="Times New Roman" w:hAnsi="Times New Roman" w:cs="Times New Roman"/>
+        </w:rPr>
+      </w:pPr>
+    </w:p>
+    <w:p>
+      <w:pPr>
+        <w:tabs>
+          <w:tab w:val="left" w:pos="2298"/>
+        </w:tabs>
+        <w:rPr>
+          <w:rFonts w:ascii="Times New Roman" w:hAnsi="Times New Roman" w:cs="Times New Roman"/>
+        </w:rPr>
+      </w:pPr>
+    </w:p>
+    <w:p>
+      <w:pPr>
+        <w:tabs>
+          <w:tab w:val="left" w:pos="2298"/>
+        </w:tabs>
+        <w:rPr>
+          <w:rFonts w:ascii="Times New Roman" w:hAnsi="Times New Roman" w:cs="Times New Roman"/>
+        </w:rPr>
+      </w:pPr>
+    </w:p>
+    <w:p>
+      <w:pPr>
+        <w:tabs>
+          <w:tab w:val="left" w:pos="2298"/>
+        </w:tabs>
+        <w:rPr>
+          <w:rFonts w:ascii="Times New Roman" w:hAnsi="Times New Roman" w:cs="Times New Roman"/>
+        </w:rPr>
+      </w:pPr>
+    </w:p>
+    <w:p>
+      <w:pPr>
+        <w:tabs>
+          <w:tab w:val="left" w:pos="2298"/>
+        </w:tabs>
+        <w:rPr>
+          <w:rFonts w:ascii="Times New Roman" w:hAnsi="Times New Roman" w:cs="Times New Roman"/>
+        </w:rPr>
+      </w:pPr>
+    </w:p>
+    <w:p>
+      <w:pPr>
+        <w:tabs>
+          <w:tab w:val="left" w:pos="2298"/>
+        </w:tabs>
+        <w:rPr>
+          <w:rFonts w:ascii="Times New Roman" w:hAnsi="Times New Roman" w:cs="Times New Roman"/>
+        </w:rPr>
+      </w:pPr>
+    </w:p>
+    <w:p>
+      <w:pPr>
+        <w:tabs>
+          <w:tab w:val="left" w:pos="2298"/>
+        </w:tabs>
+        <w:rPr>
+          <w:rFonts w:ascii="Times New Roman" w:hAnsi="Times New Roman" w:cs="Times New Roman"/>
+        </w:rPr>
+      </w:pPr>
+    </w:p>
+    <w:p>
+      <w:pPr>
+        <w:shd w:val="clear" w:color="auto" w:fill="E2EFD9" w:themeFill="accent6" w:themeFillTint="33"/>
+        <w:tabs>
+          <w:tab w:val="left" w:pos="2298"/>
+        </w:tabs>
+        <w:rPr>
+          <w:rFonts w:ascii="Times New Roman" w:hAnsi="Times New Roman" w:cs="Times New Roman"/>
+          <w:b/>
+          <w:bCs/>
+          <w:sz w:val="32"/>
+          <w:szCs w:val="32"/>
+        </w:rPr>
+      </w:pPr>
+      <w:r>
+        <w:rPr>
+          <w:rFonts w:ascii="Times New Roman" w:hAnsi="Times New Roman" w:cs="Times New Roman"/>
+          <w:b/>
+          <w:bCs/>
+          <w:sz w:val="32"/>
+          <w:szCs w:val="32"/>
+        </w:rPr>
+        <w:t>Git Branches</w:t>
+      </w:r>
+    </w:p>
+    <w:p>
+      <w:pPr>
+        <w:shd w:val="clear" w:color="auto" w:fill="BDD6EE" w:themeFill="accent5" w:themeFillTint="66"/>
+        <w:tabs>
+          <w:tab w:val="left" w:pos="2298"/>
+        </w:tabs>
+        <w:rPr>
+          <w:rFonts w:ascii="Times New Roman" w:hAnsi="Times New Roman" w:cs="Times New Roman"/>
+          <w:b/>
+          <w:bCs/>
+          <w:sz w:val="28"/>
+          <w:szCs w:val="28"/>
+        </w:rPr>
+      </w:pPr>
+      <w:r>
+        <w:rPr>
+          <w:rFonts w:ascii="Times New Roman" w:hAnsi="Times New Roman" w:cs="Times New Roman"/>
+          <w:b/>
+          <w:bCs/>
+          <w:sz w:val="28"/>
+          <w:szCs w:val="28"/>
+        </w:rPr>
+        <w:t>What is a Branch in Git?</w:t>
+      </w:r>
+    </w:p>
+    <w:p>
+      <w:pPr>
+        <w:tabs>
+          <w:tab w:val="left" w:pos="2298"/>
+        </w:tabs>
+        <w:jc w:val="both"/>
+        <w:rPr>
+          <w:rFonts w:ascii="Times New Roman" w:hAnsi="Times New Roman" w:cs="Times New Roman"/>
+          <w:sz w:val="24"/>
+          <w:szCs w:val="24"/>
+        </w:rPr>
+      </w:pPr>
+      <w:r>
+        <w:rPr>
+          <w:rFonts w:ascii="Times New Roman" w:hAnsi="Times New Roman" w:cs="Times New Roman"/>
+          <w:sz w:val="24"/>
+          <w:szCs w:val="24"/>
+        </w:rPr>
+        <w:t xml:space="preserve">A </w:t>
+      </w:r>
+      <w:r>
+        <w:rPr>
+          <w:rFonts w:ascii="Times New Roman" w:hAnsi="Times New Roman" w:cs="Times New Roman"/>
+          <w:b/>
+          <w:bCs/>
+          <w:sz w:val="24"/>
+          <w:szCs w:val="24"/>
+        </w:rPr>
+        <w:t>branch</w:t>
+      </w:r>
+      <w:r>
+        <w:rPr>
+          <w:rFonts w:ascii="Times New Roman" w:hAnsi="Times New Roman" w:cs="Times New Roman"/>
+          <w:sz w:val="24"/>
+          <w:szCs w:val="24"/>
+        </w:rPr>
+        <w:t xml:space="preserve"> in Git is an independent line of development that allows multiple developers to work on different tasks simultaneously without affecting the main project.</w:t>
+      </w:r>
+    </w:p>
+    <w:p>
+      <w:pPr>
+        <w:numPr>
+          <w:ilvl w:val="0"/>
+          <w:numId w:val="9"/>
+        </w:numPr>
+        <w:tabs>
+          <w:tab w:val="left" w:pos="2298"/>
+        </w:tabs>
+        <w:jc w:val="both"/>
+        <w:rPr>
+          <w:rFonts w:ascii="Times New Roman" w:hAnsi="Times New Roman" w:cs="Times New Roman"/>
+          <w:sz w:val="24"/>
+          <w:szCs w:val="24"/>
+        </w:rPr>
+      </w:pPr>
+      <w:r>
+        <w:rPr>
+          <w:rFonts w:ascii="Times New Roman" w:hAnsi="Times New Roman" w:cs="Times New Roman"/>
+          <w:sz w:val="24"/>
+          <w:szCs w:val="24"/>
+        </w:rPr>
+        <w:t xml:space="preserve">By default, Git creates a branch named </w:t>
+      </w:r>
+      <w:r>
+        <w:rPr>
+          <w:rFonts w:ascii="Times New Roman" w:hAnsi="Times New Roman" w:cs="Times New Roman"/>
+          <w:b/>
+          <w:bCs/>
+          <w:sz w:val="24"/>
+          <w:szCs w:val="24"/>
+        </w:rPr>
+        <w:t>main</w:t>
+      </w:r>
+      <w:r>
+        <w:rPr>
+          <w:rFonts w:ascii="Times New Roman" w:hAnsi="Times New Roman" w:cs="Times New Roman"/>
+          <w:sz w:val="24"/>
+          <w:szCs w:val="24"/>
+        </w:rPr>
+        <w:t>, which serves as the primary branch of the repository.</w:t>
+      </w:r>
+    </w:p>
+    <w:p>
+      <w:pPr>
+        <w:numPr>
+          <w:ilvl w:val="0"/>
+          <w:numId w:val="9"/>
+        </w:numPr>
+        <w:tabs>
+          <w:tab w:val="left" w:pos="2298"/>
+        </w:tabs>
+        <w:jc w:val="both"/>
+        <w:rPr>
+          <w:rFonts w:ascii="Times New Roman" w:hAnsi="Times New Roman" w:cs="Times New Roman"/>
+          <w:sz w:val="24"/>
+          <w:szCs w:val="24"/>
+        </w:rPr>
+      </w:pPr>
+      <w:r>
+        <w:rPr>
+          <w:rFonts w:ascii="Times New Roman" w:hAnsi="Times New Roman" w:cs="Times New Roman"/>
+          <w:sz w:val="24"/>
+          <w:szCs w:val="24"/>
+        </w:rPr>
+        <w:t xml:space="preserve">Additional branches can be created to develop </w:t>
+      </w:r>
+      <w:r>
+        <w:rPr>
+          <w:rFonts w:ascii="Times New Roman" w:hAnsi="Times New Roman" w:cs="Times New Roman"/>
+          <w:b/>
+          <w:bCs/>
+          <w:sz w:val="24"/>
+          <w:szCs w:val="24"/>
+        </w:rPr>
+        <w:t>new features, fix bugs,</w:t>
+      </w:r>
+      <w:r>
+        <w:rPr>
+          <w:rFonts w:ascii="Times New Roman" w:hAnsi="Times New Roman" w:cs="Times New Roman"/>
+          <w:sz w:val="24"/>
+          <w:szCs w:val="24"/>
+        </w:rPr>
+        <w:t xml:space="preserve"> or </w:t>
+      </w:r>
+      <w:r>
+        <w:rPr>
+          <w:rFonts w:ascii="Times New Roman" w:hAnsi="Times New Roman" w:cs="Times New Roman"/>
+          <w:b/>
+          <w:bCs/>
+          <w:sz w:val="24"/>
+          <w:szCs w:val="24"/>
+        </w:rPr>
+        <w:t>experiment</w:t>
+      </w:r>
+      <w:r>
+        <w:rPr>
+          <w:rFonts w:ascii="Times New Roman" w:hAnsi="Times New Roman" w:cs="Times New Roman"/>
+          <w:sz w:val="24"/>
+          <w:szCs w:val="24"/>
+        </w:rPr>
+        <w:t xml:space="preserve"> with changes.</w:t>
+      </w:r>
+    </w:p>
+    <w:p>
+      <w:pPr>
+        <w:shd w:val="clear" w:color="auto" w:fill="BDD6EE" w:themeFill="accent5" w:themeFillTint="66"/>
+        <w:tabs>
+          <w:tab w:val="left" w:pos="2298"/>
+        </w:tabs>
+        <w:rPr>
+          <w:rFonts w:ascii="Times New Roman" w:hAnsi="Times New Roman" w:cs="Times New Roman"/>
+          <w:b/>
+          <w:bCs/>
+          <w:sz w:val="24"/>
+          <w:szCs w:val="24"/>
+        </w:rPr>
+      </w:pPr>
+      <w:r>
+        <w:rPr>
+          <w:rFonts w:ascii="Times New Roman" w:hAnsi="Times New Roman" w:cs="Times New Roman"/>
+          <w:b/>
+          <w:bCs/>
+          <w:sz w:val="24"/>
+          <w:szCs w:val="24"/>
+        </w:rPr>
+        <w:t>Why Use Branches?</w:t>
+      </w:r>
+    </w:p>
+    <w:p>
+      <w:pPr>
+        <w:tabs>
+          <w:tab w:val="left" w:pos="2298"/>
+        </w:tabs>
+        <w:rPr>
+          <w:rFonts w:ascii="Times New Roman" w:hAnsi="Times New Roman" w:cs="Times New Roman"/>
+        </w:rPr>
+      </w:pPr>
+      <w:r>
+        <w:rPr>
+          <w:rFonts w:ascii="Segoe UI Symbol" w:hAnsi="Segoe UI Symbol" w:cs="Segoe UI Symbol"/>
+        </w:rPr>
+        <w:t>✔</w:t>
+      </w:r>
+      <w:r>
+        <w:rPr>
+          <w:rFonts w:ascii="Times New Roman" w:hAnsi="Times New Roman" w:cs="Times New Roman"/>
+        </w:rPr>
+        <w:t xml:space="preserve"> </w:t>
+      </w:r>
+      <w:r>
+        <w:rPr>
+          <w:rFonts w:ascii="Times New Roman" w:hAnsi="Times New Roman" w:cs="Times New Roman"/>
+          <w:b/>
+          <w:bCs/>
+        </w:rPr>
+        <w:t>Work on new features</w:t>
+      </w:r>
+      <w:r>
+        <w:rPr>
+          <w:rFonts w:ascii="Times New Roman" w:hAnsi="Times New Roman" w:cs="Times New Roman"/>
+        </w:rPr>
+        <w:t xml:space="preserve"> without affecting the main codebase.</w:t>
+      </w:r>
+      <w:r>
+        <w:rPr>
+          <w:rFonts w:ascii="Times New Roman" w:hAnsi="Times New Roman" w:cs="Times New Roman"/>
+        </w:rPr>
+        <w:br/>
+      </w:r>
+      <w:r>
+        <w:rPr>
+          <w:rFonts w:ascii="Segoe UI Symbol" w:hAnsi="Segoe UI Symbol" w:cs="Segoe UI Symbol"/>
+        </w:rPr>
+        <w:t>✔</w:t>
+      </w:r>
+      <w:r>
+        <w:rPr>
+          <w:rFonts w:ascii="Times New Roman" w:hAnsi="Times New Roman" w:cs="Times New Roman"/>
+        </w:rPr>
+        <w:t xml:space="preserve"> </w:t>
+      </w:r>
+      <w:r>
+        <w:rPr>
+          <w:rFonts w:ascii="Times New Roman" w:hAnsi="Times New Roman" w:cs="Times New Roman"/>
+          <w:b/>
+          <w:bCs/>
+        </w:rPr>
+        <w:t>Facilitate code reviews and testing</w:t>
+      </w:r>
+      <w:r>
+        <w:rPr>
+          <w:rFonts w:ascii="Times New Roman" w:hAnsi="Times New Roman" w:cs="Times New Roman"/>
+        </w:rPr>
+        <w:t xml:space="preserve"> before merging changes.</w:t>
+      </w:r>
+      <w:r>
+        <w:rPr>
+          <w:rFonts w:ascii="Times New Roman" w:hAnsi="Times New Roman" w:cs="Times New Roman"/>
+        </w:rPr>
+        <w:br/>
+      </w:r>
+      <w:r>
+        <w:rPr>
+          <w:rFonts w:ascii="Segoe UI Symbol" w:hAnsi="Segoe UI Symbol" w:cs="Segoe UI Symbol"/>
+        </w:rPr>
+        <w:t>✔</w:t>
+      </w:r>
+      <w:r>
+        <w:rPr>
+          <w:rFonts w:ascii="Times New Roman" w:hAnsi="Times New Roman" w:cs="Times New Roman"/>
+        </w:rPr>
+        <w:t xml:space="preserve"> </w:t>
+      </w:r>
+      <w:r>
+        <w:rPr>
+          <w:rFonts w:ascii="Times New Roman" w:hAnsi="Times New Roman" w:cs="Times New Roman"/>
+          <w:b/>
+          <w:bCs/>
+        </w:rPr>
+        <w:t>Support parallel development</w:t>
+      </w:r>
+      <w:r>
+        <w:rPr>
+          <w:rFonts w:ascii="Times New Roman" w:hAnsi="Times New Roman" w:cs="Times New Roman"/>
+        </w:rPr>
+        <w:t xml:space="preserve"> in teams.</w:t>
+      </w:r>
+      <w:r>
+        <w:rPr>
+          <w:rFonts w:ascii="Times New Roman" w:hAnsi="Times New Roman" w:cs="Times New Roman"/>
+        </w:rPr>
+        <w:br/>
+      </w:r>
+      <w:r>
+        <w:rPr>
+          <w:rFonts w:ascii="Segoe UI Symbol" w:hAnsi="Segoe UI Symbol" w:cs="Segoe UI Symbol"/>
+        </w:rPr>
+        <w:t>✔</w:t>
+      </w:r>
+      <w:r>
+        <w:rPr>
+          <w:rFonts w:ascii="Times New Roman" w:hAnsi="Times New Roman" w:cs="Times New Roman"/>
+        </w:rPr>
+        <w:t xml:space="preserve"> </w:t>
+      </w:r>
+      <w:r>
+        <w:rPr>
+          <w:rFonts w:ascii="Times New Roman" w:hAnsi="Times New Roman" w:cs="Times New Roman"/>
+          <w:b/>
+          <w:bCs/>
+        </w:rPr>
+        <w:t>Maintain a cleaner commit history</w:t>
+      </w:r>
+      <w:r>
+        <w:rPr>
+          <w:rFonts w:ascii="Times New Roman" w:hAnsi="Times New Roman" w:cs="Times New Roman"/>
+        </w:rPr>
+        <w:t xml:space="preserve"> for better tracking.</w:t>
+      </w:r>
+    </w:p>
+    <w:p>
+      <w:pPr>
+        <w:tabs>
+          <w:tab w:val="left" w:pos="2298"/>
+        </w:tabs>
+        <w:rPr>
+          <w:rFonts w:ascii="Times New Roman" w:hAnsi="Times New Roman" w:cs="Times New Roman"/>
+        </w:rPr>
+      </w:pPr>
+    </w:p>
+    <w:p>
+      <w:pPr>
+        <w:shd w:val="clear" w:color="auto" w:fill="FFC000" w:themeFill="accent4"/>
+        <w:tabs>
+          <w:tab w:val="left" w:pos="2298"/>
+        </w:tabs>
+        <w:rPr>
+          <w:rFonts w:ascii="Times New Roman" w:hAnsi="Times New Roman" w:cs="Times New Roman"/>
+          <w:b/>
+          <w:bCs/>
+          <w:sz w:val="24"/>
+          <w:szCs w:val="24"/>
+        </w:rPr>
+      </w:pPr>
+      <w:r>
+        <w:rPr>
+          <w:rFonts w:ascii="Times New Roman" w:hAnsi="Times New Roman" w:cs="Times New Roman"/>
+          <w:b/>
+          <w:bCs/>
+          <w:sz w:val="24"/>
+          <w:szCs w:val="24"/>
+        </w:rPr>
+        <w:t>Git Branch Commands</w:t>
+      </w:r>
+    </w:p>
+    <w:p>
+      <w:pPr>
+        <w:shd w:val="clear" w:color="auto" w:fill="8EAADB" w:themeFill="accent1" w:themeFillTint="99"/>
+        <w:tabs>
+          <w:tab w:val="left" w:pos="2298"/>
+        </w:tabs>
+        <w:rPr>
+          <w:rFonts w:ascii="Times New Roman" w:hAnsi="Times New Roman" w:cs="Times New Roman"/>
+          <w:b/>
+          <w:bCs/>
+        </w:rPr>
+      </w:pPr>
+      <w:r>
+        <w:rPr>
+          <w:rFonts w:ascii="Times New Roman" w:hAnsi="Times New Roman" w:cs="Times New Roman"/>
+          <w:b/>
+          <w:bCs/>
+        </w:rPr>
+        <w:t>Creating and Switching Branches</w:t>
+      </w:r>
+    </w:p>
+    <w:tbl>
+      <w:tblPr>
+        <w:tblW w:w="0" w:type="auto"/>
+        <w:tblCellSpacing w:w="15" w:type="dxa"/>
+        <w:tblBorders>
+          <w:top w:val="single" w:sz="4" w:space="0" w:color="auto"/>
+          <w:left w:val="single" w:sz="4" w:space="0" w:color="auto"/>
+          <w:bottom w:val="single" w:sz="4" w:space="0" w:color="auto"/>
+          <w:right w:val="single" w:sz="4" w:space="0" w:color="auto"/>
+          <w:insideH w:val="single" w:sz="4" w:space="0" w:color="auto"/>
+          <w:insideV w:val="single" w:sz="4" w:space="0" w:color="auto"/>
+        </w:tblBorders>
+        <w:tblCellMar>
+          <w:top w:w="15" w:type="dxa"/>
+          <w:left w:w="15" w:type="dxa"/>
+          <w:bottom w:w="15" w:type="dxa"/>
+          <w:right w:w="15" w:type="dxa"/>
+        </w:tblCellMar>
+        <w:tblLook w:val="04A0" w:firstRow="1" w:lastRow="0" w:firstColumn="1" w:lastColumn="0" w:noHBand="0" w:noVBand="1"/>
+      </w:tblPr>
+      <w:tblGrid>
+        <w:gridCol w:w="2866"/>
+        <w:gridCol w:w="3474"/>
+      </w:tblGrid>
+      <w:tr>
+        <w:trPr>
+          <w:tblHeader/>
+          <w:tblCellSpacing w:w="15" w:type="dxa"/>
+        </w:trPr>
+        <w:tc>
+          <w:tcPr>
+            <w:tcW w:w="0" w:type="auto"/>
+            <w:vAlign w:val="center"/>
+            <w:hideMark/>
+          </w:tcPr>
+          <w:p>
+            <w:pPr>
+              <w:tabs>
+                <w:tab w:val="left" w:pos="2298"/>
+              </w:tabs>
+              <w:rPr>
+                <w:rFonts w:ascii="Times New Roman" w:hAnsi="Times New Roman" w:cs="Times New Roman"/>
+                <w:b/>
+                <w:bCs/>
+              </w:rPr>
+            </w:pPr>
+            <w:r>
+              <w:rPr>
+                <w:rFonts w:ascii="Times New Roman" w:hAnsi="Times New Roman" w:cs="Times New Roman"/>
+                <w:b/>
+                <w:bCs/>
+              </w:rPr>
+              <w:t>Command</w:t>
+            </w:r>
+          </w:p>
+        </w:tc>
+        <w:tc>
+          <w:tcPr>
+            <w:tcW w:w="0" w:type="auto"/>
+            <w:vAlign w:val="center"/>
+            <w:hideMark/>
+          </w:tcPr>
+          <w:p>
+            <w:pPr>
+              <w:tabs>
+                <w:tab w:val="left" w:pos="2298"/>
+              </w:tabs>
+              <w:rPr>
+                <w:rFonts w:ascii="Times New Roman" w:hAnsi="Times New Roman" w:cs="Times New Roman"/>
+                <w:b/>
+                <w:bCs/>
+              </w:rPr>
+            </w:pPr>
+            <w:r>
+              <w:rPr>
+                <w:rFonts w:ascii="Times New Roman" w:hAnsi="Times New Roman" w:cs="Times New Roman"/>
+                <w:b/>
+                <w:bCs/>
+              </w:rPr>
+              <w:t>Description</w:t>
+            </w:r>
+          </w:p>
+        </w:tc>
+      </w:tr>
+      <w:tr>
+        <w:trPr>
+          <w:tblCellSpacing w:w="15" w:type="dxa"/>
+        </w:trPr>
+        <w:tc>
+          <w:tcPr>
+            <w:tcW w:w="0" w:type="auto"/>
+            <w:vAlign w:val="center"/>
+            <w:hideMark/>
+          </w:tcPr>
+          <w:p>
+            <w:pPr>
+              <w:tabs>
+                <w:tab w:val="left" w:pos="2298"/>
+              </w:tabs>
+              <w:rPr>
+                <w:rFonts w:ascii="Times New Roman" w:hAnsi="Times New Roman" w:cs="Times New Roman"/>
+              </w:rPr>
+            </w:pPr>
+            <w:r>
+              <w:rPr>
+                <w:rFonts w:ascii="Times New Roman" w:hAnsi="Times New Roman" w:cs="Times New Roman"/>
+              </w:rPr>
+              <w:t>git branch &lt;branch-name&gt;</w:t>
+            </w:r>
+          </w:p>
+        </w:tc>
+        <w:tc>
+          <w:tcPr>
+            <w:tcW w:w="0" w:type="auto"/>
+            <w:vAlign w:val="center"/>
+            <w:hideMark/>
+          </w:tcPr>
+          <w:p>
+            <w:pPr>
+              <w:tabs>
+                <w:tab w:val="left" w:pos="2298"/>
+              </w:tabs>
+              <w:rPr>
+                <w:rFonts w:ascii="Times New Roman" w:hAnsi="Times New Roman" w:cs="Times New Roman"/>
+              </w:rPr>
+            </w:pPr>
+            <w:r>
+              <w:rPr>
+                <w:rFonts w:ascii="Times New Roman" w:hAnsi="Times New Roman" w:cs="Times New Roman"/>
+              </w:rPr>
+              <w:t>Create a new branch</w:t>
+            </w:r>
+          </w:p>
+        </w:tc>
+      </w:tr>
+      <w:tr>
+        <w:trPr>
+          <w:tblCellSpacing w:w="15" w:type="dxa"/>
+        </w:trPr>
+        <w:tc>
+          <w:tcPr>
+            <w:tcW w:w="0" w:type="auto"/>
+            <w:vAlign w:val="center"/>
+            <w:hideMark/>
+          </w:tcPr>
+          <w:p>
+            <w:pPr>
+              <w:tabs>
+                <w:tab w:val="left" w:pos="2298"/>
+              </w:tabs>
+              <w:rPr>
+                <w:rFonts w:ascii="Times New Roman" w:hAnsi="Times New Roman" w:cs="Times New Roman"/>
+              </w:rPr>
+            </w:pPr>
+            <w:r>
+              <w:rPr>
+                <w:rFonts w:ascii="Times New Roman" w:hAnsi="Times New Roman" w:cs="Times New Roman"/>
+              </w:rPr>
+              <w:t>git checkout &lt;branch-name&gt;</w:t>
+            </w:r>
+          </w:p>
+        </w:tc>
+        <w:tc>
+          <w:tcPr>
+            <w:tcW w:w="0" w:type="auto"/>
+            <w:vAlign w:val="center"/>
+            <w:hideMark/>
+          </w:tcPr>
+          <w:p>
+            <w:pPr>
+              <w:tabs>
+                <w:tab w:val="left" w:pos="2298"/>
+              </w:tabs>
+              <w:rPr>
+                <w:rFonts w:ascii="Times New Roman" w:hAnsi="Times New Roman" w:cs="Times New Roman"/>
+              </w:rPr>
+            </w:pPr>
+            <w:r>
+              <w:rPr>
+                <w:rFonts w:ascii="Times New Roman" w:hAnsi="Times New Roman" w:cs="Times New Roman"/>
+              </w:rPr>
+              <w:t>Switch to a branch</w:t>
+            </w:r>
+          </w:p>
+        </w:tc>
+      </w:tr>
+      <w:tr>
+        <w:trPr>
+          <w:tblCellSpacing w:w="15" w:type="dxa"/>
+        </w:trPr>
+        <w:tc>
+          <w:tcPr>
+            <w:tcW w:w="0" w:type="auto"/>
+            <w:vAlign w:val="center"/>
+            <w:hideMark/>
+          </w:tcPr>
+          <w:p>
+            <w:pPr>
+              <w:tabs>
+                <w:tab w:val="left" w:pos="2298"/>
+              </w:tabs>
+              <w:rPr>
+                <w:rFonts w:ascii="Times New Roman" w:hAnsi="Times New Roman" w:cs="Times New Roman"/>
+              </w:rPr>
+            </w:pPr>
+            <w:r>
+              <w:rPr>
+                <w:rFonts w:ascii="Times New Roman" w:hAnsi="Times New Roman" w:cs="Times New Roman"/>
+              </w:rPr>
+              <w:t>git switch &lt;branch-name&gt;</w:t>
+            </w:r>
+          </w:p>
+        </w:tc>
+        <w:tc>
+          <w:tcPr>
+            <w:tcW w:w="0" w:type="auto"/>
+            <w:vAlign w:val="center"/>
+            <w:hideMark/>
+          </w:tcPr>
+          <w:p>
+            <w:pPr>
+              <w:tabs>
+                <w:tab w:val="left" w:pos="2298"/>
+              </w:tabs>
+              <w:rPr>
+                <w:rFonts w:ascii="Times New Roman" w:hAnsi="Times New Roman" w:cs="Times New Roman"/>
+              </w:rPr>
+            </w:pPr>
+            <w:r>
+              <w:rPr>
+                <w:rFonts w:ascii="Times New Roman" w:hAnsi="Times New Roman" w:cs="Times New Roman"/>
+              </w:rPr>
+              <w:t>Switch to a branch (modern approach)</w:t>
+            </w:r>
+          </w:p>
+        </w:tc>
+      </w:tr>
+      <w:tr>
+        <w:trPr>
+          <w:tblCellSpacing w:w="15" w:type="dxa"/>
+        </w:trPr>
+        <w:tc>
+          <w:tcPr>
+            <w:tcW w:w="0" w:type="auto"/>
+            <w:vAlign w:val="center"/>
+            <w:hideMark/>
+          </w:tcPr>
+          <w:p>
+            <w:pPr>
+              <w:tabs>
+                <w:tab w:val="left" w:pos="2298"/>
+              </w:tabs>
+              <w:rPr>
+                <w:rFonts w:ascii="Times New Roman" w:hAnsi="Times New Roman" w:cs="Times New Roman"/>
+              </w:rPr>
+            </w:pPr>
+            <w:r>
+              <w:rPr>
+                <w:rFonts w:ascii="Times New Roman" w:hAnsi="Times New Roman" w:cs="Times New Roman"/>
+              </w:rPr>
+              <w:t>git checkout -b &lt;branch-name&gt;</w:t>
+            </w:r>
+          </w:p>
+        </w:tc>
+        <w:tc>
+          <w:tcPr>
+            <w:tcW w:w="0" w:type="auto"/>
+            <w:vAlign w:val="center"/>
+            <w:hideMark/>
+          </w:tcPr>
+          <w:p>
+            <w:pPr>
+              <w:tabs>
+                <w:tab w:val="left" w:pos="2298"/>
+              </w:tabs>
+              <w:rPr>
+                <w:rFonts w:ascii="Times New Roman" w:hAnsi="Times New Roman" w:cs="Times New Roman"/>
+              </w:rPr>
+            </w:pPr>
+            <w:r>
+              <w:rPr>
+                <w:rFonts w:ascii="Times New Roman" w:hAnsi="Times New Roman" w:cs="Times New Roman"/>
+              </w:rPr>
+              <w:t>Create and switch to a new branch</w:t>
+            </w:r>
+          </w:p>
+        </w:tc>
+      </w:tr>
+    </w:tbl>
+    <w:p>
+      <w:pPr>
+        <w:shd w:val="clear" w:color="auto" w:fill="8EAADB" w:themeFill="accent1" w:themeFillTint="99"/>
+        <w:tabs>
+          <w:tab w:val="left" w:pos="2298"/>
+        </w:tabs>
+        <w:rPr>
+          <w:rFonts w:ascii="Times New Roman" w:hAnsi="Times New Roman" w:cs="Times New Roman"/>
+          <w:b/>
+          <w:bCs/>
+          <w:sz w:val="24"/>
+          <w:szCs w:val="24"/>
+        </w:rPr>
+      </w:pPr>
+      <w:r>
+        <w:rPr>
+          <w:rFonts w:ascii="Times New Roman" w:hAnsi="Times New Roman" w:cs="Times New Roman"/>
+          <w:b/>
+          <w:bCs/>
+          <w:sz w:val="24"/>
+          <w:szCs w:val="24"/>
+        </w:rPr>
+        <w:t>Viewing Branches</w:t>
+      </w:r>
+    </w:p>
+    <w:tbl>
+      <w:tblPr>
+        <w:tblW w:w="0" w:type="auto"/>
+        <w:tblCellSpacing w:w="15" w:type="dxa"/>
+        <w:tblBorders>
+          <w:top w:val="single" w:sz="4" w:space="0" w:color="auto"/>
+          <w:left w:val="single" w:sz="4" w:space="0" w:color="auto"/>
+          <w:bottom w:val="single" w:sz="4" w:space="0" w:color="auto"/>
+          <w:right w:val="single" w:sz="4" w:space="0" w:color="auto"/>
+          <w:insideH w:val="single" w:sz="4" w:space="0" w:color="auto"/>
+          <w:insideV w:val="single" w:sz="4" w:space="0" w:color="auto"/>
+        </w:tblBorders>
+        <w:shd w:val="clear" w:color="auto" w:fill="FFFFFF" w:themeFill="background1"/>
+        <w:tblCellMar>
+          <w:top w:w="15" w:type="dxa"/>
+          <w:left w:w="15" w:type="dxa"/>
+          <w:bottom w:w="15" w:type="dxa"/>
+          <w:right w:w="15" w:type="dxa"/>
+        </w:tblCellMar>
+        <w:tblLook w:val="04A0" w:firstRow="1" w:lastRow="0" w:firstColumn="1" w:lastColumn="0" w:noHBand="0" w:noVBand="1"/>
+      </w:tblPr>
+      <w:tblGrid>
+        <w:gridCol w:w="1207"/>
+        <w:gridCol w:w="3144"/>
+      </w:tblGrid>
+      <w:tr>
+        <w:trPr>
+          <w:tblHeader/>
+          <w:tblCellSpacing w:w="15" w:type="dxa"/>
+        </w:trPr>
+        <w:tc>
+          <w:tcPr>
+            <w:tcW w:w="0" w:type="auto"/>
+            <w:shd w:val="clear" w:color="auto" w:fill="FFFFFF" w:themeFill="background1"/>
+            <w:vAlign w:val="center"/>
+            <w:hideMark/>
+          </w:tcPr>
+          <w:p>
+            <w:pPr>
+              <w:tabs>
+                <w:tab w:val="left" w:pos="2298"/>
+              </w:tabs>
+              <w:rPr>
+                <w:rFonts w:ascii="Times New Roman" w:hAnsi="Times New Roman" w:cs="Times New Roman"/>
+                <w:b/>
+                <w:bCs/>
+              </w:rPr>
+            </w:pPr>
+            <w:r>
+              <w:rPr>
+                <w:rFonts w:ascii="Times New Roman" w:hAnsi="Times New Roman" w:cs="Times New Roman"/>
+                <w:b/>
+                <w:bCs/>
+              </w:rPr>
+              <w:t>Command</w:t>
+            </w:r>
+          </w:p>
+        </w:tc>
+        <w:tc>
+          <w:tcPr>
+            <w:tcW w:w="0" w:type="auto"/>
+            <w:shd w:val="clear" w:color="auto" w:fill="FFFFFF" w:themeFill="background1"/>
+            <w:vAlign w:val="center"/>
+            <w:hideMark/>
+          </w:tcPr>
+          <w:p>
+            <w:pPr>
+              <w:tabs>
+                <w:tab w:val="left" w:pos="2298"/>
+              </w:tabs>
+              <w:rPr>
+                <w:rFonts w:ascii="Times New Roman" w:hAnsi="Times New Roman" w:cs="Times New Roman"/>
+                <w:b/>
+                <w:bCs/>
+              </w:rPr>
+            </w:pPr>
+            <w:r>
+              <w:rPr>
+                <w:rFonts w:ascii="Times New Roman" w:hAnsi="Times New Roman" w:cs="Times New Roman"/>
+                <w:b/>
+                <w:bCs/>
+              </w:rPr>
+              <w:t>Description</w:t>
+            </w:r>
+          </w:p>
+        </w:tc>
+      </w:tr>
+      <w:tr>
+        <w:trPr>
+          <w:tblCellSpacing w:w="15" w:type="dxa"/>
+        </w:trPr>
+        <w:tc>
+          <w:tcPr>
+            <w:tcW w:w="0" w:type="auto"/>
+            <w:shd w:val="clear" w:color="auto" w:fill="FFFFFF" w:themeFill="background1"/>
+            <w:vAlign w:val="center"/>
+            <w:hideMark/>
+          </w:tcPr>
+          <w:p>
+            <w:pPr>
+              <w:tabs>
+                <w:tab w:val="left" w:pos="2298"/>
+              </w:tabs>
+              <w:rPr>
+                <w:rFonts w:ascii="Times New Roman" w:hAnsi="Times New Roman" w:cs="Times New Roman"/>
+              </w:rPr>
+            </w:pPr>
+            <w:r>
+              <w:rPr>
+                <w:rFonts w:ascii="Times New Roman" w:hAnsi="Times New Roman" w:cs="Times New Roman"/>
+              </w:rPr>
+              <w:t>git branch</w:t>
+            </w:r>
+          </w:p>
+        </w:tc>
+        <w:tc>
+          <w:tcPr>
+            <w:tcW w:w="0" w:type="auto"/>
+            <w:shd w:val="clear" w:color="auto" w:fill="FFFFFF" w:themeFill="background1"/>
+            <w:vAlign w:val="center"/>
+            <w:hideMark/>
+          </w:tcPr>
+          <w:p>
+            <w:pPr>
+              <w:tabs>
+                <w:tab w:val="left" w:pos="2298"/>
+              </w:tabs>
+              <w:rPr>
+                <w:rFonts w:ascii="Times New Roman" w:hAnsi="Times New Roman" w:cs="Times New Roman"/>
+              </w:rPr>
+            </w:pPr>
+            <w:r>
+              <w:rPr>
+                <w:rFonts w:ascii="Times New Roman" w:hAnsi="Times New Roman" w:cs="Times New Roman"/>
+              </w:rPr>
+              <w:t>View all local branches</w:t>
+            </w:r>
+          </w:p>
+        </w:tc>
+      </w:tr>
+      <w:tr>
+        <w:trPr>
+          <w:tblCellSpacing w:w="15" w:type="dxa"/>
+        </w:trPr>
+        <w:tc>
+          <w:tcPr>
+            <w:tcW w:w="0" w:type="auto"/>
+            <w:shd w:val="clear" w:color="auto" w:fill="FFFFFF" w:themeFill="background1"/>
+            <w:vAlign w:val="center"/>
+            <w:hideMark/>
+          </w:tcPr>
+          <w:p>
+            <w:pPr>
+              <w:tabs>
+                <w:tab w:val="left" w:pos="2298"/>
+              </w:tabs>
+              <w:rPr>
+                <w:rFonts w:ascii="Times New Roman" w:hAnsi="Times New Roman" w:cs="Times New Roman"/>
+              </w:rPr>
+            </w:pPr>
+            <w:r>
+              <w:rPr>
+                <w:rFonts w:ascii="Times New Roman" w:hAnsi="Times New Roman" w:cs="Times New Roman"/>
+              </w:rPr>
+              <w:t>git branch -r</w:t>
+            </w:r>
+          </w:p>
+        </w:tc>
+        <w:tc>
+          <w:tcPr>
+            <w:tcW w:w="0" w:type="auto"/>
+            <w:shd w:val="clear" w:color="auto" w:fill="FFFFFF" w:themeFill="background1"/>
+            <w:vAlign w:val="center"/>
+            <w:hideMark/>
+          </w:tcPr>
+          <w:p>
+            <w:pPr>
+              <w:tabs>
+                <w:tab w:val="left" w:pos="2298"/>
+              </w:tabs>
+              <w:rPr>
+                <w:rFonts w:ascii="Times New Roman" w:hAnsi="Times New Roman" w:cs="Times New Roman"/>
+              </w:rPr>
+            </w:pPr>
+            <w:r>
+              <w:rPr>
+                <w:rFonts w:ascii="Times New Roman" w:hAnsi="Times New Roman" w:cs="Times New Roman"/>
+              </w:rPr>
+              <w:t>View remote branches</w:t>
+            </w:r>
+          </w:p>
+        </w:tc>
+      </w:tr>
+      <w:tr>
+        <w:trPr>
+          <w:tblCellSpacing w:w="15" w:type="dxa"/>
+        </w:trPr>
+        <w:tc>
+          <w:tcPr>
+            <w:tcW w:w="0" w:type="auto"/>
+            <w:shd w:val="clear" w:color="auto" w:fill="FFFFFF" w:themeFill="background1"/>
+            <w:vAlign w:val="center"/>
+            <w:hideMark/>
+          </w:tcPr>
+          <w:p>
+            <w:pPr>
+              <w:tabs>
+                <w:tab w:val="left" w:pos="2298"/>
+              </w:tabs>
+              <w:rPr>
+                <w:rFonts w:ascii="Times New Roman" w:hAnsi="Times New Roman" w:cs="Times New Roman"/>
+              </w:rPr>
+            </w:pPr>
+            <w:r>
+              <w:rPr>
+                <w:rFonts w:ascii="Times New Roman" w:hAnsi="Times New Roman" w:cs="Times New Roman"/>
+              </w:rPr>
+              <w:t>git branch -a</w:t>
+            </w:r>
+          </w:p>
+        </w:tc>
+        <w:tc>
+          <w:tcPr>
+            <w:tcW w:w="0" w:type="auto"/>
+            <w:shd w:val="clear" w:color="auto" w:fill="FFFFFF" w:themeFill="background1"/>
+            <w:vAlign w:val="center"/>
+            <w:hideMark/>
+          </w:tcPr>
+          <w:p>
+            <w:pPr>
+              <w:tabs>
+                <w:tab w:val="left" w:pos="2298"/>
+              </w:tabs>
+              <w:rPr>
+                <w:rFonts w:ascii="Times New Roman" w:hAnsi="Times New Roman" w:cs="Times New Roman"/>
+              </w:rPr>
+            </w:pPr>
+            <w:r>
+              <w:rPr>
+                <w:rFonts w:ascii="Times New Roman" w:hAnsi="Times New Roman" w:cs="Times New Roman"/>
+              </w:rPr>
+              <w:t>View all branches (local + remote)</w:t>
+            </w:r>
+          </w:p>
+        </w:tc>
+      </w:tr>
+    </w:tbl>
+    <w:p>
+      <w:pPr>
+        <w:shd w:val="clear" w:color="auto" w:fill="8EAADB" w:themeFill="accent1" w:themeFillTint="99"/>
+        <w:tabs>
+          <w:tab w:val="left" w:pos="2298"/>
+        </w:tabs>
+        <w:rPr>
+          <w:rFonts w:ascii="Times New Roman" w:hAnsi="Times New Roman" w:cs="Times New Roman"/>
+          <w:b/>
+          <w:bCs/>
+          <w:sz w:val="24"/>
+          <w:szCs w:val="24"/>
+        </w:rPr>
+      </w:pPr>
+      <w:r>
+        <w:rPr>
+          <w:rFonts w:ascii="Times New Roman" w:hAnsi="Times New Roman" w:cs="Times New Roman"/>
+          <w:b/>
+          <w:bCs/>
+          <w:sz w:val="24"/>
+          <w:szCs w:val="24"/>
+        </w:rPr>
+        <w:t>Deleting Branches</w:t>
+      </w:r>
+    </w:p>
+    <w:tbl>
+      <w:tblPr>
+        <w:tblW w:w="0" w:type="auto"/>
+        <w:tblCellSpacing w:w="15" w:type="dxa"/>
+        <w:tblBorders>
+          <w:top w:val="single" w:sz="4" w:space="0" w:color="auto"/>
+          <w:left w:val="single" w:sz="4" w:space="0" w:color="auto"/>
+          <w:bottom w:val="single" w:sz="4" w:space="0" w:color="auto"/>
+          <w:right w:val="single" w:sz="4" w:space="0" w:color="auto"/>
+          <w:insideH w:val="single" w:sz="4" w:space="0" w:color="auto"/>
+          <w:insideV w:val="single" w:sz="4" w:space="0" w:color="auto"/>
+        </w:tblBorders>
+        <w:tblCellMar>
+          <w:top w:w="15" w:type="dxa"/>
+          <w:left w:w="15" w:type="dxa"/>
+          <w:bottom w:w="15" w:type="dxa"/>
+          <w:right w:w="15" w:type="dxa"/>
+        </w:tblCellMar>
+        <w:tblLook w:val="04A0" w:firstRow="1" w:lastRow="0" w:firstColumn="1" w:lastColumn="0" w:noHBand="0" w:noVBand="1"/>
+      </w:tblPr>
+      <w:tblGrid>
+        <w:gridCol w:w="2720"/>
+        <w:gridCol w:w="3836"/>
+      </w:tblGrid>
+      <w:tr>
+        <w:trPr>
+          <w:tblHeader/>
+          <w:tblCellSpacing w:w="15" w:type="dxa"/>
+        </w:trPr>
+        <w:tc>
+          <w:tcPr>
+            <w:tcW w:w="0" w:type="auto"/>
+            <w:vAlign w:val="center"/>
+            <w:hideMark/>
+          </w:tcPr>
+          <w:p>
+            <w:pPr>
+              <w:tabs>
+                <w:tab w:val="left" w:pos="2298"/>
+              </w:tabs>
+              <w:rPr>
+                <w:rFonts w:ascii="Times New Roman" w:hAnsi="Times New Roman" w:cs="Times New Roman"/>
+                <w:b/>
+                <w:bCs/>
+              </w:rPr>
+            </w:pPr>
+            <w:r>
+              <w:rPr>
+                <w:rFonts w:ascii="Times New Roman" w:hAnsi="Times New Roman" w:cs="Times New Roman"/>
+                <w:b/>
+                <w:bCs/>
+              </w:rPr>
+              <w:t>Command</w:t>
+            </w:r>
+          </w:p>
+        </w:tc>
+        <w:tc>
+          <w:tcPr>
+            <w:tcW w:w="0" w:type="auto"/>
+            <w:vAlign w:val="center"/>
+            <w:hideMark/>
+          </w:tcPr>
+          <w:p>
+            <w:pPr>
+              <w:tabs>
+                <w:tab w:val="left" w:pos="2298"/>
+              </w:tabs>
+              <w:rPr>
+                <w:rFonts w:ascii="Times New Roman" w:hAnsi="Times New Roman" w:cs="Times New Roman"/>
+                <w:b/>
+                <w:bCs/>
+              </w:rPr>
+            </w:pPr>
+            <w:r>
+              <w:rPr>
+                <w:rFonts w:ascii="Times New Roman" w:hAnsi="Times New Roman" w:cs="Times New Roman"/>
+                <w:b/>
+                <w:bCs/>
+              </w:rPr>
+              <w:t>Description</w:t>
+            </w:r>
+          </w:p>
+        </w:tc>
+      </w:tr>
+      <w:tr>
+        <w:trPr>
+          <w:tblCellSpacing w:w="15" w:type="dxa"/>
+        </w:trPr>
+        <w:tc>
+          <w:tcPr>
+            <w:tcW w:w="0" w:type="auto"/>
+            <w:vAlign w:val="center"/>
+            <w:hideMark/>
+          </w:tcPr>
+          <w:p>
+            <w:pPr>
+              <w:tabs>
+                <w:tab w:val="left" w:pos="2298"/>
+              </w:tabs>
+              <w:rPr>
+                <w:rFonts w:ascii="Times New Roman" w:hAnsi="Times New Roman" w:cs="Times New Roman"/>
+              </w:rPr>
+            </w:pPr>
+            <w:r>
+              <w:rPr>
+                <w:rFonts w:ascii="Times New Roman" w:hAnsi="Times New Roman" w:cs="Times New Roman"/>
+              </w:rPr>
+              <w:t>git branch -d &lt;branch-name&gt;</w:t>
+            </w:r>
+          </w:p>
+        </w:tc>
+        <w:tc>
+          <w:tcPr>
+            <w:tcW w:w="0" w:type="auto"/>
+            <w:vAlign w:val="center"/>
+            <w:hideMark/>
+          </w:tcPr>
+          <w:p>
+            <w:pPr>
+              <w:tabs>
+                <w:tab w:val="left" w:pos="2298"/>
+              </w:tabs>
+              <w:rPr>
+                <w:rFonts w:ascii="Times New Roman" w:hAnsi="Times New Roman" w:cs="Times New Roman"/>
+              </w:rPr>
+            </w:pPr>
+            <w:r>
+              <w:rPr>
+                <w:rFonts w:ascii="Times New Roman" w:hAnsi="Times New Roman" w:cs="Times New Roman"/>
+              </w:rPr>
+              <w:t>Delete a branch (only if merged)</w:t>
+            </w:r>
+          </w:p>
+        </w:tc>
+      </w:tr>
+      <w:tr>
+        <w:trPr>
+          <w:tblCellSpacing w:w="15" w:type="dxa"/>
+        </w:trPr>
+        <w:tc>
+          <w:tcPr>
+            <w:tcW w:w="0" w:type="auto"/>
+            <w:vAlign w:val="center"/>
+            <w:hideMark/>
+          </w:tcPr>
+          <w:p>
+            <w:pPr>
+              <w:tabs>
+                <w:tab w:val="left" w:pos="2298"/>
+              </w:tabs>
+              <w:rPr>
+                <w:rFonts w:ascii="Times New Roman" w:hAnsi="Times New Roman" w:cs="Times New Roman"/>
+              </w:rPr>
+            </w:pPr>
+            <w:r>
+              <w:rPr>
+                <w:rFonts w:ascii="Times New Roman" w:hAnsi="Times New Roman" w:cs="Times New Roman"/>
+              </w:rPr>
+              <w:t>git branch -D &lt;branch-name&gt;</w:t>
+            </w:r>
+          </w:p>
+        </w:tc>
+        <w:tc>
+          <w:tcPr>
+            <w:tcW w:w="0" w:type="auto"/>
+            <w:vAlign w:val="center"/>
+            <w:hideMark/>
+          </w:tcPr>
+          <w:p>
+            <w:pPr>
+              <w:tabs>
+                <w:tab w:val="left" w:pos="2298"/>
+              </w:tabs>
+              <w:rPr>
+                <w:rFonts w:ascii="Times New Roman" w:hAnsi="Times New Roman" w:cs="Times New Roman"/>
+              </w:rPr>
+            </w:pPr>
+            <w:r>
+              <w:rPr>
+                <w:rFonts w:ascii="Times New Roman" w:hAnsi="Times New Roman" w:cs="Times New Roman"/>
+              </w:rPr>
+              <w:t xml:space="preserve">Force </w:t>
+            </w:r>
+            <w:proofErr w:type="gramStart"/>
+            <w:r>
+              <w:rPr>
+                <w:rFonts w:ascii="Times New Roman" w:hAnsi="Times New Roman" w:cs="Times New Roman"/>
+              </w:rPr>
+              <w:t>delete</w:t>
+            </w:r>
+            <w:proofErr w:type="gramEnd"/>
+            <w:r>
+              <w:rPr>
+                <w:rFonts w:ascii="Times New Roman" w:hAnsi="Times New Roman" w:cs="Times New Roman"/>
+              </w:rPr>
+              <w:t xml:space="preserve"> a branch (even if not merged)</w:t>
+            </w:r>
+          </w:p>
+        </w:tc>
+      </w:tr>
+    </w:tbl>
+    <w:p>
+      <w:pPr>
+        <w:shd w:val="clear" w:color="auto" w:fill="8EAADB" w:themeFill="accent1" w:themeFillTint="99"/>
+        <w:tabs>
+          <w:tab w:val="left" w:pos="2298"/>
+        </w:tabs>
+        <w:rPr>
+          <w:rFonts w:ascii="Times New Roman" w:hAnsi="Times New Roman" w:cs="Times New Roman"/>
+          <w:b/>
+          <w:bCs/>
+        </w:rPr>
+      </w:pPr>
+      <w:r>
+        <w:rPr>
+          <w:rFonts w:ascii="Times New Roman" w:hAnsi="Times New Roman" w:cs="Times New Roman"/>
+          <w:b/>
+          <w:bCs/>
+        </w:rPr>
+        <w:t>Viewing Branch History</w:t>
+      </w:r>
+    </w:p>
+    <w:tbl>
+      <w:tblPr>
+        <w:tblW w:w="0" w:type="auto"/>
+        <w:tblCellSpacing w:w="15" w:type="dxa"/>
+        <w:tblBorders>
+          <w:top w:val="single" w:sz="4" w:space="0" w:color="auto"/>
+          <w:left w:val="single" w:sz="4" w:space="0" w:color="auto"/>
+          <w:bottom w:val="single" w:sz="4" w:space="0" w:color="auto"/>
+          <w:right w:val="single" w:sz="4" w:space="0" w:color="auto"/>
+          <w:insideH w:val="single" w:sz="4" w:space="0" w:color="auto"/>
+          <w:insideV w:val="single" w:sz="4" w:space="0" w:color="auto"/>
+        </w:tblBorders>
+        <w:tblCellMar>
+          <w:top w:w="15" w:type="dxa"/>
+          <w:left w:w="15" w:type="dxa"/>
+          <w:bottom w:w="15" w:type="dxa"/>
+          <w:right w:w="15" w:type="dxa"/>
+        </w:tblCellMar>
+        <w:tblLook w:val="04A0" w:firstRow="1" w:lastRow="0" w:firstColumn="1" w:lastColumn="0" w:noHBand="0" w:noVBand="1"/>
+      </w:tblPr>
+      <w:tblGrid>
+        <w:gridCol w:w="2637"/>
+        <w:gridCol w:w="3614"/>
+      </w:tblGrid>
+      <w:tr>
+        <w:trPr>
+          <w:tblHeader/>
+          <w:tblCellSpacing w:w="15" w:type="dxa"/>
+        </w:trPr>
+        <w:tc>
+          <w:tcPr>
+            <w:tcW w:w="0" w:type="auto"/>
+            <w:vAlign w:val="center"/>
+            <w:hideMark/>
+          </w:tcPr>
+          <w:p>
+            <w:pPr>
+              <w:tabs>
+                <w:tab w:val="left" w:pos="2298"/>
+              </w:tabs>
+              <w:rPr>
+                <w:rFonts w:ascii="Times New Roman" w:hAnsi="Times New Roman" w:cs="Times New Roman"/>
+                <w:b/>
+                <w:bCs/>
+              </w:rPr>
+            </w:pPr>
+            <w:r>
+              <w:rPr>
+                <w:rFonts w:ascii="Times New Roman" w:hAnsi="Times New Roman" w:cs="Times New Roman"/>
+                <w:b/>
+                <w:bCs/>
+              </w:rPr>
+              <w:t>Command</w:t>
+            </w:r>
+          </w:p>
+        </w:tc>
+        <w:tc>
+          <w:tcPr>
+            <w:tcW w:w="0" w:type="auto"/>
+            <w:vAlign w:val="center"/>
+            <w:hideMark/>
+          </w:tcPr>
+          <w:p>
+            <w:pPr>
+              <w:tabs>
+                <w:tab w:val="left" w:pos="2298"/>
+              </w:tabs>
+              <w:rPr>
+                <w:rFonts w:ascii="Times New Roman" w:hAnsi="Times New Roman" w:cs="Times New Roman"/>
+                <w:b/>
+                <w:bCs/>
+              </w:rPr>
+            </w:pPr>
+            <w:r>
+              <w:rPr>
+                <w:rFonts w:ascii="Times New Roman" w:hAnsi="Times New Roman" w:cs="Times New Roman"/>
+                <w:b/>
+                <w:bCs/>
+              </w:rPr>
+              <w:t>Description</w:t>
+            </w:r>
+          </w:p>
+        </w:tc>
+      </w:tr>
+      <w:tr>
+        <w:trPr>
+          <w:tblCellSpacing w:w="15" w:type="dxa"/>
+        </w:trPr>
+        <w:tc>
+          <w:tcPr>
+            <w:tcW w:w="0" w:type="auto"/>
+            <w:vAlign w:val="center"/>
+            <w:hideMark/>
+          </w:tcPr>
+          <w:p>
+            <w:pPr>
+              <w:tabs>
+                <w:tab w:val="left" w:pos="2298"/>
+              </w:tabs>
+              <w:rPr>
+                <w:rFonts w:ascii="Times New Roman" w:hAnsi="Times New Roman" w:cs="Times New Roman"/>
+              </w:rPr>
+            </w:pPr>
+            <w:r>
+              <w:rPr>
+                <w:rFonts w:ascii="Times New Roman" w:hAnsi="Times New Roman" w:cs="Times New Roman"/>
+              </w:rPr>
+              <w:t>git log --</w:t>
+            </w:r>
+            <w:proofErr w:type="spellStart"/>
+            <w:r>
+              <w:rPr>
+                <w:rFonts w:ascii="Times New Roman" w:hAnsi="Times New Roman" w:cs="Times New Roman"/>
+              </w:rPr>
+              <w:t>oneline</w:t>
+            </w:r>
+            <w:proofErr w:type="spellEnd"/>
+            <w:r>
+              <w:rPr>
+                <w:rFonts w:ascii="Times New Roman" w:hAnsi="Times New Roman" w:cs="Times New Roman"/>
+              </w:rPr>
+              <w:t xml:space="preserve"> --graph --all</w:t>
+            </w:r>
+          </w:p>
+        </w:tc>
+        <w:tc>
+          <w:tcPr>
+            <w:tcW w:w="0" w:type="auto"/>
+            <w:vAlign w:val="center"/>
+            <w:hideMark/>
+          </w:tcPr>
+          <w:p>
+            <w:pPr>
+              <w:tabs>
+                <w:tab w:val="left" w:pos="2298"/>
+              </w:tabs>
+              <w:rPr>
+                <w:rFonts w:ascii="Times New Roman" w:hAnsi="Times New Roman" w:cs="Times New Roman"/>
+              </w:rPr>
+            </w:pPr>
+            <w:r>
+              <w:rPr>
+                <w:rFonts w:ascii="Times New Roman" w:hAnsi="Times New Roman" w:cs="Times New Roman"/>
+              </w:rPr>
+              <w:t>View branch history with a visual graph</w:t>
+            </w:r>
+          </w:p>
+        </w:tc>
+      </w:tr>
+    </w:tbl>
+    <w:p>
+      <w:pPr>
+        <w:tabs>
+          <w:tab w:val="left" w:pos="2298"/>
+        </w:tabs>
+        <w:rPr>
+          <w:rFonts w:ascii="Times New Roman" w:hAnsi="Times New Roman" w:cs="Times New Roman"/>
+        </w:rPr>
+      </w:pPr>
+    </w:p>
+    <w:p>
+      <w:pPr>
+        <w:tabs>
+          <w:tab w:val="left" w:pos="2298"/>
+        </w:tabs>
+        <w:rPr>
+          <w:rFonts w:ascii="Times New Roman" w:hAnsi="Times New Roman" w:cs="Times New Roman"/>
+        </w:rPr>
+      </w:pPr>
+    </w:p>
+    <w:p>
+      <w:pPr>
+        <w:tabs>
+          <w:tab w:val="left" w:pos="2298"/>
+        </w:tabs>
+        <w:rPr>
+          <w:rFonts w:ascii="Times New Roman" w:hAnsi="Times New Roman" w:cs="Times New Roman"/>
+        </w:rPr>
+      </w:pPr>
+    </w:p>
+    <w:p>
+      <w:pPr>
+        <w:shd w:val="clear" w:color="auto" w:fill="FFD966" w:themeFill="accent4" w:themeFillTint="99"/>
+        <w:tabs>
+          <w:tab w:val="left" w:pos="2298"/>
+        </w:tabs>
+        <w:rPr>
+          <w:rFonts w:ascii="Times New Roman" w:hAnsi="Times New Roman" w:cs="Times New Roman"/>
+          <w:b/>
+          <w:bCs/>
+          <w:sz w:val="28"/>
+          <w:szCs w:val="28"/>
+        </w:rPr>
+      </w:pPr>
+      <w:r>
+        <w:rPr>
+          <w:rFonts w:ascii="Times New Roman" w:hAnsi="Times New Roman" w:cs="Times New Roman"/>
+          <w:b/>
+          <w:bCs/>
+          <w:sz w:val="28"/>
+          <w:szCs w:val="28"/>
+        </w:rPr>
+        <w:t xml:space="preserve">Git Branching Workflow </w:t>
+      </w:r>
+      <w:r>
+        <w:rPr>
+          <w:rFonts w:ascii="Segoe UI Emoji" w:hAnsi="Segoe UI Emoji" w:cs="Segoe UI Emoji"/>
+          <w:b/>
+          <w:bCs/>
+          <w:sz w:val="28"/>
+          <w:szCs w:val="28"/>
+        </w:rPr>
+        <w:t>🚀</w:t>
+      </w:r>
+    </w:p>
+    <w:p>
+      <w:pPr>
+        <w:tabs>
+          <w:tab w:val="left" w:pos="2298"/>
+        </w:tabs>
+        <w:rPr>
+          <w:rFonts w:ascii="Times New Roman" w:hAnsi="Times New Roman" w:cs="Times New Roman"/>
+          <w:sz w:val="24"/>
+          <w:szCs w:val="24"/>
+        </w:rPr>
+      </w:pPr>
+      <w:r>
+        <w:rPr>
+          <w:rFonts w:ascii="Times New Roman" w:hAnsi="Times New Roman" w:cs="Times New Roman"/>
+          <w:sz w:val="24"/>
+          <w:szCs w:val="24"/>
+        </w:rPr>
+        <w:t xml:space="preserve">Here's a </w:t>
+      </w:r>
+      <w:r>
+        <w:rPr>
+          <w:rFonts w:ascii="Times New Roman" w:hAnsi="Times New Roman" w:cs="Times New Roman"/>
+          <w:b/>
+          <w:bCs/>
+          <w:sz w:val="24"/>
+          <w:szCs w:val="24"/>
+        </w:rPr>
+        <w:t>step-by-step workflow</w:t>
+      </w:r>
+      <w:r>
+        <w:rPr>
+          <w:rFonts w:ascii="Times New Roman" w:hAnsi="Times New Roman" w:cs="Times New Roman"/>
+          <w:sz w:val="24"/>
+          <w:szCs w:val="24"/>
+        </w:rPr>
+        <w:t xml:space="preserve"> for using Git branches effectively in a project.</w:t>
+      </w:r>
+    </w:p>
+    <w:p>
+      <w:pPr>
+        <w:shd w:val="clear" w:color="auto" w:fill="A8D08D" w:themeFill="accent6" w:themeFillTint="99"/>
+        <w:tabs>
+          <w:tab w:val="left" w:pos="2298"/>
+        </w:tabs>
+        <w:rPr>
+          <w:rFonts w:ascii="Times New Roman" w:hAnsi="Times New Roman" w:cs="Times New Roman"/>
+          <w:b/>
+          <w:bCs/>
+          <w:sz w:val="24"/>
+          <w:szCs w:val="24"/>
+        </w:rPr>
+      </w:pPr>
+      <w:r>
+        <w:rPr>
+          <w:rFonts w:ascii="Times New Roman" w:hAnsi="Times New Roman" w:cs="Times New Roman"/>
+          <w:b/>
+          <w:bCs/>
+          <w:sz w:val="24"/>
+          <w:szCs w:val="24"/>
+        </w:rPr>
+        <w:t>1. Clone or Initialize a Repository</w:t>
+      </w:r>
+    </w:p>
+    <w:p>
+      <w:pPr>
+        <w:numPr>
+          <w:ilvl w:val="0"/>
+          <w:numId w:val="10"/>
+        </w:numPr>
+        <w:tabs>
+          <w:tab w:val="left" w:pos="2298"/>
+        </w:tabs>
+        <w:rPr>
+          <w:rFonts w:ascii="Times New Roman" w:hAnsi="Times New Roman" w:cs="Times New Roman"/>
+          <w:sz w:val="24"/>
+          <w:szCs w:val="24"/>
+        </w:rPr>
+      </w:pPr>
+      <w:r>
+        <w:rPr>
+          <w:rFonts w:ascii="Times New Roman" w:hAnsi="Times New Roman" w:cs="Times New Roman"/>
+          <w:sz w:val="24"/>
+          <w:szCs w:val="24"/>
+        </w:rPr>
+        <w:t xml:space="preserve">If you don’t have a Git repository yet, initialize one: </w:t>
+      </w:r>
+    </w:p>
+    <w:p>
+      <w:pPr>
+        <w:pBdr>
+          <w:top w:val="single" w:sz="4" w:space="1" w:color="auto"/>
+          <w:left w:val="single" w:sz="4" w:space="4" w:color="auto"/>
+          <w:bottom w:val="single" w:sz="4" w:space="1" w:color="auto"/>
+          <w:right w:val="single" w:sz="4" w:space="4" w:color="auto"/>
+          <w:between w:val="single" w:sz="4" w:space="1" w:color="auto"/>
+          <w:bar w:val="single" w:sz="4" w:color="auto"/>
+        </w:pBdr>
+        <w:shd w:val="clear" w:color="auto" w:fill="BDD6EE" w:themeFill="accent5" w:themeFillTint="66"/>
+        <w:tabs>
+          <w:tab w:val="left" w:pos="1644"/>
+        </w:tabs>
+        <w:rPr>
+          <w:rFonts w:ascii="Times New Roman" w:hAnsi="Times New Roman" w:cs="Times New Roman"/>
+          <w:sz w:val="24"/>
+          <w:szCs w:val="24"/>
+        </w:rPr>
+      </w:pPr>
+      <w:r>
+        <w:rPr>
+          <w:rFonts w:ascii="Times New Roman" w:hAnsi="Times New Roman" w:cs="Times New Roman"/>
+          <w:sz w:val="24"/>
+          <w:szCs w:val="24"/>
+        </w:rPr>
+        <w:t xml:space="preserve">git </w:t>
+      </w:r>
+      <w:proofErr w:type="spellStart"/>
+      <w:r>
+        <w:rPr>
+          <w:rFonts w:ascii="Times New Roman" w:hAnsi="Times New Roman" w:cs="Times New Roman"/>
+          <w:sz w:val="24"/>
+          <w:szCs w:val="24"/>
+        </w:rPr>
+        <w:t>init</w:t>
+      </w:r>
+      <w:proofErr w:type="spellEnd"/>
+      <w:r>
+        <w:rPr>
+          <w:rFonts w:ascii="Times New Roman" w:hAnsi="Times New Roman" w:cs="Times New Roman"/>
+          <w:sz w:val="24"/>
+          <w:szCs w:val="24"/>
+        </w:rPr>
+        <w:tab/>
+      </w:r>
+    </w:p>
+    <w:p>
+      <w:pPr>
+        <w:numPr>
+          <w:ilvl w:val="0"/>
+          <w:numId w:val="10"/>
+        </w:numPr>
+        <w:tabs>
+          <w:tab w:val="left" w:pos="2298"/>
+        </w:tabs>
+        <w:rPr>
+          <w:rFonts w:ascii="Times New Roman" w:hAnsi="Times New Roman" w:cs="Times New Roman"/>
+          <w:sz w:val="24"/>
+          <w:szCs w:val="24"/>
+        </w:rPr>
+      </w:pPr>
+      <w:r>
+        <w:rPr>
+          <w:rFonts w:ascii="Times New Roman" w:hAnsi="Times New Roman" w:cs="Times New Roman"/>
+          <w:sz w:val="24"/>
+          <w:szCs w:val="24"/>
+        </w:rPr>
+        <w:t xml:space="preserve">If you're working on an existing repository, clone it: </w:t>
+      </w:r>
+    </w:p>
+    <w:p>
+      <w:pPr>
+        <w:pBdr>
+          <w:top w:val="single" w:sz="4" w:space="1" w:color="auto"/>
+          <w:left w:val="single" w:sz="4" w:space="4" w:color="auto"/>
+          <w:bottom w:val="single" w:sz="4" w:space="1" w:color="auto"/>
+          <w:right w:val="single" w:sz="4" w:space="4" w:color="auto"/>
+        </w:pBdr>
+        <w:shd w:val="clear" w:color="auto" w:fill="BDD6EE" w:themeFill="accent5" w:themeFillTint="66"/>
+        <w:tabs>
+          <w:tab w:val="left" w:pos="2298"/>
+        </w:tabs>
+        <w:rPr>
+          <w:rFonts w:ascii="Times New Roman" w:hAnsi="Times New Roman" w:cs="Times New Roman"/>
+          <w:sz w:val="24"/>
+          <w:szCs w:val="24"/>
+        </w:rPr>
+      </w:pPr>
+      <w:r>
+        <w:rPr>
+          <w:rFonts w:ascii="Times New Roman" w:hAnsi="Times New Roman" w:cs="Times New Roman"/>
+          <w:sz w:val="24"/>
+          <w:szCs w:val="24"/>
+        </w:rPr>
+        <w:t>git clone &lt;repository-</w:t>
+      </w:r>
+      <w:proofErr w:type="spellStart"/>
+      <w:r>
+        <w:rPr>
+          <w:rFonts w:ascii="Times New Roman" w:hAnsi="Times New Roman" w:cs="Times New Roman"/>
+          <w:sz w:val="24"/>
+          <w:szCs w:val="24"/>
+        </w:rPr>
+        <w:t>url</w:t>
+      </w:r>
+      <w:proofErr w:type="spellEnd"/>
+      <w:r>
+        <w:rPr>
+          <w:rFonts w:ascii="Times New Roman" w:hAnsi="Times New Roman" w:cs="Times New Roman"/>
+          <w:sz w:val="24"/>
+          <w:szCs w:val="24"/>
+        </w:rPr>
+        <w:t>&gt;</w:t>
+      </w:r>
+    </w:p>
+    <w:p>
+      <w:pPr>
+        <w:pBdr>
+          <w:top w:val="single" w:sz="4" w:space="1" w:color="auto"/>
+          <w:left w:val="single" w:sz="4" w:space="4" w:color="auto"/>
+          <w:bottom w:val="single" w:sz="4" w:space="1" w:color="auto"/>
+          <w:right w:val="single" w:sz="4" w:space="4" w:color="auto"/>
+        </w:pBdr>
+        <w:shd w:val="clear" w:color="auto" w:fill="BDD6EE" w:themeFill="accent5" w:themeFillTint="66"/>
+        <w:tabs>
+          <w:tab w:val="left" w:pos="2298"/>
+        </w:tabs>
+        <w:rPr>
+          <w:rFonts w:ascii="Times New Roman" w:hAnsi="Times New Roman" w:cs="Times New Roman"/>
+          <w:sz w:val="24"/>
+          <w:szCs w:val="24"/>
+        </w:rPr>
+      </w:pPr>
+      <w:r>
+        <w:rPr>
+          <w:rFonts w:ascii="Times New Roman" w:hAnsi="Times New Roman" w:cs="Times New Roman"/>
+          <w:sz w:val="24"/>
+          <w:szCs w:val="24"/>
+        </w:rPr>
+        <w:t>cd &lt;repository-folder&gt;</w:t>
+      </w:r>
+    </w:p>
+    <w:p>
+      <w:pPr>
+        <w:shd w:val="clear" w:color="auto" w:fill="A8D08D" w:themeFill="accent6" w:themeFillTint="99"/>
+        <w:tabs>
+          <w:tab w:val="left" w:pos="2298"/>
+        </w:tabs>
+        <w:rPr>
+          <w:rFonts w:ascii="Times New Roman" w:hAnsi="Times New Roman" w:cs="Times New Roman"/>
+          <w:b/>
+          <w:bCs/>
+          <w:sz w:val="24"/>
+          <w:szCs w:val="24"/>
+        </w:rPr>
+      </w:pPr>
+      <w:r>
+        <w:rPr>
+          <w:rFonts w:ascii="Times New Roman" w:hAnsi="Times New Roman" w:cs="Times New Roman"/>
+          <w:b/>
+          <w:bCs/>
+          <w:sz w:val="24"/>
+          <w:szCs w:val="24"/>
+        </w:rPr>
+        <w:t>2. Check the Current Branch</w:t>
+      </w:r>
+    </w:p>
+    <w:p>
+      <w:pPr>
+        <w:numPr>
+          <w:ilvl w:val="0"/>
+          <w:numId w:val="11"/>
+        </w:numPr>
+        <w:tabs>
+          <w:tab w:val="left" w:pos="2298"/>
+        </w:tabs>
+        <w:rPr>
+          <w:rFonts w:ascii="Times New Roman" w:hAnsi="Times New Roman" w:cs="Times New Roman"/>
+          <w:sz w:val="24"/>
+          <w:szCs w:val="24"/>
+        </w:rPr>
+      </w:pPr>
+      <w:r>
+        <w:rPr>
+          <w:rFonts w:ascii="Times New Roman" w:hAnsi="Times New Roman" w:cs="Times New Roman"/>
+          <w:sz w:val="24"/>
+          <w:szCs w:val="24"/>
+        </w:rPr>
+        <w:t xml:space="preserve">View the active branch: </w:t>
+      </w:r>
+    </w:p>
+    <w:p>
+      <w:pPr>
+        <w:pBdr>
+          <w:top w:val="single" w:sz="4" w:space="1" w:color="auto"/>
+          <w:left w:val="single" w:sz="4" w:space="4" w:color="auto"/>
+          <w:bottom w:val="single" w:sz="4" w:space="1" w:color="auto"/>
+          <w:right w:val="single" w:sz="4" w:space="4" w:color="auto"/>
+        </w:pBdr>
+        <w:shd w:val="clear" w:color="auto" w:fill="BDD6EE" w:themeFill="accent5" w:themeFillTint="66"/>
+        <w:tabs>
+          <w:tab w:val="left" w:pos="2298"/>
+        </w:tabs>
+        <w:rPr>
+          <w:rFonts w:ascii="Times New Roman" w:hAnsi="Times New Roman" w:cs="Times New Roman"/>
+          <w:sz w:val="24"/>
+          <w:szCs w:val="24"/>
+        </w:rPr>
+      </w:pPr>
+      <w:r>
+        <w:rPr>
+          <w:rFonts w:ascii="Times New Roman" w:hAnsi="Times New Roman" w:cs="Times New Roman"/>
+          <w:sz w:val="24"/>
+          <w:szCs w:val="24"/>
+        </w:rPr>
+        <w:t>git branch</w:t>
+      </w:r>
+    </w:p>
+    <w:p>
+      <w:pPr>
+        <w:numPr>
+          <w:ilvl w:val="0"/>
+          <w:numId w:val="11"/>
+        </w:numPr>
+        <w:tabs>
+          <w:tab w:val="left" w:pos="2298"/>
+        </w:tabs>
+        <w:rPr>
+          <w:rFonts w:ascii="Times New Roman" w:hAnsi="Times New Roman" w:cs="Times New Roman"/>
+          <w:sz w:val="24"/>
+          <w:szCs w:val="24"/>
+        </w:rPr>
+      </w:pPr>
+      <w:r>
+        <w:rPr>
+          <w:rFonts w:ascii="Times New Roman" w:hAnsi="Times New Roman" w:cs="Times New Roman"/>
+          <w:sz w:val="24"/>
+          <w:szCs w:val="24"/>
+        </w:rPr>
+        <w:t>Usually, you will be on the main branch.</w:t>
+      </w:r>
+    </w:p>
+    <w:p>
+      <w:pPr>
+        <w:shd w:val="clear" w:color="auto" w:fill="A8D08D" w:themeFill="accent6" w:themeFillTint="99"/>
+        <w:tabs>
+          <w:tab w:val="left" w:pos="2298"/>
+        </w:tabs>
+        <w:rPr>
+          <w:rFonts w:ascii="Times New Roman" w:hAnsi="Times New Roman" w:cs="Times New Roman"/>
+          <w:b/>
+          <w:bCs/>
+          <w:sz w:val="24"/>
+          <w:szCs w:val="24"/>
+        </w:rPr>
+      </w:pPr>
+      <w:r>
+        <w:rPr>
+          <w:rFonts w:ascii="Times New Roman" w:hAnsi="Times New Roman" w:cs="Times New Roman"/>
+          <w:b/>
+          <w:bCs/>
+          <w:sz w:val="24"/>
+          <w:szCs w:val="24"/>
+        </w:rPr>
+        <w:t>3. Create and Switch to a New Branch</w:t>
+      </w:r>
+    </w:p>
+    <w:p>
+      <w:pPr>
+        <w:numPr>
+          <w:ilvl w:val="0"/>
+          <w:numId w:val="12"/>
+        </w:numPr>
+        <w:tabs>
+          <w:tab w:val="left" w:pos="2298"/>
+        </w:tabs>
+        <w:rPr>
+          <w:rFonts w:ascii="Times New Roman" w:hAnsi="Times New Roman" w:cs="Times New Roman"/>
+          <w:sz w:val="24"/>
+          <w:szCs w:val="24"/>
+        </w:rPr>
+      </w:pPr>
+      <w:r>
+        <w:rPr>
+          <w:rFonts w:ascii="Times New Roman" w:hAnsi="Times New Roman" w:cs="Times New Roman"/>
+          <w:sz w:val="24"/>
+          <w:szCs w:val="24"/>
+        </w:rPr>
+        <w:t xml:space="preserve">Create a branch: </w:t>
+      </w:r>
+    </w:p>
+    <w:p>
+      <w:pPr>
+        <w:pBdr>
+          <w:top w:val="single" w:sz="4" w:space="1" w:color="auto"/>
+          <w:left w:val="single" w:sz="4" w:space="4" w:color="auto"/>
+          <w:bottom w:val="single" w:sz="4" w:space="1" w:color="auto"/>
+          <w:right w:val="single" w:sz="4" w:space="4" w:color="auto"/>
+        </w:pBdr>
+        <w:shd w:val="clear" w:color="auto" w:fill="BDD6EE" w:themeFill="accent5" w:themeFillTint="66"/>
+        <w:tabs>
+          <w:tab w:val="left" w:pos="2298"/>
+        </w:tabs>
+        <w:rPr>
+          <w:rFonts w:ascii="Times New Roman" w:hAnsi="Times New Roman" w:cs="Times New Roman"/>
+          <w:sz w:val="24"/>
+          <w:szCs w:val="24"/>
+        </w:rPr>
+      </w:pPr>
+      <w:r>
+        <w:rPr>
+          <w:rFonts w:ascii="Times New Roman" w:hAnsi="Times New Roman" w:cs="Times New Roman"/>
+          <w:sz w:val="24"/>
+          <w:szCs w:val="24"/>
+        </w:rPr>
+        <w:t>git branch feature-branch</w:t>
+      </w:r>
+    </w:p>
+    <w:p>
+      <w:pPr>
+        <w:numPr>
+          <w:ilvl w:val="0"/>
+          <w:numId w:val="12"/>
+        </w:numPr>
+        <w:tabs>
+          <w:tab w:val="left" w:pos="2298"/>
+        </w:tabs>
+        <w:rPr>
+          <w:rFonts w:ascii="Times New Roman" w:hAnsi="Times New Roman" w:cs="Times New Roman"/>
+          <w:sz w:val="24"/>
+          <w:szCs w:val="24"/>
+        </w:rPr>
+      </w:pPr>
+      <w:r>
+        <w:rPr>
+          <w:rFonts w:ascii="Times New Roman" w:hAnsi="Times New Roman" w:cs="Times New Roman"/>
+          <w:sz w:val="24"/>
+          <w:szCs w:val="24"/>
+        </w:rPr>
+        <w:t xml:space="preserve">Switch to the new branch: </w:t>
+      </w:r>
+    </w:p>
+    <w:p>
+      <w:pPr>
+        <w:pBdr>
+          <w:top w:val="single" w:sz="4" w:space="1" w:color="auto"/>
+          <w:left w:val="single" w:sz="4" w:space="4" w:color="auto"/>
+          <w:bottom w:val="single" w:sz="4" w:space="1" w:color="auto"/>
+          <w:right w:val="single" w:sz="4" w:space="4" w:color="auto"/>
+        </w:pBdr>
+        <w:shd w:val="clear" w:color="auto" w:fill="BDD6EE" w:themeFill="accent5" w:themeFillTint="66"/>
+        <w:tabs>
+          <w:tab w:val="left" w:pos="2298"/>
+        </w:tabs>
+        <w:rPr>
+          <w:rFonts w:ascii="Times New Roman" w:hAnsi="Times New Roman" w:cs="Times New Roman"/>
+          <w:sz w:val="24"/>
+          <w:szCs w:val="24"/>
+        </w:rPr>
+      </w:pPr>
+      <w:r>
+        <w:rPr>
+          <w:rFonts w:ascii="Times New Roman" w:hAnsi="Times New Roman" w:cs="Times New Roman"/>
+          <w:sz w:val="24"/>
+          <w:szCs w:val="24"/>
+        </w:rPr>
+        <w:t>git checkout feature-branch</w:t>
+      </w:r>
+    </w:p>
+    <w:p>
+      <w:pPr>
+        <w:numPr>
+          <w:ilvl w:val="0"/>
+          <w:numId w:val="12"/>
+        </w:numPr>
+        <w:tabs>
+          <w:tab w:val="left" w:pos="2298"/>
+        </w:tabs>
+        <w:rPr>
+          <w:rFonts w:ascii="Times New Roman" w:hAnsi="Times New Roman" w:cs="Times New Roman"/>
+          <w:sz w:val="24"/>
+          <w:szCs w:val="24"/>
+        </w:rPr>
+      </w:pPr>
+      <w:r>
+        <w:rPr>
+          <w:rFonts w:ascii="Times New Roman" w:hAnsi="Times New Roman" w:cs="Times New Roman"/>
+          <w:sz w:val="24"/>
+          <w:szCs w:val="24"/>
+        </w:rPr>
+        <w:t xml:space="preserve">Or create and switch in one command (recommended): </w:t>
+      </w:r>
+    </w:p>
+    <w:p>
+      <w:pPr>
+        <w:pBdr>
+          <w:top w:val="single" w:sz="4" w:space="1" w:color="auto"/>
+          <w:left w:val="single" w:sz="4" w:space="4" w:color="auto"/>
+          <w:bottom w:val="single" w:sz="4" w:space="1" w:color="auto"/>
+          <w:right w:val="single" w:sz="4" w:space="4" w:color="auto"/>
+        </w:pBdr>
+        <w:shd w:val="clear" w:color="auto" w:fill="BDD6EE" w:themeFill="accent5" w:themeFillTint="66"/>
+        <w:tabs>
+          <w:tab w:val="left" w:pos="2298"/>
+        </w:tabs>
+        <w:rPr>
+          <w:rFonts w:ascii="Times New Roman" w:hAnsi="Times New Roman" w:cs="Times New Roman"/>
+          <w:sz w:val="24"/>
+          <w:szCs w:val="24"/>
+        </w:rPr>
+      </w:pPr>
+      <w:r>
+        <w:rPr>
+          <w:rFonts w:ascii="Times New Roman" w:hAnsi="Times New Roman" w:cs="Times New Roman"/>
+          <w:sz w:val="24"/>
+          <w:szCs w:val="24"/>
+        </w:rPr>
+        <w:t>git checkout -b feature-branch</w:t>
+      </w:r>
+    </w:p>
+    <w:p>
+      <w:pPr>
+        <w:numPr>
+          <w:ilvl w:val="0"/>
+          <w:numId w:val="12"/>
+        </w:numPr>
+        <w:tabs>
+          <w:tab w:val="left" w:pos="2298"/>
+        </w:tabs>
+        <w:rPr>
+          <w:rFonts w:ascii="Times New Roman" w:hAnsi="Times New Roman" w:cs="Times New Roman"/>
+          <w:sz w:val="24"/>
+          <w:szCs w:val="24"/>
+        </w:rPr>
+      </w:pPr>
+      <w:r>
+        <w:rPr>
+          <w:rFonts w:ascii="Times New Roman" w:hAnsi="Times New Roman" w:cs="Times New Roman"/>
+          <w:sz w:val="24"/>
+          <w:szCs w:val="24"/>
+        </w:rPr>
+        <w:t xml:space="preserve">In modern Git versions: </w:t>
+      </w:r>
+    </w:p>
+    <w:p>
+      <w:pPr>
+        <w:pBdr>
+          <w:top w:val="single" w:sz="4" w:space="1" w:color="auto"/>
+          <w:left w:val="single" w:sz="4" w:space="4" w:color="auto"/>
+          <w:bottom w:val="single" w:sz="4" w:space="1" w:color="auto"/>
+          <w:right w:val="single" w:sz="4" w:space="4" w:color="auto"/>
+        </w:pBdr>
+        <w:shd w:val="clear" w:color="auto" w:fill="BDD6EE" w:themeFill="accent5" w:themeFillTint="66"/>
+        <w:tabs>
+          <w:tab w:val="left" w:pos="2298"/>
+        </w:tabs>
+        <w:rPr>
+          <w:rFonts w:ascii="Times New Roman" w:hAnsi="Times New Roman" w:cs="Times New Roman"/>
+          <w:sz w:val="24"/>
+          <w:szCs w:val="24"/>
+        </w:rPr>
+      </w:pPr>
+      <w:r>
+        <w:rPr>
+          <w:rFonts w:ascii="Times New Roman" w:hAnsi="Times New Roman" w:cs="Times New Roman"/>
+          <w:sz w:val="24"/>
+          <w:szCs w:val="24"/>
+        </w:rPr>
+        <w:t>git switch -c feature-branch</w:t>
+      </w:r>
+    </w:p>
+    <w:p>
+      <w:pPr>
+        <w:shd w:val="clear" w:color="auto" w:fill="A8D08D" w:themeFill="accent6" w:themeFillTint="99"/>
+        <w:tabs>
+          <w:tab w:val="left" w:pos="2298"/>
+        </w:tabs>
+        <w:rPr>
+          <w:rFonts w:ascii="Times New Roman" w:hAnsi="Times New Roman" w:cs="Times New Roman"/>
+          <w:b/>
+          <w:bCs/>
+          <w:sz w:val="24"/>
+          <w:szCs w:val="24"/>
+        </w:rPr>
+      </w:pPr>
+      <w:r>
+        <w:rPr>
+          <w:rFonts w:ascii="Times New Roman" w:hAnsi="Times New Roman" w:cs="Times New Roman"/>
+          <w:b/>
+          <w:bCs/>
+          <w:sz w:val="24"/>
+          <w:szCs w:val="24"/>
+        </w:rPr>
+        <w:t>4. Make Changes and Commit</w:t>
+      </w:r>
+    </w:p>
+    <w:p>
+      <w:pPr>
+        <w:numPr>
+          <w:ilvl w:val="0"/>
+          <w:numId w:val="13"/>
+        </w:numPr>
+        <w:tabs>
+          <w:tab w:val="left" w:pos="2298"/>
+        </w:tabs>
+        <w:rPr>
+          <w:rFonts w:ascii="Times New Roman" w:hAnsi="Times New Roman" w:cs="Times New Roman"/>
+          <w:sz w:val="24"/>
+          <w:szCs w:val="24"/>
+        </w:rPr>
+      </w:pPr>
+      <w:r>
+        <w:rPr>
+          <w:rFonts w:ascii="Times New Roman" w:hAnsi="Times New Roman" w:cs="Times New Roman"/>
+          <w:sz w:val="24"/>
+          <w:szCs w:val="24"/>
+        </w:rPr>
+        <w:t>Modify or create files.</w:t>
+      </w:r>
+    </w:p>
+    <w:p>
+      <w:pPr>
+        <w:numPr>
+          <w:ilvl w:val="0"/>
+          <w:numId w:val="13"/>
+        </w:numPr>
+        <w:tabs>
+          <w:tab w:val="left" w:pos="2298"/>
+        </w:tabs>
+        <w:rPr>
+          <w:rFonts w:ascii="Times New Roman" w:hAnsi="Times New Roman" w:cs="Times New Roman"/>
+          <w:sz w:val="24"/>
+          <w:szCs w:val="24"/>
+        </w:rPr>
+      </w:pPr>
+      <w:r>
+        <w:rPr>
+          <w:rFonts w:ascii="Times New Roman" w:hAnsi="Times New Roman" w:cs="Times New Roman"/>
+          <w:sz w:val="24"/>
+          <w:szCs w:val="24"/>
+        </w:rPr>
+        <w:t xml:space="preserve">Check the status: </w:t>
+      </w:r>
+    </w:p>
+    <w:p>
+      <w:pPr>
+        <w:pBdr>
+          <w:top w:val="single" w:sz="4" w:space="1" w:color="auto"/>
+          <w:left w:val="single" w:sz="4" w:space="4" w:color="auto"/>
+          <w:bottom w:val="single" w:sz="4" w:space="1" w:color="auto"/>
+          <w:right w:val="single" w:sz="4" w:space="4" w:color="auto"/>
+        </w:pBdr>
+        <w:shd w:val="clear" w:color="auto" w:fill="BDD6EE" w:themeFill="accent5" w:themeFillTint="66"/>
+        <w:tabs>
+          <w:tab w:val="left" w:pos="2298"/>
+        </w:tabs>
+        <w:rPr>
+          <w:rFonts w:ascii="Times New Roman" w:hAnsi="Times New Roman" w:cs="Times New Roman"/>
+          <w:sz w:val="24"/>
+          <w:szCs w:val="24"/>
+        </w:rPr>
+      </w:pPr>
+      <w:r>
+        <w:rPr>
+          <w:rFonts w:ascii="Times New Roman" w:hAnsi="Times New Roman" w:cs="Times New Roman"/>
+          <w:sz w:val="24"/>
+          <w:szCs w:val="24"/>
+        </w:rPr>
+        <w:t>git status</w:t>
+      </w:r>
+    </w:p>
+    <w:p>
+      <w:pPr>
+        <w:numPr>
+          <w:ilvl w:val="0"/>
+          <w:numId w:val="13"/>
+        </w:numPr>
+        <w:tabs>
+          <w:tab w:val="left" w:pos="2298"/>
+        </w:tabs>
+        <w:rPr>
+          <w:rFonts w:ascii="Times New Roman" w:hAnsi="Times New Roman" w:cs="Times New Roman"/>
+          <w:sz w:val="24"/>
+          <w:szCs w:val="24"/>
+        </w:rPr>
+      </w:pPr>
+      <w:r>
+        <w:rPr>
+          <w:rFonts w:ascii="Times New Roman" w:hAnsi="Times New Roman" w:cs="Times New Roman"/>
+          <w:sz w:val="24"/>
+          <w:szCs w:val="24"/>
+        </w:rPr>
+        <w:t xml:space="preserve">Stage changes: </w:t>
+      </w:r>
+    </w:p>
+    <w:p>
+      <w:pPr>
+        <w:pBdr>
+          <w:top w:val="single" w:sz="4" w:space="1" w:color="auto"/>
+          <w:left w:val="single" w:sz="4" w:space="4" w:color="auto"/>
+          <w:bottom w:val="single" w:sz="4" w:space="1" w:color="auto"/>
+          <w:right w:val="single" w:sz="4" w:space="4" w:color="auto"/>
+        </w:pBdr>
+        <w:shd w:val="clear" w:color="auto" w:fill="BDD6EE" w:themeFill="accent5" w:themeFillTint="66"/>
+        <w:tabs>
+          <w:tab w:val="left" w:pos="2298"/>
+        </w:tabs>
+        <w:rPr>
+          <w:rFonts w:ascii="Times New Roman" w:hAnsi="Times New Roman" w:cs="Times New Roman"/>
+          <w:sz w:val="24"/>
+          <w:szCs w:val="24"/>
+        </w:rPr>
+      </w:pPr>
+      <w:r>
+        <w:rPr>
+          <w:rFonts w:ascii="Times New Roman" w:hAnsi="Times New Roman" w:cs="Times New Roman"/>
+          <w:sz w:val="24"/>
+          <w:szCs w:val="24"/>
+        </w:rPr>
+        <w:t xml:space="preserve">git </w:t>
+      </w:r>
+      <w:proofErr w:type="gramStart"/>
+      <w:r>
+        <w:rPr>
+          <w:rFonts w:ascii="Times New Roman" w:hAnsi="Times New Roman" w:cs="Times New Roman"/>
+          <w:sz w:val="24"/>
+          <w:szCs w:val="24"/>
+        </w:rPr>
+        <w:t>add .</w:t>
+      </w:r>
+      <w:proofErr w:type="gramEnd"/>
+    </w:p>
+    <w:p>
+      <w:pPr>
+        <w:numPr>
+          <w:ilvl w:val="0"/>
+          <w:numId w:val="13"/>
+        </w:numPr>
+        <w:tabs>
+          <w:tab w:val="left" w:pos="2298"/>
+        </w:tabs>
+        <w:rPr>
+          <w:rFonts w:ascii="Times New Roman" w:hAnsi="Times New Roman" w:cs="Times New Roman"/>
+          <w:sz w:val="24"/>
+          <w:szCs w:val="24"/>
+        </w:rPr>
+      </w:pPr>
+      <w:r>
+        <w:rPr>
+          <w:rFonts w:ascii="Times New Roman" w:hAnsi="Times New Roman" w:cs="Times New Roman"/>
+          <w:sz w:val="24"/>
+          <w:szCs w:val="24"/>
+        </w:rPr>
+        <w:t xml:space="preserve">Commit changes: </w:t>
+      </w:r>
+    </w:p>
+    <w:p>
+      <w:pPr>
+        <w:pBdr>
+          <w:top w:val="single" w:sz="4" w:space="1" w:color="auto"/>
+          <w:left w:val="single" w:sz="4" w:space="4" w:color="auto"/>
+          <w:bottom w:val="single" w:sz="4" w:space="1" w:color="auto"/>
+          <w:right w:val="single" w:sz="4" w:space="4" w:color="auto"/>
+        </w:pBdr>
+        <w:shd w:val="clear" w:color="auto" w:fill="BDD6EE" w:themeFill="accent5" w:themeFillTint="66"/>
+        <w:tabs>
+          <w:tab w:val="left" w:pos="2298"/>
+        </w:tabs>
+        <w:rPr>
+          <w:rFonts w:ascii="Times New Roman" w:hAnsi="Times New Roman" w:cs="Times New Roman"/>
+          <w:sz w:val="24"/>
+          <w:szCs w:val="24"/>
+        </w:rPr>
+      </w:pPr>
+      <w:r>
+        <w:rPr>
+          <w:rFonts w:ascii="Times New Roman" w:hAnsi="Times New Roman" w:cs="Times New Roman"/>
+          <w:sz w:val="24"/>
+          <w:szCs w:val="24"/>
+        </w:rPr>
+        <w:t>git commit -m "Added new feature"</w:t>
+      </w:r>
+    </w:p>
+    <w:p>
+      <w:pPr>
+        <w:shd w:val="clear" w:color="auto" w:fill="A8D08D" w:themeFill="accent6" w:themeFillTint="99"/>
+        <w:tabs>
+          <w:tab w:val="left" w:pos="2298"/>
+        </w:tabs>
+        <w:rPr>
+          <w:rFonts w:ascii="Times New Roman" w:hAnsi="Times New Roman" w:cs="Times New Roman"/>
+          <w:b/>
+          <w:bCs/>
+          <w:sz w:val="24"/>
+          <w:szCs w:val="24"/>
+        </w:rPr>
+      </w:pPr>
+      <w:r>
+        <w:rPr>
+          <w:rFonts w:ascii="Times New Roman" w:hAnsi="Times New Roman" w:cs="Times New Roman"/>
+          <w:b/>
+          <w:bCs/>
+          <w:sz w:val="24"/>
+          <w:szCs w:val="24"/>
+        </w:rPr>
+        <w:t>5. Push the Branch to Remote</w:t>
+      </w:r>
+    </w:p>
+    <w:p>
+      <w:pPr>
+        <w:numPr>
+          <w:ilvl w:val="0"/>
+          <w:numId w:val="14"/>
+        </w:numPr>
+        <w:tabs>
+          <w:tab w:val="left" w:pos="2298"/>
+        </w:tabs>
+        <w:rPr>
+          <w:rFonts w:ascii="Times New Roman" w:hAnsi="Times New Roman" w:cs="Times New Roman"/>
+          <w:sz w:val="24"/>
+          <w:szCs w:val="24"/>
+        </w:rPr>
+      </w:pPr>
+      <w:r>
+        <w:rPr>
+          <w:rFonts w:ascii="Times New Roman" w:hAnsi="Times New Roman" w:cs="Times New Roman"/>
+          <w:sz w:val="24"/>
+          <w:szCs w:val="24"/>
+        </w:rPr>
+        <w:t xml:space="preserve">If working with a remote repository (e.g., GitHub, GitLab): </w:t>
+      </w:r>
+    </w:p>
+    <w:p>
+      <w:pPr>
+        <w:pBdr>
+          <w:top w:val="single" w:sz="4" w:space="1" w:color="auto"/>
+          <w:left w:val="single" w:sz="4" w:space="4" w:color="auto"/>
+          <w:bottom w:val="single" w:sz="4" w:space="1" w:color="auto"/>
+          <w:right w:val="single" w:sz="4" w:space="4" w:color="auto"/>
+        </w:pBdr>
+        <w:shd w:val="clear" w:color="auto" w:fill="BDD6EE" w:themeFill="accent5" w:themeFillTint="66"/>
+        <w:tabs>
+          <w:tab w:val="left" w:pos="2298"/>
+        </w:tabs>
+        <w:rPr>
+          <w:rFonts w:ascii="Times New Roman" w:hAnsi="Times New Roman" w:cs="Times New Roman"/>
+          <w:sz w:val="24"/>
+          <w:szCs w:val="24"/>
+        </w:rPr>
+      </w:pPr>
+      <w:r>
+        <w:rPr>
+          <w:rFonts w:ascii="Times New Roman" w:hAnsi="Times New Roman" w:cs="Times New Roman"/>
+          <w:sz w:val="24"/>
+          <w:szCs w:val="24"/>
+        </w:rPr>
+        <w:t>git push -u origin feature-branch</w:t>
+      </w:r>
+    </w:p>
+    <w:p>
+      <w:pPr>
+        <w:tabs>
+          <w:tab w:val="left" w:pos="2298"/>
+        </w:tabs>
+        <w:rPr>
+          <w:rFonts w:ascii="Times New Roman" w:hAnsi="Times New Roman" w:cs="Times New Roman"/>
+          <w:b/>
+          <w:bCs/>
+          <w:sz w:val="24"/>
+          <w:szCs w:val="24"/>
+        </w:rPr>
+      </w:pPr>
+    </w:p>
+    <w:p>
+      <w:pPr>
+        <w:shd w:val="clear" w:color="auto" w:fill="A8D08D" w:themeFill="accent6" w:themeFillTint="99"/>
+        <w:tabs>
+          <w:tab w:val="left" w:pos="2298"/>
+        </w:tabs>
+        <w:rPr>
+          <w:rFonts w:ascii="Times New Roman" w:hAnsi="Times New Roman" w:cs="Times New Roman"/>
+          <w:b/>
+          <w:bCs/>
+          <w:sz w:val="24"/>
+          <w:szCs w:val="24"/>
+        </w:rPr>
+      </w:pPr>
+      <w:r>
+        <w:rPr>
+          <w:rFonts w:ascii="Times New Roman" w:hAnsi="Times New Roman" w:cs="Times New Roman"/>
+          <w:b/>
+          <w:bCs/>
+          <w:sz w:val="24"/>
+          <w:szCs w:val="24"/>
+        </w:rPr>
+        <w:t>6. Open a Pull Request (PR)</w:t>
+      </w:r>
+    </w:p>
+    <w:p>
+      <w:pPr>
+        <w:numPr>
+          <w:ilvl w:val="0"/>
+          <w:numId w:val="15"/>
+        </w:numPr>
+        <w:tabs>
+          <w:tab w:val="left" w:pos="2298"/>
+        </w:tabs>
+        <w:rPr>
+          <w:rFonts w:ascii="Times New Roman" w:hAnsi="Times New Roman" w:cs="Times New Roman"/>
+          <w:sz w:val="24"/>
+          <w:szCs w:val="24"/>
+        </w:rPr>
+      </w:pPr>
+      <w:r>
+        <w:rPr>
+          <w:rFonts w:ascii="Times New Roman" w:hAnsi="Times New Roman" w:cs="Times New Roman"/>
+          <w:sz w:val="24"/>
+          <w:szCs w:val="24"/>
+        </w:rPr>
+        <w:t xml:space="preserve">On platforms like GitHub, create a </w:t>
+      </w:r>
+      <w:r>
+        <w:rPr>
+          <w:rFonts w:ascii="Times New Roman" w:hAnsi="Times New Roman" w:cs="Times New Roman"/>
+          <w:b/>
+          <w:bCs/>
+          <w:sz w:val="24"/>
+          <w:szCs w:val="24"/>
+        </w:rPr>
+        <w:t>Pull Request (PR)</w:t>
+      </w:r>
+      <w:r>
+        <w:rPr>
+          <w:rFonts w:ascii="Times New Roman" w:hAnsi="Times New Roman" w:cs="Times New Roman"/>
+          <w:sz w:val="24"/>
+          <w:szCs w:val="24"/>
+        </w:rPr>
+        <w:t xml:space="preserve"> from feature-branch to main.</w:t>
+      </w:r>
+    </w:p>
+    <w:p>
+      <w:pPr>
+        <w:numPr>
+          <w:ilvl w:val="0"/>
+          <w:numId w:val="15"/>
+        </w:numPr>
+        <w:tabs>
+          <w:tab w:val="left" w:pos="2298"/>
+        </w:tabs>
+        <w:rPr>
+          <w:rFonts w:ascii="Times New Roman" w:hAnsi="Times New Roman" w:cs="Times New Roman"/>
+          <w:sz w:val="24"/>
+          <w:szCs w:val="24"/>
+        </w:rPr>
+      </w:pPr>
+      <w:r>
+        <w:rPr>
+          <w:rFonts w:ascii="Times New Roman" w:hAnsi="Times New Roman" w:cs="Times New Roman"/>
+          <w:sz w:val="24"/>
+          <w:szCs w:val="24"/>
+        </w:rPr>
+        <w:t>Team members can review the code before merging.</w:t>
+      </w:r>
+    </w:p>
+    <w:p>
+      <w:pPr>
+        <w:shd w:val="clear" w:color="auto" w:fill="A8D08D" w:themeFill="accent6" w:themeFillTint="99"/>
+        <w:tabs>
+          <w:tab w:val="left" w:pos="2298"/>
+        </w:tabs>
+        <w:rPr>
+          <w:rFonts w:ascii="Times New Roman" w:hAnsi="Times New Roman" w:cs="Times New Roman"/>
+          <w:b/>
+          <w:bCs/>
+          <w:sz w:val="24"/>
+          <w:szCs w:val="24"/>
+        </w:rPr>
+      </w:pPr>
+      <w:r>
+        <w:rPr>
+          <w:rFonts w:ascii="Times New Roman" w:hAnsi="Times New Roman" w:cs="Times New Roman"/>
+          <w:b/>
+          <w:bCs/>
+          <w:sz w:val="24"/>
+          <w:szCs w:val="24"/>
+        </w:rPr>
+        <w:t>7. Merge the Feature Branch into Main</w:t>
+      </w:r>
+    </w:p>
+    <w:p>
+      <w:pPr>
+        <w:numPr>
+          <w:ilvl w:val="0"/>
+          <w:numId w:val="16"/>
+        </w:numPr>
+        <w:tabs>
+          <w:tab w:val="left" w:pos="2298"/>
+        </w:tabs>
+        <w:rPr>
+          <w:rFonts w:ascii="Times New Roman" w:hAnsi="Times New Roman" w:cs="Times New Roman"/>
+          <w:sz w:val="24"/>
+          <w:szCs w:val="24"/>
+        </w:rPr>
+      </w:pPr>
+      <w:r>
+        <w:rPr>
+          <w:rFonts w:ascii="Times New Roman" w:hAnsi="Times New Roman" w:cs="Times New Roman"/>
+          <w:sz w:val="24"/>
+          <w:szCs w:val="24"/>
+        </w:rPr>
+        <w:t xml:space="preserve">Switch to main branch: </w:t>
+      </w:r>
+    </w:p>
+    <w:p>
+      <w:pPr>
+        <w:pBdr>
+          <w:top w:val="single" w:sz="4" w:space="1" w:color="auto"/>
+          <w:left w:val="single" w:sz="4" w:space="4" w:color="auto"/>
+          <w:bottom w:val="single" w:sz="4" w:space="1" w:color="auto"/>
+          <w:right w:val="single" w:sz="4" w:space="4" w:color="auto"/>
+        </w:pBdr>
+        <w:shd w:val="clear" w:color="auto" w:fill="BDD6EE" w:themeFill="accent5" w:themeFillTint="66"/>
+        <w:tabs>
+          <w:tab w:val="left" w:pos="2298"/>
+        </w:tabs>
+        <w:rPr>
+          <w:rFonts w:ascii="Times New Roman" w:hAnsi="Times New Roman" w:cs="Times New Roman"/>
+          <w:sz w:val="24"/>
+          <w:szCs w:val="24"/>
+        </w:rPr>
+      </w:pPr>
+      <w:r>
+        <w:rPr>
+          <w:rFonts w:ascii="Times New Roman" w:hAnsi="Times New Roman" w:cs="Times New Roman"/>
+          <w:sz w:val="24"/>
+          <w:szCs w:val="24"/>
+        </w:rPr>
+        <w:t>git checkout main</w:t>
+      </w:r>
+    </w:p>
+    <w:p>
+      <w:pPr>
+        <w:numPr>
+          <w:ilvl w:val="0"/>
+          <w:numId w:val="16"/>
+        </w:numPr>
+        <w:tabs>
+          <w:tab w:val="left" w:pos="2298"/>
+        </w:tabs>
+        <w:rPr>
+          <w:rFonts w:ascii="Times New Roman" w:hAnsi="Times New Roman" w:cs="Times New Roman"/>
+          <w:sz w:val="24"/>
+          <w:szCs w:val="24"/>
+        </w:rPr>
+      </w:pPr>
+      <w:r>
+        <w:rPr>
+          <w:rFonts w:ascii="Times New Roman" w:hAnsi="Times New Roman" w:cs="Times New Roman"/>
+          <w:sz w:val="24"/>
+          <w:szCs w:val="24"/>
+        </w:rPr>
+        <w:t xml:space="preserve">Pull the latest changes: </w:t>
+      </w:r>
+    </w:p>
+    <w:p>
+      <w:pPr>
+        <w:pBdr>
+          <w:top w:val="single" w:sz="4" w:space="1" w:color="auto"/>
+          <w:left w:val="single" w:sz="4" w:space="4" w:color="auto"/>
+          <w:bottom w:val="single" w:sz="4" w:space="1" w:color="auto"/>
+          <w:right w:val="single" w:sz="4" w:space="4" w:color="auto"/>
+        </w:pBdr>
+        <w:shd w:val="clear" w:color="auto" w:fill="BDD6EE" w:themeFill="accent5" w:themeFillTint="66"/>
+        <w:tabs>
+          <w:tab w:val="left" w:pos="2298"/>
+        </w:tabs>
+        <w:rPr>
+          <w:rFonts w:ascii="Times New Roman" w:hAnsi="Times New Roman" w:cs="Times New Roman"/>
+          <w:sz w:val="24"/>
+          <w:szCs w:val="24"/>
+        </w:rPr>
+      </w:pPr>
+      <w:r>
+        <w:rPr>
+          <w:rFonts w:ascii="Times New Roman" w:hAnsi="Times New Roman" w:cs="Times New Roman"/>
+          <w:sz w:val="24"/>
+          <w:szCs w:val="24"/>
+        </w:rPr>
+        <w:t>git pull origin main</w:t>
+      </w:r>
+    </w:p>
+    <w:p>
+      <w:pPr>
+        <w:numPr>
+          <w:ilvl w:val="0"/>
+          <w:numId w:val="16"/>
+        </w:numPr>
+        <w:tabs>
+          <w:tab w:val="left" w:pos="2298"/>
+        </w:tabs>
+        <w:rPr>
+          <w:rFonts w:ascii="Times New Roman" w:hAnsi="Times New Roman" w:cs="Times New Roman"/>
+          <w:sz w:val="24"/>
+          <w:szCs w:val="24"/>
+        </w:rPr>
+      </w:pPr>
+      <w:r>
+        <w:rPr>
+          <w:rFonts w:ascii="Times New Roman" w:hAnsi="Times New Roman" w:cs="Times New Roman"/>
+          <w:sz w:val="24"/>
+          <w:szCs w:val="24"/>
+        </w:rPr>
+        <w:t xml:space="preserve">Merge the feature branch: </w:t>
+      </w:r>
+    </w:p>
+    <w:p>
+      <w:pPr>
+        <w:pBdr>
+          <w:top w:val="single" w:sz="4" w:space="1" w:color="auto"/>
+          <w:left w:val="single" w:sz="4" w:space="4" w:color="auto"/>
+          <w:bottom w:val="single" w:sz="4" w:space="1" w:color="auto"/>
+          <w:right w:val="single" w:sz="4" w:space="4" w:color="auto"/>
+        </w:pBdr>
+        <w:shd w:val="clear" w:color="auto" w:fill="BDD6EE" w:themeFill="accent5" w:themeFillTint="66"/>
+        <w:tabs>
+          <w:tab w:val="left" w:pos="2298"/>
+        </w:tabs>
+        <w:rPr>
+          <w:rFonts w:ascii="Times New Roman" w:hAnsi="Times New Roman" w:cs="Times New Roman"/>
+          <w:sz w:val="24"/>
+          <w:szCs w:val="24"/>
+        </w:rPr>
+      </w:pPr>
+      <w:r>
+        <w:rPr>
+          <w:rFonts w:ascii="Times New Roman" w:hAnsi="Times New Roman" w:cs="Times New Roman"/>
+          <w:sz w:val="24"/>
+          <w:szCs w:val="24"/>
+        </w:rPr>
+        <w:t>git merge feature-branch</w:t>
+      </w:r>
+    </w:p>
+    <w:p>
+      <w:pPr>
+        <w:numPr>
+          <w:ilvl w:val="0"/>
+          <w:numId w:val="16"/>
+        </w:numPr>
+        <w:tabs>
+          <w:tab w:val="left" w:pos="2298"/>
+        </w:tabs>
+        <w:rPr>
+          <w:rFonts w:ascii="Times New Roman" w:hAnsi="Times New Roman" w:cs="Times New Roman"/>
+          <w:sz w:val="24"/>
+          <w:szCs w:val="24"/>
+        </w:rPr>
+      </w:pPr>
+      <w:r>
+        <w:rPr>
+          <w:rFonts w:ascii="Times New Roman" w:hAnsi="Times New Roman" w:cs="Times New Roman"/>
+          <w:sz w:val="24"/>
+          <w:szCs w:val="24"/>
+        </w:rPr>
+        <w:t>If conflicts arise, resolve them and commit the changes.</w:t>
+      </w:r>
+    </w:p>
+    <w:p>
+      <w:pPr>
+        <w:shd w:val="clear" w:color="auto" w:fill="A8D08D" w:themeFill="accent6" w:themeFillTint="99"/>
+        <w:tabs>
+          <w:tab w:val="left" w:pos="2298"/>
+        </w:tabs>
+        <w:rPr>
+          <w:rFonts w:ascii="Times New Roman" w:hAnsi="Times New Roman" w:cs="Times New Roman"/>
+          <w:b/>
+          <w:bCs/>
+          <w:sz w:val="24"/>
+          <w:szCs w:val="24"/>
+        </w:rPr>
+      </w:pPr>
+      <w:r>
+        <w:rPr>
+          <w:rFonts w:ascii="Times New Roman" w:hAnsi="Times New Roman" w:cs="Times New Roman"/>
+          <w:b/>
+          <w:bCs/>
+          <w:sz w:val="24"/>
+          <w:szCs w:val="24"/>
+        </w:rPr>
+        <w:t>8. Delete the Feature Branch</w:t>
+      </w:r>
+    </w:p>
+    <w:p>
+      <w:pPr>
+        <w:numPr>
+          <w:ilvl w:val="0"/>
+          <w:numId w:val="17"/>
+        </w:numPr>
+        <w:tabs>
+          <w:tab w:val="left" w:pos="2298"/>
+        </w:tabs>
+        <w:rPr>
+          <w:rFonts w:ascii="Times New Roman" w:hAnsi="Times New Roman" w:cs="Times New Roman"/>
+          <w:sz w:val="24"/>
+          <w:szCs w:val="24"/>
+        </w:rPr>
+      </w:pPr>
+      <w:r>
+        <w:rPr>
+          <w:rFonts w:ascii="Times New Roman" w:hAnsi="Times New Roman" w:cs="Times New Roman"/>
+          <w:sz w:val="24"/>
+          <w:szCs w:val="24"/>
+        </w:rPr>
+        <w:t xml:space="preserve">Delete the local branch: </w:t>
+      </w:r>
+    </w:p>
+    <w:p>
+      <w:pPr>
+        <w:pBdr>
+          <w:top w:val="single" w:sz="4" w:space="1" w:color="auto"/>
+          <w:left w:val="single" w:sz="4" w:space="4" w:color="auto"/>
+          <w:bottom w:val="single" w:sz="4" w:space="1" w:color="auto"/>
+          <w:right w:val="single" w:sz="4" w:space="4" w:color="auto"/>
+        </w:pBdr>
+        <w:shd w:val="clear" w:color="auto" w:fill="BDD6EE" w:themeFill="accent5" w:themeFillTint="66"/>
+        <w:tabs>
+          <w:tab w:val="left" w:pos="2298"/>
+        </w:tabs>
+        <w:rPr>
+          <w:rFonts w:ascii="Times New Roman" w:hAnsi="Times New Roman" w:cs="Times New Roman"/>
+          <w:sz w:val="24"/>
+          <w:szCs w:val="24"/>
+        </w:rPr>
+      </w:pPr>
+      <w:r>
+        <w:rPr>
+          <w:rFonts w:ascii="Times New Roman" w:hAnsi="Times New Roman" w:cs="Times New Roman"/>
+          <w:sz w:val="24"/>
+          <w:szCs w:val="24"/>
+        </w:rPr>
+        <w:t>git branch -d feature-branch</w:t>
+      </w:r>
+    </w:p>
+    <w:p>
+      <w:pPr>
+        <w:numPr>
+          <w:ilvl w:val="0"/>
+          <w:numId w:val="17"/>
+        </w:numPr>
+        <w:tabs>
+          <w:tab w:val="left" w:pos="2298"/>
+        </w:tabs>
+        <w:rPr>
+          <w:rFonts w:ascii="Times New Roman" w:hAnsi="Times New Roman" w:cs="Times New Roman"/>
+          <w:sz w:val="24"/>
+          <w:szCs w:val="24"/>
+        </w:rPr>
+      </w:pPr>
+      <w:r>
+        <w:rPr>
+          <w:rFonts w:ascii="Times New Roman" w:hAnsi="Times New Roman" w:cs="Times New Roman"/>
+          <w:sz w:val="24"/>
+          <w:szCs w:val="24"/>
+        </w:rPr>
+        <w:t xml:space="preserve">Delete the remote branch: </w:t>
+      </w:r>
+    </w:p>
+    <w:p>
+      <w:pPr>
+        <w:pBdr>
+          <w:top w:val="single" w:sz="4" w:space="1" w:color="auto"/>
+          <w:left w:val="single" w:sz="4" w:space="4" w:color="auto"/>
+          <w:bottom w:val="single" w:sz="4" w:space="1" w:color="auto"/>
+          <w:right w:val="single" w:sz="4" w:space="4" w:color="auto"/>
+        </w:pBdr>
+        <w:shd w:val="clear" w:color="auto" w:fill="BDD6EE" w:themeFill="accent5" w:themeFillTint="66"/>
+        <w:tabs>
+          <w:tab w:val="left" w:pos="2298"/>
+        </w:tabs>
+        <w:rPr>
+          <w:rFonts w:ascii="Times New Roman" w:hAnsi="Times New Roman" w:cs="Times New Roman"/>
+          <w:sz w:val="24"/>
+          <w:szCs w:val="24"/>
+        </w:rPr>
+      </w:pPr>
+      <w:r>
+        <w:rPr>
+          <w:rFonts w:ascii="Times New Roman" w:hAnsi="Times New Roman" w:cs="Times New Roman"/>
+          <w:sz w:val="24"/>
+          <w:szCs w:val="24"/>
+        </w:rPr>
+        <w:t>git push origin --delete feature-branch</w:t>
+      </w:r>
+    </w:p>
+    <w:p>
+      <w:pPr>
+        <w:shd w:val="clear" w:color="auto" w:fill="A8D08D" w:themeFill="accent6" w:themeFillTint="99"/>
+        <w:tabs>
+          <w:tab w:val="left" w:pos="2298"/>
+        </w:tabs>
+        <w:rPr>
+          <w:rFonts w:ascii="Times New Roman" w:hAnsi="Times New Roman" w:cs="Times New Roman"/>
+          <w:b/>
+          <w:bCs/>
+          <w:sz w:val="24"/>
+          <w:szCs w:val="24"/>
+        </w:rPr>
+      </w:pPr>
+      <w:r>
+        <w:rPr>
+          <w:rFonts w:ascii="Times New Roman" w:hAnsi="Times New Roman" w:cs="Times New Roman"/>
+          <w:b/>
+          <w:bCs/>
+          <w:sz w:val="24"/>
+          <w:szCs w:val="24"/>
+        </w:rPr>
+        <w:t>9. Keep Your Local Repository Updated</w:t>
+      </w:r>
+    </w:p>
+    <w:p>
+      <w:pPr>
+        <w:numPr>
+          <w:ilvl w:val="0"/>
+          <w:numId w:val="18"/>
+        </w:numPr>
+        <w:tabs>
+          <w:tab w:val="left" w:pos="2298"/>
+        </w:tabs>
+        <w:rPr>
+          <w:rFonts w:ascii="Times New Roman" w:hAnsi="Times New Roman" w:cs="Times New Roman"/>
+          <w:sz w:val="24"/>
+          <w:szCs w:val="24"/>
+        </w:rPr>
+      </w:pPr>
+      <w:r>
+        <w:rPr>
+          <w:rFonts w:ascii="Times New Roman" w:hAnsi="Times New Roman" w:cs="Times New Roman"/>
+          <w:sz w:val="24"/>
+          <w:szCs w:val="24"/>
+        </w:rPr>
+        <w:t xml:space="preserve">Switch to the main branch and fetch the latest changes: </w:t>
+      </w:r>
+    </w:p>
+    <w:p>
+      <w:pPr>
+        <w:pBdr>
+          <w:top w:val="single" w:sz="4" w:space="1" w:color="auto"/>
+          <w:left w:val="single" w:sz="4" w:space="4" w:color="auto"/>
+          <w:bottom w:val="single" w:sz="4" w:space="1" w:color="auto"/>
+          <w:right w:val="single" w:sz="4" w:space="4" w:color="auto"/>
+        </w:pBdr>
+        <w:shd w:val="clear" w:color="auto" w:fill="BDD6EE" w:themeFill="accent5" w:themeFillTint="66"/>
+        <w:tabs>
+          <w:tab w:val="left" w:pos="2298"/>
+        </w:tabs>
+        <w:rPr>
+          <w:rFonts w:ascii="Times New Roman" w:hAnsi="Times New Roman" w:cs="Times New Roman"/>
+          <w:sz w:val="24"/>
+          <w:szCs w:val="24"/>
+        </w:rPr>
+      </w:pPr>
+      <w:r>
+        <w:rPr>
+          <w:rFonts w:ascii="Times New Roman" w:hAnsi="Times New Roman" w:cs="Times New Roman"/>
+          <w:sz w:val="24"/>
+          <w:szCs w:val="24"/>
+        </w:rPr>
+        <w:t>git checkout main</w:t>
+      </w:r>
+    </w:p>
+    <w:p>
+      <w:pPr>
+        <w:pBdr>
+          <w:top w:val="single" w:sz="4" w:space="1" w:color="auto"/>
+          <w:left w:val="single" w:sz="4" w:space="4" w:color="auto"/>
+          <w:bottom w:val="single" w:sz="4" w:space="1" w:color="auto"/>
+          <w:right w:val="single" w:sz="4" w:space="4" w:color="auto"/>
+        </w:pBdr>
+        <w:shd w:val="clear" w:color="auto" w:fill="BDD6EE" w:themeFill="accent5" w:themeFillTint="66"/>
+        <w:tabs>
+          <w:tab w:val="left" w:pos="2298"/>
+        </w:tabs>
+        <w:rPr>
+          <w:rFonts w:ascii="Times New Roman" w:hAnsi="Times New Roman" w:cs="Times New Roman"/>
+          <w:sz w:val="24"/>
+          <w:szCs w:val="24"/>
+        </w:rPr>
+      </w:pPr>
+      <w:r>
+        <w:rPr>
+          <w:rFonts w:ascii="Times New Roman" w:hAnsi="Times New Roman" w:cs="Times New Roman"/>
+          <w:sz w:val="24"/>
+          <w:szCs w:val="24"/>
+        </w:rPr>
+        <w:t>git pull origin main</w:t>
+      </w:r>
+    </w:p>
+    <w:p>
+      <w:pPr>
+        <w:numPr>
+          <w:ilvl w:val="0"/>
+          <w:numId w:val="18"/>
+        </w:numPr>
+        <w:tabs>
+          <w:tab w:val="left" w:pos="2298"/>
+        </w:tabs>
+        <w:rPr>
+          <w:rFonts w:ascii="Times New Roman" w:hAnsi="Times New Roman" w:cs="Times New Roman"/>
+          <w:sz w:val="24"/>
+          <w:szCs w:val="24"/>
+        </w:rPr>
+      </w:pPr>
+      <w:r>
+        <w:rPr>
+          <w:rFonts w:ascii="Times New Roman" w:hAnsi="Times New Roman" w:cs="Times New Roman"/>
+          <w:sz w:val="24"/>
+          <w:szCs w:val="24"/>
+        </w:rPr>
+        <w:t>Delete merged branches to keep the repository clean.</w:t>
+      </w:r>
+    </w:p>
+    <w:p>
+      <w:pPr>
+        <w:tabs>
+          <w:tab w:val="left" w:pos="2298"/>
+        </w:tabs>
+        <w:rPr>
+          <w:rFonts w:ascii="Times New Roman" w:hAnsi="Times New Roman" w:cs="Times New Roman"/>
+        </w:rPr>
+      </w:pPr>
+    </w:p>
     <w:sectPr>
       <w:pgSz w:w="11906" w:h="16838"/>
       <w:pgMar w:top="425" w:right="567" w:bottom="425" w:left="709" w:header="708" w:footer="708" w:gutter="0"/>
@@ -7305,6 +10911,155 @@
 <file path=word/numbering.xml><?xml version="1.0" encoding="utf-8"?>
 <w:numbering xmlns:wpc="http://schemas.microsoft.com/office/word/2010/wordprocessingCanvas" xmlns:cx="http://schemas.microsoft.com/office/drawing/2014/chartex" xmlns:cx1="http://schemas.microsoft.com/office/drawing/2015/9/8/chartex" xmlns:cx2="http://schemas.microsoft.com/office/drawing/2015/10/21/chartex" xmlns:cx3="http://schemas.microsoft.com/office/drawing/2016/5/9/chartex" xmlns:cx4="http://schemas.microsoft.com/office/drawing/2016/5/10/chartex" xmlns:cx5="http://schemas.microsoft.com/office/drawing/2016/5/11/chartex" xmlns:cx6="http://schemas.microsoft.com/office/drawing/2016/5/12/chartex" xmlns:cx7="http://schemas.microsoft.com/office/drawing/2016/5/13/chartex" xmlns:cx8="http://schemas.microsoft.com/office/drawing/2016/5/14/chartex" xmlns:mc="http://schemas.openxmlformats.org/markup-compatibility/2006" xmlns:aink="http://schemas.microsoft.com/office/drawing/2016/ink" xmlns:am3d="http://schemas.microsoft.com/office/drawing/2017/model3d" xmlns:o="urn:schemas-microsoft-com:office:office" xmlns:oel="http://schemas.microsoft.com/office/2019/extlst" xmlns:r="http://schemas.openxmlformats.org/officeDocument/2006/relationships" xmlns:m="http://schemas.openxmlformats.org/officeDocument/2006/math" xmlns:v="urn:schemas-microsoft-com:vml" xmlns:wp14="http://schemas.microsoft.com/office/word/2010/wordprocessingDrawing" xmlns:wp="http://schemas.openxmlformats.org/drawingml/2006/wordprocessingDrawing" xmlns:w10="urn:schemas-microsoft-com:office:word" xmlns:w="http://schemas.openxmlformats.org/wordprocessingml/2006/main" xmlns:w14="http://schemas.microsoft.com/office/word/2010/wordml" xmlns:w15="http://schemas.microsoft.com/office/word/2012/wordml" xmlns:w16cex="http://schemas.microsoft.com/office/word/2018/wordml/cex" xmlns:w16cid="http://schemas.microsoft.com/office/word/2016/wordml/cid" xmlns:w16="http://schemas.microsoft.com/office/word/2018/wordml" xmlns:w16du="http://schemas.microsoft.com/office/word/2023/wordml/word16du" xmlns:w16sdtdh="http://schemas.microsoft.com/office/word/2020/wordml/sdtdatahash" xmlns:w16sdtfl="http://schemas.microsoft.com/office/word/2024/wordml/sdtformatlock" xmlns:w16se="http://schemas.microsoft.com/office/word/2015/wordml/symex" xmlns:wpg="http://schemas.microsoft.com/office/word/2010/wordprocessingGroup" xmlns:wpi="http://schemas.microsoft.com/office/word/2010/wordprocessingInk" xmlns:wne="http://schemas.microsoft.com/office/word/2006/wordml" xmlns:wps="http://schemas.microsoft.com/office/word/2010/wordprocessingShape" mc:Ignorable="w14 w15 w16se w16cid w16 w16cex w16sdtdh w16sdtfl w16du wp14">
   <w:abstractNum w:abstractNumId="0" w15:restartNumberingAfterBreak="0">
+    <w:nsid w:val="0BCF35D8"/>
+    <w:multiLevelType w:val="multilevel"/>
+    <w:tmpl w:val="96002472"/>
+    <w:lvl w:ilvl="0">
+      <w:start w:val="1"/>
+      <w:numFmt w:val="bullet"/>
+      <w:lvlText w:val=""/>
+      <w:lvlJc w:val="left"/>
+      <w:pPr>
+        <w:tabs>
+          <w:tab w:val="num" w:pos="720"/>
+        </w:tabs>
+        <w:ind w:left="720" w:hanging="360"/>
+      </w:pPr>
+      <w:rPr>
+        <w:rFonts w:ascii="Symbol" w:hAnsi="Symbol" w:hint="default"/>
+        <w:sz w:val="20"/>
+      </w:rPr>
+    </w:lvl>
+    <w:lvl w:ilvl="1" w:tentative="1">
+      <w:start w:val="1"/>
+      <w:numFmt w:val="bullet"/>
+      <w:lvlText w:val="o"/>
+      <w:lvlJc w:val="left"/>
+      <w:pPr>
+        <w:tabs>
+          <w:tab w:val="num" w:pos="1440"/>
+        </w:tabs>
+        <w:ind w:left="1440" w:hanging="360"/>
+      </w:pPr>
+      <w:rPr>
+        <w:rFonts w:ascii="Courier New" w:hAnsi="Courier New" w:hint="default"/>
+        <w:sz w:val="20"/>
+      </w:rPr>
+    </w:lvl>
+    <w:lvl w:ilvl="2" w:tentative="1">
+      <w:start w:val="1"/>
+      <w:numFmt w:val="bullet"/>
+      <w:lvlText w:val=""/>
+      <w:lvlJc w:val="left"/>
+      <w:pPr>
+        <w:tabs>
+          <w:tab w:val="num" w:pos="2160"/>
+        </w:tabs>
+        <w:ind w:left="2160" w:hanging="360"/>
+      </w:pPr>
+      <w:rPr>
+        <w:rFonts w:ascii="Wingdings" w:hAnsi="Wingdings" w:hint="default"/>
+        <w:sz w:val="20"/>
+      </w:rPr>
+    </w:lvl>
+    <w:lvl w:ilvl="3" w:tentative="1">
+      <w:start w:val="1"/>
+      <w:numFmt w:val="bullet"/>
+      <w:lvlText w:val=""/>
+      <w:lvlJc w:val="left"/>
+      <w:pPr>
+        <w:tabs>
+          <w:tab w:val="num" w:pos="2880"/>
+        </w:tabs>
+        <w:ind w:left="2880" w:hanging="360"/>
+      </w:pPr>
+      <w:rPr>
+        <w:rFonts w:ascii="Wingdings" w:hAnsi="Wingdings" w:hint="default"/>
+        <w:sz w:val="20"/>
+      </w:rPr>
+    </w:lvl>
+    <w:lvl w:ilvl="4" w:tentative="1">
+      <w:start w:val="1"/>
+      <w:numFmt w:val="bullet"/>
+      <w:lvlText w:val=""/>
+      <w:lvlJc w:val="left"/>
+      <w:pPr>
+        <w:tabs>
+          <w:tab w:val="num" w:pos="3600"/>
+        </w:tabs>
+        <w:ind w:left="3600" w:hanging="360"/>
+      </w:pPr>
+      <w:rPr>
+        <w:rFonts w:ascii="Wingdings" w:hAnsi="Wingdings" w:hint="default"/>
+        <w:sz w:val="20"/>
+      </w:rPr>
+    </w:lvl>
+    <w:lvl w:ilvl="5" w:tentative="1">
+      <w:start w:val="1"/>
+      <w:numFmt w:val="bullet"/>
+      <w:lvlText w:val=""/>
+      <w:lvlJc w:val="left"/>
+      <w:pPr>
+        <w:tabs>
+          <w:tab w:val="num" w:pos="4320"/>
+        </w:tabs>
+        <w:ind w:left="4320" w:hanging="360"/>
+      </w:pPr>
+      <w:rPr>
+        <w:rFonts w:ascii="Wingdings" w:hAnsi="Wingdings" w:hint="default"/>
+        <w:sz w:val="20"/>
+      </w:rPr>
+    </w:lvl>
+    <w:lvl w:ilvl="6" w:tentative="1">
+      <w:start w:val="1"/>
+      <w:numFmt w:val="bullet"/>
+      <w:lvlText w:val=""/>
+      <w:lvlJc w:val="left"/>
+      <w:pPr>
+        <w:tabs>
+          <w:tab w:val="num" w:pos="5040"/>
+        </w:tabs>
+        <w:ind w:left="5040" w:hanging="360"/>
+      </w:pPr>
+      <w:rPr>
+        <w:rFonts w:ascii="Wingdings" w:hAnsi="Wingdings" w:hint="default"/>
+        <w:sz w:val="20"/>
+      </w:rPr>
+    </w:lvl>
+    <w:lvl w:ilvl="7" w:tentative="1">
+      <w:start w:val="1"/>
+      <w:numFmt w:val="bullet"/>
+      <w:lvlText w:val=""/>
+      <w:lvlJc w:val="left"/>
+      <w:pPr>
+        <w:tabs>
+          <w:tab w:val="num" w:pos="5760"/>
+        </w:tabs>
+        <w:ind w:left="5760" w:hanging="360"/>
+      </w:pPr>
+      <w:rPr>
+        <w:rFonts w:ascii="Wingdings" w:hAnsi="Wingdings" w:hint="default"/>
+        <w:sz w:val="20"/>
+      </w:rPr>
+    </w:lvl>
+    <w:lvl w:ilvl="8" w:tentative="1">
+      <w:start w:val="1"/>
+      <w:numFmt w:val="bullet"/>
+      <w:lvlText w:val=""/>
+      <w:lvlJc w:val="left"/>
+      <w:pPr>
+        <w:tabs>
+          <w:tab w:val="num" w:pos="6480"/>
+        </w:tabs>
+        <w:ind w:left="6480" w:hanging="360"/>
+      </w:pPr>
+      <w:rPr>
+        <w:rFonts w:ascii="Wingdings" w:hAnsi="Wingdings" w:hint="default"/>
+        <w:sz w:val="20"/>
+      </w:rPr>
+    </w:lvl>
+  </w:abstractNum>
+  <w:abstractNum w:abstractNumId="1" w15:restartNumberingAfterBreak="0">
     <w:nsid w:val="17D9251C"/>
     <w:multiLevelType w:val="multilevel"/>
     <w:tmpl w:val="D85A7A44"/>
@@ -7453,7 +11208,269 @@
       </w:rPr>
     </w:lvl>
   </w:abstractNum>
-  <w:abstractNum w:abstractNumId="1" w15:restartNumberingAfterBreak="0">
+  <w:abstractNum w:abstractNumId="2" w15:restartNumberingAfterBreak="0">
+    <w:nsid w:val="1F095742"/>
+    <w:multiLevelType w:val="multilevel"/>
+    <w:tmpl w:val="837C98DE"/>
+    <w:lvl w:ilvl="0">
+      <w:start w:val="1"/>
+      <w:numFmt w:val="decimal"/>
+      <w:lvlText w:val="%1."/>
+      <w:lvlJc w:val="left"/>
+      <w:pPr>
+        <w:tabs>
+          <w:tab w:val="num" w:pos="720"/>
+        </w:tabs>
+        <w:ind w:left="720" w:hanging="360"/>
+      </w:pPr>
+    </w:lvl>
+    <w:lvl w:ilvl="1" w:tentative="1">
+      <w:start w:val="1"/>
+      <w:numFmt w:val="decimal"/>
+      <w:lvlText w:val="%2."/>
+      <w:lvlJc w:val="left"/>
+      <w:pPr>
+        <w:tabs>
+          <w:tab w:val="num" w:pos="1440"/>
+        </w:tabs>
+        <w:ind w:left="1440" w:hanging="360"/>
+      </w:pPr>
+    </w:lvl>
+    <w:lvl w:ilvl="2" w:tentative="1">
+      <w:start w:val="1"/>
+      <w:numFmt w:val="decimal"/>
+      <w:lvlText w:val="%3."/>
+      <w:lvlJc w:val="left"/>
+      <w:pPr>
+        <w:tabs>
+          <w:tab w:val="num" w:pos="2160"/>
+        </w:tabs>
+        <w:ind w:left="2160" w:hanging="360"/>
+      </w:pPr>
+    </w:lvl>
+    <w:lvl w:ilvl="3" w:tentative="1">
+      <w:start w:val="1"/>
+      <w:numFmt w:val="decimal"/>
+      <w:lvlText w:val="%4."/>
+      <w:lvlJc w:val="left"/>
+      <w:pPr>
+        <w:tabs>
+          <w:tab w:val="num" w:pos="2880"/>
+        </w:tabs>
+        <w:ind w:left="2880" w:hanging="360"/>
+      </w:pPr>
+    </w:lvl>
+    <w:lvl w:ilvl="4" w:tentative="1">
+      <w:start w:val="1"/>
+      <w:numFmt w:val="decimal"/>
+      <w:lvlText w:val="%5."/>
+      <w:lvlJc w:val="left"/>
+      <w:pPr>
+        <w:tabs>
+          <w:tab w:val="num" w:pos="3600"/>
+        </w:tabs>
+        <w:ind w:left="3600" w:hanging="360"/>
+      </w:pPr>
+    </w:lvl>
+    <w:lvl w:ilvl="5" w:tentative="1">
+      <w:start w:val="1"/>
+      <w:numFmt w:val="decimal"/>
+      <w:lvlText w:val="%6."/>
+      <w:lvlJc w:val="left"/>
+      <w:pPr>
+        <w:tabs>
+          <w:tab w:val="num" w:pos="4320"/>
+        </w:tabs>
+        <w:ind w:left="4320" w:hanging="360"/>
+      </w:pPr>
+    </w:lvl>
+    <w:lvl w:ilvl="6" w:tentative="1">
+      <w:start w:val="1"/>
+      <w:numFmt w:val="decimal"/>
+      <w:lvlText w:val="%7."/>
+      <w:lvlJc w:val="left"/>
+      <w:pPr>
+        <w:tabs>
+          <w:tab w:val="num" w:pos="5040"/>
+        </w:tabs>
+        <w:ind w:left="5040" w:hanging="360"/>
+      </w:pPr>
+    </w:lvl>
+    <w:lvl w:ilvl="7" w:tentative="1">
+      <w:start w:val="1"/>
+      <w:numFmt w:val="decimal"/>
+      <w:lvlText w:val="%8."/>
+      <w:lvlJc w:val="left"/>
+      <w:pPr>
+        <w:tabs>
+          <w:tab w:val="num" w:pos="5760"/>
+        </w:tabs>
+        <w:ind w:left="5760" w:hanging="360"/>
+      </w:pPr>
+    </w:lvl>
+    <w:lvl w:ilvl="8" w:tentative="1">
+      <w:start w:val="1"/>
+      <w:numFmt w:val="decimal"/>
+      <w:lvlText w:val="%9."/>
+      <w:lvlJc w:val="left"/>
+      <w:pPr>
+        <w:tabs>
+          <w:tab w:val="num" w:pos="6480"/>
+        </w:tabs>
+        <w:ind w:left="6480" w:hanging="360"/>
+      </w:pPr>
+    </w:lvl>
+  </w:abstractNum>
+  <w:abstractNum w:abstractNumId="3" w15:restartNumberingAfterBreak="0">
+    <w:nsid w:val="23471C25"/>
+    <w:multiLevelType w:val="multilevel"/>
+    <w:tmpl w:val="DF36B3FA"/>
+    <w:lvl w:ilvl="0">
+      <w:start w:val="1"/>
+      <w:numFmt w:val="bullet"/>
+      <w:lvlText w:val=""/>
+      <w:lvlJc w:val="left"/>
+      <w:pPr>
+        <w:tabs>
+          <w:tab w:val="num" w:pos="720"/>
+        </w:tabs>
+        <w:ind w:left="720" w:hanging="360"/>
+      </w:pPr>
+      <w:rPr>
+        <w:rFonts w:ascii="Symbol" w:hAnsi="Symbol" w:hint="default"/>
+        <w:sz w:val="20"/>
+      </w:rPr>
+    </w:lvl>
+    <w:lvl w:ilvl="1" w:tentative="1">
+      <w:start w:val="1"/>
+      <w:numFmt w:val="bullet"/>
+      <w:lvlText w:val="o"/>
+      <w:lvlJc w:val="left"/>
+      <w:pPr>
+        <w:tabs>
+          <w:tab w:val="num" w:pos="1440"/>
+        </w:tabs>
+        <w:ind w:left="1440" w:hanging="360"/>
+      </w:pPr>
+      <w:rPr>
+        <w:rFonts w:ascii="Courier New" w:hAnsi="Courier New" w:hint="default"/>
+        <w:sz w:val="20"/>
+      </w:rPr>
+    </w:lvl>
+    <w:lvl w:ilvl="2" w:tentative="1">
+      <w:start w:val="1"/>
+      <w:numFmt w:val="bullet"/>
+      <w:lvlText w:val=""/>
+      <w:lvlJc w:val="left"/>
+      <w:pPr>
+        <w:tabs>
+          <w:tab w:val="num" w:pos="2160"/>
+        </w:tabs>
+        <w:ind w:left="2160" w:hanging="360"/>
+      </w:pPr>
+      <w:rPr>
+        <w:rFonts w:ascii="Wingdings" w:hAnsi="Wingdings" w:hint="default"/>
+        <w:sz w:val="20"/>
+      </w:rPr>
+    </w:lvl>
+    <w:lvl w:ilvl="3" w:tentative="1">
+      <w:start w:val="1"/>
+      <w:numFmt w:val="bullet"/>
+      <w:lvlText w:val=""/>
+      <w:lvlJc w:val="left"/>
+      <w:pPr>
+        <w:tabs>
+          <w:tab w:val="num" w:pos="2880"/>
+        </w:tabs>
+        <w:ind w:left="2880" w:hanging="360"/>
+      </w:pPr>
+      <w:rPr>
+        <w:rFonts w:ascii="Wingdings" w:hAnsi="Wingdings" w:hint="default"/>
+        <w:sz w:val="20"/>
+      </w:rPr>
+    </w:lvl>
+    <w:lvl w:ilvl="4" w:tentative="1">
+      <w:start w:val="1"/>
+      <w:numFmt w:val="bullet"/>
+      <w:lvlText w:val=""/>
+      <w:lvlJc w:val="left"/>
+      <w:pPr>
+        <w:tabs>
+          <w:tab w:val="num" w:pos="3600"/>
+        </w:tabs>
+        <w:ind w:left="3600" w:hanging="360"/>
+      </w:pPr>
+      <w:rPr>
+        <w:rFonts w:ascii="Wingdings" w:hAnsi="Wingdings" w:hint="default"/>
+        <w:sz w:val="20"/>
+      </w:rPr>
+    </w:lvl>
+    <w:lvl w:ilvl="5" w:tentative="1">
+      <w:start w:val="1"/>
+      <w:numFmt w:val="bullet"/>
+      <w:lvlText w:val=""/>
+      <w:lvlJc w:val="left"/>
+      <w:pPr>
+        <w:tabs>
+          <w:tab w:val="num" w:pos="4320"/>
+        </w:tabs>
+        <w:ind w:left="4320" w:hanging="360"/>
+      </w:pPr>
+      <w:rPr>
+        <w:rFonts w:ascii="Wingdings" w:hAnsi="Wingdings" w:hint="default"/>
+        <w:sz w:val="20"/>
+      </w:rPr>
+    </w:lvl>
+    <w:lvl w:ilvl="6" w:tentative="1">
+      <w:start w:val="1"/>
+      <w:numFmt w:val="bullet"/>
+      <w:lvlText w:val=""/>
+      <w:lvlJc w:val="left"/>
+      <w:pPr>
+        <w:tabs>
+          <w:tab w:val="num" w:pos="5040"/>
+        </w:tabs>
+        <w:ind w:left="5040" w:hanging="360"/>
+      </w:pPr>
+      <w:rPr>
+        <w:rFonts w:ascii="Wingdings" w:hAnsi="Wingdings" w:hint="default"/>
+        <w:sz w:val="20"/>
+      </w:rPr>
+    </w:lvl>
+    <w:lvl w:ilvl="7" w:tentative="1">
+      <w:start w:val="1"/>
+      <w:numFmt w:val="bullet"/>
+      <w:lvlText w:val=""/>
+      <w:lvlJc w:val="left"/>
+      <w:pPr>
+        <w:tabs>
+          <w:tab w:val="num" w:pos="5760"/>
+        </w:tabs>
+        <w:ind w:left="5760" w:hanging="360"/>
+      </w:pPr>
+      <w:rPr>
+        <w:rFonts w:ascii="Wingdings" w:hAnsi="Wingdings" w:hint="default"/>
+        <w:sz w:val="20"/>
+      </w:rPr>
+    </w:lvl>
+    <w:lvl w:ilvl="8" w:tentative="1">
+      <w:start w:val="1"/>
+      <w:numFmt w:val="bullet"/>
+      <w:lvlText w:val=""/>
+      <w:lvlJc w:val="left"/>
+      <w:pPr>
+        <w:tabs>
+          <w:tab w:val="num" w:pos="6480"/>
+        </w:tabs>
+        <w:ind w:left="6480" w:hanging="360"/>
+      </w:pPr>
+      <w:rPr>
+        <w:rFonts w:ascii="Wingdings" w:hAnsi="Wingdings" w:hint="default"/>
+        <w:sz w:val="20"/>
+      </w:rPr>
+    </w:lvl>
+  </w:abstractNum>
+  <w:abstractNum w:abstractNumId="4" w15:restartNumberingAfterBreak="0">
     <w:nsid w:val="296248EC"/>
     <w:multiLevelType w:val="multilevel"/>
     <w:tmpl w:val="B2FE4494"/>
@@ -7566,7 +11583,7 @@
       </w:pPr>
     </w:lvl>
   </w:abstractNum>
-  <w:abstractNum w:abstractNumId="2" w15:restartNumberingAfterBreak="0">
+  <w:abstractNum w:abstractNumId="5" w15:restartNumberingAfterBreak="0">
     <w:nsid w:val="2BC851EF"/>
     <w:multiLevelType w:val="multilevel"/>
     <w:tmpl w:val="F26CE31E"/>
@@ -7715,7 +11732,7 @@
       </w:rPr>
     </w:lvl>
   </w:abstractNum>
-  <w:abstractNum w:abstractNumId="3" w15:restartNumberingAfterBreak="0">
+  <w:abstractNum w:abstractNumId="6" w15:restartNumberingAfterBreak="0">
     <w:nsid w:val="31181C74"/>
     <w:multiLevelType w:val="multilevel"/>
     <w:tmpl w:val="6E8A0850"/>
@@ -7828,7 +11845,305 @@
       </w:pPr>
     </w:lvl>
   </w:abstractNum>
-  <w:abstractNum w:abstractNumId="4" w15:restartNumberingAfterBreak="0">
+  <w:abstractNum w:abstractNumId="7" w15:restartNumberingAfterBreak="0">
+    <w:nsid w:val="383172B5"/>
+    <w:multiLevelType w:val="multilevel"/>
+    <w:tmpl w:val="D3B2E400"/>
+    <w:lvl w:ilvl="0">
+      <w:start w:val="1"/>
+      <w:numFmt w:val="bullet"/>
+      <w:lvlText w:val=""/>
+      <w:lvlJc w:val="left"/>
+      <w:pPr>
+        <w:tabs>
+          <w:tab w:val="num" w:pos="720"/>
+        </w:tabs>
+        <w:ind w:left="720" w:hanging="360"/>
+      </w:pPr>
+      <w:rPr>
+        <w:rFonts w:ascii="Symbol" w:hAnsi="Symbol" w:hint="default"/>
+        <w:sz w:val="20"/>
+      </w:rPr>
+    </w:lvl>
+    <w:lvl w:ilvl="1" w:tentative="1">
+      <w:start w:val="1"/>
+      <w:numFmt w:val="bullet"/>
+      <w:lvlText w:val="o"/>
+      <w:lvlJc w:val="left"/>
+      <w:pPr>
+        <w:tabs>
+          <w:tab w:val="num" w:pos="1440"/>
+        </w:tabs>
+        <w:ind w:left="1440" w:hanging="360"/>
+      </w:pPr>
+      <w:rPr>
+        <w:rFonts w:ascii="Courier New" w:hAnsi="Courier New" w:hint="default"/>
+        <w:sz w:val="20"/>
+      </w:rPr>
+    </w:lvl>
+    <w:lvl w:ilvl="2" w:tentative="1">
+      <w:start w:val="1"/>
+      <w:numFmt w:val="bullet"/>
+      <w:lvlText w:val=""/>
+      <w:lvlJc w:val="left"/>
+      <w:pPr>
+        <w:tabs>
+          <w:tab w:val="num" w:pos="2160"/>
+        </w:tabs>
+        <w:ind w:left="2160" w:hanging="360"/>
+      </w:pPr>
+      <w:rPr>
+        <w:rFonts w:ascii="Wingdings" w:hAnsi="Wingdings" w:hint="default"/>
+        <w:sz w:val="20"/>
+      </w:rPr>
+    </w:lvl>
+    <w:lvl w:ilvl="3" w:tentative="1">
+      <w:start w:val="1"/>
+      <w:numFmt w:val="bullet"/>
+      <w:lvlText w:val=""/>
+      <w:lvlJc w:val="left"/>
+      <w:pPr>
+        <w:tabs>
+          <w:tab w:val="num" w:pos="2880"/>
+        </w:tabs>
+        <w:ind w:left="2880" w:hanging="360"/>
+      </w:pPr>
+      <w:rPr>
+        <w:rFonts w:ascii="Wingdings" w:hAnsi="Wingdings" w:hint="default"/>
+        <w:sz w:val="20"/>
+      </w:rPr>
+    </w:lvl>
+    <w:lvl w:ilvl="4" w:tentative="1">
+      <w:start w:val="1"/>
+      <w:numFmt w:val="bullet"/>
+      <w:lvlText w:val=""/>
+      <w:lvlJc w:val="left"/>
+      <w:pPr>
+        <w:tabs>
+          <w:tab w:val="num" w:pos="3600"/>
+        </w:tabs>
+        <w:ind w:left="3600" w:hanging="360"/>
+      </w:pPr>
+      <w:rPr>
+        <w:rFonts w:ascii="Wingdings" w:hAnsi="Wingdings" w:hint="default"/>
+        <w:sz w:val="20"/>
+      </w:rPr>
+    </w:lvl>
+    <w:lvl w:ilvl="5" w:tentative="1">
+      <w:start w:val="1"/>
+      <w:numFmt w:val="bullet"/>
+      <w:lvlText w:val=""/>
+      <w:lvlJc w:val="left"/>
+      <w:pPr>
+        <w:tabs>
+          <w:tab w:val="num" w:pos="4320"/>
+        </w:tabs>
+        <w:ind w:left="4320" w:hanging="360"/>
+      </w:pPr>
+      <w:rPr>
+        <w:rFonts w:ascii="Wingdings" w:hAnsi="Wingdings" w:hint="default"/>
+        <w:sz w:val="20"/>
+      </w:rPr>
+    </w:lvl>
+    <w:lvl w:ilvl="6" w:tentative="1">
+      <w:start w:val="1"/>
+      <w:numFmt w:val="bullet"/>
+      <w:lvlText w:val=""/>
+      <w:lvlJc w:val="left"/>
+      <w:pPr>
+        <w:tabs>
+          <w:tab w:val="num" w:pos="5040"/>
+        </w:tabs>
+        <w:ind w:left="5040" w:hanging="360"/>
+      </w:pPr>
+      <w:rPr>
+        <w:rFonts w:ascii="Wingdings" w:hAnsi="Wingdings" w:hint="default"/>
+        <w:sz w:val="20"/>
+      </w:rPr>
+    </w:lvl>
+    <w:lvl w:ilvl="7" w:tentative="1">
+      <w:start w:val="1"/>
+      <w:numFmt w:val="bullet"/>
+      <w:lvlText w:val=""/>
+      <w:lvlJc w:val="left"/>
+      <w:pPr>
+        <w:tabs>
+          <w:tab w:val="num" w:pos="5760"/>
+        </w:tabs>
+        <w:ind w:left="5760" w:hanging="360"/>
+      </w:pPr>
+      <w:rPr>
+        <w:rFonts w:ascii="Wingdings" w:hAnsi="Wingdings" w:hint="default"/>
+        <w:sz w:val="20"/>
+      </w:rPr>
+    </w:lvl>
+    <w:lvl w:ilvl="8" w:tentative="1">
+      <w:start w:val="1"/>
+      <w:numFmt w:val="bullet"/>
+      <w:lvlText w:val=""/>
+      <w:lvlJc w:val="left"/>
+      <w:pPr>
+        <w:tabs>
+          <w:tab w:val="num" w:pos="6480"/>
+        </w:tabs>
+        <w:ind w:left="6480" w:hanging="360"/>
+      </w:pPr>
+      <w:rPr>
+        <w:rFonts w:ascii="Wingdings" w:hAnsi="Wingdings" w:hint="default"/>
+        <w:sz w:val="20"/>
+      </w:rPr>
+    </w:lvl>
+  </w:abstractNum>
+  <w:abstractNum w:abstractNumId="8" w15:restartNumberingAfterBreak="0">
+    <w:nsid w:val="3B711C84"/>
+    <w:multiLevelType w:val="multilevel"/>
+    <w:tmpl w:val="5B206638"/>
+    <w:lvl w:ilvl="0">
+      <w:start w:val="1"/>
+      <w:numFmt w:val="bullet"/>
+      <w:lvlText w:val=""/>
+      <w:lvlJc w:val="left"/>
+      <w:pPr>
+        <w:tabs>
+          <w:tab w:val="num" w:pos="720"/>
+        </w:tabs>
+        <w:ind w:left="720" w:hanging="360"/>
+      </w:pPr>
+      <w:rPr>
+        <w:rFonts w:ascii="Symbol" w:hAnsi="Symbol" w:hint="default"/>
+        <w:sz w:val="20"/>
+      </w:rPr>
+    </w:lvl>
+    <w:lvl w:ilvl="1" w:tentative="1">
+      <w:start w:val="1"/>
+      <w:numFmt w:val="bullet"/>
+      <w:lvlText w:val="o"/>
+      <w:lvlJc w:val="left"/>
+      <w:pPr>
+        <w:tabs>
+          <w:tab w:val="num" w:pos="1440"/>
+        </w:tabs>
+        <w:ind w:left="1440" w:hanging="360"/>
+      </w:pPr>
+      <w:rPr>
+        <w:rFonts w:ascii="Courier New" w:hAnsi="Courier New" w:hint="default"/>
+        <w:sz w:val="20"/>
+      </w:rPr>
+    </w:lvl>
+    <w:lvl w:ilvl="2" w:tentative="1">
+      <w:start w:val="1"/>
+      <w:numFmt w:val="bullet"/>
+      <w:lvlText w:val=""/>
+      <w:lvlJc w:val="left"/>
+      <w:pPr>
+        <w:tabs>
+          <w:tab w:val="num" w:pos="2160"/>
+        </w:tabs>
+        <w:ind w:left="2160" w:hanging="360"/>
+      </w:pPr>
+      <w:rPr>
+        <w:rFonts w:ascii="Wingdings" w:hAnsi="Wingdings" w:hint="default"/>
+        <w:sz w:val="20"/>
+      </w:rPr>
+    </w:lvl>
+    <w:lvl w:ilvl="3" w:tentative="1">
+      <w:start w:val="1"/>
+      <w:numFmt w:val="bullet"/>
+      <w:lvlText w:val=""/>
+      <w:lvlJc w:val="left"/>
+      <w:pPr>
+        <w:tabs>
+          <w:tab w:val="num" w:pos="2880"/>
+        </w:tabs>
+        <w:ind w:left="2880" w:hanging="360"/>
+      </w:pPr>
+      <w:rPr>
+        <w:rFonts w:ascii="Wingdings" w:hAnsi="Wingdings" w:hint="default"/>
+        <w:sz w:val="20"/>
+      </w:rPr>
+    </w:lvl>
+    <w:lvl w:ilvl="4" w:tentative="1">
+      <w:start w:val="1"/>
+      <w:numFmt w:val="bullet"/>
+      <w:lvlText w:val=""/>
+      <w:lvlJc w:val="left"/>
+      <w:pPr>
+        <w:tabs>
+          <w:tab w:val="num" w:pos="3600"/>
+        </w:tabs>
+        <w:ind w:left="3600" w:hanging="360"/>
+      </w:pPr>
+      <w:rPr>
+        <w:rFonts w:ascii="Wingdings" w:hAnsi="Wingdings" w:hint="default"/>
+        <w:sz w:val="20"/>
+      </w:rPr>
+    </w:lvl>
+    <w:lvl w:ilvl="5" w:tentative="1">
+      <w:start w:val="1"/>
+      <w:numFmt w:val="bullet"/>
+      <w:lvlText w:val=""/>
+      <w:lvlJc w:val="left"/>
+      <w:pPr>
+        <w:tabs>
+          <w:tab w:val="num" w:pos="4320"/>
+        </w:tabs>
+        <w:ind w:left="4320" w:hanging="360"/>
+      </w:pPr>
+      <w:rPr>
+        <w:rFonts w:ascii="Wingdings" w:hAnsi="Wingdings" w:hint="default"/>
+        <w:sz w:val="20"/>
+      </w:rPr>
+    </w:lvl>
+    <w:lvl w:ilvl="6" w:tentative="1">
+      <w:start w:val="1"/>
+      <w:numFmt w:val="bullet"/>
+      <w:lvlText w:val=""/>
+      <w:lvlJc w:val="left"/>
+      <w:pPr>
+        <w:tabs>
+          <w:tab w:val="num" w:pos="5040"/>
+        </w:tabs>
+        <w:ind w:left="5040" w:hanging="360"/>
+      </w:pPr>
+      <w:rPr>
+        <w:rFonts w:ascii="Wingdings" w:hAnsi="Wingdings" w:hint="default"/>
+        <w:sz w:val="20"/>
+      </w:rPr>
+    </w:lvl>
+    <w:lvl w:ilvl="7" w:tentative="1">
+      <w:start w:val="1"/>
+      <w:numFmt w:val="bullet"/>
+      <w:lvlText w:val=""/>
+      <w:lvlJc w:val="left"/>
+      <w:pPr>
+        <w:tabs>
+          <w:tab w:val="num" w:pos="5760"/>
+        </w:tabs>
+        <w:ind w:left="5760" w:hanging="360"/>
+      </w:pPr>
+      <w:rPr>
+        <w:rFonts w:ascii="Wingdings" w:hAnsi="Wingdings" w:hint="default"/>
+        <w:sz w:val="20"/>
+      </w:rPr>
+    </w:lvl>
+    <w:lvl w:ilvl="8" w:tentative="1">
+      <w:start w:val="1"/>
+      <w:numFmt w:val="bullet"/>
+      <w:lvlText w:val=""/>
+      <w:lvlJc w:val="left"/>
+      <w:pPr>
+        <w:tabs>
+          <w:tab w:val="num" w:pos="6480"/>
+        </w:tabs>
+        <w:ind w:left="6480" w:hanging="360"/>
+      </w:pPr>
+      <w:rPr>
+        <w:rFonts w:ascii="Wingdings" w:hAnsi="Wingdings" w:hint="default"/>
+        <w:sz w:val="20"/>
+      </w:rPr>
+    </w:lvl>
+  </w:abstractNum>
+  <w:abstractNum w:abstractNumId="9" w15:restartNumberingAfterBreak="0">
     <w:nsid w:val="3CB22DA4"/>
     <w:multiLevelType w:val="multilevel"/>
     <w:tmpl w:val="4DC629B6"/>
@@ -7941,7 +12256,7 @@
       </w:pPr>
     </w:lvl>
   </w:abstractNum>
-  <w:abstractNum w:abstractNumId="5" w15:restartNumberingAfterBreak="0">
+  <w:abstractNum w:abstractNumId="10" w15:restartNumberingAfterBreak="0">
     <w:nsid w:val="3E1E5204"/>
     <w:multiLevelType w:val="multilevel"/>
     <w:tmpl w:val="5CEAFFB2"/>
@@ -8090,7 +12405,156 @@
       </w:rPr>
     </w:lvl>
   </w:abstractNum>
-  <w:abstractNum w:abstractNumId="6" w15:restartNumberingAfterBreak="0">
+  <w:abstractNum w:abstractNumId="11" w15:restartNumberingAfterBreak="0">
+    <w:nsid w:val="458658B0"/>
+    <w:multiLevelType w:val="multilevel"/>
+    <w:tmpl w:val="62C21E26"/>
+    <w:lvl w:ilvl="0">
+      <w:start w:val="1"/>
+      <w:numFmt w:val="bullet"/>
+      <w:lvlText w:val=""/>
+      <w:lvlJc w:val="left"/>
+      <w:pPr>
+        <w:tabs>
+          <w:tab w:val="num" w:pos="720"/>
+        </w:tabs>
+        <w:ind w:left="720" w:hanging="360"/>
+      </w:pPr>
+      <w:rPr>
+        <w:rFonts w:ascii="Symbol" w:hAnsi="Symbol" w:hint="default"/>
+        <w:sz w:val="20"/>
+      </w:rPr>
+    </w:lvl>
+    <w:lvl w:ilvl="1" w:tentative="1">
+      <w:start w:val="1"/>
+      <w:numFmt w:val="bullet"/>
+      <w:lvlText w:val="o"/>
+      <w:lvlJc w:val="left"/>
+      <w:pPr>
+        <w:tabs>
+          <w:tab w:val="num" w:pos="1440"/>
+        </w:tabs>
+        <w:ind w:left="1440" w:hanging="360"/>
+      </w:pPr>
+      <w:rPr>
+        <w:rFonts w:ascii="Courier New" w:hAnsi="Courier New" w:hint="default"/>
+        <w:sz w:val="20"/>
+      </w:rPr>
+    </w:lvl>
+    <w:lvl w:ilvl="2" w:tentative="1">
+      <w:start w:val="1"/>
+      <w:numFmt w:val="bullet"/>
+      <w:lvlText w:val=""/>
+      <w:lvlJc w:val="left"/>
+      <w:pPr>
+        <w:tabs>
+          <w:tab w:val="num" w:pos="2160"/>
+        </w:tabs>
+        <w:ind w:left="2160" w:hanging="360"/>
+      </w:pPr>
+      <w:rPr>
+        <w:rFonts w:ascii="Wingdings" w:hAnsi="Wingdings" w:hint="default"/>
+        <w:sz w:val="20"/>
+      </w:rPr>
+    </w:lvl>
+    <w:lvl w:ilvl="3" w:tentative="1">
+      <w:start w:val="1"/>
+      <w:numFmt w:val="bullet"/>
+      <w:lvlText w:val=""/>
+      <w:lvlJc w:val="left"/>
+      <w:pPr>
+        <w:tabs>
+          <w:tab w:val="num" w:pos="2880"/>
+        </w:tabs>
+        <w:ind w:left="2880" w:hanging="360"/>
+      </w:pPr>
+      <w:rPr>
+        <w:rFonts w:ascii="Wingdings" w:hAnsi="Wingdings" w:hint="default"/>
+        <w:sz w:val="20"/>
+      </w:rPr>
+    </w:lvl>
+    <w:lvl w:ilvl="4" w:tentative="1">
+      <w:start w:val="1"/>
+      <w:numFmt w:val="bullet"/>
+      <w:lvlText w:val=""/>
+      <w:lvlJc w:val="left"/>
+      <w:pPr>
+        <w:tabs>
+          <w:tab w:val="num" w:pos="3600"/>
+        </w:tabs>
+        <w:ind w:left="3600" w:hanging="360"/>
+      </w:pPr>
+      <w:rPr>
+        <w:rFonts w:ascii="Wingdings" w:hAnsi="Wingdings" w:hint="default"/>
+        <w:sz w:val="20"/>
+      </w:rPr>
+    </w:lvl>
+    <w:lvl w:ilvl="5" w:tentative="1">
+      <w:start w:val="1"/>
+      <w:numFmt w:val="bullet"/>
+      <w:lvlText w:val=""/>
+      <w:lvlJc w:val="left"/>
+      <w:pPr>
+        <w:tabs>
+          <w:tab w:val="num" w:pos="4320"/>
+        </w:tabs>
+        <w:ind w:left="4320" w:hanging="360"/>
+      </w:pPr>
+      <w:rPr>
+        <w:rFonts w:ascii="Wingdings" w:hAnsi="Wingdings" w:hint="default"/>
+        <w:sz w:val="20"/>
+      </w:rPr>
+    </w:lvl>
+    <w:lvl w:ilvl="6" w:tentative="1">
+      <w:start w:val="1"/>
+      <w:numFmt w:val="bullet"/>
+      <w:lvlText w:val=""/>
+      <w:lvlJc w:val="left"/>
+      <w:pPr>
+        <w:tabs>
+          <w:tab w:val="num" w:pos="5040"/>
+        </w:tabs>
+        <w:ind w:left="5040" w:hanging="360"/>
+      </w:pPr>
+      <w:rPr>
+        <w:rFonts w:ascii="Wingdings" w:hAnsi="Wingdings" w:hint="default"/>
+        <w:sz w:val="20"/>
+      </w:rPr>
+    </w:lvl>
+    <w:lvl w:ilvl="7" w:tentative="1">
+      <w:start w:val="1"/>
+      <w:numFmt w:val="bullet"/>
+      <w:lvlText w:val=""/>
+      <w:lvlJc w:val="left"/>
+      <w:pPr>
+        <w:tabs>
+          <w:tab w:val="num" w:pos="5760"/>
+        </w:tabs>
+        <w:ind w:left="5760" w:hanging="360"/>
+      </w:pPr>
+      <w:rPr>
+        <w:rFonts w:ascii="Wingdings" w:hAnsi="Wingdings" w:hint="default"/>
+        <w:sz w:val="20"/>
+      </w:rPr>
+    </w:lvl>
+    <w:lvl w:ilvl="8" w:tentative="1">
+      <w:start w:val="1"/>
+      <w:numFmt w:val="bullet"/>
+      <w:lvlText w:val=""/>
+      <w:lvlJc w:val="left"/>
+      <w:pPr>
+        <w:tabs>
+          <w:tab w:val="num" w:pos="6480"/>
+        </w:tabs>
+        <w:ind w:left="6480" w:hanging="360"/>
+      </w:pPr>
+      <w:rPr>
+        <w:rFonts w:ascii="Wingdings" w:hAnsi="Wingdings" w:hint="default"/>
+        <w:sz w:val="20"/>
+      </w:rPr>
+    </w:lvl>
+  </w:abstractNum>
+  <w:abstractNum w:abstractNumId="12" w15:restartNumberingAfterBreak="0">
     <w:nsid w:val="48C61717"/>
     <w:multiLevelType w:val="multilevel"/>
     <w:tmpl w:val="F198057C"/>
@@ -8203,7 +12667,603 @@
       </w:pPr>
     </w:lvl>
   </w:abstractNum>
-  <w:abstractNum w:abstractNumId="7" w15:restartNumberingAfterBreak="0">
+  <w:abstractNum w:abstractNumId="13" w15:restartNumberingAfterBreak="0">
+    <w:nsid w:val="73C06C86"/>
+    <w:multiLevelType w:val="multilevel"/>
+    <w:tmpl w:val="41629950"/>
+    <w:lvl w:ilvl="0">
+      <w:start w:val="1"/>
+      <w:numFmt w:val="bullet"/>
+      <w:lvlText w:val=""/>
+      <w:lvlJc w:val="left"/>
+      <w:pPr>
+        <w:tabs>
+          <w:tab w:val="num" w:pos="720"/>
+        </w:tabs>
+        <w:ind w:left="720" w:hanging="360"/>
+      </w:pPr>
+      <w:rPr>
+        <w:rFonts w:ascii="Symbol" w:hAnsi="Symbol" w:hint="default"/>
+        <w:sz w:val="20"/>
+      </w:rPr>
+    </w:lvl>
+    <w:lvl w:ilvl="1" w:tentative="1">
+      <w:start w:val="1"/>
+      <w:numFmt w:val="bullet"/>
+      <w:lvlText w:val="o"/>
+      <w:lvlJc w:val="left"/>
+      <w:pPr>
+        <w:tabs>
+          <w:tab w:val="num" w:pos="1440"/>
+        </w:tabs>
+        <w:ind w:left="1440" w:hanging="360"/>
+      </w:pPr>
+      <w:rPr>
+        <w:rFonts w:ascii="Courier New" w:hAnsi="Courier New" w:hint="default"/>
+        <w:sz w:val="20"/>
+      </w:rPr>
+    </w:lvl>
+    <w:lvl w:ilvl="2" w:tentative="1">
+      <w:start w:val="1"/>
+      <w:numFmt w:val="bullet"/>
+      <w:lvlText w:val=""/>
+      <w:lvlJc w:val="left"/>
+      <w:pPr>
+        <w:tabs>
+          <w:tab w:val="num" w:pos="2160"/>
+        </w:tabs>
+        <w:ind w:left="2160" w:hanging="360"/>
+      </w:pPr>
+      <w:rPr>
+        <w:rFonts w:ascii="Wingdings" w:hAnsi="Wingdings" w:hint="default"/>
+        <w:sz w:val="20"/>
+      </w:rPr>
+    </w:lvl>
+    <w:lvl w:ilvl="3" w:tentative="1">
+      <w:start w:val="1"/>
+      <w:numFmt w:val="bullet"/>
+      <w:lvlText w:val=""/>
+      <w:lvlJc w:val="left"/>
+      <w:pPr>
+        <w:tabs>
+          <w:tab w:val="num" w:pos="2880"/>
+        </w:tabs>
+        <w:ind w:left="2880" w:hanging="360"/>
+      </w:pPr>
+      <w:rPr>
+        <w:rFonts w:ascii="Wingdings" w:hAnsi="Wingdings" w:hint="default"/>
+        <w:sz w:val="20"/>
+      </w:rPr>
+    </w:lvl>
+    <w:lvl w:ilvl="4" w:tentative="1">
+      <w:start w:val="1"/>
+      <w:numFmt w:val="bullet"/>
+      <w:lvlText w:val=""/>
+      <w:lvlJc w:val="left"/>
+      <w:pPr>
+        <w:tabs>
+          <w:tab w:val="num" w:pos="3600"/>
+        </w:tabs>
+        <w:ind w:left="3600" w:hanging="360"/>
+      </w:pPr>
+      <w:rPr>
+        <w:rFonts w:ascii="Wingdings" w:hAnsi="Wingdings" w:hint="default"/>
+        <w:sz w:val="20"/>
+      </w:rPr>
+    </w:lvl>
+    <w:lvl w:ilvl="5" w:tentative="1">
+      <w:start w:val="1"/>
+      <w:numFmt w:val="bullet"/>
+      <w:lvlText w:val=""/>
+      <w:lvlJc w:val="left"/>
+      <w:pPr>
+        <w:tabs>
+          <w:tab w:val="num" w:pos="4320"/>
+        </w:tabs>
+        <w:ind w:left="4320" w:hanging="360"/>
+      </w:pPr>
+      <w:rPr>
+        <w:rFonts w:ascii="Wingdings" w:hAnsi="Wingdings" w:hint="default"/>
+        <w:sz w:val="20"/>
+      </w:rPr>
+    </w:lvl>
+    <w:lvl w:ilvl="6" w:tentative="1">
+      <w:start w:val="1"/>
+      <w:numFmt w:val="bullet"/>
+      <w:lvlText w:val=""/>
+      <w:lvlJc w:val="left"/>
+      <w:pPr>
+        <w:tabs>
+          <w:tab w:val="num" w:pos="5040"/>
+        </w:tabs>
+        <w:ind w:left="5040" w:hanging="360"/>
+      </w:pPr>
+      <w:rPr>
+        <w:rFonts w:ascii="Wingdings" w:hAnsi="Wingdings" w:hint="default"/>
+        <w:sz w:val="20"/>
+      </w:rPr>
+    </w:lvl>
+    <w:lvl w:ilvl="7" w:tentative="1">
+      <w:start w:val="1"/>
+      <w:numFmt w:val="bullet"/>
+      <w:lvlText w:val=""/>
+      <w:lvlJc w:val="left"/>
+      <w:pPr>
+        <w:tabs>
+          <w:tab w:val="num" w:pos="5760"/>
+        </w:tabs>
+        <w:ind w:left="5760" w:hanging="360"/>
+      </w:pPr>
+      <w:rPr>
+        <w:rFonts w:ascii="Wingdings" w:hAnsi="Wingdings" w:hint="default"/>
+        <w:sz w:val="20"/>
+      </w:rPr>
+    </w:lvl>
+    <w:lvl w:ilvl="8" w:tentative="1">
+      <w:start w:val="1"/>
+      <w:numFmt w:val="bullet"/>
+      <w:lvlText w:val=""/>
+      <w:lvlJc w:val="left"/>
+      <w:pPr>
+        <w:tabs>
+          <w:tab w:val="num" w:pos="6480"/>
+        </w:tabs>
+        <w:ind w:left="6480" w:hanging="360"/>
+      </w:pPr>
+      <w:rPr>
+        <w:rFonts w:ascii="Wingdings" w:hAnsi="Wingdings" w:hint="default"/>
+        <w:sz w:val="20"/>
+      </w:rPr>
+    </w:lvl>
+  </w:abstractNum>
+  <w:abstractNum w:abstractNumId="14" w15:restartNumberingAfterBreak="0">
+    <w:nsid w:val="745E021B"/>
+    <w:multiLevelType w:val="multilevel"/>
+    <w:tmpl w:val="E2CAFB48"/>
+    <w:lvl w:ilvl="0">
+      <w:start w:val="1"/>
+      <w:numFmt w:val="bullet"/>
+      <w:lvlText w:val=""/>
+      <w:lvlJc w:val="left"/>
+      <w:pPr>
+        <w:tabs>
+          <w:tab w:val="num" w:pos="720"/>
+        </w:tabs>
+        <w:ind w:left="720" w:hanging="360"/>
+      </w:pPr>
+      <w:rPr>
+        <w:rFonts w:ascii="Symbol" w:hAnsi="Symbol" w:hint="default"/>
+        <w:sz w:val="20"/>
+      </w:rPr>
+    </w:lvl>
+    <w:lvl w:ilvl="1" w:tentative="1">
+      <w:start w:val="1"/>
+      <w:numFmt w:val="bullet"/>
+      <w:lvlText w:val="o"/>
+      <w:lvlJc w:val="left"/>
+      <w:pPr>
+        <w:tabs>
+          <w:tab w:val="num" w:pos="1440"/>
+        </w:tabs>
+        <w:ind w:left="1440" w:hanging="360"/>
+      </w:pPr>
+      <w:rPr>
+        <w:rFonts w:ascii="Courier New" w:hAnsi="Courier New" w:hint="default"/>
+        <w:sz w:val="20"/>
+      </w:rPr>
+    </w:lvl>
+    <w:lvl w:ilvl="2" w:tentative="1">
+      <w:start w:val="1"/>
+      <w:numFmt w:val="bullet"/>
+      <w:lvlText w:val=""/>
+      <w:lvlJc w:val="left"/>
+      <w:pPr>
+        <w:tabs>
+          <w:tab w:val="num" w:pos="2160"/>
+        </w:tabs>
+        <w:ind w:left="2160" w:hanging="360"/>
+      </w:pPr>
+      <w:rPr>
+        <w:rFonts w:ascii="Wingdings" w:hAnsi="Wingdings" w:hint="default"/>
+        <w:sz w:val="20"/>
+      </w:rPr>
+    </w:lvl>
+    <w:lvl w:ilvl="3" w:tentative="1">
+      <w:start w:val="1"/>
+      <w:numFmt w:val="bullet"/>
+      <w:lvlText w:val=""/>
+      <w:lvlJc w:val="left"/>
+      <w:pPr>
+        <w:tabs>
+          <w:tab w:val="num" w:pos="2880"/>
+        </w:tabs>
+        <w:ind w:left="2880" w:hanging="360"/>
+      </w:pPr>
+      <w:rPr>
+        <w:rFonts w:ascii="Wingdings" w:hAnsi="Wingdings" w:hint="default"/>
+        <w:sz w:val="20"/>
+      </w:rPr>
+    </w:lvl>
+    <w:lvl w:ilvl="4" w:tentative="1">
+      <w:start w:val="1"/>
+      <w:numFmt w:val="bullet"/>
+      <w:lvlText w:val=""/>
+      <w:lvlJc w:val="left"/>
+      <w:pPr>
+        <w:tabs>
+          <w:tab w:val="num" w:pos="3600"/>
+        </w:tabs>
+        <w:ind w:left="3600" w:hanging="360"/>
+      </w:pPr>
+      <w:rPr>
+        <w:rFonts w:ascii="Wingdings" w:hAnsi="Wingdings" w:hint="default"/>
+        <w:sz w:val="20"/>
+      </w:rPr>
+    </w:lvl>
+    <w:lvl w:ilvl="5" w:tentative="1">
+      <w:start w:val="1"/>
+      <w:numFmt w:val="bullet"/>
+      <w:lvlText w:val=""/>
+      <w:lvlJc w:val="left"/>
+      <w:pPr>
+        <w:tabs>
+          <w:tab w:val="num" w:pos="4320"/>
+        </w:tabs>
+        <w:ind w:left="4320" w:hanging="360"/>
+      </w:pPr>
+      <w:rPr>
+        <w:rFonts w:ascii="Wingdings" w:hAnsi="Wingdings" w:hint="default"/>
+        <w:sz w:val="20"/>
+      </w:rPr>
+    </w:lvl>
+    <w:lvl w:ilvl="6" w:tentative="1">
+      <w:start w:val="1"/>
+      <w:numFmt w:val="bullet"/>
+      <w:lvlText w:val=""/>
+      <w:lvlJc w:val="left"/>
+      <w:pPr>
+        <w:tabs>
+          <w:tab w:val="num" w:pos="5040"/>
+        </w:tabs>
+        <w:ind w:left="5040" w:hanging="360"/>
+      </w:pPr>
+      <w:rPr>
+        <w:rFonts w:ascii="Wingdings" w:hAnsi="Wingdings" w:hint="default"/>
+        <w:sz w:val="20"/>
+      </w:rPr>
+    </w:lvl>
+    <w:lvl w:ilvl="7" w:tentative="1">
+      <w:start w:val="1"/>
+      <w:numFmt w:val="bullet"/>
+      <w:lvlText w:val=""/>
+      <w:lvlJc w:val="left"/>
+      <w:pPr>
+        <w:tabs>
+          <w:tab w:val="num" w:pos="5760"/>
+        </w:tabs>
+        <w:ind w:left="5760" w:hanging="360"/>
+      </w:pPr>
+      <w:rPr>
+        <w:rFonts w:ascii="Wingdings" w:hAnsi="Wingdings" w:hint="default"/>
+        <w:sz w:val="20"/>
+      </w:rPr>
+    </w:lvl>
+    <w:lvl w:ilvl="8" w:tentative="1">
+      <w:start w:val="1"/>
+      <w:numFmt w:val="bullet"/>
+      <w:lvlText w:val=""/>
+      <w:lvlJc w:val="left"/>
+      <w:pPr>
+        <w:tabs>
+          <w:tab w:val="num" w:pos="6480"/>
+        </w:tabs>
+        <w:ind w:left="6480" w:hanging="360"/>
+      </w:pPr>
+      <w:rPr>
+        <w:rFonts w:ascii="Wingdings" w:hAnsi="Wingdings" w:hint="default"/>
+        <w:sz w:val="20"/>
+      </w:rPr>
+    </w:lvl>
+  </w:abstractNum>
+  <w:abstractNum w:abstractNumId="15" w15:restartNumberingAfterBreak="0">
+    <w:nsid w:val="746F2344"/>
+    <w:multiLevelType w:val="multilevel"/>
+    <w:tmpl w:val="444A5646"/>
+    <w:lvl w:ilvl="0">
+      <w:start w:val="1"/>
+      <w:numFmt w:val="bullet"/>
+      <w:lvlText w:val=""/>
+      <w:lvlJc w:val="left"/>
+      <w:pPr>
+        <w:tabs>
+          <w:tab w:val="num" w:pos="720"/>
+        </w:tabs>
+        <w:ind w:left="720" w:hanging="360"/>
+      </w:pPr>
+      <w:rPr>
+        <w:rFonts w:ascii="Symbol" w:hAnsi="Symbol" w:hint="default"/>
+        <w:sz w:val="20"/>
+      </w:rPr>
+    </w:lvl>
+    <w:lvl w:ilvl="1" w:tentative="1">
+      <w:start w:val="1"/>
+      <w:numFmt w:val="bullet"/>
+      <w:lvlText w:val="o"/>
+      <w:lvlJc w:val="left"/>
+      <w:pPr>
+        <w:tabs>
+          <w:tab w:val="num" w:pos="1440"/>
+        </w:tabs>
+        <w:ind w:left="1440" w:hanging="360"/>
+      </w:pPr>
+      <w:rPr>
+        <w:rFonts w:ascii="Courier New" w:hAnsi="Courier New" w:hint="default"/>
+        <w:sz w:val="20"/>
+      </w:rPr>
+    </w:lvl>
+    <w:lvl w:ilvl="2" w:tentative="1">
+      <w:start w:val="1"/>
+      <w:numFmt w:val="bullet"/>
+      <w:lvlText w:val=""/>
+      <w:lvlJc w:val="left"/>
+      <w:pPr>
+        <w:tabs>
+          <w:tab w:val="num" w:pos="2160"/>
+        </w:tabs>
+        <w:ind w:left="2160" w:hanging="360"/>
+      </w:pPr>
+      <w:rPr>
+        <w:rFonts w:ascii="Wingdings" w:hAnsi="Wingdings" w:hint="default"/>
+        <w:sz w:val="20"/>
+      </w:rPr>
+    </w:lvl>
+    <w:lvl w:ilvl="3" w:tentative="1">
+      <w:start w:val="1"/>
+      <w:numFmt w:val="bullet"/>
+      <w:lvlText w:val=""/>
+      <w:lvlJc w:val="left"/>
+      <w:pPr>
+        <w:tabs>
+          <w:tab w:val="num" w:pos="2880"/>
+        </w:tabs>
+        <w:ind w:left="2880" w:hanging="360"/>
+      </w:pPr>
+      <w:rPr>
+        <w:rFonts w:ascii="Wingdings" w:hAnsi="Wingdings" w:hint="default"/>
+        <w:sz w:val="20"/>
+      </w:rPr>
+    </w:lvl>
+    <w:lvl w:ilvl="4" w:tentative="1">
+      <w:start w:val="1"/>
+      <w:numFmt w:val="bullet"/>
+      <w:lvlText w:val=""/>
+      <w:lvlJc w:val="left"/>
+      <w:pPr>
+        <w:tabs>
+          <w:tab w:val="num" w:pos="3600"/>
+        </w:tabs>
+        <w:ind w:left="3600" w:hanging="360"/>
+      </w:pPr>
+      <w:rPr>
+        <w:rFonts w:ascii="Wingdings" w:hAnsi="Wingdings" w:hint="default"/>
+        <w:sz w:val="20"/>
+      </w:rPr>
+    </w:lvl>
+    <w:lvl w:ilvl="5" w:tentative="1">
+      <w:start w:val="1"/>
+      <w:numFmt w:val="bullet"/>
+      <w:lvlText w:val=""/>
+      <w:lvlJc w:val="left"/>
+      <w:pPr>
+        <w:tabs>
+          <w:tab w:val="num" w:pos="4320"/>
+        </w:tabs>
+        <w:ind w:left="4320" w:hanging="360"/>
+      </w:pPr>
+      <w:rPr>
+        <w:rFonts w:ascii="Wingdings" w:hAnsi="Wingdings" w:hint="default"/>
+        <w:sz w:val="20"/>
+      </w:rPr>
+    </w:lvl>
+    <w:lvl w:ilvl="6" w:tentative="1">
+      <w:start w:val="1"/>
+      <w:numFmt w:val="bullet"/>
+      <w:lvlText w:val=""/>
+      <w:lvlJc w:val="left"/>
+      <w:pPr>
+        <w:tabs>
+          <w:tab w:val="num" w:pos="5040"/>
+        </w:tabs>
+        <w:ind w:left="5040" w:hanging="360"/>
+      </w:pPr>
+      <w:rPr>
+        <w:rFonts w:ascii="Wingdings" w:hAnsi="Wingdings" w:hint="default"/>
+        <w:sz w:val="20"/>
+      </w:rPr>
+    </w:lvl>
+    <w:lvl w:ilvl="7" w:tentative="1">
+      <w:start w:val="1"/>
+      <w:numFmt w:val="bullet"/>
+      <w:lvlText w:val=""/>
+      <w:lvlJc w:val="left"/>
+      <w:pPr>
+        <w:tabs>
+          <w:tab w:val="num" w:pos="5760"/>
+        </w:tabs>
+        <w:ind w:left="5760" w:hanging="360"/>
+      </w:pPr>
+      <w:rPr>
+        <w:rFonts w:ascii="Wingdings" w:hAnsi="Wingdings" w:hint="default"/>
+        <w:sz w:val="20"/>
+      </w:rPr>
+    </w:lvl>
+    <w:lvl w:ilvl="8" w:tentative="1">
+      <w:start w:val="1"/>
+      <w:numFmt w:val="bullet"/>
+      <w:lvlText w:val=""/>
+      <w:lvlJc w:val="left"/>
+      <w:pPr>
+        <w:tabs>
+          <w:tab w:val="num" w:pos="6480"/>
+        </w:tabs>
+        <w:ind w:left="6480" w:hanging="360"/>
+      </w:pPr>
+      <w:rPr>
+        <w:rFonts w:ascii="Wingdings" w:hAnsi="Wingdings" w:hint="default"/>
+        <w:sz w:val="20"/>
+      </w:rPr>
+    </w:lvl>
+  </w:abstractNum>
+  <w:abstractNum w:abstractNumId="16" w15:restartNumberingAfterBreak="0">
+    <w:nsid w:val="7E6E19E2"/>
+    <w:multiLevelType w:val="multilevel"/>
+    <w:tmpl w:val="56904166"/>
+    <w:lvl w:ilvl="0">
+      <w:start w:val="1"/>
+      <w:numFmt w:val="bullet"/>
+      <w:lvlText w:val=""/>
+      <w:lvlJc w:val="left"/>
+      <w:pPr>
+        <w:tabs>
+          <w:tab w:val="num" w:pos="720"/>
+        </w:tabs>
+        <w:ind w:left="720" w:hanging="360"/>
+      </w:pPr>
+      <w:rPr>
+        <w:rFonts w:ascii="Symbol" w:hAnsi="Symbol" w:hint="default"/>
+        <w:sz w:val="20"/>
+      </w:rPr>
+    </w:lvl>
+    <w:lvl w:ilvl="1" w:tentative="1">
+      <w:start w:val="1"/>
+      <w:numFmt w:val="bullet"/>
+      <w:lvlText w:val="o"/>
+      <w:lvlJc w:val="left"/>
+      <w:pPr>
+        <w:tabs>
+          <w:tab w:val="num" w:pos="1440"/>
+        </w:tabs>
+        <w:ind w:left="1440" w:hanging="360"/>
+      </w:pPr>
+      <w:rPr>
+        <w:rFonts w:ascii="Courier New" w:hAnsi="Courier New" w:hint="default"/>
+        <w:sz w:val="20"/>
+      </w:rPr>
+    </w:lvl>
+    <w:lvl w:ilvl="2" w:tentative="1">
+      <w:start w:val="1"/>
+      <w:numFmt w:val="bullet"/>
+      <w:lvlText w:val=""/>
+      <w:lvlJc w:val="left"/>
+      <w:pPr>
+        <w:tabs>
+          <w:tab w:val="num" w:pos="2160"/>
+        </w:tabs>
+        <w:ind w:left="2160" w:hanging="360"/>
+      </w:pPr>
+      <w:rPr>
+        <w:rFonts w:ascii="Wingdings" w:hAnsi="Wingdings" w:hint="default"/>
+        <w:sz w:val="20"/>
+      </w:rPr>
+    </w:lvl>
+    <w:lvl w:ilvl="3" w:tentative="1">
+      <w:start w:val="1"/>
+      <w:numFmt w:val="bullet"/>
+      <w:lvlText w:val=""/>
+      <w:lvlJc w:val="left"/>
+      <w:pPr>
+        <w:tabs>
+          <w:tab w:val="num" w:pos="2880"/>
+        </w:tabs>
+        <w:ind w:left="2880" w:hanging="360"/>
+      </w:pPr>
+      <w:rPr>
+        <w:rFonts w:ascii="Wingdings" w:hAnsi="Wingdings" w:hint="default"/>
+        <w:sz w:val="20"/>
+      </w:rPr>
+    </w:lvl>
+    <w:lvl w:ilvl="4" w:tentative="1">
+      <w:start w:val="1"/>
+      <w:numFmt w:val="bullet"/>
+      <w:lvlText w:val=""/>
+      <w:lvlJc w:val="left"/>
+      <w:pPr>
+        <w:tabs>
+          <w:tab w:val="num" w:pos="3600"/>
+        </w:tabs>
+        <w:ind w:left="3600" w:hanging="360"/>
+      </w:pPr>
+      <w:rPr>
+        <w:rFonts w:ascii="Wingdings" w:hAnsi="Wingdings" w:hint="default"/>
+        <w:sz w:val="20"/>
+      </w:rPr>
+    </w:lvl>
+    <w:lvl w:ilvl="5" w:tentative="1">
+      <w:start w:val="1"/>
+      <w:numFmt w:val="bullet"/>
+      <w:lvlText w:val=""/>
+      <w:lvlJc w:val="left"/>
+      <w:pPr>
+        <w:tabs>
+          <w:tab w:val="num" w:pos="4320"/>
+        </w:tabs>
+        <w:ind w:left="4320" w:hanging="360"/>
+      </w:pPr>
+      <w:rPr>
+        <w:rFonts w:ascii="Wingdings" w:hAnsi="Wingdings" w:hint="default"/>
+        <w:sz w:val="20"/>
+      </w:rPr>
+    </w:lvl>
+    <w:lvl w:ilvl="6" w:tentative="1">
+      <w:start w:val="1"/>
+      <w:numFmt w:val="bullet"/>
+      <w:lvlText w:val=""/>
+      <w:lvlJc w:val="left"/>
+      <w:pPr>
+        <w:tabs>
+          <w:tab w:val="num" w:pos="5040"/>
+        </w:tabs>
+        <w:ind w:left="5040" w:hanging="360"/>
+      </w:pPr>
+      <w:rPr>
+        <w:rFonts w:ascii="Wingdings" w:hAnsi="Wingdings" w:hint="default"/>
+        <w:sz w:val="20"/>
+      </w:rPr>
+    </w:lvl>
+    <w:lvl w:ilvl="7" w:tentative="1">
+      <w:start w:val="1"/>
+      <w:numFmt w:val="bullet"/>
+      <w:lvlText w:val=""/>
+      <w:lvlJc w:val="left"/>
+      <w:pPr>
+        <w:tabs>
+          <w:tab w:val="num" w:pos="5760"/>
+        </w:tabs>
+        <w:ind w:left="5760" w:hanging="360"/>
+      </w:pPr>
+      <w:rPr>
+        <w:rFonts w:ascii="Wingdings" w:hAnsi="Wingdings" w:hint="default"/>
+        <w:sz w:val="20"/>
+      </w:rPr>
+    </w:lvl>
+    <w:lvl w:ilvl="8" w:tentative="1">
+      <w:start w:val="1"/>
+      <w:numFmt w:val="bullet"/>
+      <w:lvlText w:val=""/>
+      <w:lvlJc w:val="left"/>
+      <w:pPr>
+        <w:tabs>
+          <w:tab w:val="num" w:pos="6480"/>
+        </w:tabs>
+        <w:ind w:left="6480" w:hanging="360"/>
+      </w:pPr>
+      <w:rPr>
+        <w:rFonts w:ascii="Wingdings" w:hAnsi="Wingdings" w:hint="default"/>
+        <w:sz w:val="20"/>
+      </w:rPr>
+    </w:lvl>
+  </w:abstractNum>
+  <w:abstractNum w:abstractNumId="17" w15:restartNumberingAfterBreak="0">
     <w:nsid w:val="7FA93B0F"/>
     <w:multiLevelType w:val="multilevel"/>
     <w:tmpl w:val="C8667490"/>
@@ -8317,28 +13377,58 @@
     </w:lvl>
   </w:abstractNum>
   <w:num w:numId="1" w16cid:durableId="1010790037">
+    <w:abstractNumId w:val="9"/>
+  </w:num>
+  <w:num w:numId="2" w16cid:durableId="526598919">
+    <w:abstractNumId w:val="6"/>
+  </w:num>
+  <w:num w:numId="3" w16cid:durableId="620571845">
+    <w:abstractNumId w:val="17"/>
+  </w:num>
+  <w:num w:numId="4" w16cid:durableId="1012072675">
+    <w:abstractNumId w:val="5"/>
+  </w:num>
+  <w:num w:numId="5" w16cid:durableId="265891497">
+    <w:abstractNumId w:val="1"/>
+  </w:num>
+  <w:num w:numId="6" w16cid:durableId="743140464">
     <w:abstractNumId w:val="4"/>
   </w:num>
-  <w:num w:numId="2" w16cid:durableId="526598919">
-    <w:abstractNumId w:val="3"/>
+  <w:num w:numId="7" w16cid:durableId="1972443860">
+    <w:abstractNumId w:val="10"/>
   </w:num>
-  <w:num w:numId="3" w16cid:durableId="620571845">
+  <w:num w:numId="8" w16cid:durableId="1593514282">
+    <w:abstractNumId w:val="12"/>
+  </w:num>
+  <w:num w:numId="9" w16cid:durableId="1158837310">
+    <w:abstractNumId w:val="14"/>
+  </w:num>
+  <w:num w:numId="10" w16cid:durableId="883561628">
     <w:abstractNumId w:val="7"/>
   </w:num>
-  <w:num w:numId="4" w16cid:durableId="1012072675">
+  <w:num w:numId="11" w16cid:durableId="213809607">
+    <w:abstractNumId w:val="13"/>
+  </w:num>
+  <w:num w:numId="12" w16cid:durableId="94985437">
+    <w:abstractNumId w:val="11"/>
+  </w:num>
+  <w:num w:numId="13" w16cid:durableId="2102753899">
     <w:abstractNumId w:val="2"/>
   </w:num>
-  <w:num w:numId="5" w16cid:durableId="265891497">
+  <w:num w:numId="14" w16cid:durableId="1801223476">
+    <w:abstractNumId w:val="8"/>
+  </w:num>
+  <w:num w:numId="15" w16cid:durableId="1114179900">
     <w:abstractNumId w:val="0"/>
   </w:num>
-  <w:num w:numId="6" w16cid:durableId="743140464">
-    <w:abstractNumId w:val="1"/>
+  <w:num w:numId="16" w16cid:durableId="583807871">
+    <w:abstractNumId w:val="15"/>
   </w:num>
-  <w:num w:numId="7" w16cid:durableId="1972443860">
-    <w:abstractNumId w:val="5"/>
+  <w:num w:numId="17" w16cid:durableId="933703236">
+    <w:abstractNumId w:val="16"/>
   </w:num>
-  <w:num w:numId="8" w16cid:durableId="1593514282">
-    <w:abstractNumId w:val="6"/>
+  <w:num w:numId="18" w16cid:durableId="29109041">
+    <w:abstractNumId w:val="3"/>
   </w:num>
 </w:numbering>
 </file>

--- a/Notes/Git and gitHub.docx
+++ b/Notes/Git and gitHub.docx
@@ -10848,6 +10848,1843 @@
         </w:rPr>
       </w:pPr>
     </w:p>
+    <w:p>
+      <w:pPr>
+        <w:shd w:val="clear" w:color="auto" w:fill="C45911" w:themeFill="accent2" w:themeFillShade="BF"/>
+        <w:tabs>
+          <w:tab w:val="left" w:pos="2298"/>
+        </w:tabs>
+        <w:rPr>
+          <w:rFonts w:ascii="Times New Roman" w:hAnsi="Times New Roman" w:cs="Times New Roman"/>
+          <w:b/>
+          <w:bCs/>
+          <w:sz w:val="28"/>
+          <w:szCs w:val="28"/>
+        </w:rPr>
+      </w:pPr>
+      <w:r>
+        <w:rPr>
+          <w:rFonts w:ascii="Segoe UI Emoji" w:hAnsi="Segoe UI Emoji" w:cs="Segoe UI Emoji"/>
+          <w:b/>
+          <w:bCs/>
+          <w:sz w:val="28"/>
+          <w:szCs w:val="28"/>
+        </w:rPr>
+        <w:t>🔑</w:t>
+      </w:r>
+      <w:r>
+        <w:rPr>
+          <w:rFonts w:ascii="Times New Roman" w:hAnsi="Times New Roman" w:cs="Times New Roman"/>
+          <w:b/>
+          <w:bCs/>
+          <w:sz w:val="28"/>
+          <w:szCs w:val="28"/>
+        </w:rPr>
+        <w:t xml:space="preserve"> Key Branches in </w:t>
+      </w:r>
+      <w:proofErr w:type="spellStart"/>
+      <w:r>
+        <w:rPr>
+          <w:rFonts w:ascii="Times New Roman" w:hAnsi="Times New Roman" w:cs="Times New Roman"/>
+          <w:b/>
+          <w:bCs/>
+          <w:sz w:val="28"/>
+          <w:szCs w:val="28"/>
+        </w:rPr>
+        <w:t>Gitflow</w:t>
+      </w:r>
+      <w:proofErr w:type="spellEnd"/>
+    </w:p>
+    <w:p>
+      <w:pPr>
+        <w:numPr>
+          <w:ilvl w:val="0"/>
+          <w:numId w:val="19"/>
+        </w:numPr>
+        <w:shd w:val="clear" w:color="auto" w:fill="FFD966" w:themeFill="accent4" w:themeFillTint="99"/>
+        <w:tabs>
+          <w:tab w:val="left" w:pos="2298"/>
+        </w:tabs>
+        <w:rPr>
+          <w:rFonts w:ascii="Times New Roman" w:hAnsi="Times New Roman" w:cs="Times New Roman"/>
+          <w:sz w:val="24"/>
+          <w:szCs w:val="24"/>
+        </w:rPr>
+      </w:pPr>
+      <w:r>
+        <w:rPr>
+          <w:rFonts w:ascii="Times New Roman" w:hAnsi="Times New Roman" w:cs="Times New Roman"/>
+          <w:b/>
+          <w:bCs/>
+          <w:sz w:val="24"/>
+          <w:szCs w:val="24"/>
+        </w:rPr>
+        <w:t>main (Stable Releases)</w:t>
+      </w:r>
+    </w:p>
+    <w:p>
+      <w:pPr>
+        <w:numPr>
+          <w:ilvl w:val="1"/>
+          <w:numId w:val="19"/>
+        </w:numPr>
+        <w:tabs>
+          <w:tab w:val="left" w:pos="2298"/>
+        </w:tabs>
+        <w:rPr>
+          <w:rFonts w:ascii="Times New Roman" w:hAnsi="Times New Roman" w:cs="Times New Roman"/>
+          <w:sz w:val="24"/>
+          <w:szCs w:val="24"/>
+        </w:rPr>
+      </w:pPr>
+      <w:r>
+        <w:rPr>
+          <w:rFonts w:ascii="Times New Roman" w:hAnsi="Times New Roman" w:cs="Times New Roman"/>
+          <w:sz w:val="24"/>
+          <w:szCs w:val="24"/>
+        </w:rPr>
+        <w:t xml:space="preserve">Holds </w:t>
+      </w:r>
+      <w:r>
+        <w:rPr>
+          <w:rFonts w:ascii="Times New Roman" w:hAnsi="Times New Roman" w:cs="Times New Roman"/>
+          <w:b/>
+          <w:bCs/>
+          <w:sz w:val="24"/>
+          <w:szCs w:val="24"/>
+        </w:rPr>
+        <w:t>production-ready</w:t>
+      </w:r>
+      <w:r>
+        <w:rPr>
+          <w:rFonts w:ascii="Times New Roman" w:hAnsi="Times New Roman" w:cs="Times New Roman"/>
+          <w:sz w:val="24"/>
+          <w:szCs w:val="24"/>
+        </w:rPr>
+        <w:t xml:space="preserve"> code.</w:t>
+      </w:r>
+    </w:p>
+    <w:p>
+      <w:pPr>
+        <w:numPr>
+          <w:ilvl w:val="1"/>
+          <w:numId w:val="19"/>
+        </w:numPr>
+        <w:tabs>
+          <w:tab w:val="left" w:pos="2298"/>
+        </w:tabs>
+        <w:rPr>
+          <w:rFonts w:ascii="Times New Roman" w:hAnsi="Times New Roman" w:cs="Times New Roman"/>
+          <w:sz w:val="24"/>
+          <w:szCs w:val="24"/>
+        </w:rPr>
+      </w:pPr>
+      <w:r>
+        <w:rPr>
+          <w:rFonts w:ascii="Times New Roman" w:hAnsi="Times New Roman" w:cs="Times New Roman"/>
+          <w:sz w:val="24"/>
+          <w:szCs w:val="24"/>
+        </w:rPr>
+        <w:t xml:space="preserve">Every commit in main represents a </w:t>
+      </w:r>
+      <w:r>
+        <w:rPr>
+          <w:rFonts w:ascii="Times New Roman" w:hAnsi="Times New Roman" w:cs="Times New Roman"/>
+          <w:b/>
+          <w:bCs/>
+          <w:sz w:val="24"/>
+          <w:szCs w:val="24"/>
+        </w:rPr>
+        <w:t>release version</w:t>
+      </w:r>
+      <w:r>
+        <w:rPr>
+          <w:rFonts w:ascii="Times New Roman" w:hAnsi="Times New Roman" w:cs="Times New Roman"/>
+          <w:sz w:val="24"/>
+          <w:szCs w:val="24"/>
+        </w:rPr>
+        <w:t>.</w:t>
+      </w:r>
+    </w:p>
+    <w:p>
+      <w:pPr>
+        <w:numPr>
+          <w:ilvl w:val="1"/>
+          <w:numId w:val="19"/>
+        </w:numPr>
+        <w:tabs>
+          <w:tab w:val="left" w:pos="2298"/>
+        </w:tabs>
+        <w:rPr>
+          <w:rFonts w:ascii="Times New Roman" w:hAnsi="Times New Roman" w:cs="Times New Roman"/>
+          <w:sz w:val="24"/>
+          <w:szCs w:val="24"/>
+        </w:rPr>
+      </w:pPr>
+      <w:r>
+        <w:rPr>
+          <w:rFonts w:ascii="Times New Roman" w:hAnsi="Times New Roman" w:cs="Times New Roman"/>
+          <w:sz w:val="24"/>
+          <w:szCs w:val="24"/>
+        </w:rPr>
+        <w:t xml:space="preserve">Only updated through </w:t>
+      </w:r>
+      <w:r>
+        <w:rPr>
+          <w:rFonts w:ascii="Times New Roman" w:hAnsi="Times New Roman" w:cs="Times New Roman"/>
+          <w:b/>
+          <w:bCs/>
+          <w:sz w:val="24"/>
+          <w:szCs w:val="24"/>
+        </w:rPr>
+        <w:t>merge from develop</w:t>
+      </w:r>
+      <w:r>
+        <w:rPr>
+          <w:rFonts w:ascii="Times New Roman" w:hAnsi="Times New Roman" w:cs="Times New Roman"/>
+          <w:sz w:val="24"/>
+          <w:szCs w:val="24"/>
+        </w:rPr>
+        <w:t xml:space="preserve"> or hotfixes.</w:t>
+      </w:r>
+    </w:p>
+    <w:p>
+      <w:pPr>
+        <w:numPr>
+          <w:ilvl w:val="0"/>
+          <w:numId w:val="19"/>
+        </w:numPr>
+        <w:shd w:val="clear" w:color="auto" w:fill="FFD966" w:themeFill="accent4" w:themeFillTint="99"/>
+        <w:tabs>
+          <w:tab w:val="left" w:pos="2298"/>
+        </w:tabs>
+        <w:rPr>
+          <w:rFonts w:ascii="Times New Roman" w:hAnsi="Times New Roman" w:cs="Times New Roman"/>
+          <w:sz w:val="24"/>
+          <w:szCs w:val="24"/>
+        </w:rPr>
+      </w:pPr>
+      <w:r>
+        <w:rPr>
+          <w:rFonts w:ascii="Times New Roman" w:hAnsi="Times New Roman" w:cs="Times New Roman"/>
+          <w:b/>
+          <w:bCs/>
+          <w:sz w:val="24"/>
+          <w:szCs w:val="24"/>
+        </w:rPr>
+        <w:t>develop (Integration of Features)</w:t>
+      </w:r>
+    </w:p>
+    <w:p>
+      <w:pPr>
+        <w:numPr>
+          <w:ilvl w:val="1"/>
+          <w:numId w:val="19"/>
+        </w:numPr>
+        <w:tabs>
+          <w:tab w:val="left" w:pos="2298"/>
+        </w:tabs>
+        <w:rPr>
+          <w:rFonts w:ascii="Times New Roman" w:hAnsi="Times New Roman" w:cs="Times New Roman"/>
+          <w:sz w:val="24"/>
+          <w:szCs w:val="24"/>
+        </w:rPr>
+      </w:pPr>
+      <w:r>
+        <w:rPr>
+          <w:rFonts w:ascii="Times New Roman" w:hAnsi="Times New Roman" w:cs="Times New Roman"/>
+          <w:sz w:val="24"/>
+          <w:szCs w:val="24"/>
+        </w:rPr>
+        <w:t>The main working branch where features are merged.</w:t>
+      </w:r>
+    </w:p>
+    <w:p>
+      <w:pPr>
+        <w:numPr>
+          <w:ilvl w:val="1"/>
+          <w:numId w:val="19"/>
+        </w:numPr>
+        <w:tabs>
+          <w:tab w:val="left" w:pos="2298"/>
+        </w:tabs>
+        <w:rPr>
+          <w:rFonts w:ascii="Times New Roman" w:hAnsi="Times New Roman" w:cs="Times New Roman"/>
+          <w:sz w:val="24"/>
+          <w:szCs w:val="24"/>
+        </w:rPr>
+      </w:pPr>
+      <w:r>
+        <w:rPr>
+          <w:rFonts w:ascii="Times New Roman" w:hAnsi="Times New Roman" w:cs="Times New Roman"/>
+          <w:sz w:val="24"/>
+          <w:szCs w:val="24"/>
+        </w:rPr>
+        <w:t xml:space="preserve">Always reflects the latest </w:t>
+      </w:r>
+      <w:r>
+        <w:rPr>
+          <w:rFonts w:ascii="Times New Roman" w:hAnsi="Times New Roman" w:cs="Times New Roman"/>
+          <w:b/>
+          <w:bCs/>
+          <w:sz w:val="24"/>
+          <w:szCs w:val="24"/>
+        </w:rPr>
+        <w:t>completed</w:t>
+      </w:r>
+      <w:r>
+        <w:rPr>
+          <w:rFonts w:ascii="Times New Roman" w:hAnsi="Times New Roman" w:cs="Times New Roman"/>
+          <w:sz w:val="24"/>
+          <w:szCs w:val="24"/>
+        </w:rPr>
+        <w:t xml:space="preserve"> developments.</w:t>
+      </w:r>
+    </w:p>
+    <w:p>
+      <w:pPr>
+        <w:numPr>
+          <w:ilvl w:val="1"/>
+          <w:numId w:val="19"/>
+        </w:numPr>
+        <w:tabs>
+          <w:tab w:val="left" w:pos="2298"/>
+        </w:tabs>
+        <w:rPr>
+          <w:rFonts w:ascii="Times New Roman" w:hAnsi="Times New Roman" w:cs="Times New Roman"/>
+          <w:sz w:val="24"/>
+          <w:szCs w:val="24"/>
+        </w:rPr>
+      </w:pPr>
+      <w:r>
+        <w:rPr>
+          <w:rFonts w:ascii="Times New Roman" w:hAnsi="Times New Roman" w:cs="Times New Roman"/>
+          <w:sz w:val="24"/>
+          <w:szCs w:val="24"/>
+        </w:rPr>
+        <w:t xml:space="preserve">Used for </w:t>
+      </w:r>
+      <w:r>
+        <w:rPr>
+          <w:rFonts w:ascii="Times New Roman" w:hAnsi="Times New Roman" w:cs="Times New Roman"/>
+          <w:b/>
+          <w:bCs/>
+          <w:sz w:val="24"/>
+          <w:szCs w:val="24"/>
+        </w:rPr>
+        <w:t>QA/testing</w:t>
+      </w:r>
+      <w:r>
+        <w:rPr>
+          <w:rFonts w:ascii="Times New Roman" w:hAnsi="Times New Roman" w:cs="Times New Roman"/>
+          <w:sz w:val="24"/>
+          <w:szCs w:val="24"/>
+        </w:rPr>
+        <w:t xml:space="preserve"> before merging into main.</w:t>
+      </w:r>
+    </w:p>
+    <w:p>
+      <w:pPr>
+        <w:numPr>
+          <w:ilvl w:val="0"/>
+          <w:numId w:val="19"/>
+        </w:numPr>
+        <w:shd w:val="clear" w:color="auto" w:fill="FFD966" w:themeFill="accent4" w:themeFillTint="99"/>
+        <w:tabs>
+          <w:tab w:val="left" w:pos="2298"/>
+        </w:tabs>
+        <w:rPr>
+          <w:rFonts w:ascii="Times New Roman" w:hAnsi="Times New Roman" w:cs="Times New Roman"/>
+          <w:sz w:val="24"/>
+          <w:szCs w:val="24"/>
+        </w:rPr>
+      </w:pPr>
+      <w:r>
+        <w:rPr>
+          <w:rFonts w:ascii="Times New Roman" w:hAnsi="Times New Roman" w:cs="Times New Roman"/>
+          <w:b/>
+          <w:bCs/>
+          <w:sz w:val="24"/>
+          <w:szCs w:val="24"/>
+        </w:rPr>
+        <w:t>feature (New Features Development)</w:t>
+      </w:r>
+    </w:p>
+    <w:p>
+      <w:pPr>
+        <w:numPr>
+          <w:ilvl w:val="1"/>
+          <w:numId w:val="19"/>
+        </w:numPr>
+        <w:tabs>
+          <w:tab w:val="left" w:pos="2298"/>
+        </w:tabs>
+        <w:rPr>
+          <w:rFonts w:ascii="Times New Roman" w:hAnsi="Times New Roman" w:cs="Times New Roman"/>
+          <w:sz w:val="24"/>
+          <w:szCs w:val="24"/>
+        </w:rPr>
+      </w:pPr>
+      <w:r>
+        <w:rPr>
+          <w:rFonts w:ascii="Times New Roman" w:hAnsi="Times New Roman" w:cs="Times New Roman"/>
+          <w:sz w:val="24"/>
+          <w:szCs w:val="24"/>
+        </w:rPr>
+        <w:t>Each feature has its own branch: feature/feature-name.</w:t>
+      </w:r>
+    </w:p>
+    <w:p>
+      <w:pPr>
+        <w:numPr>
+          <w:ilvl w:val="1"/>
+          <w:numId w:val="19"/>
+        </w:numPr>
+        <w:tabs>
+          <w:tab w:val="left" w:pos="2298"/>
+        </w:tabs>
+        <w:rPr>
+          <w:rFonts w:ascii="Times New Roman" w:hAnsi="Times New Roman" w:cs="Times New Roman"/>
+          <w:sz w:val="24"/>
+          <w:szCs w:val="24"/>
+        </w:rPr>
+      </w:pPr>
+      <w:r>
+        <w:rPr>
+          <w:rFonts w:ascii="Times New Roman" w:hAnsi="Times New Roman" w:cs="Times New Roman"/>
+          <w:sz w:val="24"/>
+          <w:szCs w:val="24"/>
+        </w:rPr>
+        <w:t>Created from develop, merged back into develop.</w:t>
+      </w:r>
+    </w:p>
+    <w:p>
+      <w:pPr>
+        <w:numPr>
+          <w:ilvl w:val="1"/>
+          <w:numId w:val="19"/>
+        </w:numPr>
+        <w:tabs>
+          <w:tab w:val="left" w:pos="2298"/>
+        </w:tabs>
+        <w:rPr>
+          <w:rFonts w:ascii="Times New Roman" w:hAnsi="Times New Roman" w:cs="Times New Roman"/>
+          <w:sz w:val="24"/>
+          <w:szCs w:val="24"/>
+        </w:rPr>
+      </w:pPr>
+      <w:r>
+        <w:rPr>
+          <w:rFonts w:ascii="Times New Roman" w:hAnsi="Times New Roman" w:cs="Times New Roman"/>
+          <w:sz w:val="24"/>
+          <w:szCs w:val="24"/>
+        </w:rPr>
+        <w:t>Once complete, it’s removed to keep the repository clean.</w:t>
+      </w:r>
+    </w:p>
+    <w:p>
+      <w:pPr>
+        <w:numPr>
+          <w:ilvl w:val="0"/>
+          <w:numId w:val="19"/>
+        </w:numPr>
+        <w:shd w:val="clear" w:color="auto" w:fill="FFD966" w:themeFill="accent4" w:themeFillTint="99"/>
+        <w:tabs>
+          <w:tab w:val="left" w:pos="2298"/>
+        </w:tabs>
+        <w:rPr>
+          <w:rFonts w:ascii="Times New Roman" w:hAnsi="Times New Roman" w:cs="Times New Roman"/>
+          <w:sz w:val="24"/>
+          <w:szCs w:val="24"/>
+        </w:rPr>
+      </w:pPr>
+      <w:r>
+        <w:rPr>
+          <w:rFonts w:ascii="Times New Roman" w:hAnsi="Times New Roman" w:cs="Times New Roman"/>
+          <w:b/>
+          <w:bCs/>
+          <w:sz w:val="24"/>
+          <w:szCs w:val="24"/>
+        </w:rPr>
+        <w:t>release (Preparing for Deployment)</w:t>
+      </w:r>
+    </w:p>
+    <w:p>
+      <w:pPr>
+        <w:numPr>
+          <w:ilvl w:val="1"/>
+          <w:numId w:val="19"/>
+        </w:numPr>
+        <w:tabs>
+          <w:tab w:val="left" w:pos="2298"/>
+        </w:tabs>
+        <w:rPr>
+          <w:rFonts w:ascii="Times New Roman" w:hAnsi="Times New Roman" w:cs="Times New Roman"/>
+          <w:sz w:val="24"/>
+          <w:szCs w:val="24"/>
+        </w:rPr>
+      </w:pPr>
+      <w:r>
+        <w:rPr>
+          <w:rFonts w:ascii="Times New Roman" w:hAnsi="Times New Roman" w:cs="Times New Roman"/>
+          <w:sz w:val="24"/>
+          <w:szCs w:val="24"/>
+        </w:rPr>
+        <w:t xml:space="preserve">Used to </w:t>
+      </w:r>
+      <w:r>
+        <w:rPr>
+          <w:rFonts w:ascii="Times New Roman" w:hAnsi="Times New Roman" w:cs="Times New Roman"/>
+          <w:b/>
+          <w:bCs/>
+          <w:sz w:val="24"/>
+          <w:szCs w:val="24"/>
+        </w:rPr>
+        <w:t>prepare for a new stable version</w:t>
+      </w:r>
+      <w:r>
+        <w:rPr>
+          <w:rFonts w:ascii="Times New Roman" w:hAnsi="Times New Roman" w:cs="Times New Roman"/>
+          <w:sz w:val="24"/>
+          <w:szCs w:val="24"/>
+        </w:rPr>
+        <w:t>.</w:t>
+      </w:r>
+    </w:p>
+    <w:p>
+      <w:pPr>
+        <w:numPr>
+          <w:ilvl w:val="1"/>
+          <w:numId w:val="19"/>
+        </w:numPr>
+        <w:tabs>
+          <w:tab w:val="left" w:pos="2298"/>
+        </w:tabs>
+        <w:rPr>
+          <w:rFonts w:ascii="Times New Roman" w:hAnsi="Times New Roman" w:cs="Times New Roman"/>
+          <w:sz w:val="24"/>
+          <w:szCs w:val="24"/>
+        </w:rPr>
+      </w:pPr>
+      <w:r>
+        <w:rPr>
+          <w:rFonts w:ascii="Times New Roman" w:hAnsi="Times New Roman" w:cs="Times New Roman"/>
+          <w:sz w:val="24"/>
+          <w:szCs w:val="24"/>
+        </w:rPr>
+        <w:t>Branched from develop, merged into main and develop.</w:t>
+      </w:r>
+    </w:p>
+    <w:p>
+      <w:pPr>
+        <w:numPr>
+          <w:ilvl w:val="1"/>
+          <w:numId w:val="19"/>
+        </w:numPr>
+        <w:tabs>
+          <w:tab w:val="left" w:pos="2298"/>
+        </w:tabs>
+        <w:rPr>
+          <w:rFonts w:ascii="Times New Roman" w:hAnsi="Times New Roman" w:cs="Times New Roman"/>
+          <w:sz w:val="24"/>
+          <w:szCs w:val="24"/>
+        </w:rPr>
+      </w:pPr>
+      <w:r>
+        <w:rPr>
+          <w:rFonts w:ascii="Times New Roman" w:hAnsi="Times New Roman" w:cs="Times New Roman"/>
+          <w:sz w:val="24"/>
+          <w:szCs w:val="24"/>
+        </w:rPr>
+        <w:t>Allows final bug fixes, documentation, and testing.</w:t>
+      </w:r>
+    </w:p>
+    <w:p>
+      <w:pPr>
+        <w:numPr>
+          <w:ilvl w:val="0"/>
+          <w:numId w:val="19"/>
+        </w:numPr>
+        <w:shd w:val="clear" w:color="auto" w:fill="FFD966" w:themeFill="accent4" w:themeFillTint="99"/>
+        <w:tabs>
+          <w:tab w:val="left" w:pos="2298"/>
+        </w:tabs>
+        <w:rPr>
+          <w:rFonts w:ascii="Times New Roman" w:hAnsi="Times New Roman" w:cs="Times New Roman"/>
+          <w:sz w:val="24"/>
+          <w:szCs w:val="24"/>
+        </w:rPr>
+      </w:pPr>
+      <w:r>
+        <w:rPr>
+          <w:rFonts w:ascii="Times New Roman" w:hAnsi="Times New Roman" w:cs="Times New Roman"/>
+          <w:b/>
+          <w:bCs/>
+          <w:sz w:val="24"/>
+          <w:szCs w:val="24"/>
+        </w:rPr>
+        <w:t>hotfix (Urgent Bug Fixes in Production)</w:t>
+      </w:r>
+    </w:p>
+    <w:p>
+      <w:pPr>
+        <w:numPr>
+          <w:ilvl w:val="1"/>
+          <w:numId w:val="19"/>
+        </w:numPr>
+        <w:tabs>
+          <w:tab w:val="left" w:pos="2298"/>
+        </w:tabs>
+        <w:rPr>
+          <w:rFonts w:ascii="Times New Roman" w:hAnsi="Times New Roman" w:cs="Times New Roman"/>
+          <w:sz w:val="24"/>
+          <w:szCs w:val="24"/>
+        </w:rPr>
+      </w:pPr>
+      <w:r>
+        <w:rPr>
+          <w:rFonts w:ascii="Times New Roman" w:hAnsi="Times New Roman" w:cs="Times New Roman"/>
+          <w:sz w:val="24"/>
+          <w:szCs w:val="24"/>
+        </w:rPr>
+        <w:t xml:space="preserve">Used to fix </w:t>
+      </w:r>
+      <w:r>
+        <w:rPr>
+          <w:rFonts w:ascii="Times New Roman" w:hAnsi="Times New Roman" w:cs="Times New Roman"/>
+          <w:b/>
+          <w:bCs/>
+          <w:sz w:val="24"/>
+          <w:szCs w:val="24"/>
+        </w:rPr>
+        <w:t>critical issues</w:t>
+      </w:r>
+      <w:r>
+        <w:rPr>
+          <w:rFonts w:ascii="Times New Roman" w:hAnsi="Times New Roman" w:cs="Times New Roman"/>
+          <w:sz w:val="24"/>
+          <w:szCs w:val="24"/>
+        </w:rPr>
+        <w:t xml:space="preserve"> in main without waiting for a full release.</w:t>
+      </w:r>
+    </w:p>
+    <w:p>
+      <w:pPr>
+        <w:numPr>
+          <w:ilvl w:val="1"/>
+          <w:numId w:val="19"/>
+        </w:numPr>
+        <w:tabs>
+          <w:tab w:val="left" w:pos="2298"/>
+        </w:tabs>
+        <w:rPr>
+          <w:rFonts w:ascii="Times New Roman" w:hAnsi="Times New Roman" w:cs="Times New Roman"/>
+          <w:sz w:val="24"/>
+          <w:szCs w:val="24"/>
+        </w:rPr>
+      </w:pPr>
+      <w:r>
+        <w:rPr>
+          <w:rFonts w:ascii="Times New Roman" w:hAnsi="Times New Roman" w:cs="Times New Roman"/>
+          <w:sz w:val="24"/>
+          <w:szCs w:val="24"/>
+        </w:rPr>
+        <w:t>Created from main, merged back into main and develop.</w:t>
+      </w:r>
+    </w:p>
+    <w:p>
+      <w:pPr>
+        <w:shd w:val="clear" w:color="auto" w:fill="C5E0B3" w:themeFill="accent6" w:themeFillTint="66"/>
+        <w:tabs>
+          <w:tab w:val="left" w:pos="2298"/>
+        </w:tabs>
+        <w:rPr>
+          <w:rFonts w:ascii="Times New Roman" w:hAnsi="Times New Roman" w:cs="Times New Roman"/>
+          <w:b/>
+          <w:bCs/>
+          <w:sz w:val="28"/>
+          <w:szCs w:val="28"/>
+        </w:rPr>
+      </w:pPr>
+      <w:r>
+        <w:rPr>
+          <w:rFonts w:ascii="Segoe UI Emoji" w:hAnsi="Segoe UI Emoji" w:cs="Segoe UI Emoji"/>
+          <w:b/>
+          <w:bCs/>
+          <w:sz w:val="28"/>
+          <w:szCs w:val="28"/>
+        </w:rPr>
+        <w:t>🌱</w:t>
+      </w:r>
+      <w:r>
+        <w:rPr>
+          <w:rFonts w:ascii="Times New Roman" w:hAnsi="Times New Roman" w:cs="Times New Roman"/>
+          <w:b/>
+          <w:bCs/>
+          <w:sz w:val="28"/>
+          <w:szCs w:val="28"/>
+        </w:rPr>
+        <w:t xml:space="preserve"> </w:t>
+      </w:r>
+      <w:proofErr w:type="spellStart"/>
+      <w:r>
+        <w:rPr>
+          <w:rFonts w:ascii="Times New Roman" w:hAnsi="Times New Roman" w:cs="Times New Roman"/>
+          <w:b/>
+          <w:bCs/>
+          <w:sz w:val="28"/>
+          <w:szCs w:val="28"/>
+        </w:rPr>
+        <w:t>Gitflow</w:t>
+      </w:r>
+      <w:proofErr w:type="spellEnd"/>
+      <w:r>
+        <w:rPr>
+          <w:rFonts w:ascii="Times New Roman" w:hAnsi="Times New Roman" w:cs="Times New Roman"/>
+          <w:b/>
+          <w:bCs/>
+          <w:sz w:val="28"/>
+          <w:szCs w:val="28"/>
+        </w:rPr>
+        <w:t xml:space="preserve"> Workflow</w:t>
+      </w:r>
+    </w:p>
+    <w:p>
+      <w:pPr>
+        <w:shd w:val="clear" w:color="auto" w:fill="F7CAAC" w:themeFill="accent2" w:themeFillTint="66"/>
+        <w:tabs>
+          <w:tab w:val="left" w:pos="2298"/>
+        </w:tabs>
+        <w:rPr>
+          <w:rFonts w:ascii="Times New Roman" w:hAnsi="Times New Roman" w:cs="Times New Roman"/>
+          <w:b/>
+          <w:bCs/>
+          <w:sz w:val="28"/>
+          <w:szCs w:val="28"/>
+        </w:rPr>
+      </w:pPr>
+      <w:r>
+        <w:rPr>
+          <w:rFonts w:ascii="Times New Roman" w:hAnsi="Times New Roman" w:cs="Times New Roman"/>
+          <w:b/>
+          <w:bCs/>
+          <w:sz w:val="28"/>
+          <w:szCs w:val="28"/>
+        </w:rPr>
+        <w:t>1</w:t>
+      </w:r>
+      <w:r>
+        <w:rPr>
+          <w:rFonts w:ascii="Times New Roman" w:hAnsi="Times New Roman" w:cs="Times New Roman"/>
+          <w:b/>
+          <w:bCs/>
+          <w:sz w:val="28"/>
+          <w:szCs w:val="28"/>
+        </w:rPr>
+        <w:t>️</w:t>
+      </w:r>
+      <w:r>
+        <w:rPr>
+          <w:rFonts w:ascii="Segoe UI Symbol" w:hAnsi="Segoe UI Symbol" w:cs="Segoe UI Symbol"/>
+          <w:b/>
+          <w:bCs/>
+          <w:sz w:val="28"/>
+          <w:szCs w:val="28"/>
+        </w:rPr>
+        <w:t>.</w:t>
+      </w:r>
+      <w:r>
+        <w:rPr>
+          <w:rFonts w:ascii="Times New Roman" w:hAnsi="Times New Roman" w:cs="Times New Roman"/>
+          <w:b/>
+          <w:bCs/>
+          <w:sz w:val="28"/>
+          <w:szCs w:val="28"/>
+        </w:rPr>
+        <w:t xml:space="preserve"> Start</w:t>
+      </w:r>
+      <w:r>
+        <w:rPr>
+          <w:rFonts w:ascii="Times New Roman" w:hAnsi="Times New Roman" w:cs="Times New Roman"/>
+          <w:b/>
+          <w:bCs/>
+          <w:sz w:val="28"/>
+          <w:szCs w:val="28"/>
+        </w:rPr>
+        <w:t xml:space="preserve"> a New Feature</w:t>
+      </w:r>
+    </w:p>
+    <w:p>
+      <w:pPr>
+        <w:pBdr>
+          <w:top w:val="single" w:sz="4" w:space="1" w:color="auto"/>
+          <w:left w:val="single" w:sz="4" w:space="4" w:color="auto"/>
+          <w:bottom w:val="single" w:sz="4" w:space="1" w:color="auto"/>
+          <w:right w:val="single" w:sz="4" w:space="4" w:color="auto"/>
+        </w:pBdr>
+        <w:shd w:val="clear" w:color="auto" w:fill="E2EFD9" w:themeFill="accent6" w:themeFillTint="33"/>
+        <w:tabs>
+          <w:tab w:val="left" w:pos="2298"/>
+        </w:tabs>
+        <w:rPr>
+          <w:rFonts w:ascii="Times New Roman" w:hAnsi="Times New Roman" w:cs="Times New Roman"/>
+        </w:rPr>
+      </w:pPr>
+      <w:r>
+        <w:rPr>
+          <w:rFonts w:ascii="Times New Roman" w:hAnsi="Times New Roman" w:cs="Times New Roman"/>
+        </w:rPr>
+        <w:t xml:space="preserve">git checkout </w:t>
+      </w:r>
+      <w:proofErr w:type="gramStart"/>
+      <w:r>
+        <w:rPr>
+          <w:rFonts w:ascii="Times New Roman" w:hAnsi="Times New Roman" w:cs="Times New Roman"/>
+        </w:rPr>
+        <w:t>develop</w:t>
+      </w:r>
+      <w:proofErr w:type="gramEnd"/>
+    </w:p>
+    <w:p>
+      <w:pPr>
+        <w:pBdr>
+          <w:top w:val="single" w:sz="4" w:space="1" w:color="auto"/>
+          <w:left w:val="single" w:sz="4" w:space="4" w:color="auto"/>
+          <w:bottom w:val="single" w:sz="4" w:space="1" w:color="auto"/>
+          <w:right w:val="single" w:sz="4" w:space="4" w:color="auto"/>
+        </w:pBdr>
+        <w:shd w:val="clear" w:color="auto" w:fill="E2EFD9" w:themeFill="accent6" w:themeFillTint="33"/>
+        <w:tabs>
+          <w:tab w:val="left" w:pos="2298"/>
+        </w:tabs>
+        <w:rPr>
+          <w:rFonts w:ascii="Times New Roman" w:hAnsi="Times New Roman" w:cs="Times New Roman"/>
+        </w:rPr>
+      </w:pPr>
+      <w:r>
+        <w:rPr>
+          <w:rFonts w:ascii="Times New Roman" w:hAnsi="Times New Roman" w:cs="Times New Roman"/>
+        </w:rPr>
+        <w:t>git pull origin develop</w:t>
+      </w:r>
+    </w:p>
+    <w:p>
+      <w:pPr>
+        <w:pBdr>
+          <w:top w:val="single" w:sz="4" w:space="1" w:color="auto"/>
+          <w:left w:val="single" w:sz="4" w:space="4" w:color="auto"/>
+          <w:bottom w:val="single" w:sz="4" w:space="1" w:color="auto"/>
+          <w:right w:val="single" w:sz="4" w:space="4" w:color="auto"/>
+        </w:pBdr>
+        <w:shd w:val="clear" w:color="auto" w:fill="E2EFD9" w:themeFill="accent6" w:themeFillTint="33"/>
+        <w:tabs>
+          <w:tab w:val="left" w:pos="2298"/>
+        </w:tabs>
+        <w:rPr>
+          <w:rFonts w:ascii="Times New Roman" w:hAnsi="Times New Roman" w:cs="Times New Roman"/>
+        </w:rPr>
+      </w:pPr>
+      <w:r>
+        <w:rPr>
+          <w:rFonts w:ascii="Times New Roman" w:hAnsi="Times New Roman" w:cs="Times New Roman"/>
+        </w:rPr>
+        <w:t>git checkout -b feature/new-feature</w:t>
+      </w:r>
+    </w:p>
+    <w:p>
+      <w:pPr>
+        <w:pBdr>
+          <w:top w:val="single" w:sz="4" w:space="1" w:color="auto"/>
+          <w:left w:val="single" w:sz="4" w:space="4" w:color="auto"/>
+          <w:bottom w:val="single" w:sz="4" w:space="1" w:color="auto"/>
+          <w:right w:val="single" w:sz="4" w:space="4" w:color="auto"/>
+        </w:pBdr>
+        <w:shd w:val="clear" w:color="auto" w:fill="E2EFD9" w:themeFill="accent6" w:themeFillTint="33"/>
+        <w:tabs>
+          <w:tab w:val="left" w:pos="2298"/>
+        </w:tabs>
+        <w:rPr>
+          <w:rFonts w:ascii="Times New Roman" w:hAnsi="Times New Roman" w:cs="Times New Roman"/>
+        </w:rPr>
+      </w:pPr>
+      <w:r>
+        <w:rPr>
+          <w:rFonts w:ascii="Times New Roman" w:hAnsi="Times New Roman" w:cs="Times New Roman"/>
+        </w:rPr>
+        <w:t># Work on feature, commit changes</w:t>
+      </w:r>
+    </w:p>
+    <w:p>
+      <w:pPr>
+        <w:pBdr>
+          <w:top w:val="single" w:sz="4" w:space="1" w:color="auto"/>
+          <w:left w:val="single" w:sz="4" w:space="4" w:color="auto"/>
+          <w:bottom w:val="single" w:sz="4" w:space="1" w:color="auto"/>
+          <w:right w:val="single" w:sz="4" w:space="4" w:color="auto"/>
+        </w:pBdr>
+        <w:shd w:val="clear" w:color="auto" w:fill="E2EFD9" w:themeFill="accent6" w:themeFillTint="33"/>
+        <w:tabs>
+          <w:tab w:val="left" w:pos="2298"/>
+        </w:tabs>
+        <w:rPr>
+          <w:rFonts w:ascii="Times New Roman" w:hAnsi="Times New Roman" w:cs="Times New Roman"/>
+        </w:rPr>
+      </w:pPr>
+      <w:r>
+        <w:rPr>
+          <w:rFonts w:ascii="Times New Roman" w:hAnsi="Times New Roman" w:cs="Times New Roman"/>
+        </w:rPr>
+        <w:t xml:space="preserve">git </w:t>
+      </w:r>
+      <w:proofErr w:type="gramStart"/>
+      <w:r>
+        <w:rPr>
+          <w:rFonts w:ascii="Times New Roman" w:hAnsi="Times New Roman" w:cs="Times New Roman"/>
+        </w:rPr>
+        <w:t>add .</w:t>
+      </w:r>
+      <w:proofErr w:type="gramEnd"/>
+    </w:p>
+    <w:p>
+      <w:pPr>
+        <w:pBdr>
+          <w:top w:val="single" w:sz="4" w:space="1" w:color="auto"/>
+          <w:left w:val="single" w:sz="4" w:space="4" w:color="auto"/>
+          <w:bottom w:val="single" w:sz="4" w:space="1" w:color="auto"/>
+          <w:right w:val="single" w:sz="4" w:space="4" w:color="auto"/>
+        </w:pBdr>
+        <w:shd w:val="clear" w:color="auto" w:fill="E2EFD9" w:themeFill="accent6" w:themeFillTint="33"/>
+        <w:tabs>
+          <w:tab w:val="left" w:pos="2298"/>
+        </w:tabs>
+        <w:rPr>
+          <w:rFonts w:ascii="Times New Roman" w:hAnsi="Times New Roman" w:cs="Times New Roman"/>
+        </w:rPr>
+      </w:pPr>
+      <w:r>
+        <w:rPr>
+          <w:rFonts w:ascii="Times New Roman" w:hAnsi="Times New Roman" w:cs="Times New Roman"/>
+        </w:rPr>
+        <w:t>git commit -m "Implemented new feature"</w:t>
+      </w:r>
+    </w:p>
+    <w:p>
+      <w:pPr>
+        <w:tabs>
+          <w:tab w:val="left" w:pos="2298"/>
+        </w:tabs>
+        <w:rPr>
+          <w:rFonts w:ascii="Times New Roman" w:hAnsi="Times New Roman" w:cs="Times New Roman"/>
+          <w:b/>
+          <w:bCs/>
+          <w:sz w:val="28"/>
+          <w:szCs w:val="28"/>
+        </w:rPr>
+      </w:pPr>
+      <w:r>
+        <w:rPr>
+          <w:rFonts w:ascii="Times New Roman" w:hAnsi="Times New Roman" w:cs="Times New Roman"/>
+          <w:b/>
+          <w:bCs/>
+          <w:sz w:val="28"/>
+          <w:szCs w:val="28"/>
+        </w:rPr>
+        <w:t>After finishing, merge back:</w:t>
+      </w:r>
+    </w:p>
+    <w:p>
+      <w:pPr>
+        <w:pBdr>
+          <w:top w:val="single" w:sz="4" w:space="1" w:color="auto"/>
+          <w:left w:val="single" w:sz="4" w:space="4" w:color="auto"/>
+          <w:bottom w:val="single" w:sz="4" w:space="1" w:color="auto"/>
+          <w:right w:val="single" w:sz="4" w:space="4" w:color="auto"/>
+        </w:pBdr>
+        <w:shd w:val="clear" w:color="auto" w:fill="E2EFD9" w:themeFill="accent6" w:themeFillTint="33"/>
+        <w:tabs>
+          <w:tab w:val="left" w:pos="2298"/>
+        </w:tabs>
+        <w:rPr>
+          <w:rFonts w:ascii="Times New Roman" w:hAnsi="Times New Roman" w:cs="Times New Roman"/>
+          <w:sz w:val="24"/>
+          <w:szCs w:val="24"/>
+        </w:rPr>
+      </w:pPr>
+      <w:r>
+        <w:rPr>
+          <w:rFonts w:ascii="Times New Roman" w:hAnsi="Times New Roman" w:cs="Times New Roman"/>
+          <w:sz w:val="24"/>
+          <w:szCs w:val="24"/>
+        </w:rPr>
+        <w:t xml:space="preserve">git checkout </w:t>
+      </w:r>
+      <w:proofErr w:type="gramStart"/>
+      <w:r>
+        <w:rPr>
+          <w:rFonts w:ascii="Times New Roman" w:hAnsi="Times New Roman" w:cs="Times New Roman"/>
+          <w:sz w:val="24"/>
+          <w:szCs w:val="24"/>
+        </w:rPr>
+        <w:t>develop</w:t>
+      </w:r>
+      <w:proofErr w:type="gramEnd"/>
+    </w:p>
+    <w:p>
+      <w:pPr>
+        <w:pBdr>
+          <w:top w:val="single" w:sz="4" w:space="1" w:color="auto"/>
+          <w:left w:val="single" w:sz="4" w:space="4" w:color="auto"/>
+          <w:bottom w:val="single" w:sz="4" w:space="1" w:color="auto"/>
+          <w:right w:val="single" w:sz="4" w:space="4" w:color="auto"/>
+        </w:pBdr>
+        <w:shd w:val="clear" w:color="auto" w:fill="E2EFD9" w:themeFill="accent6" w:themeFillTint="33"/>
+        <w:tabs>
+          <w:tab w:val="left" w:pos="2298"/>
+        </w:tabs>
+        <w:rPr>
+          <w:rFonts w:ascii="Times New Roman" w:hAnsi="Times New Roman" w:cs="Times New Roman"/>
+          <w:sz w:val="24"/>
+          <w:szCs w:val="24"/>
+        </w:rPr>
+      </w:pPr>
+      <w:r>
+        <w:rPr>
+          <w:rFonts w:ascii="Times New Roman" w:hAnsi="Times New Roman" w:cs="Times New Roman"/>
+          <w:sz w:val="24"/>
+          <w:szCs w:val="24"/>
+        </w:rPr>
+        <w:t>git merge feature/new-feature</w:t>
+      </w:r>
+    </w:p>
+    <w:p>
+      <w:pPr>
+        <w:pBdr>
+          <w:top w:val="single" w:sz="4" w:space="1" w:color="auto"/>
+          <w:left w:val="single" w:sz="4" w:space="4" w:color="auto"/>
+          <w:bottom w:val="single" w:sz="4" w:space="1" w:color="auto"/>
+          <w:right w:val="single" w:sz="4" w:space="4" w:color="auto"/>
+        </w:pBdr>
+        <w:shd w:val="clear" w:color="auto" w:fill="E2EFD9" w:themeFill="accent6" w:themeFillTint="33"/>
+        <w:tabs>
+          <w:tab w:val="left" w:pos="2298"/>
+        </w:tabs>
+        <w:rPr>
+          <w:rFonts w:ascii="Times New Roman" w:hAnsi="Times New Roman" w:cs="Times New Roman"/>
+          <w:sz w:val="24"/>
+          <w:szCs w:val="24"/>
+        </w:rPr>
+      </w:pPr>
+      <w:r>
+        <w:rPr>
+          <w:rFonts w:ascii="Times New Roman" w:hAnsi="Times New Roman" w:cs="Times New Roman"/>
+          <w:sz w:val="24"/>
+          <w:szCs w:val="24"/>
+        </w:rPr>
+        <w:t>git branch -d feature/new-feature</w:t>
+      </w:r>
+    </w:p>
+    <w:p>
+      <w:pPr>
+        <w:pBdr>
+          <w:top w:val="single" w:sz="4" w:space="1" w:color="auto"/>
+          <w:left w:val="single" w:sz="4" w:space="4" w:color="auto"/>
+          <w:bottom w:val="single" w:sz="4" w:space="1" w:color="auto"/>
+          <w:right w:val="single" w:sz="4" w:space="4" w:color="auto"/>
+        </w:pBdr>
+        <w:shd w:val="clear" w:color="auto" w:fill="E2EFD9" w:themeFill="accent6" w:themeFillTint="33"/>
+        <w:tabs>
+          <w:tab w:val="left" w:pos="2298"/>
+        </w:tabs>
+        <w:rPr>
+          <w:rFonts w:ascii="Times New Roman" w:hAnsi="Times New Roman" w:cs="Times New Roman"/>
+          <w:sz w:val="24"/>
+          <w:szCs w:val="24"/>
+        </w:rPr>
+      </w:pPr>
+      <w:r>
+        <w:rPr>
+          <w:rFonts w:ascii="Times New Roman" w:hAnsi="Times New Roman" w:cs="Times New Roman"/>
+          <w:sz w:val="24"/>
+          <w:szCs w:val="24"/>
+        </w:rPr>
+        <w:t>git push origin develop</w:t>
+      </w:r>
+    </w:p>
+    <w:p>
+      <w:pPr>
+        <w:shd w:val="clear" w:color="auto" w:fill="F7CAAC" w:themeFill="accent2" w:themeFillTint="66"/>
+        <w:tabs>
+          <w:tab w:val="left" w:pos="2298"/>
+        </w:tabs>
+        <w:rPr>
+          <w:rFonts w:ascii="Times New Roman" w:hAnsi="Times New Roman" w:cs="Times New Roman"/>
+          <w:b/>
+          <w:bCs/>
+          <w:sz w:val="28"/>
+          <w:szCs w:val="28"/>
+        </w:rPr>
+      </w:pPr>
+      <w:r>
+        <w:rPr>
+          <w:rFonts w:ascii="Times New Roman" w:hAnsi="Times New Roman" w:cs="Times New Roman"/>
+          <w:b/>
+          <w:bCs/>
+          <w:sz w:val="28"/>
+          <w:szCs w:val="28"/>
+        </w:rPr>
+        <w:t>2</w:t>
+      </w:r>
+      <w:r>
+        <w:rPr>
+          <w:rFonts w:ascii="Times New Roman" w:hAnsi="Times New Roman" w:cs="Times New Roman"/>
+          <w:b/>
+          <w:bCs/>
+          <w:sz w:val="28"/>
+          <w:szCs w:val="28"/>
+        </w:rPr>
+        <w:t>️</w:t>
+      </w:r>
+      <w:r>
+        <w:rPr>
+          <w:rFonts w:ascii="Segoe UI Symbol" w:hAnsi="Segoe UI Symbol" w:cs="Segoe UI Symbol"/>
+          <w:b/>
+          <w:bCs/>
+          <w:sz w:val="28"/>
+          <w:szCs w:val="28"/>
+        </w:rPr>
+        <w:t>.</w:t>
+      </w:r>
+      <w:r>
+        <w:rPr>
+          <w:rFonts w:ascii="Times New Roman" w:hAnsi="Times New Roman" w:cs="Times New Roman"/>
+          <w:b/>
+          <w:bCs/>
+          <w:sz w:val="28"/>
+          <w:szCs w:val="28"/>
+        </w:rPr>
+        <w:t xml:space="preserve"> Start</w:t>
+      </w:r>
+      <w:r>
+        <w:rPr>
+          <w:rFonts w:ascii="Times New Roman" w:hAnsi="Times New Roman" w:cs="Times New Roman"/>
+          <w:b/>
+          <w:bCs/>
+          <w:sz w:val="28"/>
+          <w:szCs w:val="28"/>
+        </w:rPr>
+        <w:t xml:space="preserve"> a Release</w:t>
+      </w:r>
+    </w:p>
+    <w:p>
+      <w:pPr>
+        <w:pBdr>
+          <w:top w:val="single" w:sz="4" w:space="1" w:color="auto"/>
+          <w:left w:val="single" w:sz="4" w:space="4" w:color="auto"/>
+          <w:bottom w:val="single" w:sz="4" w:space="1" w:color="auto"/>
+          <w:right w:val="single" w:sz="4" w:space="4" w:color="auto"/>
+        </w:pBdr>
+        <w:shd w:val="clear" w:color="auto" w:fill="E2EFD9" w:themeFill="accent6" w:themeFillTint="33"/>
+        <w:tabs>
+          <w:tab w:val="left" w:pos="2298"/>
+        </w:tabs>
+        <w:rPr>
+          <w:rFonts w:ascii="Times New Roman" w:hAnsi="Times New Roman" w:cs="Times New Roman"/>
+        </w:rPr>
+      </w:pPr>
+      <w:r>
+        <w:rPr>
+          <w:rFonts w:ascii="Times New Roman" w:hAnsi="Times New Roman" w:cs="Times New Roman"/>
+        </w:rPr>
+        <w:t xml:space="preserve">git checkout </w:t>
+      </w:r>
+      <w:proofErr w:type="gramStart"/>
+      <w:r>
+        <w:rPr>
+          <w:rFonts w:ascii="Times New Roman" w:hAnsi="Times New Roman" w:cs="Times New Roman"/>
+        </w:rPr>
+        <w:t>develop</w:t>
+      </w:r>
+      <w:proofErr w:type="gramEnd"/>
+    </w:p>
+    <w:p>
+      <w:pPr>
+        <w:pBdr>
+          <w:top w:val="single" w:sz="4" w:space="1" w:color="auto"/>
+          <w:left w:val="single" w:sz="4" w:space="4" w:color="auto"/>
+          <w:bottom w:val="single" w:sz="4" w:space="1" w:color="auto"/>
+          <w:right w:val="single" w:sz="4" w:space="4" w:color="auto"/>
+        </w:pBdr>
+        <w:shd w:val="clear" w:color="auto" w:fill="E2EFD9" w:themeFill="accent6" w:themeFillTint="33"/>
+        <w:tabs>
+          <w:tab w:val="left" w:pos="2298"/>
+        </w:tabs>
+        <w:rPr>
+          <w:rFonts w:ascii="Times New Roman" w:hAnsi="Times New Roman" w:cs="Times New Roman"/>
+        </w:rPr>
+      </w:pPr>
+      <w:r>
+        <w:rPr>
+          <w:rFonts w:ascii="Times New Roman" w:hAnsi="Times New Roman" w:cs="Times New Roman"/>
+        </w:rPr>
+        <w:t>git checkout -b release/v1.0.0</w:t>
+      </w:r>
+    </w:p>
+    <w:p>
+      <w:pPr>
+        <w:pBdr>
+          <w:top w:val="single" w:sz="4" w:space="1" w:color="auto"/>
+          <w:left w:val="single" w:sz="4" w:space="4" w:color="auto"/>
+          <w:bottom w:val="single" w:sz="4" w:space="1" w:color="auto"/>
+          <w:right w:val="single" w:sz="4" w:space="4" w:color="auto"/>
+        </w:pBdr>
+        <w:shd w:val="clear" w:color="auto" w:fill="E2EFD9" w:themeFill="accent6" w:themeFillTint="33"/>
+        <w:tabs>
+          <w:tab w:val="left" w:pos="2298"/>
+        </w:tabs>
+        <w:rPr>
+          <w:rFonts w:ascii="Times New Roman" w:hAnsi="Times New Roman" w:cs="Times New Roman"/>
+        </w:rPr>
+      </w:pPr>
+      <w:r>
+        <w:rPr>
+          <w:rFonts w:ascii="Times New Roman" w:hAnsi="Times New Roman" w:cs="Times New Roman"/>
+        </w:rPr>
+        <w:t># Perform final testing, bug fixes</w:t>
+      </w:r>
+    </w:p>
+    <w:p>
+      <w:pPr>
+        <w:pBdr>
+          <w:top w:val="single" w:sz="4" w:space="1" w:color="auto"/>
+          <w:left w:val="single" w:sz="4" w:space="4" w:color="auto"/>
+          <w:bottom w:val="single" w:sz="4" w:space="1" w:color="auto"/>
+          <w:right w:val="single" w:sz="4" w:space="4" w:color="auto"/>
+        </w:pBdr>
+        <w:shd w:val="clear" w:color="auto" w:fill="E2EFD9" w:themeFill="accent6" w:themeFillTint="33"/>
+        <w:tabs>
+          <w:tab w:val="left" w:pos="2298"/>
+        </w:tabs>
+        <w:rPr>
+          <w:rFonts w:ascii="Times New Roman" w:hAnsi="Times New Roman" w:cs="Times New Roman"/>
+        </w:rPr>
+      </w:pPr>
+      <w:r>
+        <w:rPr>
+          <w:rFonts w:ascii="Times New Roman" w:hAnsi="Times New Roman" w:cs="Times New Roman"/>
+        </w:rPr>
+        <w:t xml:space="preserve">git </w:t>
+      </w:r>
+      <w:proofErr w:type="gramStart"/>
+      <w:r>
+        <w:rPr>
+          <w:rFonts w:ascii="Times New Roman" w:hAnsi="Times New Roman" w:cs="Times New Roman"/>
+        </w:rPr>
+        <w:t>add .</w:t>
+      </w:r>
+      <w:proofErr w:type="gramEnd"/>
+    </w:p>
+    <w:p>
+      <w:pPr>
+        <w:pBdr>
+          <w:top w:val="single" w:sz="4" w:space="1" w:color="auto"/>
+          <w:left w:val="single" w:sz="4" w:space="4" w:color="auto"/>
+          <w:bottom w:val="single" w:sz="4" w:space="1" w:color="auto"/>
+          <w:right w:val="single" w:sz="4" w:space="4" w:color="auto"/>
+        </w:pBdr>
+        <w:shd w:val="clear" w:color="auto" w:fill="E2EFD9" w:themeFill="accent6" w:themeFillTint="33"/>
+        <w:tabs>
+          <w:tab w:val="left" w:pos="2298"/>
+        </w:tabs>
+        <w:rPr>
+          <w:rFonts w:ascii="Times New Roman" w:hAnsi="Times New Roman" w:cs="Times New Roman"/>
+        </w:rPr>
+      </w:pPr>
+      <w:r>
+        <w:rPr>
+          <w:rFonts w:ascii="Times New Roman" w:hAnsi="Times New Roman" w:cs="Times New Roman"/>
+        </w:rPr>
+        <w:t>git commit -m "Release preparation"</w:t>
+      </w:r>
+    </w:p>
+    <w:p>
+      <w:pPr>
+        <w:tabs>
+          <w:tab w:val="left" w:pos="2298"/>
+        </w:tabs>
+        <w:rPr>
+          <w:rFonts w:ascii="Times New Roman" w:hAnsi="Times New Roman" w:cs="Times New Roman"/>
+          <w:b/>
+          <w:bCs/>
+          <w:sz w:val="24"/>
+          <w:szCs w:val="24"/>
+        </w:rPr>
+      </w:pPr>
+      <w:r>
+        <w:rPr>
+          <w:rFonts w:ascii="Times New Roman" w:hAnsi="Times New Roman" w:cs="Times New Roman"/>
+          <w:b/>
+          <w:bCs/>
+          <w:sz w:val="24"/>
+          <w:szCs w:val="24"/>
+        </w:rPr>
+        <w:t>When ready:</w:t>
+      </w:r>
+    </w:p>
+    <w:p>
+      <w:pPr>
+        <w:shd w:val="clear" w:color="auto" w:fill="E2EFD9" w:themeFill="accent6" w:themeFillTint="33"/>
+        <w:tabs>
+          <w:tab w:val="left" w:pos="2298"/>
+        </w:tabs>
+        <w:rPr>
+          <w:rFonts w:ascii="Times New Roman" w:hAnsi="Times New Roman" w:cs="Times New Roman"/>
+        </w:rPr>
+      </w:pPr>
+      <w:r>
+        <w:rPr>
+          <w:rFonts w:ascii="Times New Roman" w:hAnsi="Times New Roman" w:cs="Times New Roman"/>
+        </w:rPr>
+        <w:t>git checkout main</w:t>
+      </w:r>
+    </w:p>
+    <w:p>
+      <w:pPr>
+        <w:shd w:val="clear" w:color="auto" w:fill="E2EFD9" w:themeFill="accent6" w:themeFillTint="33"/>
+        <w:tabs>
+          <w:tab w:val="left" w:pos="2298"/>
+        </w:tabs>
+        <w:rPr>
+          <w:rFonts w:ascii="Times New Roman" w:hAnsi="Times New Roman" w:cs="Times New Roman"/>
+        </w:rPr>
+      </w:pPr>
+      <w:r>
+        <w:rPr>
+          <w:rFonts w:ascii="Times New Roman" w:hAnsi="Times New Roman" w:cs="Times New Roman"/>
+        </w:rPr>
+        <w:t>git merge release/v1.0.0</w:t>
+      </w:r>
+    </w:p>
+    <w:p>
+      <w:pPr>
+        <w:shd w:val="clear" w:color="auto" w:fill="E2EFD9" w:themeFill="accent6" w:themeFillTint="33"/>
+        <w:tabs>
+          <w:tab w:val="left" w:pos="2298"/>
+        </w:tabs>
+        <w:rPr>
+          <w:rFonts w:ascii="Times New Roman" w:hAnsi="Times New Roman" w:cs="Times New Roman"/>
+        </w:rPr>
+      </w:pPr>
+      <w:r>
+        <w:rPr>
+          <w:rFonts w:ascii="Times New Roman" w:hAnsi="Times New Roman" w:cs="Times New Roman"/>
+        </w:rPr>
+        <w:t xml:space="preserve">git tag </w:t>
+      </w:r>
+      <w:proofErr w:type="gramStart"/>
+      <w:r>
+        <w:rPr>
+          <w:rFonts w:ascii="Times New Roman" w:hAnsi="Times New Roman" w:cs="Times New Roman"/>
+        </w:rPr>
+        <w:t>v1.0.0  #</w:t>
+      </w:r>
+      <w:proofErr w:type="gramEnd"/>
+      <w:r>
+        <w:rPr>
+          <w:rFonts w:ascii="Times New Roman" w:hAnsi="Times New Roman" w:cs="Times New Roman"/>
+        </w:rPr>
+        <w:t xml:space="preserve"> Optional: Tagging the version</w:t>
+      </w:r>
+    </w:p>
+    <w:p>
+      <w:pPr>
+        <w:shd w:val="clear" w:color="auto" w:fill="E2EFD9" w:themeFill="accent6" w:themeFillTint="33"/>
+        <w:tabs>
+          <w:tab w:val="left" w:pos="2298"/>
+        </w:tabs>
+        <w:rPr>
+          <w:rFonts w:ascii="Times New Roman" w:hAnsi="Times New Roman" w:cs="Times New Roman"/>
+        </w:rPr>
+      </w:pPr>
+      <w:r>
+        <w:rPr>
+          <w:rFonts w:ascii="Times New Roman" w:hAnsi="Times New Roman" w:cs="Times New Roman"/>
+        </w:rPr>
+        <w:t>git push origin main --tags</w:t>
+      </w:r>
+    </w:p>
+    <w:p>
+      <w:pPr>
+        <w:shd w:val="clear" w:color="auto" w:fill="FFFFFF" w:themeFill="background1"/>
+        <w:tabs>
+          <w:tab w:val="left" w:pos="2298"/>
+        </w:tabs>
+        <w:rPr>
+          <w:rFonts w:ascii="Times New Roman" w:hAnsi="Times New Roman" w:cs="Times New Roman"/>
+        </w:rPr>
+      </w:pPr>
+    </w:p>
+    <w:p>
+      <w:pPr>
+        <w:shd w:val="clear" w:color="auto" w:fill="FFFFFF" w:themeFill="background1"/>
+        <w:tabs>
+          <w:tab w:val="left" w:pos="2298"/>
+        </w:tabs>
+        <w:rPr>
+          <w:rFonts w:ascii="Times New Roman" w:hAnsi="Times New Roman" w:cs="Times New Roman"/>
+        </w:rPr>
+      </w:pPr>
+    </w:p>
+    <w:p>
+      <w:pPr>
+        <w:shd w:val="clear" w:color="auto" w:fill="FFFFFF" w:themeFill="background1"/>
+        <w:tabs>
+          <w:tab w:val="left" w:pos="2298"/>
+        </w:tabs>
+        <w:rPr>
+          <w:rFonts w:ascii="Times New Roman" w:hAnsi="Times New Roman" w:cs="Times New Roman"/>
+        </w:rPr>
+      </w:pPr>
+    </w:p>
+    <w:p>
+      <w:pPr>
+        <w:shd w:val="clear" w:color="auto" w:fill="FFFFFF" w:themeFill="background1"/>
+        <w:tabs>
+          <w:tab w:val="left" w:pos="2298"/>
+        </w:tabs>
+        <w:rPr>
+          <w:rFonts w:ascii="Times New Roman" w:hAnsi="Times New Roman" w:cs="Times New Roman"/>
+          <w:b/>
+          <w:bCs/>
+          <w:sz w:val="24"/>
+          <w:szCs w:val="24"/>
+        </w:rPr>
+      </w:pPr>
+      <w:r>
+        <w:rPr>
+          <w:rFonts w:ascii="Times New Roman" w:hAnsi="Times New Roman" w:cs="Times New Roman"/>
+          <w:b/>
+          <w:bCs/>
+          <w:sz w:val="24"/>
+          <w:szCs w:val="24"/>
+        </w:rPr>
+        <w:t>Then, merge back into develop:</w:t>
+      </w:r>
+    </w:p>
+    <w:p>
+      <w:pPr>
+        <w:pBdr>
+          <w:top w:val="single" w:sz="4" w:space="1" w:color="auto"/>
+          <w:left w:val="single" w:sz="4" w:space="4" w:color="auto"/>
+          <w:bottom w:val="single" w:sz="4" w:space="1" w:color="auto"/>
+          <w:right w:val="single" w:sz="4" w:space="4" w:color="auto"/>
+        </w:pBdr>
+        <w:shd w:val="clear" w:color="auto" w:fill="E2EFD9" w:themeFill="accent6" w:themeFillTint="33"/>
+        <w:tabs>
+          <w:tab w:val="left" w:pos="2298"/>
+        </w:tabs>
+        <w:rPr>
+          <w:rFonts w:ascii="Times New Roman" w:hAnsi="Times New Roman" w:cs="Times New Roman"/>
+        </w:rPr>
+      </w:pPr>
+      <w:r>
+        <w:rPr>
+          <w:rFonts w:ascii="Times New Roman" w:hAnsi="Times New Roman" w:cs="Times New Roman"/>
+        </w:rPr>
+        <w:t xml:space="preserve">git checkout </w:t>
+      </w:r>
+      <w:proofErr w:type="gramStart"/>
+      <w:r>
+        <w:rPr>
+          <w:rFonts w:ascii="Times New Roman" w:hAnsi="Times New Roman" w:cs="Times New Roman"/>
+        </w:rPr>
+        <w:t>develop</w:t>
+      </w:r>
+      <w:proofErr w:type="gramEnd"/>
+    </w:p>
+    <w:p>
+      <w:pPr>
+        <w:pBdr>
+          <w:top w:val="single" w:sz="4" w:space="1" w:color="auto"/>
+          <w:left w:val="single" w:sz="4" w:space="4" w:color="auto"/>
+          <w:bottom w:val="single" w:sz="4" w:space="1" w:color="auto"/>
+          <w:right w:val="single" w:sz="4" w:space="4" w:color="auto"/>
+        </w:pBdr>
+        <w:shd w:val="clear" w:color="auto" w:fill="E2EFD9" w:themeFill="accent6" w:themeFillTint="33"/>
+        <w:tabs>
+          <w:tab w:val="left" w:pos="2298"/>
+        </w:tabs>
+        <w:rPr>
+          <w:rFonts w:ascii="Times New Roman" w:hAnsi="Times New Roman" w:cs="Times New Roman"/>
+        </w:rPr>
+      </w:pPr>
+      <w:r>
+        <w:rPr>
+          <w:rFonts w:ascii="Times New Roman" w:hAnsi="Times New Roman" w:cs="Times New Roman"/>
+        </w:rPr>
+        <w:t>git merge release/v1.0.0</w:t>
+      </w:r>
+    </w:p>
+    <w:p>
+      <w:pPr>
+        <w:pBdr>
+          <w:top w:val="single" w:sz="4" w:space="1" w:color="auto"/>
+          <w:left w:val="single" w:sz="4" w:space="4" w:color="auto"/>
+          <w:bottom w:val="single" w:sz="4" w:space="1" w:color="auto"/>
+          <w:right w:val="single" w:sz="4" w:space="4" w:color="auto"/>
+        </w:pBdr>
+        <w:shd w:val="clear" w:color="auto" w:fill="E2EFD9" w:themeFill="accent6" w:themeFillTint="33"/>
+        <w:tabs>
+          <w:tab w:val="left" w:pos="2298"/>
+        </w:tabs>
+        <w:rPr>
+          <w:rFonts w:ascii="Times New Roman" w:hAnsi="Times New Roman" w:cs="Times New Roman"/>
+        </w:rPr>
+      </w:pPr>
+      <w:r>
+        <w:rPr>
+          <w:rFonts w:ascii="Times New Roman" w:hAnsi="Times New Roman" w:cs="Times New Roman"/>
+        </w:rPr>
+        <w:t>git branch -d release/v1.0.0</w:t>
+      </w:r>
+    </w:p>
+    <w:p>
+      <w:pPr>
+        <w:pBdr>
+          <w:top w:val="single" w:sz="4" w:space="1" w:color="auto"/>
+          <w:left w:val="single" w:sz="4" w:space="4" w:color="auto"/>
+          <w:bottom w:val="single" w:sz="4" w:space="1" w:color="auto"/>
+          <w:right w:val="single" w:sz="4" w:space="4" w:color="auto"/>
+        </w:pBdr>
+        <w:shd w:val="clear" w:color="auto" w:fill="E2EFD9" w:themeFill="accent6" w:themeFillTint="33"/>
+        <w:tabs>
+          <w:tab w:val="left" w:pos="2298"/>
+        </w:tabs>
+        <w:rPr>
+          <w:rFonts w:ascii="Times New Roman" w:hAnsi="Times New Roman" w:cs="Times New Roman"/>
+        </w:rPr>
+      </w:pPr>
+      <w:r>
+        <w:rPr>
+          <w:rFonts w:ascii="Times New Roman" w:hAnsi="Times New Roman" w:cs="Times New Roman"/>
+        </w:rPr>
+        <w:t>git push origin develop</w:t>
+      </w:r>
+    </w:p>
+    <w:p>
+      <w:pPr>
+        <w:shd w:val="clear" w:color="auto" w:fill="F4B083" w:themeFill="accent2" w:themeFillTint="99"/>
+        <w:tabs>
+          <w:tab w:val="left" w:pos="2298"/>
+        </w:tabs>
+        <w:rPr>
+          <w:rFonts w:ascii="Times New Roman" w:hAnsi="Times New Roman" w:cs="Times New Roman"/>
+          <w:b/>
+          <w:bCs/>
+          <w:sz w:val="24"/>
+          <w:szCs w:val="24"/>
+        </w:rPr>
+      </w:pPr>
+      <w:r>
+        <w:rPr>
+          <w:rFonts w:ascii="Times New Roman" w:hAnsi="Times New Roman" w:cs="Times New Roman"/>
+          <w:b/>
+          <w:bCs/>
+          <w:sz w:val="24"/>
+          <w:szCs w:val="24"/>
+        </w:rPr>
+        <w:t>3</w:t>
+      </w:r>
+      <w:r>
+        <w:rPr>
+          <w:rFonts w:ascii="Times New Roman" w:hAnsi="Times New Roman" w:cs="Times New Roman"/>
+          <w:b/>
+          <w:bCs/>
+          <w:sz w:val="24"/>
+          <w:szCs w:val="24"/>
+        </w:rPr>
+        <w:t>️. Hotfix</w:t>
+      </w:r>
+      <w:r>
+        <w:rPr>
+          <w:rFonts w:ascii="Times New Roman" w:hAnsi="Times New Roman" w:cs="Times New Roman"/>
+          <w:b/>
+          <w:bCs/>
+          <w:sz w:val="24"/>
+          <w:szCs w:val="24"/>
+        </w:rPr>
+        <w:t xml:space="preserve"> an Issue in Production</w:t>
+      </w:r>
+    </w:p>
+    <w:p>
+      <w:pPr>
+        <w:pBdr>
+          <w:top w:val="single" w:sz="4" w:space="1" w:color="auto"/>
+          <w:left w:val="single" w:sz="4" w:space="4" w:color="auto"/>
+          <w:bottom w:val="single" w:sz="4" w:space="1" w:color="auto"/>
+          <w:right w:val="single" w:sz="4" w:space="4" w:color="auto"/>
+        </w:pBdr>
+        <w:shd w:val="clear" w:color="auto" w:fill="C5E0B3" w:themeFill="accent6" w:themeFillTint="66"/>
+        <w:tabs>
+          <w:tab w:val="left" w:pos="2298"/>
+        </w:tabs>
+        <w:rPr>
+          <w:rFonts w:ascii="Times New Roman" w:hAnsi="Times New Roman" w:cs="Times New Roman"/>
+        </w:rPr>
+      </w:pPr>
+      <w:r>
+        <w:rPr>
+          <w:rFonts w:ascii="Times New Roman" w:hAnsi="Times New Roman" w:cs="Times New Roman"/>
+        </w:rPr>
+        <w:t>git checkout main</w:t>
+      </w:r>
+    </w:p>
+    <w:p>
+      <w:pPr>
+        <w:pBdr>
+          <w:top w:val="single" w:sz="4" w:space="1" w:color="auto"/>
+          <w:left w:val="single" w:sz="4" w:space="4" w:color="auto"/>
+          <w:bottom w:val="single" w:sz="4" w:space="1" w:color="auto"/>
+          <w:right w:val="single" w:sz="4" w:space="4" w:color="auto"/>
+        </w:pBdr>
+        <w:shd w:val="clear" w:color="auto" w:fill="C5E0B3" w:themeFill="accent6" w:themeFillTint="66"/>
+        <w:tabs>
+          <w:tab w:val="left" w:pos="2298"/>
+        </w:tabs>
+        <w:rPr>
+          <w:rFonts w:ascii="Times New Roman" w:hAnsi="Times New Roman" w:cs="Times New Roman"/>
+        </w:rPr>
+      </w:pPr>
+      <w:r>
+        <w:rPr>
+          <w:rFonts w:ascii="Times New Roman" w:hAnsi="Times New Roman" w:cs="Times New Roman"/>
+        </w:rPr>
+        <w:t>git checkout -b hotfix/critical-bug</w:t>
+      </w:r>
+    </w:p>
+    <w:p>
+      <w:pPr>
+        <w:tabs>
+          <w:tab w:val="left" w:pos="2298"/>
+        </w:tabs>
+        <w:rPr>
+          <w:rFonts w:ascii="Times New Roman" w:hAnsi="Times New Roman" w:cs="Times New Roman"/>
+          <w:b/>
+          <w:bCs/>
+          <w:sz w:val="24"/>
+          <w:szCs w:val="24"/>
+        </w:rPr>
+      </w:pPr>
+      <w:r>
+        <w:rPr>
+          <w:rFonts w:ascii="Times New Roman" w:hAnsi="Times New Roman" w:cs="Times New Roman"/>
+          <w:b/>
+          <w:bCs/>
+          <w:sz w:val="24"/>
+          <w:szCs w:val="24"/>
+        </w:rPr>
+        <w:t># Fix the bug</w:t>
+      </w:r>
+    </w:p>
+    <w:p>
+      <w:pPr>
+        <w:pBdr>
+          <w:top w:val="single" w:sz="4" w:space="1" w:color="auto"/>
+          <w:left w:val="single" w:sz="4" w:space="4" w:color="auto"/>
+          <w:bottom w:val="single" w:sz="4" w:space="1" w:color="auto"/>
+          <w:right w:val="single" w:sz="4" w:space="4" w:color="auto"/>
+        </w:pBdr>
+        <w:shd w:val="clear" w:color="auto" w:fill="C5E0B3" w:themeFill="accent6" w:themeFillTint="66"/>
+        <w:tabs>
+          <w:tab w:val="left" w:pos="2298"/>
+        </w:tabs>
+        <w:rPr>
+          <w:rFonts w:ascii="Times New Roman" w:hAnsi="Times New Roman" w:cs="Times New Roman"/>
+        </w:rPr>
+      </w:pPr>
+      <w:r>
+        <w:rPr>
+          <w:rFonts w:ascii="Times New Roman" w:hAnsi="Times New Roman" w:cs="Times New Roman"/>
+        </w:rPr>
+        <w:t xml:space="preserve">git </w:t>
+      </w:r>
+      <w:proofErr w:type="gramStart"/>
+      <w:r>
+        <w:rPr>
+          <w:rFonts w:ascii="Times New Roman" w:hAnsi="Times New Roman" w:cs="Times New Roman"/>
+        </w:rPr>
+        <w:t>add .</w:t>
+      </w:r>
+      <w:proofErr w:type="gramEnd"/>
+    </w:p>
+    <w:p>
+      <w:pPr>
+        <w:pBdr>
+          <w:top w:val="single" w:sz="4" w:space="1" w:color="auto"/>
+          <w:left w:val="single" w:sz="4" w:space="4" w:color="auto"/>
+          <w:bottom w:val="single" w:sz="4" w:space="1" w:color="auto"/>
+          <w:right w:val="single" w:sz="4" w:space="4" w:color="auto"/>
+        </w:pBdr>
+        <w:shd w:val="clear" w:color="auto" w:fill="C5E0B3" w:themeFill="accent6" w:themeFillTint="66"/>
+        <w:tabs>
+          <w:tab w:val="left" w:pos="2298"/>
+        </w:tabs>
+        <w:rPr>
+          <w:rFonts w:ascii="Times New Roman" w:hAnsi="Times New Roman" w:cs="Times New Roman"/>
+        </w:rPr>
+      </w:pPr>
+      <w:r>
+        <w:rPr>
+          <w:rFonts w:ascii="Times New Roman" w:hAnsi="Times New Roman" w:cs="Times New Roman"/>
+        </w:rPr>
+        <w:t>git commit -m "Fixed critical bug"</w:t>
+      </w:r>
+    </w:p>
+    <w:p>
+      <w:pPr>
+        <w:pBdr>
+          <w:top w:val="single" w:sz="4" w:space="1" w:color="auto"/>
+          <w:left w:val="single" w:sz="4" w:space="4" w:color="auto"/>
+          <w:bottom w:val="single" w:sz="4" w:space="1" w:color="auto"/>
+          <w:right w:val="single" w:sz="4" w:space="4" w:color="auto"/>
+        </w:pBdr>
+        <w:shd w:val="clear" w:color="auto" w:fill="C5E0B3" w:themeFill="accent6" w:themeFillTint="66"/>
+        <w:tabs>
+          <w:tab w:val="left" w:pos="2298"/>
+        </w:tabs>
+        <w:rPr>
+          <w:rFonts w:ascii="Times New Roman" w:hAnsi="Times New Roman" w:cs="Times New Roman"/>
+        </w:rPr>
+      </w:pPr>
+      <w:r>
+        <w:rPr>
+          <w:rFonts w:ascii="Times New Roman" w:hAnsi="Times New Roman" w:cs="Times New Roman"/>
+        </w:rPr>
+        <w:t>git checkout main</w:t>
+      </w:r>
+    </w:p>
+    <w:p>
+      <w:pPr>
+        <w:pBdr>
+          <w:top w:val="single" w:sz="4" w:space="1" w:color="auto"/>
+          <w:left w:val="single" w:sz="4" w:space="4" w:color="auto"/>
+          <w:bottom w:val="single" w:sz="4" w:space="1" w:color="auto"/>
+          <w:right w:val="single" w:sz="4" w:space="4" w:color="auto"/>
+        </w:pBdr>
+        <w:shd w:val="clear" w:color="auto" w:fill="C5E0B3" w:themeFill="accent6" w:themeFillTint="66"/>
+        <w:tabs>
+          <w:tab w:val="left" w:pos="2298"/>
+        </w:tabs>
+        <w:rPr>
+          <w:rFonts w:ascii="Times New Roman" w:hAnsi="Times New Roman" w:cs="Times New Roman"/>
+        </w:rPr>
+      </w:pPr>
+      <w:r>
+        <w:rPr>
+          <w:rFonts w:ascii="Times New Roman" w:hAnsi="Times New Roman" w:cs="Times New Roman"/>
+        </w:rPr>
+        <w:t>git merge hotfix/critical-bug</w:t>
+      </w:r>
+    </w:p>
+    <w:p>
+      <w:pPr>
+        <w:pBdr>
+          <w:top w:val="single" w:sz="4" w:space="1" w:color="auto"/>
+          <w:left w:val="single" w:sz="4" w:space="4" w:color="auto"/>
+          <w:bottom w:val="single" w:sz="4" w:space="1" w:color="auto"/>
+          <w:right w:val="single" w:sz="4" w:space="4" w:color="auto"/>
+        </w:pBdr>
+        <w:shd w:val="clear" w:color="auto" w:fill="C5E0B3" w:themeFill="accent6" w:themeFillTint="66"/>
+        <w:tabs>
+          <w:tab w:val="left" w:pos="2298"/>
+        </w:tabs>
+        <w:rPr>
+          <w:rFonts w:ascii="Times New Roman" w:hAnsi="Times New Roman" w:cs="Times New Roman"/>
+        </w:rPr>
+      </w:pPr>
+      <w:r>
+        <w:rPr>
+          <w:rFonts w:ascii="Times New Roman" w:hAnsi="Times New Roman" w:cs="Times New Roman"/>
+        </w:rPr>
+        <w:t xml:space="preserve">git checkout </w:t>
+      </w:r>
+      <w:proofErr w:type="gramStart"/>
+      <w:r>
+        <w:rPr>
+          <w:rFonts w:ascii="Times New Roman" w:hAnsi="Times New Roman" w:cs="Times New Roman"/>
+        </w:rPr>
+        <w:t>develop</w:t>
+      </w:r>
+      <w:proofErr w:type="gramEnd"/>
+    </w:p>
+    <w:p>
+      <w:pPr>
+        <w:pBdr>
+          <w:top w:val="single" w:sz="4" w:space="1" w:color="auto"/>
+          <w:left w:val="single" w:sz="4" w:space="4" w:color="auto"/>
+          <w:bottom w:val="single" w:sz="4" w:space="1" w:color="auto"/>
+          <w:right w:val="single" w:sz="4" w:space="4" w:color="auto"/>
+        </w:pBdr>
+        <w:shd w:val="clear" w:color="auto" w:fill="C5E0B3" w:themeFill="accent6" w:themeFillTint="66"/>
+        <w:tabs>
+          <w:tab w:val="left" w:pos="2298"/>
+        </w:tabs>
+        <w:rPr>
+          <w:rFonts w:ascii="Times New Roman" w:hAnsi="Times New Roman" w:cs="Times New Roman"/>
+        </w:rPr>
+      </w:pPr>
+      <w:r>
+        <w:rPr>
+          <w:rFonts w:ascii="Times New Roman" w:hAnsi="Times New Roman" w:cs="Times New Roman"/>
+        </w:rPr>
+        <w:t>git merge hotfix/critical-bug</w:t>
+      </w:r>
+    </w:p>
+    <w:p>
+      <w:pPr>
+        <w:pBdr>
+          <w:top w:val="single" w:sz="4" w:space="1" w:color="auto"/>
+          <w:left w:val="single" w:sz="4" w:space="4" w:color="auto"/>
+          <w:bottom w:val="single" w:sz="4" w:space="1" w:color="auto"/>
+          <w:right w:val="single" w:sz="4" w:space="4" w:color="auto"/>
+        </w:pBdr>
+        <w:shd w:val="clear" w:color="auto" w:fill="C5E0B3" w:themeFill="accent6" w:themeFillTint="66"/>
+        <w:tabs>
+          <w:tab w:val="left" w:pos="2298"/>
+        </w:tabs>
+        <w:rPr>
+          <w:rFonts w:ascii="Times New Roman" w:hAnsi="Times New Roman" w:cs="Times New Roman"/>
+        </w:rPr>
+      </w:pPr>
+      <w:r>
+        <w:rPr>
+          <w:rFonts w:ascii="Times New Roman" w:hAnsi="Times New Roman" w:cs="Times New Roman"/>
+        </w:rPr>
+        <w:t>git branch -d hotfix/critical-bug</w:t>
+      </w:r>
+    </w:p>
+    <w:p>
+      <w:pPr>
+        <w:pBdr>
+          <w:top w:val="single" w:sz="4" w:space="1" w:color="auto"/>
+          <w:left w:val="single" w:sz="4" w:space="4" w:color="auto"/>
+          <w:bottom w:val="single" w:sz="4" w:space="1" w:color="auto"/>
+          <w:right w:val="single" w:sz="4" w:space="4" w:color="auto"/>
+        </w:pBdr>
+        <w:shd w:val="clear" w:color="auto" w:fill="C5E0B3" w:themeFill="accent6" w:themeFillTint="66"/>
+        <w:tabs>
+          <w:tab w:val="left" w:pos="2298"/>
+        </w:tabs>
+        <w:rPr>
+          <w:rFonts w:ascii="Times New Roman" w:hAnsi="Times New Roman" w:cs="Times New Roman"/>
+        </w:rPr>
+      </w:pPr>
+      <w:r>
+        <w:rPr>
+          <w:rFonts w:ascii="Times New Roman" w:hAnsi="Times New Roman" w:cs="Times New Roman"/>
+        </w:rPr>
+        <w:t>git push origin main develop</w:t>
+      </w:r>
+    </w:p>
     <w:sectPr>
       <w:pgSz w:w="11906" w:h="16838"/>
       <w:pgMar w:top="425" w:right="567" w:bottom="425" w:left="709" w:header="708" w:footer="708" w:gutter="0"/>
@@ -12406,6 +14243,123 @@
     </w:lvl>
   </w:abstractNum>
   <w:abstractNum w:abstractNumId="11" w15:restartNumberingAfterBreak="0">
+    <w:nsid w:val="400D02B8"/>
+    <w:multiLevelType w:val="multilevel"/>
+    <w:tmpl w:val="140C54CA"/>
+    <w:lvl w:ilvl="0">
+      <w:start w:val="1"/>
+      <w:numFmt w:val="decimal"/>
+      <w:lvlText w:val="%1."/>
+      <w:lvlJc w:val="left"/>
+      <w:pPr>
+        <w:tabs>
+          <w:tab w:val="num" w:pos="720"/>
+        </w:tabs>
+        <w:ind w:left="720" w:hanging="360"/>
+      </w:pPr>
+    </w:lvl>
+    <w:lvl w:ilvl="1">
+      <w:start w:val="1"/>
+      <w:numFmt w:val="bullet"/>
+      <w:lvlText w:val="o"/>
+      <w:lvlJc w:val="left"/>
+      <w:pPr>
+        <w:tabs>
+          <w:tab w:val="num" w:pos="1440"/>
+        </w:tabs>
+        <w:ind w:left="1440" w:hanging="360"/>
+      </w:pPr>
+      <w:rPr>
+        <w:rFonts w:ascii="Courier New" w:hAnsi="Courier New" w:hint="default"/>
+        <w:sz w:val="20"/>
+      </w:rPr>
+    </w:lvl>
+    <w:lvl w:ilvl="2" w:tentative="1">
+      <w:start w:val="1"/>
+      <w:numFmt w:val="decimal"/>
+      <w:lvlText w:val="%3."/>
+      <w:lvlJc w:val="left"/>
+      <w:pPr>
+        <w:tabs>
+          <w:tab w:val="num" w:pos="2160"/>
+        </w:tabs>
+        <w:ind w:left="2160" w:hanging="360"/>
+      </w:pPr>
+    </w:lvl>
+    <w:lvl w:ilvl="3" w:tentative="1">
+      <w:start w:val="1"/>
+      <w:numFmt w:val="decimal"/>
+      <w:lvlText w:val="%4."/>
+      <w:lvlJc w:val="left"/>
+      <w:pPr>
+        <w:tabs>
+          <w:tab w:val="num" w:pos="2880"/>
+        </w:tabs>
+        <w:ind w:left="2880" w:hanging="360"/>
+      </w:pPr>
+    </w:lvl>
+    <w:lvl w:ilvl="4" w:tentative="1">
+      <w:start w:val="1"/>
+      <w:numFmt w:val="decimal"/>
+      <w:lvlText w:val="%5."/>
+      <w:lvlJc w:val="left"/>
+      <w:pPr>
+        <w:tabs>
+          <w:tab w:val="num" w:pos="3600"/>
+        </w:tabs>
+        <w:ind w:left="3600" w:hanging="360"/>
+      </w:pPr>
+    </w:lvl>
+    <w:lvl w:ilvl="5" w:tentative="1">
+      <w:start w:val="1"/>
+      <w:numFmt w:val="decimal"/>
+      <w:lvlText w:val="%6."/>
+      <w:lvlJc w:val="left"/>
+      <w:pPr>
+        <w:tabs>
+          <w:tab w:val="num" w:pos="4320"/>
+        </w:tabs>
+        <w:ind w:left="4320" w:hanging="360"/>
+      </w:pPr>
+    </w:lvl>
+    <w:lvl w:ilvl="6" w:tentative="1">
+      <w:start w:val="1"/>
+      <w:numFmt w:val="decimal"/>
+      <w:lvlText w:val="%7."/>
+      <w:lvlJc w:val="left"/>
+      <w:pPr>
+        <w:tabs>
+          <w:tab w:val="num" w:pos="5040"/>
+        </w:tabs>
+        <w:ind w:left="5040" w:hanging="360"/>
+      </w:pPr>
+    </w:lvl>
+    <w:lvl w:ilvl="7" w:tentative="1">
+      <w:start w:val="1"/>
+      <w:numFmt w:val="decimal"/>
+      <w:lvlText w:val="%8."/>
+      <w:lvlJc w:val="left"/>
+      <w:pPr>
+        <w:tabs>
+          <w:tab w:val="num" w:pos="5760"/>
+        </w:tabs>
+        <w:ind w:left="5760" w:hanging="360"/>
+      </w:pPr>
+    </w:lvl>
+    <w:lvl w:ilvl="8" w:tentative="1">
+      <w:start w:val="1"/>
+      <w:numFmt w:val="decimal"/>
+      <w:lvlText w:val="%9."/>
+      <w:lvlJc w:val="left"/>
+      <w:pPr>
+        <w:tabs>
+          <w:tab w:val="num" w:pos="6480"/>
+        </w:tabs>
+        <w:ind w:left="6480" w:hanging="360"/>
+      </w:pPr>
+    </w:lvl>
+  </w:abstractNum>
+  <w:abstractNum w:abstractNumId="12" w15:restartNumberingAfterBreak="0">
     <w:nsid w:val="458658B0"/>
     <w:multiLevelType w:val="multilevel"/>
     <w:tmpl w:val="62C21E26"/>
@@ -12554,7 +14508,7 @@
       </w:rPr>
     </w:lvl>
   </w:abstractNum>
-  <w:abstractNum w:abstractNumId="12" w15:restartNumberingAfterBreak="0">
+  <w:abstractNum w:abstractNumId="13" w15:restartNumberingAfterBreak="0">
     <w:nsid w:val="48C61717"/>
     <w:multiLevelType w:val="multilevel"/>
     <w:tmpl w:val="F198057C"/>
@@ -12667,7 +14621,7 @@
       </w:pPr>
     </w:lvl>
   </w:abstractNum>
-  <w:abstractNum w:abstractNumId="13" w15:restartNumberingAfterBreak="0">
+  <w:abstractNum w:abstractNumId="14" w15:restartNumberingAfterBreak="0">
     <w:nsid w:val="73C06C86"/>
     <w:multiLevelType w:val="multilevel"/>
     <w:tmpl w:val="41629950"/>
@@ -12816,7 +14770,7 @@
       </w:rPr>
     </w:lvl>
   </w:abstractNum>
-  <w:abstractNum w:abstractNumId="14" w15:restartNumberingAfterBreak="0">
+  <w:abstractNum w:abstractNumId="15" w15:restartNumberingAfterBreak="0">
     <w:nsid w:val="745E021B"/>
     <w:multiLevelType w:val="multilevel"/>
     <w:tmpl w:val="E2CAFB48"/>
@@ -12965,7 +14919,7 @@
       </w:rPr>
     </w:lvl>
   </w:abstractNum>
-  <w:abstractNum w:abstractNumId="15" w15:restartNumberingAfterBreak="0">
+  <w:abstractNum w:abstractNumId="16" w15:restartNumberingAfterBreak="0">
     <w:nsid w:val="746F2344"/>
     <w:multiLevelType w:val="multilevel"/>
     <w:tmpl w:val="444A5646"/>
@@ -13114,7 +15068,7 @@
       </w:rPr>
     </w:lvl>
   </w:abstractNum>
-  <w:abstractNum w:abstractNumId="16" w15:restartNumberingAfterBreak="0">
+  <w:abstractNum w:abstractNumId="17" w15:restartNumberingAfterBreak="0">
     <w:nsid w:val="7E6E19E2"/>
     <w:multiLevelType w:val="multilevel"/>
     <w:tmpl w:val="56904166"/>
@@ -13263,7 +15217,7 @@
       </w:rPr>
     </w:lvl>
   </w:abstractNum>
-  <w:abstractNum w:abstractNumId="17" w15:restartNumberingAfterBreak="0">
+  <w:abstractNum w:abstractNumId="18" w15:restartNumberingAfterBreak="0">
     <w:nsid w:val="7FA93B0F"/>
     <w:multiLevelType w:val="multilevel"/>
     <w:tmpl w:val="C8667490"/>
@@ -13383,7 +15337,7 @@
     <w:abstractNumId w:val="6"/>
   </w:num>
   <w:num w:numId="3" w16cid:durableId="620571845">
-    <w:abstractNumId w:val="17"/>
+    <w:abstractNumId w:val="18"/>
   </w:num>
   <w:num w:numId="4" w16cid:durableId="1012072675">
     <w:abstractNumId w:val="5"/>
@@ -13398,19 +15352,19 @@
     <w:abstractNumId w:val="10"/>
   </w:num>
   <w:num w:numId="8" w16cid:durableId="1593514282">
-    <w:abstractNumId w:val="12"/>
+    <w:abstractNumId w:val="13"/>
   </w:num>
   <w:num w:numId="9" w16cid:durableId="1158837310">
-    <w:abstractNumId w:val="14"/>
+    <w:abstractNumId w:val="15"/>
   </w:num>
   <w:num w:numId="10" w16cid:durableId="883561628">
     <w:abstractNumId w:val="7"/>
   </w:num>
   <w:num w:numId="11" w16cid:durableId="213809607">
-    <w:abstractNumId w:val="13"/>
+    <w:abstractNumId w:val="14"/>
   </w:num>
   <w:num w:numId="12" w16cid:durableId="94985437">
-    <w:abstractNumId w:val="11"/>
+    <w:abstractNumId w:val="12"/>
   </w:num>
   <w:num w:numId="13" w16cid:durableId="2102753899">
     <w:abstractNumId w:val="2"/>
@@ -13422,13 +15376,16 @@
     <w:abstractNumId w:val="0"/>
   </w:num>
   <w:num w:numId="16" w16cid:durableId="583807871">
-    <w:abstractNumId w:val="15"/>
+    <w:abstractNumId w:val="16"/>
   </w:num>
   <w:num w:numId="17" w16cid:durableId="933703236">
-    <w:abstractNumId w:val="16"/>
+    <w:abstractNumId w:val="17"/>
   </w:num>
   <w:num w:numId="18" w16cid:durableId="29109041">
     <w:abstractNumId w:val="3"/>
+  </w:num>
+  <w:num w:numId="19" w16cid:durableId="732125005">
+    <w:abstractNumId w:val="11"/>
   </w:num>
 </w:numbering>
 </file>
